--- a/000upd.exe.docx
+++ b/000upd.exe.docx
@@ -1,6 +1,6 @@
 
 <file path=word/document.xml><?xml version="1.0" encoding="utf-8"?>
-<w:document xmlns:wpc="http://schemas.microsoft.com/office/word/2010/wordprocessingCanvas" xmlns:mc="http://schemas.openxmlformats.org/markup-compatibility/2006" xmlns:o="urn:schemas-microsoft-com:office:office" xmlns:r="http://schemas.openxmlformats.org/officeDocument/2006/relationships" xmlns:m="http://schemas.openxmlformats.org/officeDocument/2006/math" xmlns:v="urn:schemas-microsoft-com:vml" xmlns:wp14="http://schemas.microsoft.com/office/word/2010/wordprocessingDrawing" xmlns:wp="http://schemas.openxmlformats.org/drawingml/2006/wordprocessingDrawing" xmlns:w10="urn:schemas-microsoft-com:office:word" xmlns:w="http://schemas.openxmlformats.org/wordprocessingml/2006/main" xmlns:w14="http://schemas.microsoft.com/office/word/2010/wordml" xmlns:wpg="http://schemas.microsoft.com/office/word/2010/wordprocessingGroup" xmlns:wpi="http://schemas.microsoft.com/office/word/2010/wordprocessingInk" xmlns:wne="http://schemas.microsoft.com/office/word/2006/wordml" xmlns:wps="http://schemas.microsoft.com/office/word/2010/wordprocessingShape" mc:Ignorable="w14 wp14">
+<w:document xmlns:wpc="http://schemas.microsoft.com/office/word/2010/wordprocessingCanvas" xmlns:cx="http://schemas.microsoft.com/office/drawing/2014/chartex" xmlns:cx1="http://schemas.microsoft.com/office/drawing/2015/9/8/chartex" xmlns:cx2="http://schemas.microsoft.com/office/drawing/2015/10/21/chartex" xmlns:cx3="http://schemas.microsoft.com/office/drawing/2016/5/9/chartex" xmlns:cx4="http://schemas.microsoft.com/office/drawing/2016/5/10/chartex" xmlns:cx5="http://schemas.microsoft.com/office/drawing/2016/5/11/chartex" xmlns:cx6="http://schemas.microsoft.com/office/drawing/2016/5/12/chartex" xmlns:cx7="http://schemas.microsoft.com/office/drawing/2016/5/13/chartex" xmlns:cx8="http://schemas.microsoft.com/office/drawing/2016/5/14/chartex" xmlns:mc="http://schemas.openxmlformats.org/markup-compatibility/2006" xmlns:aink="http://schemas.microsoft.com/office/drawing/2016/ink" xmlns:am3d="http://schemas.microsoft.com/office/drawing/2017/model3d" xmlns:o="urn:schemas-microsoft-com:office:office" xmlns:r="http://schemas.openxmlformats.org/officeDocument/2006/relationships" xmlns:m="http://schemas.openxmlformats.org/officeDocument/2006/math" xmlns:v="urn:schemas-microsoft-com:vml" xmlns:wp14="http://schemas.microsoft.com/office/word/2010/wordprocessingDrawing" xmlns:wp="http://schemas.openxmlformats.org/drawingml/2006/wordprocessingDrawing" xmlns:w10="urn:schemas-microsoft-com:office:word" xmlns:w="http://schemas.openxmlformats.org/wordprocessingml/2006/main" xmlns:w14="http://schemas.microsoft.com/office/word/2010/wordml" xmlns:w15="http://schemas.microsoft.com/office/word/2012/wordml" xmlns:w16cid="http://schemas.microsoft.com/office/word/2016/wordml/cid" xmlns:w16se="http://schemas.microsoft.com/office/word/2015/wordml/symex" xmlns:wpg="http://schemas.microsoft.com/office/word/2010/wordprocessingGroup" xmlns:wpi="http://schemas.microsoft.com/office/word/2010/wordprocessingInk" xmlns:wne="http://schemas.microsoft.com/office/word/2006/wordml" xmlns:wps="http://schemas.microsoft.com/office/word/2010/wordprocessingShape" mc:Ignorable="w14 w15 w16se w16cid wp14">
   <w:body>
     <w:p>
       <w:pPr>
@@ -39,7 +39,7 @@
                     </pic:cNvPicPr>
                   </pic:nvPicPr>
                   <pic:blipFill>
-                    <a:blip r:embed="rId9">
+                    <a:blip r:embed="rId8">
                       <a:extLst>
                         <a:ext uri="{28A0092B-C50C-407E-A947-70E740481C1C}">
                           <a14:useLocalDpi xmlns:a14="http://schemas.microsoft.com/office/drawing/2010/main" val="0"/>
@@ -244,14 +244,12 @@
                 <w:b/>
               </w:rPr>
             </w:pPr>
-            <w:proofErr w:type="gramStart"/>
             <w:r>
               <w:rPr>
                 <w:b/>
               </w:rPr>
               <w:t>ИНДИВИДУАЛЬНЫЙ ПРОЕКТ</w:t>
             </w:r>
-            <w:proofErr w:type="gramEnd"/>
           </w:p>
           <w:p>
             <w:pPr>
@@ -340,21 +338,7 @@
               <w:rPr>
                 <w:vertAlign w:val="superscript"/>
               </w:rPr>
-              <w:t xml:space="preserve">(название </w:t>
-            </w:r>
-            <w:proofErr w:type="gramStart"/>
-            <w:r>
-              <w:rPr>
-                <w:vertAlign w:val="superscript"/>
-              </w:rPr>
-              <w:t>индивидуального проекта</w:t>
-            </w:r>
-            <w:proofErr w:type="gramEnd"/>
-            <w:r>
-              <w:rPr>
-                <w:vertAlign w:val="superscript"/>
-              </w:rPr>
-              <w:t>)</w:t>
+              <w:t>(название индивидуального проекта)</w:t>
             </w:r>
           </w:p>
           <w:p>
@@ -464,23 +448,7 @@
                 <w:sz w:val="18"/>
                 <w:szCs w:val="18"/>
               </w:rPr>
-              <w:t>(код, наименование направления подготовк</w:t>
-            </w:r>
-            <w:proofErr w:type="gramStart"/>
-            <w:r>
-              <w:rPr>
-                <w:sz w:val="18"/>
-                <w:szCs w:val="18"/>
-              </w:rPr>
-              <w:t>и(</w:t>
-            </w:r>
-            <w:proofErr w:type="gramEnd"/>
-            <w:r>
-              <w:rPr>
-                <w:sz w:val="18"/>
-                <w:szCs w:val="18"/>
-              </w:rPr>
-              <w:t>специальности)</w:t>
+              <w:t>(код, наименование направления подготовки(специальности)</w:t>
             </w:r>
           </w:p>
         </w:tc>
@@ -1122,8 +1090,8 @@
       <w:pPr>
         <w:ind w:firstLine="0"/>
         <w:sectPr>
-          <w:footerReference w:type="default" r:id="rId10"/>
-          <w:footerReference w:type="first" r:id="rId11"/>
+          <w:footerReference w:type="default" r:id="rId9"/>
+          <w:footerReference w:type="first" r:id="rId10"/>
           <w:pgSz w:w="11906" w:h="16838"/>
           <w:pgMar w:top="1134" w:right="567" w:bottom="1134" w:left="1701" w:header="709" w:footer="709" w:gutter="0"/>
           <w:pgNumType w:start="0"/>
@@ -1204,7 +1172,7 @@
           <w:r>
             <w:fldChar w:fldCharType="separate"/>
           </w:r>
-          <w:hyperlink w:anchor="_Toc231996000" w:history="1">
+          <w:hyperlink w:anchor="_Toc232425714" w:history="1">
             <w:r>
               <w:rPr>
                 <w:rStyle w:val="af5"/>
@@ -1231,7 +1199,7 @@
                 <w:noProof/>
                 <w:webHidden/>
               </w:rPr>
-              <w:instrText xml:space="preserve"> PAGEREF _Toc231996000 \h </w:instrText>
+              <w:instrText xml:space="preserve"> PAGEREF _Toc232425714 \h </w:instrText>
             </w:r>
             <w:r>
               <w:rPr>
@@ -1251,7 +1219,7 @@
                 <w:noProof/>
                 <w:webHidden/>
               </w:rPr>
-              <w:t>0</w:t>
+              <w:t>3</w:t>
             </w:r>
             <w:r>
               <w:rPr>
@@ -1273,7 +1241,7 @@
               <w:lang w:eastAsia="ru-RU"/>
             </w:rPr>
           </w:pPr>
-          <w:hyperlink w:anchor="_Toc231996001" w:history="1">
+          <w:hyperlink w:anchor="_Toc232425715" w:history="1">
             <w:r>
               <w:rPr>
                 <w:rStyle w:val="af5"/>
@@ -1300,7 +1268,7 @@
                 <w:noProof/>
                 <w:webHidden/>
               </w:rPr>
-              <w:instrText xml:space="preserve"> PAGEREF _Toc231996001 \h </w:instrText>
+              <w:instrText xml:space="preserve"> PAGEREF _Toc232425715 \h </w:instrText>
             </w:r>
             <w:r>
               <w:rPr>
@@ -1320,7 +1288,7 @@
                 <w:noProof/>
                 <w:webHidden/>
               </w:rPr>
-              <w:t>2</w:t>
+              <w:t>5</w:t>
             </w:r>
             <w:r>
               <w:rPr>
@@ -1342,7 +1310,7 @@
               <w:lang w:eastAsia="ru-RU"/>
             </w:rPr>
           </w:pPr>
-          <w:hyperlink w:anchor="_Toc231996002" w:history="1">
+          <w:hyperlink w:anchor="_Toc232425716" w:history="1">
             <w:r>
               <w:rPr>
                 <w:rStyle w:val="af5"/>
@@ -1369,7 +1337,7 @@
                 <w:noProof/>
                 <w:webHidden/>
               </w:rPr>
-              <w:instrText xml:space="preserve"> PAGEREF _Toc231996002 \h </w:instrText>
+              <w:instrText xml:space="preserve"> PAGEREF _Toc232425716 \h </w:instrText>
             </w:r>
             <w:r>
               <w:rPr>
@@ -1389,7 +1357,7 @@
                 <w:noProof/>
                 <w:webHidden/>
               </w:rPr>
-              <w:t>2</w:t>
+              <w:t>5</w:t>
             </w:r>
             <w:r>
               <w:rPr>
@@ -1411,7 +1379,7 @@
               <w:lang w:eastAsia="ru-RU"/>
             </w:rPr>
           </w:pPr>
-          <w:hyperlink w:anchor="_Toc231996003" w:history="1">
+          <w:hyperlink w:anchor="_Toc232425717" w:history="1">
             <w:r>
               <w:rPr>
                 <w:rStyle w:val="af5"/>
@@ -1483,7 +1451,7 @@
                 <w:noProof/>
                 <w:webHidden/>
               </w:rPr>
-              <w:instrText xml:space="preserve"> PAGEREF _Toc231996003 \h </w:instrText>
+              <w:instrText xml:space="preserve"> PAGEREF _Toc232425717 \h </w:instrText>
             </w:r>
             <w:r>
               <w:rPr>
@@ -1503,7 +1471,7 @@
                 <w:noProof/>
                 <w:webHidden/>
               </w:rPr>
-              <w:t>2</w:t>
+              <w:t>5</w:t>
             </w:r>
             <w:r>
               <w:rPr>
@@ -1528,7 +1496,7 @@
               <w:lang w:eastAsia="ru-RU"/>
             </w:rPr>
           </w:pPr>
-          <w:hyperlink w:anchor="_Toc231996004" w:history="1">
+          <w:hyperlink w:anchor="_Toc232425718" w:history="1">
             <w:r>
               <w:rPr>
                 <w:rStyle w:val="af5"/>
@@ -1572,7 +1540,7 @@
                 <w:noProof/>
                 <w:webHidden/>
               </w:rPr>
-              <w:instrText xml:space="preserve"> PAGEREF _Toc231996004 \h </w:instrText>
+              <w:instrText xml:space="preserve"> PAGEREF _Toc232425718 \h </w:instrText>
             </w:r>
             <w:r>
               <w:rPr>
@@ -1592,7 +1560,7 @@
                 <w:noProof/>
                 <w:webHidden/>
               </w:rPr>
-              <w:t>6</w:t>
+              <w:t>9</w:t>
             </w:r>
             <w:r>
               <w:rPr>
@@ -1617,7 +1585,7 @@
               <w:lang w:eastAsia="ru-RU"/>
             </w:rPr>
           </w:pPr>
-          <w:hyperlink w:anchor="_Toc231996005" w:history="1">
+          <w:hyperlink w:anchor="_Toc232425719" w:history="1">
             <w:r>
               <w:rPr>
                 <w:rStyle w:val="af5"/>
@@ -1661,7 +1629,7 @@
                 <w:noProof/>
                 <w:webHidden/>
               </w:rPr>
-              <w:instrText xml:space="preserve"> PAGEREF _Toc231996005 \h </w:instrText>
+              <w:instrText xml:space="preserve"> PAGEREF _Toc232425719 \h </w:instrText>
             </w:r>
             <w:r>
               <w:rPr>
@@ -1681,7 +1649,7 @@
                 <w:noProof/>
                 <w:webHidden/>
               </w:rPr>
-              <w:t>8</w:t>
+              <w:t>11</w:t>
             </w:r>
             <w:r>
               <w:rPr>
@@ -1703,7 +1671,7 @@
               <w:lang w:eastAsia="ru-RU"/>
             </w:rPr>
           </w:pPr>
-          <w:hyperlink w:anchor="_Toc231996006" w:history="1">
+          <w:hyperlink w:anchor="_Toc232425720" w:history="1">
             <w:r>
               <w:rPr>
                 <w:rStyle w:val="af5"/>
@@ -1730,7 +1698,7 @@
                 <w:noProof/>
                 <w:webHidden/>
               </w:rPr>
-              <w:instrText xml:space="preserve"> PAGEREF _Toc231996006 \h </w:instrText>
+              <w:instrText xml:space="preserve"> PAGEREF _Toc232425720 \h </w:instrText>
             </w:r>
             <w:r>
               <w:rPr>
@@ -1750,7 +1718,7 @@
                 <w:noProof/>
                 <w:webHidden/>
               </w:rPr>
-              <w:t>9</w:t>
+              <w:t>12</w:t>
             </w:r>
             <w:r>
               <w:rPr>
@@ -1772,7 +1740,7 @@
               <w:lang w:eastAsia="ru-RU"/>
             </w:rPr>
           </w:pPr>
-          <w:hyperlink w:anchor="_Toc231996007" w:history="1">
+          <w:hyperlink w:anchor="_Toc232425721" w:history="1">
             <w:r>
               <w:rPr>
                 <w:rStyle w:val="af5"/>
@@ -1799,7 +1767,7 @@
                 <w:noProof/>
                 <w:webHidden/>
               </w:rPr>
-              <w:instrText xml:space="preserve"> PAGEREF _Toc231996007 \h </w:instrText>
+              <w:instrText xml:space="preserve"> PAGEREF _Toc232425721 \h </w:instrText>
             </w:r>
             <w:r>
               <w:rPr>
@@ -1819,7 +1787,7 @@
                 <w:noProof/>
                 <w:webHidden/>
               </w:rPr>
-              <w:t>9</w:t>
+              <w:t>12</w:t>
             </w:r>
             <w:r>
               <w:rPr>
@@ -1841,7 +1809,7 @@
               <w:lang w:eastAsia="ru-RU"/>
             </w:rPr>
           </w:pPr>
-          <w:hyperlink w:anchor="_Toc231996008" w:history="1">
+          <w:hyperlink w:anchor="_Toc232425722" w:history="1">
             <w:r>
               <w:rPr>
                 <w:rStyle w:val="af5"/>
@@ -1868,7 +1836,7 @@
                 <w:noProof/>
                 <w:webHidden/>
               </w:rPr>
-              <w:instrText xml:space="preserve"> PAGEREF _Toc231996008 \h </w:instrText>
+              <w:instrText xml:space="preserve"> PAGEREF _Toc232425722 \h </w:instrText>
             </w:r>
             <w:r>
               <w:rPr>
@@ -1888,7 +1856,7 @@
                 <w:noProof/>
                 <w:webHidden/>
               </w:rPr>
-              <w:t>9</w:t>
+              <w:t>12</w:t>
             </w:r>
             <w:r>
               <w:rPr>
@@ -1910,7 +1878,7 @@
               <w:lang w:eastAsia="ru-RU"/>
             </w:rPr>
           </w:pPr>
-          <w:hyperlink w:anchor="_Toc231996009" w:history="1">
+          <w:hyperlink w:anchor="_Toc232425723" w:history="1">
             <w:r>
               <w:rPr>
                 <w:rStyle w:val="af5"/>
@@ -1937,7 +1905,7 @@
                 <w:noProof/>
                 <w:webHidden/>
               </w:rPr>
-              <w:instrText xml:space="preserve"> PAGEREF _Toc231996009 \h </w:instrText>
+              <w:instrText xml:space="preserve"> PAGEREF _Toc232425723 \h </w:instrText>
             </w:r>
             <w:r>
               <w:rPr>
@@ -1957,7 +1925,7 @@
                 <w:noProof/>
                 <w:webHidden/>
               </w:rPr>
-              <w:t>13</w:t>
+              <w:t>16</w:t>
             </w:r>
             <w:r>
               <w:rPr>
@@ -1979,7 +1947,7 @@
               <w:lang w:eastAsia="ru-RU"/>
             </w:rPr>
           </w:pPr>
-          <w:hyperlink w:anchor="_Toc231996010" w:history="1">
+          <w:hyperlink w:anchor="_Toc232425724" w:history="1">
             <w:r>
               <w:rPr>
                 <w:rStyle w:val="af5"/>
@@ -2006,7 +1974,7 @@
                 <w:noProof/>
                 <w:webHidden/>
               </w:rPr>
-              <w:instrText xml:space="preserve"> PAGEREF _Toc231996010 \h </w:instrText>
+              <w:instrText xml:space="preserve"> PAGEREF _Toc232425724 \h </w:instrText>
             </w:r>
             <w:r>
               <w:rPr>
@@ -2026,7 +1994,7 @@
                 <w:noProof/>
                 <w:webHidden/>
               </w:rPr>
-              <w:t>14</w:t>
+              <w:t>17</w:t>
             </w:r>
             <w:r>
               <w:rPr>
@@ -2119,8 +2087,9 @@
       <w:pPr>
         <w:pStyle w:val="11"/>
       </w:pPr>
-      <w:bookmarkStart w:id="0" w:name="_Toc231996000"/>
-      <w:r>
+      <w:bookmarkStart w:id="0" w:name="_Toc232425714"/>
+      <w:r>
+        <w:lastRenderedPageBreak/>
         <w:t>В</w:t>
       </w:r>
       <w:r>
@@ -2291,6 +2260,7 @@
     </w:p>
     <w:p>
       <w:r>
+        <w:lastRenderedPageBreak/>
         <w:t xml:space="preserve">Методы исследования – исследование научной литературы, нормативно-правовых документов, технических материалов по системам защиты программного обеспечения и способам их обхода, динамический анализ </w:t>
       </w:r>
       <w:r>
@@ -2302,8 +2272,9 @@
       <w:pPr>
         <w:pStyle w:val="11"/>
       </w:pPr>
-      <w:bookmarkStart w:id="1" w:name="_Toc231996001"/>
-      <w:r>
+      <w:bookmarkStart w:id="1" w:name="_Toc232425715"/>
+      <w:r>
+        <w:lastRenderedPageBreak/>
         <w:t xml:space="preserve">Глава </w:t>
       </w:r>
       <w:r>
@@ -2324,7 +2295,7 @@
       <w:pPr>
         <w:pStyle w:val="13"/>
       </w:pPr>
-      <w:bookmarkStart w:id="2" w:name="_Toc231996002"/>
+      <w:bookmarkStart w:id="2" w:name="_Toc232425716"/>
       <w:r>
         <w:t xml:space="preserve">1.1 </w:t>
       </w:r>
@@ -2494,7 +2465,7 @@
       <w:pPr>
         <w:pStyle w:val="13"/>
       </w:pPr>
-      <w:bookmarkStart w:id="3" w:name="_Toc231996003"/>
+      <w:bookmarkStart w:id="3" w:name="_Toc232425717"/>
       <w:r>
         <w:t xml:space="preserve">1.2 Защита </w:t>
       </w:r>
@@ -2610,6 +2581,7 @@
         <w:t xml:space="preserve"> </w:t>
       </w:r>
       <w:r>
+        <w:lastRenderedPageBreak/>
         <w:t>обеспечивает наиболее высокую эффективность для защиты цифрового контента</w:t>
       </w:r>
       <w:r>
@@ -2668,15 +2640,15 @@
         </w:rPr>
       </w:pPr>
       <w:r>
-        <w:t xml:space="preserve">Несмотря на всю сложность </w:t>
+        <w:t xml:space="preserve">Несмотря на всю сложность системы, желающие получить доступ </w:t>
       </w:r>
       <w:proofErr w:type="gramStart"/>
       <w:r>
-        <w:t>системы, желающие получить доступ к программе бесплатно используют</w:t>
+        <w:t>к программе</w:t>
       </w:r>
       <w:proofErr w:type="gramEnd"/>
       <w:r>
-        <w:t xml:space="preserve"> различные техники, способы для обхода </w:t>
+        <w:t xml:space="preserve"> бесплатно используют различные техники, способы для обхода </w:t>
       </w:r>
       <w:r>
         <w:rPr>
@@ -2786,7 +2758,11 @@
         <w:t xml:space="preserve"> </w:t>
       </w:r>
       <w:r>
-        <w:t xml:space="preserve">для создания особых уникальных лицензионных ключей. Система принимает их за подлинные и позволяют пользователю получить доступ к используемым функциям точно так же, как если бы лицензия была приобретена легально. </w:t>
+        <w:t xml:space="preserve">для создания особых уникальных лицензионных ключей. Система принимает их за подлинные и </w:t>
+      </w:r>
+      <w:r>
+        <w:lastRenderedPageBreak/>
+        <w:t xml:space="preserve">позволяют пользователю получить доступ к используемым функциям точно так же, как если бы лицензия была приобретена легально. </w:t>
       </w:r>
     </w:p>
     <w:p>
@@ -2994,7 +2970,11 @@
         <w:t>триггер проверяет, не была ли нарушена целостность кода в оперативной памяти. Если проверка провалена, то программа не сразу выдает ошибку о ненайденной подлинной лицензии.</w:t>
       </w:r>
       <w:r>
-        <w:t xml:space="preserve"> Связано это с тем, что современные системы защиты отходят от мгновенно блокировки приложения, дабы взломщику было труднее догадаться на каком именно этапе сработала защита. </w:t>
+        <w:t xml:space="preserve"> Связано это с тем, что современные системы защиты </w:t>
+      </w:r>
+      <w:r>
+        <w:lastRenderedPageBreak/>
+        <w:t xml:space="preserve">отходят от мгновенно блокировки приложения, дабы взломщику было труднее догадаться на каком именно этапе сработала защита. </w:t>
       </w:r>
       <w:r>
         <w:t xml:space="preserve"> Вместо этого она</w:t>
@@ -3075,6 +3055,7 @@
     </w:p>
     <w:p>
       <w:r>
+        <w:lastRenderedPageBreak/>
         <w:t xml:space="preserve">Для взлома программы, обладающей подобной защитой, взломщику нужно пройти программу целиком, найти каждый скрытый триггер, который вызывает проверку с последующей выдачей ошибки и </w:t>
       </w:r>
       <w:proofErr w:type="spellStart"/>
@@ -3121,21 +3102,11 @@
         <w:t xml:space="preserve"> </w:t>
       </w:r>
       <w:r>
-        <w:t>приводит к тому, что обход данной технологии является трудным и продолжительным процессом. На одном из популярных ресурсов открыто признается, что взлом может затянуться на месяцы, а то и годы</w:t>
-      </w:r>
-      <w:proofErr w:type="gramStart"/>
-      <w:r>
-        <w:t>.</w:t>
-      </w:r>
-      <w:proofErr w:type="gramEnd"/>
-      <w:r>
-        <w:t xml:space="preserve"> (</w:t>
-      </w:r>
-      <w:proofErr w:type="gramStart"/>
+        <w:t>приводит к тому, что обход данной технологии является трудным и продолжительным процессом. На одном из популярных ресурсов открыто признается, что взлом может затянуться на месяцы, а то и годы. (</w:t>
+      </w:r>
       <w:r>
         <w:t>с</w:t>
       </w:r>
-      <w:proofErr w:type="gramEnd"/>
       <w:r>
         <w:t xml:space="preserve">м. </w:t>
       </w:r>
@@ -3148,12 +3119,14 @@
     </w:p>
     <w:p>
       <w:pPr>
+        <w:jc w:val="center"/>
         <w:rPr>
           <w:lang w:eastAsia="ru-RU"/>
         </w:rPr>
       </w:pPr>
       <w:r>
         <w:rPr>
+          <w:noProof/>
           <w:lang w:eastAsia="ru-RU"/>
         </w:rPr>
         <w:drawing>
@@ -3172,7 +3145,7 @@
                     <pic:cNvPicPr/>
                   </pic:nvPicPr>
                   <pic:blipFill>
-                    <a:blip r:embed="rId12"/>
+                    <a:blip r:embed="rId11"/>
                     <a:stretch>
                       <a:fillRect/>
                     </a:stretch>
@@ -3227,7 +3200,7 @@
       <w:r>
         <w:t xml:space="preserve"> </w:t>
       </w:r>
-      <w:bookmarkStart w:id="4" w:name="_Toc231996004"/>
+      <w:bookmarkStart w:id="4" w:name="_Toc232425718"/>
       <w:r>
         <w:t>Классификация угроз в нелицензионных дистрибутивах</w:t>
       </w:r>
@@ -3277,7 +3250,11 @@
         <w:t>конфиденциальных</w:t>
       </w:r>
       <w:r>
-        <w:t xml:space="preserve"> данных с зараженного устройства. </w:t>
+        <w:t xml:space="preserve"> данных с </w:t>
+      </w:r>
+      <w:r>
+        <w:lastRenderedPageBreak/>
+        <w:t xml:space="preserve">зараженного устройства. </w:t>
       </w:r>
       <w:proofErr w:type="spellStart"/>
       <w:r>
@@ -3397,13 +3374,8 @@
         </w:numPr>
         <w:ind w:left="0" w:firstLine="709"/>
       </w:pPr>
-      <w:proofErr w:type="spellStart"/>
-      <w:r>
-        <w:t>Бэкдоры</w:t>
-      </w:r>
-      <w:proofErr w:type="spellEnd"/>
-      <w:r>
-        <w:t xml:space="preserve"> (</w:t>
+      <w:r>
+        <w:t>Бэкдоры (</w:t>
       </w:r>
       <w:proofErr w:type="spellStart"/>
       <w:r>
@@ -3508,7 +3480,11 @@
         <w:t xml:space="preserve">). </w:t>
       </w:r>
       <w:r>
-        <w:t xml:space="preserve">Троян удаленного доступа, который скрыто устанавливается на компьютер или телефон и дает злоумышленнику абсолютно полный контроль над устройством. </w:t>
+        <w:t xml:space="preserve">Троян удаленного доступа, который скрыто устанавливается на компьютер или телефон и дает злоумышленнику </w:t>
+      </w:r>
+      <w:r>
+        <w:lastRenderedPageBreak/>
+        <w:t xml:space="preserve">абсолютно полный контроль над устройством. </w:t>
       </w:r>
       <w:r>
         <w:t xml:space="preserve">После загрузки RAT в компьютер он подключается к открытому TCP-порту, чтобы создать онлайн-соединение с машиной хакера. </w:t>
@@ -3564,7 +3540,7 @@
       <w:r>
         <w:t xml:space="preserve"> </w:t>
       </w:r>
-      <w:bookmarkStart w:id="5" w:name="_Toc231996005"/>
+      <w:bookmarkStart w:id="5" w:name="_Toc232425719"/>
       <w:r>
         <w:t>Методы скрытого внедрения и маскировки угроз</w:t>
       </w:r>
@@ -3587,8 +3563,17 @@
       </w:r>
     </w:p>
     <w:p>
-      <w:r>
-        <w:t xml:space="preserve">1. Склеивание через </w:t>
+      <w:pPr>
+        <w:pStyle w:val="afc"/>
+        <w:numPr>
+          <w:ilvl w:val="0"/>
+          <w:numId w:val="13"/>
+        </w:numPr>
+        <w:ind w:left="0" w:firstLine="709"/>
+      </w:pPr>
+      <w:bookmarkStart w:id="6" w:name="_Toc232425720"/>
+      <w:r>
+        <w:t xml:space="preserve">Склеивание через </w:t>
       </w:r>
       <w:proofErr w:type="spellStart"/>
       <w:r>
@@ -3596,10 +3581,7 @@
       </w:r>
       <w:proofErr w:type="spellEnd"/>
       <w:r>
-        <w:t xml:space="preserve">. Является классическим способом внедрения вредоносного кода в систему пользователя. </w:t>
-      </w:r>
-      <w:r>
-        <w:t>Несмотря на то, что этот метод является одним из самых старых, на сегодняшний день он остается эффективным. Он позволяет хакеру объединить два и более файлов в один общий исполняемый</w:t>
+        <w:t>. Является классическим способом внедрения вредоносного кода в систему пользователя. Несмотря на то, что этот метод является одним из самых старых, на сегодняшний день он остается эффективным. Он позволяет хакеру объединить два и более файлов в один общий исполняемый</w:t>
       </w:r>
       <w:r>
         <w:t xml:space="preserve"> (.</w:t>
@@ -3655,10 +3637,92 @@
     </w:p>
     <w:p>
       <w:pPr>
+        <w:pStyle w:val="afc"/>
+        <w:numPr>
+          <w:ilvl w:val="0"/>
+          <w:numId w:val="13"/>
+        </w:numPr>
+        <w:ind w:left="0" w:firstLine="709"/>
+      </w:pPr>
+      <w:r>
+        <w:t>Использование</w:t>
+      </w:r>
+      <w:r>
+        <w:t xml:space="preserve"> </w:t>
+      </w:r>
+      <w:proofErr w:type="spellStart"/>
+      <w:r>
+        <w:t>др</w:t>
+      </w:r>
+      <w:r>
+        <w:t>опперов</w:t>
+      </w:r>
+      <w:proofErr w:type="spellEnd"/>
+      <w:r>
+        <w:t>.</w:t>
+      </w:r>
+      <w:r>
+        <w:t xml:space="preserve"> </w:t>
+      </w:r>
+      <w:proofErr w:type="spellStart"/>
+      <w:r>
+        <w:t>Дроппер</w:t>
+      </w:r>
+      <w:proofErr w:type="spellEnd"/>
+      <w:r>
+        <w:t xml:space="preserve"> представляет специализированную программу-загрузчик, которая не является вредоносной сама по себе. Она является некоторым транспортом для доставки вируса в </w:t>
+      </w:r>
+      <w:r>
+        <w:lastRenderedPageBreak/>
+        <w:t xml:space="preserve">систему пользователя.  Главной механикой подобного метода заключается в том, что в программе отсутствует само тело вируса. После запуска </w:t>
+      </w:r>
+      <w:proofErr w:type="spellStart"/>
+      <w:r>
+        <w:t>дроппер</w:t>
+      </w:r>
+      <w:proofErr w:type="spellEnd"/>
+      <w:r>
+        <w:t xml:space="preserve"> связывается с сервером злоумышленника, после чего скачивает основной вредоносный модуль в зашифрованном виде, затем расшифровывает в оперативной памяти и запускает выполнение. </w:t>
+      </w:r>
+    </w:p>
+    <w:p>
+      <w:pPr>
+        <w:pStyle w:val="afc"/>
+        <w:numPr>
+          <w:ilvl w:val="0"/>
+          <w:numId w:val="13"/>
+        </w:numPr>
+        <w:ind w:left="0" w:firstLine="709"/>
+      </w:pPr>
+      <w:r>
+        <w:t xml:space="preserve">Социальная инженерия. Такой метод маскировки направлен не на обман пользователя, а на использование человеческого фактора. </w:t>
+      </w:r>
+      <w:proofErr w:type="gramStart"/>
+      <w:r>
+        <w:t>Современные  технологии</w:t>
+      </w:r>
+      <w:proofErr w:type="gramEnd"/>
+      <w:r>
+        <w:t xml:space="preserve"> способны выстроить сложную защиту, на взлом которой приходится тратить достаточное количество времени, поэтому злоумышленник</w:t>
+      </w:r>
+      <w:r>
+        <w:t xml:space="preserve">и заставляют пользователя самостоятельно деактивировать методы защиты системы. Самый распространенный пример применения социальной инженерии является инструкция к пиратским программам. Злоумышленники настойчиво рекомендуют отключить антивирус перед установкой, добавить файл в исключение </w:t>
+      </w:r>
+      <w:proofErr w:type="spellStart"/>
+      <w:r>
+        <w:t>брандмаэура</w:t>
+      </w:r>
+      <w:proofErr w:type="spellEnd"/>
+      <w:r>
+        <w:t xml:space="preserve">, запустить файл от имени администратора. </w:t>
+      </w:r>
+    </w:p>
+    <w:p>
+      <w:pPr>
         <w:pStyle w:val="11"/>
       </w:pPr>
-      <w:bookmarkStart w:id="6" w:name="_Toc231996006"/>
-      <w:r>
+      <w:r>
+        <w:lastRenderedPageBreak/>
         <w:t>Глава 2. ПРАКТИЧЕСКАЯ ЧАСТЬ</w:t>
       </w:r>
       <w:bookmarkEnd w:id="6"/>
@@ -3667,7 +3731,7 @@
       <w:pPr>
         <w:pStyle w:val="13"/>
       </w:pPr>
-      <w:bookmarkStart w:id="7" w:name="_Toc231996007"/>
+      <w:bookmarkStart w:id="7" w:name="_Toc232425721"/>
       <w:r>
         <w:t>2.1 Инструменты и условия проведения исследования</w:t>
       </w:r>
@@ -3731,12 +3795,22 @@
         <w:t xml:space="preserve">(Веб-платформа мультисканирования). </w:t>
       </w:r>
       <w:proofErr w:type="spellStart"/>
+      <w:proofErr w:type="gramStart"/>
       <w:r>
         <w:t>VirusTotal</w:t>
       </w:r>
       <w:proofErr w:type="spellEnd"/>
       <w:r>
-        <w:t xml:space="preserve">  — бесплатная служба, осуществляющая анализ подозрительных файлов и ссылок (URL) на предмет выявления вирусов, червей, троянов и всевозможных вредоносных программ</w:t>
+        <w:t xml:space="preserve">  —</w:t>
+      </w:r>
+      <w:proofErr w:type="gramEnd"/>
+      <w:r>
+        <w:t xml:space="preserve"> бесплатная служба, осуществляющая анализ подозрительных файлов и ссыло</w:t>
+      </w:r>
+      <w:bookmarkStart w:id="8" w:name="_GoBack"/>
+      <w:bookmarkEnd w:id="8"/>
+      <w:r>
+        <w:t>к (URL) на предмет выявления вирусов, червей, троянов и всевозможных вредоносных программ</w:t>
       </w:r>
       <w:r>
         <w:t xml:space="preserve"> </w:t>
@@ -3745,13 +3819,8 @@
         <w:t>[</w:t>
       </w:r>
       <w:r>
-        <w:t>7, С</w:t>
-      </w:r>
-      <w:proofErr w:type="gramStart"/>
-      <w:r>
-        <w:t>1</w:t>
-      </w:r>
-      <w:proofErr w:type="gramEnd"/>
+        <w:t>7, С1</w:t>
+      </w:r>
       <w:r>
         <w:t>]</w:t>
       </w:r>
@@ -3802,17 +3871,15 @@
         <w:t>[</w:t>
       </w:r>
       <w:r>
-        <w:t>8, С</w:t>
-      </w:r>
-      <w:proofErr w:type="gramStart"/>
-      <w:r>
-        <w:t>1</w:t>
-      </w:r>
-      <w:proofErr w:type="gramEnd"/>
+        <w:t>8, С1</w:t>
+      </w:r>
       <w:r>
         <w:t>]</w:t>
       </w:r>
       <w:r>
+        <w:t xml:space="preserve"> </w:t>
+      </w:r>
+      <w:r>
         <w:t xml:space="preserve">С помощью командной строки проводился анализ и восстановление прав доступа к </w:t>
       </w:r>
       <w:r>
@@ -3823,7 +3890,7 @@
       <w:pPr>
         <w:pStyle w:val="13"/>
       </w:pPr>
-      <w:bookmarkStart w:id="8" w:name="_Toc231996008"/>
+      <w:bookmarkStart w:id="9" w:name="_Toc232425722"/>
       <w:r>
         <w:t xml:space="preserve">2.2 Анализ </w:t>
       </w:r>
@@ -3833,25 +3900,29 @@
       <w:r>
         <w:t>.</w:t>
       </w:r>
-      <w:bookmarkEnd w:id="8"/>
+      <w:bookmarkEnd w:id="9"/>
     </w:p>
     <w:p>
       <w:pPr>
         <w:spacing w:after="240"/>
       </w:pPr>
       <w:r>
-        <w:t xml:space="preserve">В качестве исследуемого объекта был использован дистрибутив нелицензионного программного обеспечения, загруженный с популярного </w:t>
+        <w:t>В качестве исследуемого объекта был использован дистрибутив нелицензионного программного обеспечения, загруженный с популярного торрент-</w:t>
       </w:r>
       <w:proofErr w:type="spellStart"/>
       <w:r>
-        <w:t>торрент-трекера</w:t>
+        <w:t>трекера</w:t>
       </w:r>
       <w:proofErr w:type="spellEnd"/>
       <w:r>
         <w:t xml:space="preserve">. После запуска загруженного исполняемого файла </w:t>
       </w:r>
       <w:r>
-        <w:t>был зафиксирован факт понижения производительности компьютера, выраженный в резком понижении частоты кадров (FPS</w:t>
+        <w:t xml:space="preserve">был зафиксирован факт понижения производительности компьютера, выраженный в </w:t>
+      </w:r>
+      <w:r>
+        <w:lastRenderedPageBreak/>
+        <w:t>резком понижении частоты кадров (FPS</w:t>
       </w:r>
       <w:r>
         <w:t xml:space="preserve">), а также в </w:t>
@@ -3877,6 +3948,7 @@
     </w:p>
     <w:p>
       <w:pPr>
+        <w:ind w:left="707"/>
         <w:jc w:val="center"/>
       </w:pPr>
       <w:r>
@@ -3900,7 +3972,7 @@
                     <pic:cNvPicPr/>
                   </pic:nvPicPr>
                   <pic:blipFill>
-                    <a:blip r:embed="rId13">
+                    <a:blip r:embed="rId12">
                       <a:extLst>
                         <a:ext uri="{28A0092B-C50C-407E-A947-70E740481C1C}">
                           <a14:useLocalDpi xmlns:a14="http://schemas.microsoft.com/office/drawing/2010/main" val="0"/>
@@ -3926,8 +3998,6 @@
           </wp:inline>
         </w:drawing>
       </w:r>
-      <w:bookmarkStart w:id="9" w:name="_GoBack"/>
-      <w:bookmarkEnd w:id="9"/>
     </w:p>
     <w:p>
       <w:pPr>
@@ -3972,6 +4042,7 @@
         <w:jc w:val="both"/>
       </w:pPr>
       <w:r>
+        <w:lastRenderedPageBreak/>
         <w:t>В результате сканирования был выявлен высокий уровень детектирования</w:t>
       </w:r>
       <w:r>
@@ -4023,7 +4094,7 @@
                     <pic:cNvPicPr/>
                   </pic:nvPicPr>
                   <pic:blipFill>
-                    <a:blip r:embed="rId14" cstate="print">
+                    <a:blip r:embed="rId13" cstate="print">
                       <a:extLst>
                         <a:ext uri="{28A0092B-C50C-407E-A947-70E740481C1C}">
                           <a14:useLocalDpi xmlns:a14="http://schemas.microsoft.com/office/drawing/2010/main" val="0"/>
@@ -4148,21 +4219,16 @@
         </w:rPr>
         <w:t>]</w:t>
       </w:r>
+      <w:r>
+        <w:t xml:space="preserve">. </w:t>
+      </w:r>
       <w:proofErr w:type="gramStart"/>
       <w:r>
-        <w:t>.</w:t>
+        <w:t>( см.</w:t>
       </w:r>
       <w:proofErr w:type="gramEnd"/>
       <w:r>
-        <w:t xml:space="preserve"> ( </w:t>
-      </w:r>
-      <w:proofErr w:type="gramStart"/>
-      <w:r>
-        <w:t>с</w:t>
-      </w:r>
-      <w:proofErr w:type="gramEnd"/>
-      <w:r>
-        <w:t>м. Рисунок 4</w:t>
+        <w:t xml:space="preserve"> Рисунок 4</w:t>
       </w:r>
       <w:r>
         <w:t>).</w:t>
@@ -4176,11 +4242,170 @@
         <w:rPr>
           <w:lang w:eastAsia="ru-RU"/>
         </w:rPr>
+        <w:lastRenderedPageBreak/>
         <w:drawing>
           <wp:inline distT="0" distB="0" distL="0" distR="0" wp14:anchorId="2A726CB1" wp14:editId="602800F0">
             <wp:extent cx="6120130" cy="1840650"/>
             <wp:effectExtent l="0" t="0" r="0" b="7620"/>
             <wp:docPr id="1" name="Рисунок 1"/>
+            <wp:cNvGraphicFramePr>
+              <a:graphicFrameLocks xmlns:a="http://schemas.openxmlformats.org/drawingml/2006/main" noChangeAspect="1"/>
+            </wp:cNvGraphicFramePr>
+            <a:graphic xmlns:a="http://schemas.openxmlformats.org/drawingml/2006/main">
+              <a:graphicData uri="http://schemas.openxmlformats.org/drawingml/2006/picture">
+                <pic:pic xmlns:pic="http://schemas.openxmlformats.org/drawingml/2006/picture">
+                  <pic:nvPicPr>
+                    <pic:cNvPr id="0" name=""/>
+                    <pic:cNvPicPr/>
+                  </pic:nvPicPr>
+                  <pic:blipFill>
+                    <a:blip r:embed="rId14"/>
+                    <a:stretch>
+                      <a:fillRect/>
+                    </a:stretch>
+                  </pic:blipFill>
+                  <pic:spPr>
+                    <a:xfrm>
+                      <a:off x="0" y="0"/>
+                      <a:ext cx="6120130" cy="1840650"/>
+                    </a:xfrm>
+                    <a:prstGeom prst="rect">
+                      <a:avLst/>
+                    </a:prstGeom>
+                  </pic:spPr>
+                </pic:pic>
+              </a:graphicData>
+            </a:graphic>
+          </wp:inline>
+        </w:drawing>
+      </w:r>
+    </w:p>
+    <w:p>
+      <w:pPr>
+        <w:pStyle w:val="afa"/>
+      </w:pPr>
+      <w:r>
+        <w:t xml:space="preserve">Рисунок </w:t>
+      </w:r>
+      <w:r>
+        <w:t>4</w:t>
+      </w:r>
+      <w:r>
+        <w:t xml:space="preserve"> - </w:t>
+      </w:r>
+      <w:r>
+        <w:t>Восстановление доступа</w:t>
+      </w:r>
+    </w:p>
+    <w:p>
+      <w:r>
+        <w:t>Использовалась команда:</w:t>
+      </w:r>
+      <w:r>
+        <w:t xml:space="preserve"> </w:t>
+      </w:r>
+      <w:proofErr w:type="spellStart"/>
+      <w:r>
+        <w:t>takeown</w:t>
+      </w:r>
+      <w:proofErr w:type="spellEnd"/>
+      <w:r>
+        <w:t xml:space="preserve"> /f "C:\Users\User\Documents" /r /d y. </w:t>
+      </w:r>
+      <w:r>
+        <w:t xml:space="preserve">Однако одного лишь изменения владельца директории через </w:t>
+      </w:r>
+      <w:proofErr w:type="spellStart"/>
+      <w:r>
+        <w:rPr>
+          <w:lang w:val="en-US"/>
+        </w:rPr>
+        <w:t>takeown</w:t>
+      </w:r>
+      <w:proofErr w:type="spellEnd"/>
+      <w:r>
+        <w:t xml:space="preserve"> недостаточно для разрешения проблемы. Для полного сброса поврежденных разрешений была применена системная утилита </w:t>
+      </w:r>
+      <w:proofErr w:type="spellStart"/>
+      <w:r>
+        <w:rPr>
+          <w:lang w:val="en-US"/>
+        </w:rPr>
+        <w:t>icacls</w:t>
+      </w:r>
+      <w:proofErr w:type="spellEnd"/>
+      <w:r>
+        <w:t xml:space="preserve">. (см. Рисунок 4). </w:t>
+      </w:r>
+      <w:r>
+        <w:t xml:space="preserve">Команда </w:t>
+      </w:r>
+      <w:proofErr w:type="spellStart"/>
+      <w:r>
+        <w:rPr>
+          <w:lang w:val="en-US"/>
+        </w:rPr>
+        <w:t>icacls</w:t>
+      </w:r>
+      <w:proofErr w:type="spellEnd"/>
+      <w:r>
+        <w:t xml:space="preserve"> </w:t>
+      </w:r>
+      <w:r>
+        <w:t>о</w:t>
+      </w:r>
+      <w:r>
+        <w:t>тображает или изменяет списки управления доступом (</w:t>
+      </w:r>
+      <w:r>
+        <w:rPr>
+          <w:lang w:val="en-US"/>
+        </w:rPr>
+        <w:t>DACLs</w:t>
+      </w:r>
+      <w:r>
+        <w:t>) для указанных файлов и применяет хранимые списки управления доступом</w:t>
+      </w:r>
+      <w:r>
+        <w:t xml:space="preserve"> к файлам в указанных каталогах. </w:t>
+      </w:r>
+      <w:r>
+        <w:t>[</w:t>
+      </w:r>
+      <w:r>
+        <w:t>10</w:t>
+      </w:r>
+      <w:r>
+        <w:t>, С</w:t>
+      </w:r>
+      <w:proofErr w:type="gramStart"/>
+      <w:r>
+        <w:t>1</w:t>
+      </w:r>
+      <w:r>
+        <w:t>]</w:t>
+      </w:r>
+      <w:r>
+        <w:t>Это</w:t>
+      </w:r>
+      <w:proofErr w:type="gramEnd"/>
+      <w:r>
+        <w:t xml:space="preserve"> позволило окончательно вернуть пользователю корректную работу системы, его доступ к файлам. </w:t>
+      </w:r>
+    </w:p>
+    <w:p>
+      <w:pPr>
+        <w:pStyle w:val="afa"/>
+      </w:pPr>
+      <w:r>
+        <w:rPr>
+          <w:lang w:eastAsia="ru-RU"/>
+        </w:rPr>
+        <w:drawing>
+          <wp:inline distT="0" distB="0" distL="0" distR="0" wp14:anchorId="1274B6BA" wp14:editId="0A3F4C09">
+            <wp:extent cx="6120130" cy="2759080"/>
+            <wp:effectExtent l="0" t="0" r="0" b="3175"/>
+            <wp:docPr id="12" name="Рисунок 12"/>
             <wp:cNvGraphicFramePr>
               <a:graphicFrameLocks xmlns:a="http://schemas.openxmlformats.org/drawingml/2006/main" noChangeAspect="1"/>
             </wp:cNvGraphicFramePr>
@@ -4200,161 +4425,6 @@
                   <pic:spPr>
                     <a:xfrm>
                       <a:off x="0" y="0"/>
-                      <a:ext cx="6120130" cy="1840650"/>
-                    </a:xfrm>
-                    <a:prstGeom prst="rect">
-                      <a:avLst/>
-                    </a:prstGeom>
-                  </pic:spPr>
-                </pic:pic>
-              </a:graphicData>
-            </a:graphic>
-          </wp:inline>
-        </w:drawing>
-      </w:r>
-    </w:p>
-    <w:p>
-      <w:pPr>
-        <w:pStyle w:val="afa"/>
-      </w:pPr>
-      <w:r>
-        <w:t xml:space="preserve">Рисунок </w:t>
-      </w:r>
-      <w:r>
-        <w:t>4</w:t>
-      </w:r>
-      <w:r>
-        <w:t xml:space="preserve"> - </w:t>
-      </w:r>
-      <w:r>
-        <w:t>Восстановление доступа</w:t>
-      </w:r>
-    </w:p>
-    <w:p>
-      <w:r>
-        <w:t>Использовалась команда:</w:t>
-      </w:r>
-      <w:r>
-        <w:t xml:space="preserve"> </w:t>
-      </w:r>
-      <w:proofErr w:type="spellStart"/>
-      <w:r>
-        <w:t>takeown</w:t>
-      </w:r>
-      <w:proofErr w:type="spellEnd"/>
-      <w:r>
-        <w:t xml:space="preserve"> /f "C:\Users\User\Documents" /r /d y. </w:t>
-      </w:r>
-      <w:r>
-        <w:t xml:space="preserve">Однако одного лишь изменения владельца директории через </w:t>
-      </w:r>
-      <w:proofErr w:type="spellStart"/>
-      <w:r>
-        <w:rPr>
-          <w:lang w:val="en-US"/>
-        </w:rPr>
-        <w:t>takeown</w:t>
-      </w:r>
-      <w:proofErr w:type="spellEnd"/>
-      <w:r>
-        <w:t xml:space="preserve"> недостаточно для разрешения проблемы. Для полного сброса поврежденных разрешений была применена системная утилита </w:t>
-      </w:r>
-      <w:proofErr w:type="spellStart"/>
-      <w:r>
-        <w:rPr>
-          <w:lang w:val="en-US"/>
-        </w:rPr>
-        <w:t>icacls</w:t>
-      </w:r>
-      <w:proofErr w:type="spellEnd"/>
-      <w:r>
-        <w:t xml:space="preserve">. (см. Рисунок 4). </w:t>
-      </w:r>
-      <w:r>
-        <w:t xml:space="preserve">Команда </w:t>
-      </w:r>
-      <w:proofErr w:type="spellStart"/>
-      <w:r>
-        <w:rPr>
-          <w:lang w:val="en-US"/>
-        </w:rPr>
-        <w:t>icacls</w:t>
-      </w:r>
-      <w:proofErr w:type="spellEnd"/>
-      <w:r>
-        <w:t xml:space="preserve"> </w:t>
-      </w:r>
-      <w:r>
-        <w:t>о</w:t>
-      </w:r>
-      <w:r>
-        <w:t>тображает или изменяет списки управления доступом (</w:t>
-      </w:r>
-      <w:r>
-        <w:rPr>
-          <w:lang w:val="en-US"/>
-        </w:rPr>
-        <w:t>DACLs</w:t>
-      </w:r>
-      <w:r>
-        <w:t>) для указанных файлов и применяет хранимые списки управления доступом</w:t>
-      </w:r>
-      <w:r>
-        <w:t xml:space="preserve"> к файлам в указанных каталогах. </w:t>
-      </w:r>
-      <w:r>
-        <w:t>[</w:t>
-      </w:r>
-      <w:r>
-        <w:t>10</w:t>
-      </w:r>
-      <w:r>
-        <w:t>, С</w:t>
-      </w:r>
-      <w:proofErr w:type="gramStart"/>
-      <w:r>
-        <w:t>1</w:t>
-      </w:r>
-      <w:proofErr w:type="gramEnd"/>
-      <w:r>
-        <w:t>]</w:t>
-      </w:r>
-      <w:r>
-        <w:t xml:space="preserve">Это позволило окончательно вернуть пользователю корректную работу системы, его доступ к файлам. </w:t>
-      </w:r>
-    </w:p>
-    <w:p>
-      <w:pPr>
-        <w:pStyle w:val="afa"/>
-      </w:pPr>
-      <w:r>
-        <w:rPr>
-          <w:lang w:eastAsia="ru-RU"/>
-        </w:rPr>
-        <w:drawing>
-          <wp:inline distT="0" distB="0" distL="0" distR="0" wp14:anchorId="1274B6BA" wp14:editId="0A3F4C09">
-            <wp:extent cx="6120130" cy="2759080"/>
-            <wp:effectExtent l="0" t="0" r="0" b="3175"/>
-            <wp:docPr id="12" name="Рисунок 12"/>
-            <wp:cNvGraphicFramePr>
-              <a:graphicFrameLocks xmlns:a="http://schemas.openxmlformats.org/drawingml/2006/main" noChangeAspect="1"/>
-            </wp:cNvGraphicFramePr>
-            <a:graphic xmlns:a="http://schemas.openxmlformats.org/drawingml/2006/main">
-              <a:graphicData uri="http://schemas.openxmlformats.org/drawingml/2006/picture">
-                <pic:pic xmlns:pic="http://schemas.openxmlformats.org/drawingml/2006/picture">
-                  <pic:nvPicPr>
-                    <pic:cNvPr id="0" name=""/>
-                    <pic:cNvPicPr/>
-                  </pic:nvPicPr>
-                  <pic:blipFill>
-                    <a:blip r:embed="rId16"/>
-                    <a:stretch>
-                      <a:fillRect/>
-                    </a:stretch>
-                  </pic:blipFill>
-                  <pic:spPr>
-                    <a:xfrm>
-                      <a:off x="0" y="0"/>
                       <a:ext cx="6120130" cy="2759080"/>
                     </a:xfrm>
                     <a:prstGeom prst="rect">
@@ -4394,8 +4464,9 @@
       <w:pPr>
         <w:pStyle w:val="11"/>
       </w:pPr>
-      <w:bookmarkStart w:id="10" w:name="_Toc231996009"/>
-      <w:r>
+      <w:bookmarkStart w:id="10" w:name="_Toc232425723"/>
+      <w:r>
+        <w:lastRenderedPageBreak/>
         <w:t>ЗАКЛЮЧЕНИЕ</w:t>
       </w:r>
       <w:bookmarkEnd w:id="10"/>
@@ -4472,8 +4543,9 @@
       <w:pPr>
         <w:pStyle w:val="11"/>
       </w:pPr>
-      <w:bookmarkStart w:id="11" w:name="_Toc231996010"/>
-      <w:r>
+      <w:bookmarkStart w:id="11" w:name="_Toc232425724"/>
+      <w:r>
+        <w:lastRenderedPageBreak/>
         <w:t>СПИСОК ИСПОЛЬЗОВАННЫХ ИСТОЧНИКОВ</w:t>
       </w:r>
       <w:bookmarkEnd w:id="11"/>
@@ -4491,7 +4563,7 @@
           <w:u w:val="none"/>
         </w:rPr>
       </w:pPr>
-      <w:hyperlink r:id="rId17" w:history="1">
+      <w:hyperlink r:id="rId16" w:history="1">
         <w:r>
           <w:rPr>
             <w:rStyle w:val="af5"/>
@@ -4508,7 +4580,7 @@
           <w:numId w:val="3"/>
         </w:numPr>
       </w:pPr>
-      <w:hyperlink r:id="rId18" w:history="1">
+      <w:hyperlink r:id="rId17" w:history="1">
         <w:r>
           <w:rPr>
             <w:rStyle w:val="af5"/>
@@ -4538,7 +4610,7 @@
           <w:u w:val="none"/>
         </w:rPr>
       </w:pPr>
-      <w:hyperlink r:id="rId19" w:history="1">
+      <w:hyperlink r:id="rId18" w:history="1">
         <w:r>
           <w:rPr>
             <w:rStyle w:val="af5"/>
@@ -4613,7 +4685,7 @@
       <w:r>
         <w:t xml:space="preserve"> </w:t>
       </w:r>
-      <w:hyperlink r:id="rId20" w:history="1">
+      <w:hyperlink r:id="rId19" w:history="1">
         <w:r>
           <w:rPr>
             <w:rStyle w:val="af5"/>
@@ -4636,7 +4708,7 @@
           <w:u w:val="none"/>
         </w:rPr>
       </w:pPr>
-      <w:hyperlink r:id="rId21" w:history="1">
+      <w:hyperlink r:id="rId20" w:history="1">
         <w:r>
           <w:rPr>
             <w:rStyle w:val="af5"/>
@@ -4655,7 +4727,7 @@
         </w:numPr>
         <w:jc w:val="left"/>
       </w:pPr>
-      <w:hyperlink r:id="rId22" w:history="1">
+      <w:hyperlink r:id="rId21" w:history="1">
         <w:proofErr w:type="spellStart"/>
         <w:r>
           <w:rPr>
@@ -4692,7 +4764,7 @@
         </w:numPr>
         <w:jc w:val="left"/>
       </w:pPr>
-      <w:hyperlink r:id="rId23" w:history="1">
+      <w:hyperlink r:id="rId22" w:history="1">
         <w:r>
           <w:rPr>
             <w:rStyle w:val="af5"/>
@@ -4718,7 +4790,7 @@
         </w:numPr>
         <w:jc w:val="left"/>
       </w:pPr>
-      <w:hyperlink r:id="rId24" w:history="1">
+      <w:hyperlink r:id="rId23" w:history="1">
         <w:r>
           <w:rPr>
             <w:rStyle w:val="af5"/>
@@ -4778,7 +4850,7 @@
       <w:r>
         <w:t xml:space="preserve"> </w:t>
       </w:r>
-      <w:hyperlink r:id="rId25" w:history="1">
+      <w:hyperlink r:id="rId24" w:history="1">
         <w:proofErr w:type="spellStart"/>
         <w:r>
           <w:rPr>
@@ -4831,9 +4903,9 @@
       </w:pPr>
     </w:p>
     <w:sectPr>
-      <w:headerReference w:type="default" r:id="rId26"/>
-      <w:headerReference w:type="first" r:id="rId27"/>
-      <w:footerReference w:type="first" r:id="rId28"/>
+      <w:headerReference w:type="default" r:id="rId25"/>
+      <w:headerReference w:type="first" r:id="rId26"/>
+      <w:footerReference w:type="first" r:id="rId27"/>
       <w:type w:val="continuous"/>
       <w:pgSz w:w="11906" w:h="16838"/>
       <w:pgMar w:top="1134" w:right="567" w:bottom="1134" w:left="1701" w:header="709" w:footer="709" w:gutter="0"/>
@@ -4847,7 +4919,7 @@
 </file>
 
 <file path=word/endnotes.xml><?xml version="1.0" encoding="utf-8"?>
-<w:endnotes xmlns:wpc="http://schemas.microsoft.com/office/word/2010/wordprocessingCanvas" xmlns:mc="http://schemas.openxmlformats.org/markup-compatibility/2006" xmlns:o="urn:schemas-microsoft-com:office:office" xmlns:r="http://schemas.openxmlformats.org/officeDocument/2006/relationships" xmlns:m="http://schemas.openxmlformats.org/officeDocument/2006/math" xmlns:v="urn:schemas-microsoft-com:vml" xmlns:wp14="http://schemas.microsoft.com/office/word/2010/wordprocessingDrawing" xmlns:wp="http://schemas.openxmlformats.org/drawingml/2006/wordprocessingDrawing" xmlns:w10="urn:schemas-microsoft-com:office:word" xmlns:w="http://schemas.openxmlformats.org/wordprocessingml/2006/main" xmlns:w14="http://schemas.microsoft.com/office/word/2010/wordml" xmlns:wpg="http://schemas.microsoft.com/office/word/2010/wordprocessingGroup" xmlns:wpi="http://schemas.microsoft.com/office/word/2010/wordprocessingInk" xmlns:wne="http://schemas.microsoft.com/office/word/2006/wordml" xmlns:wps="http://schemas.microsoft.com/office/word/2010/wordprocessingShape" mc:Ignorable="w14 wp14">
+<w:endnotes xmlns:wpc="http://schemas.microsoft.com/office/word/2010/wordprocessingCanvas" xmlns:cx="http://schemas.microsoft.com/office/drawing/2014/chartex" xmlns:cx1="http://schemas.microsoft.com/office/drawing/2015/9/8/chartex" xmlns:cx2="http://schemas.microsoft.com/office/drawing/2015/10/21/chartex" xmlns:cx3="http://schemas.microsoft.com/office/drawing/2016/5/9/chartex" xmlns:cx4="http://schemas.microsoft.com/office/drawing/2016/5/10/chartex" xmlns:cx5="http://schemas.microsoft.com/office/drawing/2016/5/11/chartex" xmlns:cx6="http://schemas.microsoft.com/office/drawing/2016/5/12/chartex" xmlns:cx7="http://schemas.microsoft.com/office/drawing/2016/5/13/chartex" xmlns:cx8="http://schemas.microsoft.com/office/drawing/2016/5/14/chartex" xmlns:mc="http://schemas.openxmlformats.org/markup-compatibility/2006" xmlns:aink="http://schemas.microsoft.com/office/drawing/2016/ink" xmlns:am3d="http://schemas.microsoft.com/office/drawing/2017/model3d" xmlns:o="urn:schemas-microsoft-com:office:office" xmlns:r="http://schemas.openxmlformats.org/officeDocument/2006/relationships" xmlns:m="http://schemas.openxmlformats.org/officeDocument/2006/math" xmlns:v="urn:schemas-microsoft-com:vml" xmlns:wp14="http://schemas.microsoft.com/office/word/2010/wordprocessingDrawing" xmlns:wp="http://schemas.openxmlformats.org/drawingml/2006/wordprocessingDrawing" xmlns:w10="urn:schemas-microsoft-com:office:word" xmlns:w="http://schemas.openxmlformats.org/wordprocessingml/2006/main" xmlns:w14="http://schemas.microsoft.com/office/word/2010/wordml" xmlns:w15="http://schemas.microsoft.com/office/word/2012/wordml" xmlns:w16cid="http://schemas.microsoft.com/office/word/2016/wordml/cid" xmlns:w16se="http://schemas.microsoft.com/office/word/2015/wordml/symex" xmlns:wpg="http://schemas.microsoft.com/office/word/2010/wordprocessingGroup" xmlns:wpi="http://schemas.microsoft.com/office/word/2010/wordprocessingInk" xmlns:wne="http://schemas.microsoft.com/office/word/2006/wordml" xmlns:wps="http://schemas.microsoft.com/office/word/2010/wordprocessingShape" mc:Ignorable="w14 w15 w16se w16cid wp14">
   <w:endnote w:type="separator" w:id="-1">
     <w:p>
       <w:pPr>
@@ -4872,7 +4944,7 @@
 </file>
 
 <file path=word/footer1.xml><?xml version="1.0" encoding="utf-8"?>
-<w:ftr xmlns:wpc="http://schemas.microsoft.com/office/word/2010/wordprocessingCanvas" xmlns:mc="http://schemas.openxmlformats.org/markup-compatibility/2006" xmlns:o="urn:schemas-microsoft-com:office:office" xmlns:r="http://schemas.openxmlformats.org/officeDocument/2006/relationships" xmlns:m="http://schemas.openxmlformats.org/officeDocument/2006/math" xmlns:v="urn:schemas-microsoft-com:vml" xmlns:wp14="http://schemas.microsoft.com/office/word/2010/wordprocessingDrawing" xmlns:wp="http://schemas.openxmlformats.org/drawingml/2006/wordprocessingDrawing" xmlns:w10="urn:schemas-microsoft-com:office:word" xmlns:w="http://schemas.openxmlformats.org/wordprocessingml/2006/main" xmlns:w14="http://schemas.microsoft.com/office/word/2010/wordml" xmlns:wpg="http://schemas.microsoft.com/office/word/2010/wordprocessingGroup" xmlns:wpi="http://schemas.microsoft.com/office/word/2010/wordprocessingInk" xmlns:wne="http://schemas.microsoft.com/office/word/2006/wordml" xmlns:wps="http://schemas.microsoft.com/office/word/2010/wordprocessingShape" mc:Ignorable="w14 wp14">
+<w:ftr xmlns:wpc="http://schemas.microsoft.com/office/word/2010/wordprocessingCanvas" xmlns:cx="http://schemas.microsoft.com/office/drawing/2014/chartex" xmlns:cx1="http://schemas.microsoft.com/office/drawing/2015/9/8/chartex" xmlns:cx2="http://schemas.microsoft.com/office/drawing/2015/10/21/chartex" xmlns:cx3="http://schemas.microsoft.com/office/drawing/2016/5/9/chartex" xmlns:cx4="http://schemas.microsoft.com/office/drawing/2016/5/10/chartex" xmlns:cx5="http://schemas.microsoft.com/office/drawing/2016/5/11/chartex" xmlns:cx6="http://schemas.microsoft.com/office/drawing/2016/5/12/chartex" xmlns:cx7="http://schemas.microsoft.com/office/drawing/2016/5/13/chartex" xmlns:cx8="http://schemas.microsoft.com/office/drawing/2016/5/14/chartex" xmlns:mc="http://schemas.openxmlformats.org/markup-compatibility/2006" xmlns:aink="http://schemas.microsoft.com/office/drawing/2016/ink" xmlns:am3d="http://schemas.microsoft.com/office/drawing/2017/model3d" xmlns:o="urn:schemas-microsoft-com:office:office" xmlns:r="http://schemas.openxmlformats.org/officeDocument/2006/relationships" xmlns:m="http://schemas.openxmlformats.org/officeDocument/2006/math" xmlns:v="urn:schemas-microsoft-com:vml" xmlns:wp14="http://schemas.microsoft.com/office/word/2010/wordprocessingDrawing" xmlns:wp="http://schemas.openxmlformats.org/drawingml/2006/wordprocessingDrawing" xmlns:w10="urn:schemas-microsoft-com:office:word" xmlns:w="http://schemas.openxmlformats.org/wordprocessingml/2006/main" xmlns:w14="http://schemas.microsoft.com/office/word/2010/wordml" xmlns:w15="http://schemas.microsoft.com/office/word/2012/wordml" xmlns:w16cid="http://schemas.microsoft.com/office/word/2016/wordml/cid" xmlns:w16se="http://schemas.microsoft.com/office/word/2015/wordml/symex" xmlns:wpg="http://schemas.microsoft.com/office/word/2010/wordprocessingGroup" xmlns:wpi="http://schemas.microsoft.com/office/word/2010/wordprocessingInk" xmlns:wne="http://schemas.microsoft.com/office/word/2006/wordml" xmlns:wps="http://schemas.microsoft.com/office/word/2010/wordprocessingShape" mc:Ignorable="w14 w15 w16se w16cid wp14">
   <w:sdt>
     <w:sdtPr>
       <w:id w:val="997393002"/>
@@ -4924,7 +4996,7 @@
 </file>
 
 <file path=word/footer2.xml><?xml version="1.0" encoding="utf-8"?>
-<w:ftr xmlns:wpc="http://schemas.microsoft.com/office/word/2010/wordprocessingCanvas" xmlns:mc="http://schemas.openxmlformats.org/markup-compatibility/2006" xmlns:o="urn:schemas-microsoft-com:office:office" xmlns:r="http://schemas.openxmlformats.org/officeDocument/2006/relationships" xmlns:m="http://schemas.openxmlformats.org/officeDocument/2006/math" xmlns:v="urn:schemas-microsoft-com:vml" xmlns:wp14="http://schemas.microsoft.com/office/word/2010/wordprocessingDrawing" xmlns:wp="http://schemas.openxmlformats.org/drawingml/2006/wordprocessingDrawing" xmlns:w10="urn:schemas-microsoft-com:office:word" xmlns:w="http://schemas.openxmlformats.org/wordprocessingml/2006/main" xmlns:w14="http://schemas.microsoft.com/office/word/2010/wordml" xmlns:wpg="http://schemas.microsoft.com/office/word/2010/wordprocessingGroup" xmlns:wpi="http://schemas.microsoft.com/office/word/2010/wordprocessingInk" xmlns:wne="http://schemas.microsoft.com/office/word/2006/wordml" xmlns:wps="http://schemas.microsoft.com/office/word/2010/wordprocessingShape" mc:Ignorable="w14 wp14">
+<w:ftr xmlns:wpc="http://schemas.microsoft.com/office/word/2010/wordprocessingCanvas" xmlns:cx="http://schemas.microsoft.com/office/drawing/2014/chartex" xmlns:cx1="http://schemas.microsoft.com/office/drawing/2015/9/8/chartex" xmlns:cx2="http://schemas.microsoft.com/office/drawing/2015/10/21/chartex" xmlns:cx3="http://schemas.microsoft.com/office/drawing/2016/5/9/chartex" xmlns:cx4="http://schemas.microsoft.com/office/drawing/2016/5/10/chartex" xmlns:cx5="http://schemas.microsoft.com/office/drawing/2016/5/11/chartex" xmlns:cx6="http://schemas.microsoft.com/office/drawing/2016/5/12/chartex" xmlns:cx7="http://schemas.microsoft.com/office/drawing/2016/5/13/chartex" xmlns:cx8="http://schemas.microsoft.com/office/drawing/2016/5/14/chartex" xmlns:mc="http://schemas.openxmlformats.org/markup-compatibility/2006" xmlns:aink="http://schemas.microsoft.com/office/drawing/2016/ink" xmlns:am3d="http://schemas.microsoft.com/office/drawing/2017/model3d" xmlns:o="urn:schemas-microsoft-com:office:office" xmlns:r="http://schemas.openxmlformats.org/officeDocument/2006/relationships" xmlns:m="http://schemas.openxmlformats.org/officeDocument/2006/math" xmlns:v="urn:schemas-microsoft-com:vml" xmlns:wp14="http://schemas.microsoft.com/office/word/2010/wordprocessingDrawing" xmlns:wp="http://schemas.openxmlformats.org/drawingml/2006/wordprocessingDrawing" xmlns:w10="urn:schemas-microsoft-com:office:word" xmlns:w="http://schemas.openxmlformats.org/wordprocessingml/2006/main" xmlns:w14="http://schemas.microsoft.com/office/word/2010/wordml" xmlns:w15="http://schemas.microsoft.com/office/word/2012/wordml" xmlns:w16cid="http://schemas.microsoft.com/office/word/2016/wordml/cid" xmlns:w16se="http://schemas.microsoft.com/office/word/2015/wordml/symex" xmlns:wpg="http://schemas.microsoft.com/office/word/2010/wordprocessingGroup" xmlns:wpi="http://schemas.microsoft.com/office/word/2010/wordprocessingInk" xmlns:wne="http://schemas.microsoft.com/office/word/2006/wordml" xmlns:wps="http://schemas.microsoft.com/office/word/2010/wordprocessingShape" mc:Ignorable="w14 w15 w16se w16cid wp14">
   <w:p>
     <w:pPr>
       <w:pStyle w:val="af8"/>
@@ -4940,7 +5012,7 @@
 </file>
 
 <file path=word/footer3.xml><?xml version="1.0" encoding="utf-8"?>
-<w:ftr xmlns:wpc="http://schemas.microsoft.com/office/word/2010/wordprocessingCanvas" xmlns:mc="http://schemas.openxmlformats.org/markup-compatibility/2006" xmlns:o="urn:schemas-microsoft-com:office:office" xmlns:r="http://schemas.openxmlformats.org/officeDocument/2006/relationships" xmlns:m="http://schemas.openxmlformats.org/officeDocument/2006/math" xmlns:v="urn:schemas-microsoft-com:vml" xmlns:wp14="http://schemas.microsoft.com/office/word/2010/wordprocessingDrawing" xmlns:wp="http://schemas.openxmlformats.org/drawingml/2006/wordprocessingDrawing" xmlns:w10="urn:schemas-microsoft-com:office:word" xmlns:w="http://schemas.openxmlformats.org/wordprocessingml/2006/main" xmlns:w14="http://schemas.microsoft.com/office/word/2010/wordml" xmlns:wpg="http://schemas.microsoft.com/office/word/2010/wordprocessingGroup" xmlns:wpi="http://schemas.microsoft.com/office/word/2010/wordprocessingInk" xmlns:wne="http://schemas.microsoft.com/office/word/2006/wordml" xmlns:wps="http://schemas.microsoft.com/office/word/2010/wordprocessingShape" mc:Ignorable="w14 wp14">
+<w:ftr xmlns:wpc="http://schemas.microsoft.com/office/word/2010/wordprocessingCanvas" xmlns:cx="http://schemas.microsoft.com/office/drawing/2014/chartex" xmlns:cx1="http://schemas.microsoft.com/office/drawing/2015/9/8/chartex" xmlns:cx2="http://schemas.microsoft.com/office/drawing/2015/10/21/chartex" xmlns:cx3="http://schemas.microsoft.com/office/drawing/2016/5/9/chartex" xmlns:cx4="http://schemas.microsoft.com/office/drawing/2016/5/10/chartex" xmlns:cx5="http://schemas.microsoft.com/office/drawing/2016/5/11/chartex" xmlns:cx6="http://schemas.microsoft.com/office/drawing/2016/5/12/chartex" xmlns:cx7="http://schemas.microsoft.com/office/drawing/2016/5/13/chartex" xmlns:cx8="http://schemas.microsoft.com/office/drawing/2016/5/14/chartex" xmlns:mc="http://schemas.openxmlformats.org/markup-compatibility/2006" xmlns:aink="http://schemas.microsoft.com/office/drawing/2016/ink" xmlns:am3d="http://schemas.microsoft.com/office/drawing/2017/model3d" xmlns:o="urn:schemas-microsoft-com:office:office" xmlns:r="http://schemas.openxmlformats.org/officeDocument/2006/relationships" xmlns:m="http://schemas.openxmlformats.org/officeDocument/2006/math" xmlns:v="urn:schemas-microsoft-com:vml" xmlns:wp14="http://schemas.microsoft.com/office/word/2010/wordprocessingDrawing" xmlns:wp="http://schemas.openxmlformats.org/drawingml/2006/wordprocessingDrawing" xmlns:w10="urn:schemas-microsoft-com:office:word" xmlns:w="http://schemas.openxmlformats.org/wordprocessingml/2006/main" xmlns:w14="http://schemas.microsoft.com/office/word/2010/wordml" xmlns:w15="http://schemas.microsoft.com/office/word/2012/wordml" xmlns:w16cid="http://schemas.microsoft.com/office/word/2016/wordml/cid" xmlns:w16se="http://schemas.microsoft.com/office/word/2015/wordml/symex" xmlns:wpg="http://schemas.microsoft.com/office/word/2010/wordprocessingGroup" xmlns:wpi="http://schemas.microsoft.com/office/word/2010/wordprocessingInk" xmlns:wne="http://schemas.microsoft.com/office/word/2006/wordml" xmlns:wps="http://schemas.microsoft.com/office/word/2010/wordprocessingShape" mc:Ignorable="w14 w15 w16se w16cid wp14">
   <w:p>
     <w:pPr>
       <w:pStyle w:val="af8"/>
@@ -4956,7 +5028,7 @@
 </file>
 
 <file path=word/footnotes.xml><?xml version="1.0" encoding="utf-8"?>
-<w:footnotes xmlns:wpc="http://schemas.microsoft.com/office/word/2010/wordprocessingCanvas" xmlns:mc="http://schemas.openxmlformats.org/markup-compatibility/2006" xmlns:o="urn:schemas-microsoft-com:office:office" xmlns:r="http://schemas.openxmlformats.org/officeDocument/2006/relationships" xmlns:m="http://schemas.openxmlformats.org/officeDocument/2006/math" xmlns:v="urn:schemas-microsoft-com:vml" xmlns:wp14="http://schemas.microsoft.com/office/word/2010/wordprocessingDrawing" xmlns:wp="http://schemas.openxmlformats.org/drawingml/2006/wordprocessingDrawing" xmlns:w10="urn:schemas-microsoft-com:office:word" xmlns:w="http://schemas.openxmlformats.org/wordprocessingml/2006/main" xmlns:w14="http://schemas.microsoft.com/office/word/2010/wordml" xmlns:wpg="http://schemas.microsoft.com/office/word/2010/wordprocessingGroup" xmlns:wpi="http://schemas.microsoft.com/office/word/2010/wordprocessingInk" xmlns:wne="http://schemas.microsoft.com/office/word/2006/wordml" xmlns:wps="http://schemas.microsoft.com/office/word/2010/wordprocessingShape" mc:Ignorable="w14 wp14">
+<w:footnotes xmlns:wpc="http://schemas.microsoft.com/office/word/2010/wordprocessingCanvas" xmlns:cx="http://schemas.microsoft.com/office/drawing/2014/chartex" xmlns:cx1="http://schemas.microsoft.com/office/drawing/2015/9/8/chartex" xmlns:cx2="http://schemas.microsoft.com/office/drawing/2015/10/21/chartex" xmlns:cx3="http://schemas.microsoft.com/office/drawing/2016/5/9/chartex" xmlns:cx4="http://schemas.microsoft.com/office/drawing/2016/5/10/chartex" xmlns:cx5="http://schemas.microsoft.com/office/drawing/2016/5/11/chartex" xmlns:cx6="http://schemas.microsoft.com/office/drawing/2016/5/12/chartex" xmlns:cx7="http://schemas.microsoft.com/office/drawing/2016/5/13/chartex" xmlns:cx8="http://schemas.microsoft.com/office/drawing/2016/5/14/chartex" xmlns:mc="http://schemas.openxmlformats.org/markup-compatibility/2006" xmlns:aink="http://schemas.microsoft.com/office/drawing/2016/ink" xmlns:am3d="http://schemas.microsoft.com/office/drawing/2017/model3d" xmlns:o="urn:schemas-microsoft-com:office:office" xmlns:r="http://schemas.openxmlformats.org/officeDocument/2006/relationships" xmlns:m="http://schemas.openxmlformats.org/officeDocument/2006/math" xmlns:v="urn:schemas-microsoft-com:vml" xmlns:wp14="http://schemas.microsoft.com/office/word/2010/wordprocessingDrawing" xmlns:wp="http://schemas.openxmlformats.org/drawingml/2006/wordprocessingDrawing" xmlns:w10="urn:schemas-microsoft-com:office:word" xmlns:w="http://schemas.openxmlformats.org/wordprocessingml/2006/main" xmlns:w14="http://schemas.microsoft.com/office/word/2010/wordml" xmlns:w15="http://schemas.microsoft.com/office/word/2012/wordml" xmlns:w16cid="http://schemas.microsoft.com/office/word/2016/wordml/cid" xmlns:w16se="http://schemas.microsoft.com/office/word/2015/wordml/symex" xmlns:wpg="http://schemas.microsoft.com/office/word/2010/wordprocessingGroup" xmlns:wpi="http://schemas.microsoft.com/office/word/2010/wordprocessingInk" xmlns:wne="http://schemas.microsoft.com/office/word/2006/wordml" xmlns:wps="http://schemas.microsoft.com/office/word/2010/wordprocessingShape" mc:Ignorable="w14 w15 w16se w16cid wp14">
   <w:footnote w:type="separator" w:id="-1">
     <w:p>
       <w:pPr>
@@ -4981,7 +5053,7 @@
 </file>
 
 <file path=word/header1.xml><?xml version="1.0" encoding="utf-8"?>
-<w:hdr xmlns:wpc="http://schemas.microsoft.com/office/word/2010/wordprocessingCanvas" xmlns:mc="http://schemas.openxmlformats.org/markup-compatibility/2006" xmlns:o="urn:schemas-microsoft-com:office:office" xmlns:r="http://schemas.openxmlformats.org/officeDocument/2006/relationships" xmlns:m="http://schemas.openxmlformats.org/officeDocument/2006/math" xmlns:v="urn:schemas-microsoft-com:vml" xmlns:wp14="http://schemas.microsoft.com/office/word/2010/wordprocessingDrawing" xmlns:wp="http://schemas.openxmlformats.org/drawingml/2006/wordprocessingDrawing" xmlns:w10="urn:schemas-microsoft-com:office:word" xmlns:w="http://schemas.openxmlformats.org/wordprocessingml/2006/main" xmlns:w14="http://schemas.microsoft.com/office/word/2010/wordml" xmlns:wpg="http://schemas.microsoft.com/office/word/2010/wordprocessingGroup" xmlns:wpi="http://schemas.microsoft.com/office/word/2010/wordprocessingInk" xmlns:wne="http://schemas.microsoft.com/office/word/2006/wordml" xmlns:wps="http://schemas.microsoft.com/office/word/2010/wordprocessingShape" mc:Ignorable="w14 wp14">
+<w:hdr xmlns:wpc="http://schemas.microsoft.com/office/word/2010/wordprocessingCanvas" xmlns:cx="http://schemas.microsoft.com/office/drawing/2014/chartex" xmlns:cx1="http://schemas.microsoft.com/office/drawing/2015/9/8/chartex" xmlns:cx2="http://schemas.microsoft.com/office/drawing/2015/10/21/chartex" xmlns:cx3="http://schemas.microsoft.com/office/drawing/2016/5/9/chartex" xmlns:cx4="http://schemas.microsoft.com/office/drawing/2016/5/10/chartex" xmlns:cx5="http://schemas.microsoft.com/office/drawing/2016/5/11/chartex" xmlns:cx6="http://schemas.microsoft.com/office/drawing/2016/5/12/chartex" xmlns:cx7="http://schemas.microsoft.com/office/drawing/2016/5/13/chartex" xmlns:cx8="http://schemas.microsoft.com/office/drawing/2016/5/14/chartex" xmlns:mc="http://schemas.openxmlformats.org/markup-compatibility/2006" xmlns:aink="http://schemas.microsoft.com/office/drawing/2016/ink" xmlns:am3d="http://schemas.microsoft.com/office/drawing/2017/model3d" xmlns:o="urn:schemas-microsoft-com:office:office" xmlns:r="http://schemas.openxmlformats.org/officeDocument/2006/relationships" xmlns:m="http://schemas.openxmlformats.org/officeDocument/2006/math" xmlns:v="urn:schemas-microsoft-com:vml" xmlns:wp14="http://schemas.microsoft.com/office/word/2010/wordprocessingDrawing" xmlns:wp="http://schemas.openxmlformats.org/drawingml/2006/wordprocessingDrawing" xmlns:w10="urn:schemas-microsoft-com:office:word" xmlns:w="http://schemas.openxmlformats.org/wordprocessingml/2006/main" xmlns:w14="http://schemas.microsoft.com/office/word/2010/wordml" xmlns:w15="http://schemas.microsoft.com/office/word/2012/wordml" xmlns:w16cid="http://schemas.microsoft.com/office/word/2016/wordml/cid" xmlns:w16se="http://schemas.microsoft.com/office/word/2015/wordml/symex" xmlns:wpg="http://schemas.microsoft.com/office/word/2010/wordprocessingGroup" xmlns:wpi="http://schemas.microsoft.com/office/word/2010/wordprocessingInk" xmlns:wne="http://schemas.microsoft.com/office/word/2006/wordml" xmlns:wps="http://schemas.microsoft.com/office/word/2010/wordprocessingShape" mc:Ignorable="w14 w15 w16se w16cid wp14">
   <w:p>
     <w:pPr>
       <w:pStyle w:val="af6"/>
@@ -4991,7 +5063,7 @@
 </file>
 
 <file path=word/header2.xml><?xml version="1.0" encoding="utf-8"?>
-<w:hdr xmlns:wpc="http://schemas.microsoft.com/office/word/2010/wordprocessingCanvas" xmlns:mc="http://schemas.openxmlformats.org/markup-compatibility/2006" xmlns:o="urn:schemas-microsoft-com:office:office" xmlns:r="http://schemas.openxmlformats.org/officeDocument/2006/relationships" xmlns:m="http://schemas.openxmlformats.org/officeDocument/2006/math" xmlns:v="urn:schemas-microsoft-com:vml" xmlns:wp14="http://schemas.microsoft.com/office/word/2010/wordprocessingDrawing" xmlns:wp="http://schemas.openxmlformats.org/drawingml/2006/wordprocessingDrawing" xmlns:w10="urn:schemas-microsoft-com:office:word" xmlns:w="http://schemas.openxmlformats.org/wordprocessingml/2006/main" xmlns:w14="http://schemas.microsoft.com/office/word/2010/wordml" xmlns:wpg="http://schemas.microsoft.com/office/word/2010/wordprocessingGroup" xmlns:wpi="http://schemas.microsoft.com/office/word/2010/wordprocessingInk" xmlns:wne="http://schemas.microsoft.com/office/word/2006/wordml" xmlns:wps="http://schemas.microsoft.com/office/word/2010/wordprocessingShape" mc:Ignorable="w14 wp14">
+<w:hdr xmlns:wpc="http://schemas.microsoft.com/office/word/2010/wordprocessingCanvas" xmlns:cx="http://schemas.microsoft.com/office/drawing/2014/chartex" xmlns:cx1="http://schemas.microsoft.com/office/drawing/2015/9/8/chartex" xmlns:cx2="http://schemas.microsoft.com/office/drawing/2015/10/21/chartex" xmlns:cx3="http://schemas.microsoft.com/office/drawing/2016/5/9/chartex" xmlns:cx4="http://schemas.microsoft.com/office/drawing/2016/5/10/chartex" xmlns:cx5="http://schemas.microsoft.com/office/drawing/2016/5/11/chartex" xmlns:cx6="http://schemas.microsoft.com/office/drawing/2016/5/12/chartex" xmlns:cx7="http://schemas.microsoft.com/office/drawing/2016/5/13/chartex" xmlns:cx8="http://schemas.microsoft.com/office/drawing/2016/5/14/chartex" xmlns:mc="http://schemas.openxmlformats.org/markup-compatibility/2006" xmlns:aink="http://schemas.microsoft.com/office/drawing/2016/ink" xmlns:am3d="http://schemas.microsoft.com/office/drawing/2017/model3d" xmlns:o="urn:schemas-microsoft-com:office:office" xmlns:r="http://schemas.openxmlformats.org/officeDocument/2006/relationships" xmlns:m="http://schemas.openxmlformats.org/officeDocument/2006/math" xmlns:v="urn:schemas-microsoft-com:vml" xmlns:wp14="http://schemas.microsoft.com/office/word/2010/wordprocessingDrawing" xmlns:wp="http://schemas.openxmlformats.org/drawingml/2006/wordprocessingDrawing" xmlns:w10="urn:schemas-microsoft-com:office:word" xmlns:w="http://schemas.openxmlformats.org/wordprocessingml/2006/main" xmlns:w14="http://schemas.microsoft.com/office/word/2010/wordml" xmlns:w15="http://schemas.microsoft.com/office/word/2012/wordml" xmlns:w16cid="http://schemas.microsoft.com/office/word/2016/wordml/cid" xmlns:w16se="http://schemas.microsoft.com/office/word/2015/wordml/symex" xmlns:wpg="http://schemas.microsoft.com/office/word/2010/wordprocessingGroup" xmlns:wpi="http://schemas.microsoft.com/office/word/2010/wordprocessingInk" xmlns:wne="http://schemas.microsoft.com/office/word/2006/wordml" xmlns:wps="http://schemas.microsoft.com/office/word/2010/wordprocessingShape" mc:Ignorable="w14 w15 w16se w16cid wp14">
   <w:p>
     <w:pPr>
       <w:pStyle w:val="af6"/>
@@ -5001,8 +5073,8 @@
 </file>
 
 <file path=word/numbering.xml><?xml version="1.0" encoding="utf-8"?>
-<w:numbering xmlns:wpc="http://schemas.microsoft.com/office/word/2010/wordprocessingCanvas" xmlns:mc="http://schemas.openxmlformats.org/markup-compatibility/2006" xmlns:o="urn:schemas-microsoft-com:office:office" xmlns:r="http://schemas.openxmlformats.org/officeDocument/2006/relationships" xmlns:m="http://schemas.openxmlformats.org/officeDocument/2006/math" xmlns:v="urn:schemas-microsoft-com:vml" xmlns:wp14="http://schemas.microsoft.com/office/word/2010/wordprocessingDrawing" xmlns:wp="http://schemas.openxmlformats.org/drawingml/2006/wordprocessingDrawing" xmlns:w10="urn:schemas-microsoft-com:office:word" xmlns:w="http://schemas.openxmlformats.org/wordprocessingml/2006/main" xmlns:w14="http://schemas.microsoft.com/office/word/2010/wordml" xmlns:wpg="http://schemas.microsoft.com/office/word/2010/wordprocessingGroup" xmlns:wpi="http://schemas.microsoft.com/office/word/2010/wordprocessingInk" xmlns:wne="http://schemas.microsoft.com/office/word/2006/wordml" xmlns:wps="http://schemas.microsoft.com/office/word/2010/wordprocessingShape" mc:Ignorable="w14 wp14">
-  <w:abstractNum w:abstractNumId="0">
+<w:numbering xmlns:wpc="http://schemas.microsoft.com/office/word/2010/wordprocessingCanvas" xmlns:cx="http://schemas.microsoft.com/office/drawing/2014/chartex" xmlns:cx1="http://schemas.microsoft.com/office/drawing/2015/9/8/chartex" xmlns:cx2="http://schemas.microsoft.com/office/drawing/2015/10/21/chartex" xmlns:cx3="http://schemas.microsoft.com/office/drawing/2016/5/9/chartex" xmlns:cx4="http://schemas.microsoft.com/office/drawing/2016/5/10/chartex" xmlns:cx5="http://schemas.microsoft.com/office/drawing/2016/5/11/chartex" xmlns:cx6="http://schemas.microsoft.com/office/drawing/2016/5/12/chartex" xmlns:cx7="http://schemas.microsoft.com/office/drawing/2016/5/13/chartex" xmlns:cx8="http://schemas.microsoft.com/office/drawing/2016/5/14/chartex" xmlns:mc="http://schemas.openxmlformats.org/markup-compatibility/2006" xmlns:aink="http://schemas.microsoft.com/office/drawing/2016/ink" xmlns:am3d="http://schemas.microsoft.com/office/drawing/2017/model3d" xmlns:o="urn:schemas-microsoft-com:office:office" xmlns:r="http://schemas.openxmlformats.org/officeDocument/2006/relationships" xmlns:m="http://schemas.openxmlformats.org/officeDocument/2006/math" xmlns:v="urn:schemas-microsoft-com:vml" xmlns:wp14="http://schemas.microsoft.com/office/word/2010/wordprocessingDrawing" xmlns:wp="http://schemas.openxmlformats.org/drawingml/2006/wordprocessingDrawing" xmlns:w10="urn:schemas-microsoft-com:office:word" xmlns:w="http://schemas.openxmlformats.org/wordprocessingml/2006/main" xmlns:w14="http://schemas.microsoft.com/office/word/2010/wordml" xmlns:w15="http://schemas.microsoft.com/office/word/2012/wordml" xmlns:w16cid="http://schemas.microsoft.com/office/word/2016/wordml/cid" xmlns:w16se="http://schemas.microsoft.com/office/word/2015/wordml/symex" xmlns:wpg="http://schemas.microsoft.com/office/word/2010/wordprocessingGroup" xmlns:wpi="http://schemas.microsoft.com/office/word/2010/wordprocessingInk" xmlns:wne="http://schemas.microsoft.com/office/word/2006/wordml" xmlns:wps="http://schemas.microsoft.com/office/word/2010/wordprocessingShape" mc:Ignorable="w14 w15 w16se w16cid wp14">
+  <w:abstractNum w:abstractNumId="0" w15:restartNumberingAfterBreak="0">
     <w:nsid w:val="065519F6"/>
     <w:multiLevelType w:val="multilevel"/>
     <w:tmpl w:val="2E48DE40"/>
@@ -5115,7 +5187,7 @@
       </w:rPr>
     </w:lvl>
   </w:abstractNum>
-  <w:abstractNum w:abstractNumId="1">
+  <w:abstractNum w:abstractNumId="1" w15:restartNumberingAfterBreak="0">
     <w:nsid w:val="1C082881"/>
     <w:multiLevelType w:val="hybridMultilevel"/>
     <w:tmpl w:val="7108E054"/>
@@ -5204,7 +5276,7 @@
       </w:pPr>
     </w:lvl>
   </w:abstractNum>
-  <w:abstractNum w:abstractNumId="2">
+  <w:abstractNum w:abstractNumId="2" w15:restartNumberingAfterBreak="0">
     <w:nsid w:val="25C70E73"/>
     <w:multiLevelType w:val="hybridMultilevel"/>
     <w:tmpl w:val="36C44796"/>
@@ -5293,7 +5365,182 @@
       </w:pPr>
     </w:lvl>
   </w:abstractNum>
-  <w:abstractNum w:abstractNumId="3">
+  <w:abstractNum w:abstractNumId="3" w15:restartNumberingAfterBreak="0">
+    <w:nsid w:val="31275DD0"/>
+    <w:multiLevelType w:val="hybridMultilevel"/>
+    <w:tmpl w:val="84CE3412"/>
+    <w:lvl w:ilvl="0" w:tplc="0419000F">
+      <w:start w:val="1"/>
+      <w:numFmt w:val="decimal"/>
+      <w:lvlText w:val="%1."/>
+      <w:lvlJc w:val="left"/>
+      <w:pPr>
+        <w:ind w:left="1429" w:hanging="360"/>
+      </w:pPr>
+    </w:lvl>
+    <w:lvl w:ilvl="1" w:tplc="04190019" w:tentative="1">
+      <w:start w:val="1"/>
+      <w:numFmt w:val="lowerLetter"/>
+      <w:lvlText w:val="%2."/>
+      <w:lvlJc w:val="left"/>
+      <w:pPr>
+        <w:ind w:left="2149" w:hanging="360"/>
+      </w:pPr>
+    </w:lvl>
+    <w:lvl w:ilvl="2" w:tplc="0419001B" w:tentative="1">
+      <w:start w:val="1"/>
+      <w:numFmt w:val="lowerRoman"/>
+      <w:lvlText w:val="%3."/>
+      <w:lvlJc w:val="right"/>
+      <w:pPr>
+        <w:ind w:left="2869" w:hanging="180"/>
+      </w:pPr>
+    </w:lvl>
+    <w:lvl w:ilvl="3" w:tplc="0419000F" w:tentative="1">
+      <w:start w:val="1"/>
+      <w:numFmt w:val="decimal"/>
+      <w:lvlText w:val="%4."/>
+      <w:lvlJc w:val="left"/>
+      <w:pPr>
+        <w:ind w:left="3589" w:hanging="360"/>
+      </w:pPr>
+    </w:lvl>
+    <w:lvl w:ilvl="4" w:tplc="04190019" w:tentative="1">
+      <w:start w:val="1"/>
+      <w:numFmt w:val="lowerLetter"/>
+      <w:lvlText w:val="%5."/>
+      <w:lvlJc w:val="left"/>
+      <w:pPr>
+        <w:ind w:left="4309" w:hanging="360"/>
+      </w:pPr>
+    </w:lvl>
+    <w:lvl w:ilvl="5" w:tplc="0419001B" w:tentative="1">
+      <w:start w:val="1"/>
+      <w:numFmt w:val="lowerRoman"/>
+      <w:lvlText w:val="%6."/>
+      <w:lvlJc w:val="right"/>
+      <w:pPr>
+        <w:ind w:left="5029" w:hanging="180"/>
+      </w:pPr>
+    </w:lvl>
+    <w:lvl w:ilvl="6" w:tplc="0419000F" w:tentative="1">
+      <w:start w:val="1"/>
+      <w:numFmt w:val="decimal"/>
+      <w:lvlText w:val="%7."/>
+      <w:lvlJc w:val="left"/>
+      <w:pPr>
+        <w:ind w:left="5749" w:hanging="360"/>
+      </w:pPr>
+    </w:lvl>
+    <w:lvl w:ilvl="7" w:tplc="04190019" w:tentative="1">
+      <w:start w:val="1"/>
+      <w:numFmt w:val="lowerLetter"/>
+      <w:lvlText w:val="%8."/>
+      <w:lvlJc w:val="left"/>
+      <w:pPr>
+        <w:ind w:left="6469" w:hanging="360"/>
+      </w:pPr>
+    </w:lvl>
+    <w:lvl w:ilvl="8" w:tplc="0419001B" w:tentative="1">
+      <w:start w:val="1"/>
+      <w:numFmt w:val="lowerRoman"/>
+      <w:lvlText w:val="%9."/>
+      <w:lvlJc w:val="right"/>
+      <w:pPr>
+        <w:ind w:left="7189" w:hanging="180"/>
+      </w:pPr>
+    </w:lvl>
+  </w:abstractNum>
+  <w:abstractNum w:abstractNumId="4" w15:restartNumberingAfterBreak="0">
+    <w:nsid w:val="45F63DAC"/>
+    <w:multiLevelType w:val="hybridMultilevel"/>
+    <w:tmpl w:val="824E727E"/>
+    <w:lvl w:ilvl="0" w:tplc="0AA0EC60">
+      <w:start w:val="1"/>
+      <w:numFmt w:val="decimal"/>
+      <w:lvlText w:val="%1."/>
+      <w:lvlJc w:val="left"/>
+      <w:pPr>
+        <w:ind w:left="1189" w:hanging="480"/>
+      </w:pPr>
+      <w:rPr>
+        <w:rFonts w:hint="default"/>
+      </w:rPr>
+    </w:lvl>
+    <w:lvl w:ilvl="1" w:tplc="04190019" w:tentative="1">
+      <w:start w:val="1"/>
+      <w:numFmt w:val="lowerLetter"/>
+      <w:lvlText w:val="%2."/>
+      <w:lvlJc w:val="left"/>
+      <w:pPr>
+        <w:ind w:left="1789" w:hanging="360"/>
+      </w:pPr>
+    </w:lvl>
+    <w:lvl w:ilvl="2" w:tplc="0419001B" w:tentative="1">
+      <w:start w:val="1"/>
+      <w:numFmt w:val="lowerRoman"/>
+      <w:lvlText w:val="%3."/>
+      <w:lvlJc w:val="right"/>
+      <w:pPr>
+        <w:ind w:left="2509" w:hanging="180"/>
+      </w:pPr>
+    </w:lvl>
+    <w:lvl w:ilvl="3" w:tplc="0419000F" w:tentative="1">
+      <w:start w:val="1"/>
+      <w:numFmt w:val="decimal"/>
+      <w:lvlText w:val="%4."/>
+      <w:lvlJc w:val="left"/>
+      <w:pPr>
+        <w:ind w:left="3229" w:hanging="360"/>
+      </w:pPr>
+    </w:lvl>
+    <w:lvl w:ilvl="4" w:tplc="04190019" w:tentative="1">
+      <w:start w:val="1"/>
+      <w:numFmt w:val="lowerLetter"/>
+      <w:lvlText w:val="%5."/>
+      <w:lvlJc w:val="left"/>
+      <w:pPr>
+        <w:ind w:left="3949" w:hanging="360"/>
+      </w:pPr>
+    </w:lvl>
+    <w:lvl w:ilvl="5" w:tplc="0419001B" w:tentative="1">
+      <w:start w:val="1"/>
+      <w:numFmt w:val="lowerRoman"/>
+      <w:lvlText w:val="%6."/>
+      <w:lvlJc w:val="right"/>
+      <w:pPr>
+        <w:ind w:left="4669" w:hanging="180"/>
+      </w:pPr>
+    </w:lvl>
+    <w:lvl w:ilvl="6" w:tplc="0419000F" w:tentative="1">
+      <w:start w:val="1"/>
+      <w:numFmt w:val="decimal"/>
+      <w:lvlText w:val="%7."/>
+      <w:lvlJc w:val="left"/>
+      <w:pPr>
+        <w:ind w:left="5389" w:hanging="360"/>
+      </w:pPr>
+    </w:lvl>
+    <w:lvl w:ilvl="7" w:tplc="04190019" w:tentative="1">
+      <w:start w:val="1"/>
+      <w:numFmt w:val="lowerLetter"/>
+      <w:lvlText w:val="%8."/>
+      <w:lvlJc w:val="left"/>
+      <w:pPr>
+        <w:ind w:left="6109" w:hanging="360"/>
+      </w:pPr>
+    </w:lvl>
+    <w:lvl w:ilvl="8" w:tplc="0419001B" w:tentative="1">
+      <w:start w:val="1"/>
+      <w:numFmt w:val="lowerRoman"/>
+      <w:lvlText w:val="%9."/>
+      <w:lvlJc w:val="right"/>
+      <w:pPr>
+        <w:ind w:left="6829" w:hanging="180"/>
+      </w:pPr>
+    </w:lvl>
+  </w:abstractNum>
+  <w:abstractNum w:abstractNumId="5" w15:restartNumberingAfterBreak="0">
     <w:nsid w:val="494F246C"/>
     <w:multiLevelType w:val="hybridMultilevel"/>
     <w:tmpl w:val="AFC6BC40"/>
@@ -5382,7 +5629,7 @@
       </w:pPr>
     </w:lvl>
   </w:abstractNum>
-  <w:abstractNum w:abstractNumId="4">
+  <w:abstractNum w:abstractNumId="6" w15:restartNumberingAfterBreak="0">
     <w:nsid w:val="50ED5D1A"/>
     <w:multiLevelType w:val="hybridMultilevel"/>
     <w:tmpl w:val="9E083F96"/>
@@ -5471,7 +5718,7 @@
       </w:pPr>
     </w:lvl>
   </w:abstractNum>
-  <w:abstractNum w:abstractNumId="5">
+  <w:abstractNum w:abstractNumId="7" w15:restartNumberingAfterBreak="0">
     <w:nsid w:val="53C87547"/>
     <w:multiLevelType w:val="hybridMultilevel"/>
     <w:tmpl w:val="A60461A8"/>
@@ -5560,7 +5807,7 @@
       </w:pPr>
     </w:lvl>
   </w:abstractNum>
-  <w:abstractNum w:abstractNumId="6">
+  <w:abstractNum w:abstractNumId="8" w15:restartNumberingAfterBreak="0">
     <w:nsid w:val="5BAE6DC1"/>
     <w:multiLevelType w:val="multilevel"/>
     <w:tmpl w:val="C2082E80"/>
@@ -5673,7 +5920,7 @@
       </w:rPr>
     </w:lvl>
   </w:abstractNum>
-  <w:abstractNum w:abstractNumId="7">
+  <w:abstractNum w:abstractNumId="9" w15:restartNumberingAfterBreak="0">
     <w:nsid w:val="644E476E"/>
     <w:multiLevelType w:val="hybridMultilevel"/>
     <w:tmpl w:val="1362F3DC"/>
@@ -5762,7 +6009,7 @@
       </w:pPr>
     </w:lvl>
   </w:abstractNum>
-  <w:abstractNum w:abstractNumId="8">
+  <w:abstractNum w:abstractNumId="10" w15:restartNumberingAfterBreak="0">
     <w:nsid w:val="694E2A1F"/>
     <w:multiLevelType w:val="multilevel"/>
     <w:tmpl w:val="50A65B7C"/>
@@ -5875,7 +6122,7 @@
       </w:rPr>
     </w:lvl>
   </w:abstractNum>
-  <w:abstractNum w:abstractNumId="9">
+  <w:abstractNum w:abstractNumId="11" w15:restartNumberingAfterBreak="0">
     <w:nsid w:val="6A9472AC"/>
     <w:multiLevelType w:val="hybridMultilevel"/>
     <w:tmpl w:val="3982A616"/>
@@ -5964,7 +6211,7 @@
       </w:pPr>
     </w:lvl>
   </w:abstractNum>
-  <w:abstractNum w:abstractNumId="10">
+  <w:abstractNum w:abstractNumId="12" w15:restartNumberingAfterBreak="0">
     <w:nsid w:val="7AA137DA"/>
     <w:multiLevelType w:val="multilevel"/>
     <w:tmpl w:val="B2AE4670"/>
@@ -6086,43 +6333,49 @@
     </w:lvl>
   </w:abstractNum>
   <w:num w:numId="1">
-    <w:abstractNumId w:val="8"/>
+    <w:abstractNumId w:val="10"/>
   </w:num>
   <w:num w:numId="2">
-    <w:abstractNumId w:val="3"/>
+    <w:abstractNumId w:val="5"/>
   </w:num>
   <w:num w:numId="3">
-    <w:abstractNumId w:val="9"/>
+    <w:abstractNumId w:val="11"/>
   </w:num>
   <w:num w:numId="4">
-    <w:abstractNumId w:val="4"/>
+    <w:abstractNumId w:val="6"/>
   </w:num>
   <w:num w:numId="5">
     <w:abstractNumId w:val="1"/>
   </w:num>
   <w:num w:numId="6">
-    <w:abstractNumId w:val="7"/>
+    <w:abstractNumId w:val="9"/>
   </w:num>
   <w:num w:numId="7">
-    <w:abstractNumId w:val="10"/>
+    <w:abstractNumId w:val="12"/>
   </w:num>
   <w:num w:numId="8">
     <w:abstractNumId w:val="0"/>
   </w:num>
   <w:num w:numId="9">
-    <w:abstractNumId w:val="6"/>
+    <w:abstractNumId w:val="8"/>
   </w:num>
   <w:num w:numId="10">
-    <w:abstractNumId w:val="5"/>
+    <w:abstractNumId w:val="7"/>
   </w:num>
   <w:num w:numId="11">
     <w:abstractNumId w:val="2"/>
+  </w:num>
+  <w:num w:numId="12">
+    <w:abstractNumId w:val="3"/>
+  </w:num>
+  <w:num w:numId="13">
+    <w:abstractNumId w:val="4"/>
   </w:num>
 </w:numbering>
 </file>
 
 <file path=word/styles.xml><?xml version="1.0" encoding="utf-8"?>
-<w:styles xmlns:mc="http://schemas.openxmlformats.org/markup-compatibility/2006" xmlns:r="http://schemas.openxmlformats.org/officeDocument/2006/relationships" xmlns:w="http://schemas.openxmlformats.org/wordprocessingml/2006/main" xmlns:w14="http://schemas.microsoft.com/office/word/2010/wordml" mc:Ignorable="w14">
+<w:styles xmlns:mc="http://schemas.openxmlformats.org/markup-compatibility/2006" xmlns:r="http://schemas.openxmlformats.org/officeDocument/2006/relationships" xmlns:w="http://schemas.openxmlformats.org/wordprocessingml/2006/main" xmlns:w14="http://schemas.microsoft.com/office/word/2010/wordml" xmlns:w15="http://schemas.microsoft.com/office/word/2012/wordml" xmlns:w16cid="http://schemas.microsoft.com/office/word/2016/wordml/cid" xmlns:w16se="http://schemas.microsoft.com/office/word/2015/wordml/symex" mc:Ignorable="w14 w15 w16se w16cid">
   <w:docDefaults>
     <w:rPrDefault>
       <w:rPr>
@@ -6136,144 +6389,382 @@
       </w:pPr>
     </w:pPrDefault>
   </w:docDefaults>
-  <w:latentStyles w:defLockedState="0" w:defUIPriority="99" w:defSemiHidden="1" w:defUnhideWhenUsed="1" w:defQFormat="0" w:count="267">
-    <w:lsdException w:name="Normal" w:semiHidden="0" w:uiPriority="0" w:unhideWhenUsed="0" w:qFormat="1"/>
-    <w:lsdException w:name="heading 1" w:semiHidden="0" w:uiPriority="9" w:unhideWhenUsed="0" w:qFormat="1"/>
-    <w:lsdException w:name="heading 2" w:uiPriority="9" w:qFormat="1"/>
-    <w:lsdException w:name="heading 3" w:uiPriority="9" w:qFormat="1"/>
-    <w:lsdException w:name="heading 4" w:uiPriority="9" w:qFormat="1"/>
-    <w:lsdException w:name="heading 5" w:uiPriority="9" w:qFormat="1"/>
-    <w:lsdException w:name="heading 6" w:uiPriority="9" w:qFormat="1"/>
-    <w:lsdException w:name="heading 7" w:uiPriority="9" w:qFormat="1"/>
-    <w:lsdException w:name="heading 8" w:uiPriority="9" w:qFormat="1"/>
-    <w:lsdException w:name="heading 9" w:uiPriority="9" w:qFormat="1"/>
-    <w:lsdException w:name="toc 1" w:uiPriority="39"/>
-    <w:lsdException w:name="toc 2" w:uiPriority="39"/>
-    <w:lsdException w:name="toc 3" w:uiPriority="39"/>
-    <w:lsdException w:name="toc 4" w:uiPriority="39"/>
-    <w:lsdException w:name="toc 5" w:uiPriority="39"/>
-    <w:lsdException w:name="toc 6" w:uiPriority="39"/>
-    <w:lsdException w:name="toc 7" w:uiPriority="39"/>
-    <w:lsdException w:name="toc 8" w:uiPriority="39"/>
-    <w:lsdException w:name="toc 9" w:uiPriority="39"/>
-    <w:lsdException w:name="caption" w:uiPriority="35" w:qFormat="1"/>
-    <w:lsdException w:name="Title" w:semiHidden="0" w:uiPriority="10" w:unhideWhenUsed="0" w:qFormat="1"/>
-    <w:lsdException w:name="Default Paragraph Font" w:uiPriority="1"/>
-    <w:lsdException w:name="Subtitle" w:semiHidden="0" w:uiPriority="11" w:unhideWhenUsed="0" w:qFormat="1"/>
-    <w:lsdException w:name="Strong" w:semiHidden="0" w:uiPriority="22" w:unhideWhenUsed="0" w:qFormat="1"/>
-    <w:lsdException w:name="Emphasis" w:semiHidden="0" w:uiPriority="20" w:unhideWhenUsed="0" w:qFormat="1"/>
-    <w:lsdException w:name="Table Grid" w:semiHidden="0" w:uiPriority="39" w:unhideWhenUsed="0" w:qFormat="1"/>
-    <w:lsdException w:name="Placeholder Text" w:unhideWhenUsed="0"/>
-    <w:lsdException w:name="No Spacing" w:semiHidden="0" w:uiPriority="1" w:unhideWhenUsed="0" w:qFormat="1"/>
-    <w:lsdException w:name="Light Shading" w:semiHidden="0" w:uiPriority="60" w:unhideWhenUsed="0"/>
-    <w:lsdException w:name="Light List" w:semiHidden="0" w:uiPriority="61" w:unhideWhenUsed="0"/>
-    <w:lsdException w:name="Light Grid" w:semiHidden="0" w:uiPriority="62" w:unhideWhenUsed="0"/>
-    <w:lsdException w:name="Medium Shading 1" w:semiHidden="0" w:uiPriority="63" w:unhideWhenUsed="0"/>
-    <w:lsdException w:name="Medium Shading 2" w:semiHidden="0" w:uiPriority="64" w:unhideWhenUsed="0"/>
-    <w:lsdException w:name="Medium List 1" w:semiHidden="0" w:uiPriority="65" w:unhideWhenUsed="0"/>
-    <w:lsdException w:name="Medium List 2" w:semiHidden="0" w:uiPriority="66" w:unhideWhenUsed="0"/>
-    <w:lsdException w:name="Medium Grid 1" w:semiHidden="0" w:uiPriority="67" w:unhideWhenUsed="0"/>
-    <w:lsdException w:name="Medium Grid 2" w:semiHidden="0" w:uiPriority="68" w:unhideWhenUsed="0"/>
-    <w:lsdException w:name="Medium Grid 3" w:semiHidden="0" w:uiPriority="69" w:unhideWhenUsed="0"/>
-    <w:lsdException w:name="Dark List" w:semiHidden="0" w:uiPriority="70" w:unhideWhenUsed="0"/>
-    <w:lsdException w:name="Colorful Shading" w:semiHidden="0" w:uiPriority="71" w:unhideWhenUsed="0"/>
-    <w:lsdException w:name="Colorful List" w:semiHidden="0" w:uiPriority="72" w:unhideWhenUsed="0"/>
-    <w:lsdException w:name="Colorful Grid" w:semiHidden="0" w:uiPriority="73" w:unhideWhenUsed="0"/>
-    <w:lsdException w:name="Light Shading Accent 1" w:semiHidden="0" w:uiPriority="60" w:unhideWhenUsed="0"/>
-    <w:lsdException w:name="Light List Accent 1" w:semiHidden="0" w:uiPriority="61" w:unhideWhenUsed="0"/>
-    <w:lsdException w:name="Light Grid Accent 1" w:semiHidden="0" w:uiPriority="62" w:unhideWhenUsed="0"/>
-    <w:lsdException w:name="Medium Shading 1 Accent 1" w:semiHidden="0" w:uiPriority="63" w:unhideWhenUsed="0"/>
-    <w:lsdException w:name="Medium Shading 2 Accent 1" w:semiHidden="0" w:uiPriority="64" w:unhideWhenUsed="0"/>
-    <w:lsdException w:name="Medium List 1 Accent 1" w:semiHidden="0" w:uiPriority="65" w:unhideWhenUsed="0"/>
-    <w:lsdException w:name="Revision" w:unhideWhenUsed="0"/>
-    <w:lsdException w:name="List Paragraph" w:semiHidden="0" w:uiPriority="34" w:unhideWhenUsed="0" w:qFormat="1"/>
-    <w:lsdException w:name="Quote" w:semiHidden="0" w:uiPriority="29" w:unhideWhenUsed="0" w:qFormat="1"/>
-    <w:lsdException w:name="Intense Quote" w:semiHidden="0" w:uiPriority="30" w:unhideWhenUsed="0" w:qFormat="1"/>
-    <w:lsdException w:name="Medium List 2 Accent 1" w:semiHidden="0" w:uiPriority="66" w:unhideWhenUsed="0"/>
-    <w:lsdException w:name="Medium Grid 1 Accent 1" w:semiHidden="0" w:uiPriority="67" w:unhideWhenUsed="0"/>
-    <w:lsdException w:name="Medium Grid 2 Accent 1" w:semiHidden="0" w:uiPriority="68" w:unhideWhenUsed="0"/>
-    <w:lsdException w:name="Medium Grid 3 Accent 1" w:semiHidden="0" w:uiPriority="69" w:unhideWhenUsed="0"/>
-    <w:lsdException w:name="Dark List Accent 1" w:semiHidden="0" w:uiPriority="70" w:unhideWhenUsed="0"/>
-    <w:lsdException w:name="Colorful Shading Accent 1" w:semiHidden="0" w:uiPriority="71" w:unhideWhenUsed="0"/>
-    <w:lsdException w:name="Colorful List Accent 1" w:semiHidden="0" w:uiPriority="72" w:unhideWhenUsed="0"/>
-    <w:lsdException w:name="Colorful Grid Accent 1" w:semiHidden="0" w:uiPriority="73" w:unhideWhenUsed="0"/>
-    <w:lsdException w:name="Light Shading Accent 2" w:semiHidden="0" w:uiPriority="60" w:unhideWhenUsed="0"/>
-    <w:lsdException w:name="Light List Accent 2" w:semiHidden="0" w:uiPriority="61" w:unhideWhenUsed="0"/>
-    <w:lsdException w:name="Light Grid Accent 2" w:semiHidden="0" w:uiPriority="62" w:unhideWhenUsed="0"/>
-    <w:lsdException w:name="Medium Shading 1 Accent 2" w:semiHidden="0" w:uiPriority="63" w:unhideWhenUsed="0"/>
-    <w:lsdException w:name="Medium Shading 2 Accent 2" w:semiHidden="0" w:uiPriority="64" w:unhideWhenUsed="0"/>
-    <w:lsdException w:name="Medium List 1 Accent 2" w:semiHidden="0" w:uiPriority="65" w:unhideWhenUsed="0"/>
-    <w:lsdException w:name="Medium List 2 Accent 2" w:semiHidden="0" w:uiPriority="66" w:unhideWhenUsed="0"/>
-    <w:lsdException w:name="Medium Grid 1 Accent 2" w:semiHidden="0" w:uiPriority="67" w:unhideWhenUsed="0"/>
-    <w:lsdException w:name="Medium Grid 2 Accent 2" w:semiHidden="0" w:uiPriority="68" w:unhideWhenUsed="0"/>
-    <w:lsdException w:name="Medium Grid 3 Accent 2" w:semiHidden="0" w:uiPriority="69" w:unhideWhenUsed="0"/>
-    <w:lsdException w:name="Dark List Accent 2" w:semiHidden="0" w:uiPriority="70" w:unhideWhenUsed="0"/>
-    <w:lsdException w:name="Colorful Shading Accent 2" w:semiHidden="0" w:uiPriority="71" w:unhideWhenUsed="0"/>
-    <w:lsdException w:name="Colorful List Accent 2" w:semiHidden="0" w:uiPriority="72" w:unhideWhenUsed="0"/>
-    <w:lsdException w:name="Colorful Grid Accent 2" w:semiHidden="0" w:uiPriority="73" w:unhideWhenUsed="0"/>
-    <w:lsdException w:name="Light Shading Accent 3" w:semiHidden="0" w:uiPriority="60" w:unhideWhenUsed="0"/>
-    <w:lsdException w:name="Light List Accent 3" w:semiHidden="0" w:uiPriority="61" w:unhideWhenUsed="0"/>
-    <w:lsdException w:name="Light Grid Accent 3" w:semiHidden="0" w:uiPriority="62" w:unhideWhenUsed="0"/>
-    <w:lsdException w:name="Medium Shading 1 Accent 3" w:semiHidden="0" w:uiPriority="63" w:unhideWhenUsed="0"/>
-    <w:lsdException w:name="Medium Shading 2 Accent 3" w:semiHidden="0" w:uiPriority="64" w:unhideWhenUsed="0"/>
-    <w:lsdException w:name="Medium List 1 Accent 3" w:semiHidden="0" w:uiPriority="65" w:unhideWhenUsed="0"/>
-    <w:lsdException w:name="Medium List 2 Accent 3" w:semiHidden="0" w:uiPriority="66" w:unhideWhenUsed="0"/>
-    <w:lsdException w:name="Medium Grid 1 Accent 3" w:semiHidden="0" w:uiPriority="67" w:unhideWhenUsed="0"/>
-    <w:lsdException w:name="Medium Grid 2 Accent 3" w:semiHidden="0" w:uiPriority="68" w:unhideWhenUsed="0"/>
-    <w:lsdException w:name="Medium Grid 3 Accent 3" w:semiHidden="0" w:uiPriority="69" w:unhideWhenUsed="0"/>
-    <w:lsdException w:name="Dark List Accent 3" w:semiHidden="0" w:uiPriority="70" w:unhideWhenUsed="0"/>
-    <w:lsdException w:name="Colorful Shading Accent 3" w:semiHidden="0" w:uiPriority="71" w:unhideWhenUsed="0"/>
-    <w:lsdException w:name="Colorful List Accent 3" w:semiHidden="0" w:uiPriority="72" w:unhideWhenUsed="0"/>
-    <w:lsdException w:name="Colorful Grid Accent 3" w:semiHidden="0" w:uiPriority="73" w:unhideWhenUsed="0"/>
-    <w:lsdException w:name="Light Shading Accent 4" w:semiHidden="0" w:uiPriority="60" w:unhideWhenUsed="0"/>
-    <w:lsdException w:name="Light List Accent 4" w:semiHidden="0" w:uiPriority="61" w:unhideWhenUsed="0"/>
-    <w:lsdException w:name="Light Grid Accent 4" w:semiHidden="0" w:uiPriority="62" w:unhideWhenUsed="0"/>
-    <w:lsdException w:name="Medium Shading 1 Accent 4" w:semiHidden="0" w:uiPriority="63" w:unhideWhenUsed="0"/>
-    <w:lsdException w:name="Medium Shading 2 Accent 4" w:semiHidden="0" w:uiPriority="64" w:unhideWhenUsed="0"/>
-    <w:lsdException w:name="Medium List 1 Accent 4" w:semiHidden="0" w:uiPriority="65" w:unhideWhenUsed="0"/>
-    <w:lsdException w:name="Medium List 2 Accent 4" w:semiHidden="0" w:uiPriority="66" w:unhideWhenUsed="0"/>
-    <w:lsdException w:name="Medium Grid 1 Accent 4" w:semiHidden="0" w:uiPriority="67" w:unhideWhenUsed="0"/>
-    <w:lsdException w:name="Medium Grid 2 Accent 4" w:semiHidden="0" w:uiPriority="68" w:unhideWhenUsed="0"/>
-    <w:lsdException w:name="Medium Grid 3 Accent 4" w:semiHidden="0" w:uiPriority="69" w:unhideWhenUsed="0"/>
-    <w:lsdException w:name="Dark List Accent 4" w:semiHidden="0" w:uiPriority="70" w:unhideWhenUsed="0"/>
-    <w:lsdException w:name="Colorful Shading Accent 4" w:semiHidden="0" w:uiPriority="71" w:unhideWhenUsed="0"/>
-    <w:lsdException w:name="Colorful List Accent 4" w:semiHidden="0" w:uiPriority="72" w:unhideWhenUsed="0"/>
-    <w:lsdException w:name="Colorful Grid Accent 4" w:semiHidden="0" w:uiPriority="73" w:unhideWhenUsed="0"/>
-    <w:lsdException w:name="Light Shading Accent 5" w:semiHidden="0" w:uiPriority="60" w:unhideWhenUsed="0"/>
-    <w:lsdException w:name="Light List Accent 5" w:semiHidden="0" w:uiPriority="61" w:unhideWhenUsed="0"/>
-    <w:lsdException w:name="Light Grid Accent 5" w:semiHidden="0" w:uiPriority="62" w:unhideWhenUsed="0"/>
-    <w:lsdException w:name="Medium Shading 1 Accent 5" w:semiHidden="0" w:uiPriority="63" w:unhideWhenUsed="0"/>
-    <w:lsdException w:name="Medium Shading 2 Accent 5" w:semiHidden="0" w:uiPriority="64" w:unhideWhenUsed="0"/>
-    <w:lsdException w:name="Medium List 1 Accent 5" w:semiHidden="0" w:uiPriority="65" w:unhideWhenUsed="0"/>
-    <w:lsdException w:name="Medium List 2 Accent 5" w:semiHidden="0" w:uiPriority="66" w:unhideWhenUsed="0"/>
-    <w:lsdException w:name="Medium Grid 1 Accent 5" w:semiHidden="0" w:uiPriority="67" w:unhideWhenUsed="0"/>
-    <w:lsdException w:name="Medium Grid 2 Accent 5" w:semiHidden="0" w:uiPriority="68" w:unhideWhenUsed="0"/>
-    <w:lsdException w:name="Medium Grid 3 Accent 5" w:semiHidden="0" w:uiPriority="69" w:unhideWhenUsed="0"/>
-    <w:lsdException w:name="Dark List Accent 5" w:semiHidden="0" w:uiPriority="70" w:unhideWhenUsed="0"/>
-    <w:lsdException w:name="Colorful Shading Accent 5" w:semiHidden="0" w:uiPriority="71" w:unhideWhenUsed="0"/>
-    <w:lsdException w:name="Colorful List Accent 5" w:semiHidden="0" w:uiPriority="72" w:unhideWhenUsed="0"/>
-    <w:lsdException w:name="Colorful Grid Accent 5" w:semiHidden="0" w:uiPriority="73" w:unhideWhenUsed="0"/>
-    <w:lsdException w:name="Light Shading Accent 6" w:semiHidden="0" w:uiPriority="60" w:unhideWhenUsed="0"/>
-    <w:lsdException w:name="Light List Accent 6" w:semiHidden="0" w:uiPriority="61" w:unhideWhenUsed="0"/>
-    <w:lsdException w:name="Light Grid Accent 6" w:semiHidden="0" w:uiPriority="62" w:unhideWhenUsed="0"/>
-    <w:lsdException w:name="Medium Shading 1 Accent 6" w:semiHidden="0" w:uiPriority="63" w:unhideWhenUsed="0"/>
-    <w:lsdException w:name="Medium Shading 2 Accent 6" w:semiHidden="0" w:uiPriority="64" w:unhideWhenUsed="0"/>
-    <w:lsdException w:name="Medium List 1 Accent 6" w:semiHidden="0" w:uiPriority="65" w:unhideWhenUsed="0"/>
-    <w:lsdException w:name="Medium List 2 Accent 6" w:semiHidden="0" w:uiPriority="66" w:unhideWhenUsed="0"/>
-    <w:lsdException w:name="Medium Grid 1 Accent 6" w:semiHidden="0" w:uiPriority="67" w:unhideWhenUsed="0"/>
-    <w:lsdException w:name="Medium Grid 2 Accent 6" w:semiHidden="0" w:uiPriority="68" w:unhideWhenUsed="0"/>
-    <w:lsdException w:name="Medium Grid 3 Accent 6" w:semiHidden="0" w:uiPriority="69" w:unhideWhenUsed="0"/>
-    <w:lsdException w:name="Dark List Accent 6" w:semiHidden="0" w:uiPriority="70" w:unhideWhenUsed="0"/>
-    <w:lsdException w:name="Colorful Shading Accent 6" w:semiHidden="0" w:uiPriority="71" w:unhideWhenUsed="0"/>
-    <w:lsdException w:name="Colorful List Accent 6" w:semiHidden="0" w:uiPriority="72" w:unhideWhenUsed="0"/>
-    <w:lsdException w:name="Colorful Grid Accent 6" w:semiHidden="0" w:uiPriority="73" w:unhideWhenUsed="0"/>
-    <w:lsdException w:name="Subtle Emphasis" w:semiHidden="0" w:uiPriority="19" w:unhideWhenUsed="0" w:qFormat="1"/>
-    <w:lsdException w:name="Intense Emphasis" w:semiHidden="0" w:uiPriority="21" w:unhideWhenUsed="0" w:qFormat="1"/>
-    <w:lsdException w:name="Subtle Reference" w:semiHidden="0" w:uiPriority="31" w:unhideWhenUsed="0" w:qFormat="1"/>
-    <w:lsdException w:name="Intense Reference" w:semiHidden="0" w:uiPriority="32" w:unhideWhenUsed="0" w:qFormat="1"/>
-    <w:lsdException w:name="Book Title" w:semiHidden="0" w:uiPriority="33" w:unhideWhenUsed="0" w:qFormat="1"/>
-    <w:lsdException w:name="Bibliography" w:uiPriority="37"/>
-    <w:lsdException w:name="TOC Heading" w:uiPriority="39" w:qFormat="1"/>
+  <w:latentStyles w:defLockedState="0" w:defUIPriority="99" w:defSemiHidden="0" w:defUnhideWhenUsed="0" w:defQFormat="0" w:count="375">
+    <w:lsdException w:name="Normal" w:uiPriority="0" w:qFormat="1"/>
+    <w:lsdException w:name="heading 1" w:uiPriority="9" w:qFormat="1"/>
+    <w:lsdException w:name="heading 2" w:semiHidden="1" w:uiPriority="9" w:unhideWhenUsed="1" w:qFormat="1"/>
+    <w:lsdException w:name="heading 3" w:semiHidden="1" w:uiPriority="9" w:unhideWhenUsed="1" w:qFormat="1"/>
+    <w:lsdException w:name="heading 4" w:semiHidden="1" w:uiPriority="9" w:unhideWhenUsed="1" w:qFormat="1"/>
+    <w:lsdException w:name="heading 5" w:semiHidden="1" w:uiPriority="9" w:unhideWhenUsed="1" w:qFormat="1"/>
+    <w:lsdException w:name="heading 6" w:semiHidden="1" w:uiPriority="9" w:unhideWhenUsed="1" w:qFormat="1"/>
+    <w:lsdException w:name="heading 7" w:semiHidden="1" w:uiPriority="9" w:unhideWhenUsed="1" w:qFormat="1"/>
+    <w:lsdException w:name="heading 8" w:semiHidden="1" w:uiPriority="9" w:unhideWhenUsed="1" w:qFormat="1"/>
+    <w:lsdException w:name="heading 9" w:semiHidden="1" w:uiPriority="9" w:unhideWhenUsed="1" w:qFormat="1"/>
+    <w:lsdException w:name="index 1" w:semiHidden="1" w:unhideWhenUsed="1"/>
+    <w:lsdException w:name="index 2" w:semiHidden="1" w:unhideWhenUsed="1"/>
+    <w:lsdException w:name="index 3" w:semiHidden="1" w:unhideWhenUsed="1"/>
+    <w:lsdException w:name="index 4" w:semiHidden="1" w:unhideWhenUsed="1"/>
+    <w:lsdException w:name="index 5" w:semiHidden="1" w:unhideWhenUsed="1"/>
+    <w:lsdException w:name="index 6" w:semiHidden="1" w:unhideWhenUsed="1"/>
+    <w:lsdException w:name="index 7" w:semiHidden="1" w:unhideWhenUsed="1"/>
+    <w:lsdException w:name="index 8" w:semiHidden="1" w:unhideWhenUsed="1"/>
+    <w:lsdException w:name="index 9" w:semiHidden="1" w:unhideWhenUsed="1"/>
+    <w:lsdException w:name="toc 1" w:semiHidden="1" w:uiPriority="39" w:unhideWhenUsed="1"/>
+    <w:lsdException w:name="toc 2" w:semiHidden="1" w:uiPriority="39" w:unhideWhenUsed="1"/>
+    <w:lsdException w:name="toc 3" w:semiHidden="1" w:uiPriority="39" w:unhideWhenUsed="1"/>
+    <w:lsdException w:name="toc 4" w:semiHidden="1" w:uiPriority="39" w:unhideWhenUsed="1"/>
+    <w:lsdException w:name="toc 5" w:semiHidden="1" w:uiPriority="39" w:unhideWhenUsed="1"/>
+    <w:lsdException w:name="toc 6" w:semiHidden="1" w:uiPriority="39" w:unhideWhenUsed="1"/>
+    <w:lsdException w:name="toc 7" w:semiHidden="1" w:uiPriority="39" w:unhideWhenUsed="1"/>
+    <w:lsdException w:name="toc 8" w:semiHidden="1" w:uiPriority="39" w:unhideWhenUsed="1"/>
+    <w:lsdException w:name="toc 9" w:semiHidden="1" w:uiPriority="39" w:unhideWhenUsed="1"/>
+    <w:lsdException w:name="Normal Indent" w:semiHidden="1" w:unhideWhenUsed="1"/>
+    <w:lsdException w:name="footnote text" w:semiHidden="1" w:unhideWhenUsed="1"/>
+    <w:lsdException w:name="annotation text" w:semiHidden="1" w:unhideWhenUsed="1"/>
+    <w:lsdException w:name="header" w:semiHidden="1" w:unhideWhenUsed="1"/>
+    <w:lsdException w:name="footer" w:semiHidden="1" w:unhideWhenUsed="1"/>
+    <w:lsdException w:name="index heading" w:semiHidden="1" w:unhideWhenUsed="1"/>
+    <w:lsdException w:name="caption" w:semiHidden="1" w:uiPriority="35" w:unhideWhenUsed="1" w:qFormat="1"/>
+    <w:lsdException w:name="table of figures" w:semiHidden="1" w:unhideWhenUsed="1"/>
+    <w:lsdException w:name="envelope address" w:semiHidden="1" w:unhideWhenUsed="1"/>
+    <w:lsdException w:name="envelope return" w:semiHidden="1" w:unhideWhenUsed="1"/>
+    <w:lsdException w:name="footnote reference" w:semiHidden="1" w:unhideWhenUsed="1"/>
+    <w:lsdException w:name="annotation reference" w:semiHidden="1" w:unhideWhenUsed="1"/>
+    <w:lsdException w:name="line number" w:semiHidden="1" w:unhideWhenUsed="1"/>
+    <w:lsdException w:name="page number" w:semiHidden="1" w:unhideWhenUsed="1"/>
+    <w:lsdException w:name="endnote reference" w:semiHidden="1" w:unhideWhenUsed="1"/>
+    <w:lsdException w:name="endnote text" w:semiHidden="1" w:unhideWhenUsed="1"/>
+    <w:lsdException w:name="table of authorities" w:semiHidden="1" w:unhideWhenUsed="1"/>
+    <w:lsdException w:name="macro" w:semiHidden="1" w:unhideWhenUsed="1"/>
+    <w:lsdException w:name="toa heading" w:semiHidden="1" w:unhideWhenUsed="1"/>
+    <w:lsdException w:name="List" w:semiHidden="1" w:unhideWhenUsed="1"/>
+    <w:lsdException w:name="List Bullet" w:semiHidden="1" w:unhideWhenUsed="1"/>
+    <w:lsdException w:name="List Number" w:semiHidden="1" w:unhideWhenUsed="1"/>
+    <w:lsdException w:name="List 2" w:semiHidden="1" w:unhideWhenUsed="1"/>
+    <w:lsdException w:name="List 3" w:semiHidden="1" w:unhideWhenUsed="1"/>
+    <w:lsdException w:name="List 4" w:semiHidden="1" w:unhideWhenUsed="1"/>
+    <w:lsdException w:name="List 5" w:semiHidden="1" w:unhideWhenUsed="1"/>
+    <w:lsdException w:name="List Bullet 2" w:semiHidden="1" w:unhideWhenUsed="1"/>
+    <w:lsdException w:name="List Bullet 3" w:semiHidden="1" w:unhideWhenUsed="1"/>
+    <w:lsdException w:name="List Bullet 4" w:semiHidden="1" w:unhideWhenUsed="1"/>
+    <w:lsdException w:name="List Bullet 5" w:semiHidden="1" w:unhideWhenUsed="1"/>
+    <w:lsdException w:name="List Number 2" w:semiHidden="1" w:unhideWhenUsed="1"/>
+    <w:lsdException w:name="List Number 3" w:semiHidden="1" w:unhideWhenUsed="1"/>
+    <w:lsdException w:name="List Number 4" w:semiHidden="1" w:unhideWhenUsed="1"/>
+    <w:lsdException w:name="List Number 5" w:semiHidden="1" w:unhideWhenUsed="1"/>
+    <w:lsdException w:name="Title" w:uiPriority="10" w:qFormat="1"/>
+    <w:lsdException w:name="Closing" w:semiHidden="1" w:unhideWhenUsed="1"/>
+    <w:lsdException w:name="Signature" w:semiHidden="1" w:unhideWhenUsed="1"/>
+    <w:lsdException w:name="Default Paragraph Font" w:semiHidden="1" w:uiPriority="1" w:unhideWhenUsed="1"/>
+    <w:lsdException w:name="Body Text" w:semiHidden="1" w:unhideWhenUsed="1"/>
+    <w:lsdException w:name="Body Text Indent" w:semiHidden="1" w:unhideWhenUsed="1"/>
+    <w:lsdException w:name="List Continue" w:semiHidden="1" w:unhideWhenUsed="1"/>
+    <w:lsdException w:name="List Continue 2" w:semiHidden="1" w:unhideWhenUsed="1"/>
+    <w:lsdException w:name="List Continue 3" w:semiHidden="1" w:unhideWhenUsed="1"/>
+    <w:lsdException w:name="List Continue 4" w:semiHidden="1" w:unhideWhenUsed="1"/>
+    <w:lsdException w:name="List Continue 5" w:semiHidden="1" w:unhideWhenUsed="1"/>
+    <w:lsdException w:name="Message Header" w:semiHidden="1" w:unhideWhenUsed="1"/>
+    <w:lsdException w:name="Subtitle" w:uiPriority="11" w:qFormat="1"/>
+    <w:lsdException w:name="Salutation" w:semiHidden="1" w:unhideWhenUsed="1"/>
+    <w:lsdException w:name="Date" w:semiHidden="1" w:unhideWhenUsed="1"/>
+    <w:lsdException w:name="Body Text First Indent" w:semiHidden="1" w:unhideWhenUsed="1"/>
+    <w:lsdException w:name="Body Text First Indent 2" w:semiHidden="1" w:unhideWhenUsed="1"/>
+    <w:lsdException w:name="Note Heading" w:semiHidden="1" w:unhideWhenUsed="1"/>
+    <w:lsdException w:name="Body Text 2" w:semiHidden="1" w:unhideWhenUsed="1"/>
+    <w:lsdException w:name="Body Text 3" w:semiHidden="1" w:unhideWhenUsed="1"/>
+    <w:lsdException w:name="Body Text Indent 2" w:semiHidden="1" w:unhideWhenUsed="1"/>
+    <w:lsdException w:name="Body Text Indent 3" w:semiHidden="1" w:unhideWhenUsed="1"/>
+    <w:lsdException w:name="Block Text" w:semiHidden="1" w:unhideWhenUsed="1"/>
+    <w:lsdException w:name="Hyperlink" w:semiHidden="1" w:unhideWhenUsed="1"/>
+    <w:lsdException w:name="FollowedHyperlink" w:semiHidden="1" w:unhideWhenUsed="1"/>
+    <w:lsdException w:name="Strong" w:uiPriority="22" w:qFormat="1"/>
+    <w:lsdException w:name="Emphasis" w:uiPriority="20" w:qFormat="1"/>
+    <w:lsdException w:name="Document Map" w:semiHidden="1" w:unhideWhenUsed="1"/>
+    <w:lsdException w:name="Plain Text" w:semiHidden="1" w:unhideWhenUsed="1"/>
+    <w:lsdException w:name="E-mail Signature" w:semiHidden="1" w:unhideWhenUsed="1"/>
+    <w:lsdException w:name="HTML Top of Form" w:semiHidden="1" w:unhideWhenUsed="1"/>
+    <w:lsdException w:name="HTML Bottom of Form" w:semiHidden="1" w:unhideWhenUsed="1"/>
+    <w:lsdException w:name="Normal (Web)" w:semiHidden="1" w:unhideWhenUsed="1"/>
+    <w:lsdException w:name="HTML Acronym" w:semiHidden="1" w:unhideWhenUsed="1"/>
+    <w:lsdException w:name="HTML Address" w:semiHidden="1" w:unhideWhenUsed="1"/>
+    <w:lsdException w:name="HTML Cite" w:semiHidden="1" w:unhideWhenUsed="1"/>
+    <w:lsdException w:name="HTML Code" w:semiHidden="1" w:unhideWhenUsed="1"/>
+    <w:lsdException w:name="HTML Definition" w:semiHidden="1" w:unhideWhenUsed="1"/>
+    <w:lsdException w:name="HTML Keyboard" w:semiHidden="1" w:unhideWhenUsed="1"/>
+    <w:lsdException w:name="HTML Preformatted" w:semiHidden="1" w:unhideWhenUsed="1"/>
+    <w:lsdException w:name="HTML Sample" w:semiHidden="1" w:unhideWhenUsed="1"/>
+    <w:lsdException w:name="HTML Typewriter" w:semiHidden="1" w:unhideWhenUsed="1"/>
+    <w:lsdException w:name="HTML Variable" w:semiHidden="1" w:unhideWhenUsed="1"/>
+    <w:lsdException w:name="Normal Table" w:semiHidden="1" w:unhideWhenUsed="1"/>
+    <w:lsdException w:name="annotation subject" w:semiHidden="1" w:unhideWhenUsed="1"/>
+    <w:lsdException w:name="No List" w:semiHidden="1" w:unhideWhenUsed="1"/>
+    <w:lsdException w:name="Outline List 1" w:semiHidden="1" w:unhideWhenUsed="1"/>
+    <w:lsdException w:name="Outline List 2" w:semiHidden="1" w:unhideWhenUsed="1"/>
+    <w:lsdException w:name="Outline List 3" w:semiHidden="1" w:unhideWhenUsed="1"/>
+    <w:lsdException w:name="Table Simple 1" w:semiHidden="1" w:unhideWhenUsed="1"/>
+    <w:lsdException w:name="Table Simple 2" w:semiHidden="1" w:unhideWhenUsed="1"/>
+    <w:lsdException w:name="Table Simple 3" w:semiHidden="1" w:unhideWhenUsed="1"/>
+    <w:lsdException w:name="Table Classic 1" w:semiHidden="1" w:unhideWhenUsed="1"/>
+    <w:lsdException w:name="Table Classic 2" w:semiHidden="1" w:unhideWhenUsed="1"/>
+    <w:lsdException w:name="Table Classic 3" w:semiHidden="1" w:unhideWhenUsed="1"/>
+    <w:lsdException w:name="Table Classic 4" w:semiHidden="1" w:unhideWhenUsed="1"/>
+    <w:lsdException w:name="Table Colorful 1" w:semiHidden="1" w:unhideWhenUsed="1"/>
+    <w:lsdException w:name="Table Colorful 2" w:semiHidden="1" w:unhideWhenUsed="1"/>
+    <w:lsdException w:name="Table Colorful 3" w:semiHidden="1" w:unhideWhenUsed="1"/>
+    <w:lsdException w:name="Table Columns 1" w:semiHidden="1" w:unhideWhenUsed="1"/>
+    <w:lsdException w:name="Table Columns 2" w:semiHidden="1" w:unhideWhenUsed="1"/>
+    <w:lsdException w:name="Table Columns 3" w:semiHidden="1" w:unhideWhenUsed="1"/>
+    <w:lsdException w:name="Table Columns 4" w:semiHidden="1" w:unhideWhenUsed="1"/>
+    <w:lsdException w:name="Table Columns 5" w:semiHidden="1" w:unhideWhenUsed="1"/>
+    <w:lsdException w:name="Table Grid 1" w:semiHidden="1" w:unhideWhenUsed="1"/>
+    <w:lsdException w:name="Table Grid 2" w:semiHidden="1" w:unhideWhenUsed="1"/>
+    <w:lsdException w:name="Table Grid 3" w:semiHidden="1" w:unhideWhenUsed="1"/>
+    <w:lsdException w:name="Table Grid 4" w:semiHidden="1" w:unhideWhenUsed="1"/>
+    <w:lsdException w:name="Table Grid 5" w:semiHidden="1" w:unhideWhenUsed="1"/>
+    <w:lsdException w:name="Table Grid 6" w:semiHidden="1" w:unhideWhenUsed="1"/>
+    <w:lsdException w:name="Table Grid 7" w:semiHidden="1" w:unhideWhenUsed="1"/>
+    <w:lsdException w:name="Table Grid 8" w:semiHidden="1" w:unhideWhenUsed="1"/>
+    <w:lsdException w:name="Table List 1" w:semiHidden="1" w:unhideWhenUsed="1"/>
+    <w:lsdException w:name="Table List 2" w:semiHidden="1" w:unhideWhenUsed="1"/>
+    <w:lsdException w:name="Table List 3" w:semiHidden="1" w:unhideWhenUsed="1"/>
+    <w:lsdException w:name="Table List 4" w:semiHidden="1" w:unhideWhenUsed="1"/>
+    <w:lsdException w:name="Table List 5" w:semiHidden="1" w:unhideWhenUsed="1"/>
+    <w:lsdException w:name="Table List 6" w:semiHidden="1" w:unhideWhenUsed="1"/>
+    <w:lsdException w:name="Table List 7" w:semiHidden="1" w:unhideWhenUsed="1"/>
+    <w:lsdException w:name="Table List 8" w:semiHidden="1" w:unhideWhenUsed="1"/>
+    <w:lsdException w:name="Table 3D effects 1" w:semiHidden="1" w:unhideWhenUsed="1"/>
+    <w:lsdException w:name="Table 3D effects 2" w:semiHidden="1" w:unhideWhenUsed="1"/>
+    <w:lsdException w:name="Table 3D effects 3" w:semiHidden="1" w:unhideWhenUsed="1"/>
+    <w:lsdException w:name="Table Contemporary" w:semiHidden="1" w:unhideWhenUsed="1"/>
+    <w:lsdException w:name="Table Elegant" w:semiHidden="1" w:unhideWhenUsed="1"/>
+    <w:lsdException w:name="Table Professional" w:semiHidden="1" w:unhideWhenUsed="1"/>
+    <w:lsdException w:name="Table Subtle 1" w:semiHidden="1" w:unhideWhenUsed="1"/>
+    <w:lsdException w:name="Table Subtle 2" w:semiHidden="1" w:unhideWhenUsed="1"/>
+    <w:lsdException w:name="Table Web 1" w:semiHidden="1" w:unhideWhenUsed="1"/>
+    <w:lsdException w:name="Table Web 2" w:semiHidden="1" w:unhideWhenUsed="1"/>
+    <w:lsdException w:name="Table Web 3" w:semiHidden="1" w:unhideWhenUsed="1"/>
+    <w:lsdException w:name="Balloon Text" w:semiHidden="1" w:unhideWhenUsed="1"/>
+    <w:lsdException w:name="Table Grid" w:uiPriority="39" w:qFormat="1"/>
+    <w:lsdException w:name="Table Theme" w:semiHidden="1" w:unhideWhenUsed="1"/>
+    <w:lsdException w:name="Placeholder Text" w:semiHidden="1"/>
+    <w:lsdException w:name="No Spacing" w:uiPriority="1" w:qFormat="1"/>
+    <w:lsdException w:name="Light Shading" w:uiPriority="60"/>
+    <w:lsdException w:name="Light List" w:uiPriority="61"/>
+    <w:lsdException w:name="Light Grid" w:uiPriority="62"/>
+    <w:lsdException w:name="Medium Shading 1" w:uiPriority="63"/>
+    <w:lsdException w:name="Medium Shading 2" w:uiPriority="64"/>
+    <w:lsdException w:name="Medium List 1" w:uiPriority="65"/>
+    <w:lsdException w:name="Medium List 2" w:uiPriority="66"/>
+    <w:lsdException w:name="Medium Grid 1" w:uiPriority="67"/>
+    <w:lsdException w:name="Medium Grid 2" w:uiPriority="68"/>
+    <w:lsdException w:name="Medium Grid 3" w:uiPriority="69"/>
+    <w:lsdException w:name="Dark List" w:uiPriority="70"/>
+    <w:lsdException w:name="Colorful Shading" w:uiPriority="71"/>
+    <w:lsdException w:name="Colorful List" w:uiPriority="72"/>
+    <w:lsdException w:name="Colorful Grid" w:uiPriority="73"/>
+    <w:lsdException w:name="Light Shading Accent 1" w:uiPriority="60"/>
+    <w:lsdException w:name="Light List Accent 1" w:uiPriority="61"/>
+    <w:lsdException w:name="Light Grid Accent 1" w:uiPriority="62"/>
+    <w:lsdException w:name="Medium Shading 1 Accent 1" w:uiPriority="63"/>
+    <w:lsdException w:name="Medium Shading 2 Accent 1" w:uiPriority="64"/>
+    <w:lsdException w:name="Medium List 1 Accent 1" w:uiPriority="65"/>
+    <w:lsdException w:name="Revision" w:semiHidden="1"/>
+    <w:lsdException w:name="List Paragraph" w:uiPriority="34" w:qFormat="1"/>
+    <w:lsdException w:name="Quote" w:uiPriority="29" w:qFormat="1"/>
+    <w:lsdException w:name="Intense Quote" w:uiPriority="30" w:qFormat="1"/>
+    <w:lsdException w:name="Medium List 2 Accent 1" w:uiPriority="66"/>
+    <w:lsdException w:name="Medium Grid 1 Accent 1" w:uiPriority="67"/>
+    <w:lsdException w:name="Medium Grid 2 Accent 1" w:uiPriority="68"/>
+    <w:lsdException w:name="Medium Grid 3 Accent 1" w:uiPriority="69"/>
+    <w:lsdException w:name="Dark List Accent 1" w:uiPriority="70"/>
+    <w:lsdException w:name="Colorful Shading Accent 1" w:uiPriority="71"/>
+    <w:lsdException w:name="Colorful List Accent 1" w:uiPriority="72"/>
+    <w:lsdException w:name="Colorful Grid Accent 1" w:uiPriority="73"/>
+    <w:lsdException w:name="Light Shading Accent 2" w:uiPriority="60"/>
+    <w:lsdException w:name="Light List Accent 2" w:uiPriority="61"/>
+    <w:lsdException w:name="Light Grid Accent 2" w:uiPriority="62"/>
+    <w:lsdException w:name="Medium Shading 1 Accent 2" w:uiPriority="63"/>
+    <w:lsdException w:name="Medium Shading 2 Accent 2" w:uiPriority="64"/>
+    <w:lsdException w:name="Medium List 1 Accent 2" w:uiPriority="65"/>
+    <w:lsdException w:name="Medium List 2 Accent 2" w:uiPriority="66"/>
+    <w:lsdException w:name="Medium Grid 1 Accent 2" w:uiPriority="67"/>
+    <w:lsdException w:name="Medium Grid 2 Accent 2" w:uiPriority="68"/>
+    <w:lsdException w:name="Medium Grid 3 Accent 2" w:uiPriority="69"/>
+    <w:lsdException w:name="Dark List Accent 2" w:uiPriority="70"/>
+    <w:lsdException w:name="Colorful Shading Accent 2" w:uiPriority="71"/>
+    <w:lsdException w:name="Colorful List Accent 2" w:uiPriority="72"/>
+    <w:lsdException w:name="Colorful Grid Accent 2" w:uiPriority="73"/>
+    <w:lsdException w:name="Light Shading Accent 3" w:uiPriority="60"/>
+    <w:lsdException w:name="Light List Accent 3" w:uiPriority="61"/>
+    <w:lsdException w:name="Light Grid Accent 3" w:uiPriority="62"/>
+    <w:lsdException w:name="Medium Shading 1 Accent 3" w:uiPriority="63"/>
+    <w:lsdException w:name="Medium Shading 2 Accent 3" w:uiPriority="64"/>
+    <w:lsdException w:name="Medium List 1 Accent 3" w:uiPriority="65"/>
+    <w:lsdException w:name="Medium List 2 Accent 3" w:uiPriority="66"/>
+    <w:lsdException w:name="Medium Grid 1 Accent 3" w:uiPriority="67"/>
+    <w:lsdException w:name="Medium Grid 2 Accent 3" w:uiPriority="68"/>
+    <w:lsdException w:name="Medium Grid 3 Accent 3" w:uiPriority="69"/>
+    <w:lsdException w:name="Dark List Accent 3" w:uiPriority="70"/>
+    <w:lsdException w:name="Colorful Shading Accent 3" w:uiPriority="71"/>
+    <w:lsdException w:name="Colorful List Accent 3" w:uiPriority="72"/>
+    <w:lsdException w:name="Colorful Grid Accent 3" w:uiPriority="73"/>
+    <w:lsdException w:name="Light Shading Accent 4" w:uiPriority="60"/>
+    <w:lsdException w:name="Light List Accent 4" w:uiPriority="61"/>
+    <w:lsdException w:name="Light Grid Accent 4" w:uiPriority="62"/>
+    <w:lsdException w:name="Medium Shading 1 Accent 4" w:uiPriority="63"/>
+    <w:lsdException w:name="Medium Shading 2 Accent 4" w:uiPriority="64"/>
+    <w:lsdException w:name="Medium List 1 Accent 4" w:uiPriority="65"/>
+    <w:lsdException w:name="Medium List 2 Accent 4" w:uiPriority="66"/>
+    <w:lsdException w:name="Medium Grid 1 Accent 4" w:uiPriority="67"/>
+    <w:lsdException w:name="Medium Grid 2 Accent 4" w:uiPriority="68"/>
+    <w:lsdException w:name="Medium Grid 3 Accent 4" w:uiPriority="69"/>
+    <w:lsdException w:name="Dark List Accent 4" w:uiPriority="70"/>
+    <w:lsdException w:name="Colorful Shading Accent 4" w:uiPriority="71"/>
+    <w:lsdException w:name="Colorful List Accent 4" w:uiPriority="72"/>
+    <w:lsdException w:name="Colorful Grid Accent 4" w:uiPriority="73"/>
+    <w:lsdException w:name="Light Shading Accent 5" w:uiPriority="60"/>
+    <w:lsdException w:name="Light List Accent 5" w:uiPriority="61"/>
+    <w:lsdException w:name="Light Grid Accent 5" w:uiPriority="62"/>
+    <w:lsdException w:name="Medium Shading 1 Accent 5" w:uiPriority="63"/>
+    <w:lsdException w:name="Medium Shading 2 Accent 5" w:uiPriority="64"/>
+    <w:lsdException w:name="Medium List 1 Accent 5" w:uiPriority="65"/>
+    <w:lsdException w:name="Medium List 2 Accent 5" w:uiPriority="66"/>
+    <w:lsdException w:name="Medium Grid 1 Accent 5" w:uiPriority="67"/>
+    <w:lsdException w:name="Medium Grid 2 Accent 5" w:uiPriority="68"/>
+    <w:lsdException w:name="Medium Grid 3 Accent 5" w:uiPriority="69"/>
+    <w:lsdException w:name="Dark List Accent 5" w:uiPriority="70"/>
+    <w:lsdException w:name="Colorful Shading Accent 5" w:uiPriority="71"/>
+    <w:lsdException w:name="Colorful List Accent 5" w:uiPriority="72"/>
+    <w:lsdException w:name="Colorful Grid Accent 5" w:uiPriority="73"/>
+    <w:lsdException w:name="Light Shading Accent 6" w:uiPriority="60"/>
+    <w:lsdException w:name="Light List Accent 6" w:uiPriority="61"/>
+    <w:lsdException w:name="Light Grid Accent 6" w:uiPriority="62"/>
+    <w:lsdException w:name="Medium Shading 1 Accent 6" w:uiPriority="63"/>
+    <w:lsdException w:name="Medium Shading 2 Accent 6" w:uiPriority="64"/>
+    <w:lsdException w:name="Medium List 1 Accent 6" w:uiPriority="65"/>
+    <w:lsdException w:name="Medium List 2 Accent 6" w:uiPriority="66"/>
+    <w:lsdException w:name="Medium Grid 1 Accent 6" w:uiPriority="67"/>
+    <w:lsdException w:name="Medium Grid 2 Accent 6" w:uiPriority="68"/>
+    <w:lsdException w:name="Medium Grid 3 Accent 6" w:uiPriority="69"/>
+    <w:lsdException w:name="Dark List Accent 6" w:uiPriority="70"/>
+    <w:lsdException w:name="Colorful Shading Accent 6" w:uiPriority="71"/>
+    <w:lsdException w:name="Colorful List Accent 6" w:uiPriority="72"/>
+    <w:lsdException w:name="Colorful Grid Accent 6" w:uiPriority="73"/>
+    <w:lsdException w:name="Subtle Emphasis" w:uiPriority="19" w:qFormat="1"/>
+    <w:lsdException w:name="Intense Emphasis" w:uiPriority="21" w:qFormat="1"/>
+    <w:lsdException w:name="Subtle Reference" w:uiPriority="31" w:qFormat="1"/>
+    <w:lsdException w:name="Intense Reference" w:uiPriority="32" w:qFormat="1"/>
+    <w:lsdException w:name="Book Title" w:uiPriority="33" w:qFormat="1"/>
+    <w:lsdException w:name="Bibliography" w:semiHidden="1" w:uiPriority="37" w:unhideWhenUsed="1"/>
+    <w:lsdException w:name="TOC Heading" w:semiHidden="1" w:uiPriority="39" w:unhideWhenUsed="1" w:qFormat="1"/>
+    <w:lsdException w:name="Plain Table 1" w:uiPriority="41"/>
+    <w:lsdException w:name="Plain Table 2" w:uiPriority="42"/>
+    <w:lsdException w:name="Plain Table 3" w:uiPriority="43"/>
+    <w:lsdException w:name="Plain Table 4" w:uiPriority="44"/>
+    <w:lsdException w:name="Plain Table 5" w:uiPriority="45"/>
+    <w:lsdException w:name="Grid Table Light" w:uiPriority="40"/>
+    <w:lsdException w:name="Grid Table 1 Light" w:uiPriority="46"/>
+    <w:lsdException w:name="Grid Table 2" w:uiPriority="47"/>
+    <w:lsdException w:name="Grid Table 3" w:uiPriority="48"/>
+    <w:lsdException w:name="Grid Table 4" w:uiPriority="49"/>
+    <w:lsdException w:name="Grid Table 5 Dark" w:uiPriority="50"/>
+    <w:lsdException w:name="Grid Table 6 Colorful" w:uiPriority="51"/>
+    <w:lsdException w:name="Grid Table 7 Colorful" w:uiPriority="52"/>
+    <w:lsdException w:name="Grid Table 1 Light Accent 1" w:uiPriority="46"/>
+    <w:lsdException w:name="Grid Table 2 Accent 1" w:uiPriority="47"/>
+    <w:lsdException w:name="Grid Table 3 Accent 1" w:uiPriority="48"/>
+    <w:lsdException w:name="Grid Table 4 Accent 1" w:uiPriority="49"/>
+    <w:lsdException w:name="Grid Table 5 Dark Accent 1" w:uiPriority="50"/>
+    <w:lsdException w:name="Grid Table 6 Colorful Accent 1" w:uiPriority="51"/>
+    <w:lsdException w:name="Grid Table 7 Colorful Accent 1" w:uiPriority="52"/>
+    <w:lsdException w:name="Grid Table 1 Light Accent 2" w:uiPriority="46"/>
+    <w:lsdException w:name="Grid Table 2 Accent 2" w:uiPriority="47"/>
+    <w:lsdException w:name="Grid Table 3 Accent 2" w:uiPriority="48"/>
+    <w:lsdException w:name="Grid Table 4 Accent 2" w:uiPriority="49"/>
+    <w:lsdException w:name="Grid Table 5 Dark Accent 2" w:uiPriority="50"/>
+    <w:lsdException w:name="Grid Table 6 Colorful Accent 2" w:uiPriority="51"/>
+    <w:lsdException w:name="Grid Table 7 Colorful Accent 2" w:uiPriority="52"/>
+    <w:lsdException w:name="Grid Table 1 Light Accent 3" w:uiPriority="46"/>
+    <w:lsdException w:name="Grid Table 2 Accent 3" w:uiPriority="47"/>
+    <w:lsdException w:name="Grid Table 3 Accent 3" w:uiPriority="48"/>
+    <w:lsdException w:name="Grid Table 4 Accent 3" w:uiPriority="49"/>
+    <w:lsdException w:name="Grid Table 5 Dark Accent 3" w:uiPriority="50"/>
+    <w:lsdException w:name="Grid Table 6 Colorful Accent 3" w:uiPriority="51"/>
+    <w:lsdException w:name="Grid Table 7 Colorful Accent 3" w:uiPriority="52"/>
+    <w:lsdException w:name="Grid Table 1 Light Accent 4" w:uiPriority="46"/>
+    <w:lsdException w:name="Grid Table 2 Accent 4" w:uiPriority="47"/>
+    <w:lsdException w:name="Grid Table 3 Accent 4" w:uiPriority="48"/>
+    <w:lsdException w:name="Grid Table 4 Accent 4" w:uiPriority="49"/>
+    <w:lsdException w:name="Grid Table 5 Dark Accent 4" w:uiPriority="50"/>
+    <w:lsdException w:name="Grid Table 6 Colorful Accent 4" w:uiPriority="51"/>
+    <w:lsdException w:name="Grid Table 7 Colorful Accent 4" w:uiPriority="52"/>
+    <w:lsdException w:name="Grid Table 1 Light Accent 5" w:uiPriority="46"/>
+    <w:lsdException w:name="Grid Table 2 Accent 5" w:uiPriority="47"/>
+    <w:lsdException w:name="Grid Table 3 Accent 5" w:uiPriority="48"/>
+    <w:lsdException w:name="Grid Table 4 Accent 5" w:uiPriority="49"/>
+    <w:lsdException w:name="Grid Table 5 Dark Accent 5" w:uiPriority="50"/>
+    <w:lsdException w:name="Grid Table 6 Colorful Accent 5" w:uiPriority="51"/>
+    <w:lsdException w:name="Grid Table 7 Colorful Accent 5" w:uiPriority="52"/>
+    <w:lsdException w:name="Grid Table 1 Light Accent 6" w:uiPriority="46"/>
+    <w:lsdException w:name="Grid Table 2 Accent 6" w:uiPriority="47"/>
+    <w:lsdException w:name="Grid Table 3 Accent 6" w:uiPriority="48"/>
+    <w:lsdException w:name="Grid Table 4 Accent 6" w:uiPriority="49"/>
+    <w:lsdException w:name="Grid Table 5 Dark Accent 6" w:uiPriority="50"/>
+    <w:lsdException w:name="Grid Table 6 Colorful Accent 6" w:uiPriority="51"/>
+    <w:lsdException w:name="Grid Table 7 Colorful Accent 6" w:uiPriority="52"/>
+    <w:lsdException w:name="List Table 1 Light" w:uiPriority="46"/>
+    <w:lsdException w:name="List Table 2" w:uiPriority="47"/>
+    <w:lsdException w:name="List Table 3" w:uiPriority="48"/>
+    <w:lsdException w:name="List Table 4" w:uiPriority="49"/>
+    <w:lsdException w:name="List Table 5 Dark" w:uiPriority="50"/>
+    <w:lsdException w:name="List Table 6 Colorful" w:uiPriority="51"/>
+    <w:lsdException w:name="List Table 7 Colorful" w:uiPriority="52"/>
+    <w:lsdException w:name="List Table 1 Light Accent 1" w:uiPriority="46"/>
+    <w:lsdException w:name="List Table 2 Accent 1" w:uiPriority="47"/>
+    <w:lsdException w:name="List Table 3 Accent 1" w:uiPriority="48"/>
+    <w:lsdException w:name="List Table 4 Accent 1" w:uiPriority="49"/>
+    <w:lsdException w:name="List Table 5 Dark Accent 1" w:uiPriority="50"/>
+    <w:lsdException w:name="List Table 6 Colorful Accent 1" w:uiPriority="51"/>
+    <w:lsdException w:name="List Table 7 Colorful Accent 1" w:uiPriority="52"/>
+    <w:lsdException w:name="List Table 1 Light Accent 2" w:uiPriority="46"/>
+    <w:lsdException w:name="List Table 2 Accent 2" w:uiPriority="47"/>
+    <w:lsdException w:name="List Table 3 Accent 2" w:uiPriority="48"/>
+    <w:lsdException w:name="List Table 4 Accent 2" w:uiPriority="49"/>
+    <w:lsdException w:name="List Table 5 Dark Accent 2" w:uiPriority="50"/>
+    <w:lsdException w:name="List Table 6 Colorful Accent 2" w:uiPriority="51"/>
+    <w:lsdException w:name="List Table 7 Colorful Accent 2" w:uiPriority="52"/>
+    <w:lsdException w:name="List Table 1 Light Accent 3" w:uiPriority="46"/>
+    <w:lsdException w:name="List Table 2 Accent 3" w:uiPriority="47"/>
+    <w:lsdException w:name="List Table 3 Accent 3" w:uiPriority="48"/>
+    <w:lsdException w:name="List Table 4 Accent 3" w:uiPriority="49"/>
+    <w:lsdException w:name="List Table 5 Dark Accent 3" w:uiPriority="50"/>
+    <w:lsdException w:name="List Table 6 Colorful Accent 3" w:uiPriority="51"/>
+    <w:lsdException w:name="List Table 7 Colorful Accent 3" w:uiPriority="52"/>
+    <w:lsdException w:name="List Table 1 Light Accent 4" w:uiPriority="46"/>
+    <w:lsdException w:name="List Table 2 Accent 4" w:uiPriority="47"/>
+    <w:lsdException w:name="List Table 3 Accent 4" w:uiPriority="48"/>
+    <w:lsdException w:name="List Table 4 Accent 4" w:uiPriority="49"/>
+    <w:lsdException w:name="List Table 5 Dark Accent 4" w:uiPriority="50"/>
+    <w:lsdException w:name="List Table 6 Colorful Accent 4" w:uiPriority="51"/>
+    <w:lsdException w:name="List Table 7 Colorful Accent 4" w:uiPriority="52"/>
+    <w:lsdException w:name="List Table 1 Light Accent 5" w:uiPriority="46"/>
+    <w:lsdException w:name="List Table 2 Accent 5" w:uiPriority="47"/>
+    <w:lsdException w:name="List Table 3 Accent 5" w:uiPriority="48"/>
+    <w:lsdException w:name="List Table 4 Accent 5" w:uiPriority="49"/>
+    <w:lsdException w:name="List Table 5 Dark Accent 5" w:uiPriority="50"/>
+    <w:lsdException w:name="List Table 6 Colorful Accent 5" w:uiPriority="51"/>
+    <w:lsdException w:name="List Table 7 Colorful Accent 5" w:uiPriority="52"/>
+    <w:lsdException w:name="List Table 1 Light Accent 6" w:uiPriority="46"/>
+    <w:lsdException w:name="List Table 2 Accent 6" w:uiPriority="47"/>
+    <w:lsdException w:name="List Table 3 Accent 6" w:uiPriority="48"/>
+    <w:lsdException w:name="List Table 4 Accent 6" w:uiPriority="49"/>
+    <w:lsdException w:name="List Table 5 Dark Accent 6" w:uiPriority="50"/>
+    <w:lsdException w:name="List Table 6 Colorful Accent 6" w:uiPriority="51"/>
+    <w:lsdException w:name="List Table 7 Colorful Accent 6" w:uiPriority="52"/>
+    <w:lsdException w:name="Mention" w:semiHidden="1" w:unhideWhenUsed="1"/>
+    <w:lsdException w:name="Smart Hyperlink" w:semiHidden="1" w:unhideWhenUsed="1"/>
+    <w:lsdException w:name="Hashtag" w:semiHidden="1" w:unhideWhenUsed="1"/>
+    <w:lsdException w:name="Unresolved Mention" w:semiHidden="1" w:unhideWhenUsed="1"/>
   </w:latentStyles>
   <w:style w:type="paragraph" w:default="1" w:styleId="a">
     <w:name w:val="Normal"/>
@@ -6696,7 +7187,7 @@
     </w:rPr>
   </w:style>
   <w:style w:type="character" w:customStyle="1" w:styleId="a5">
-    <w:name w:val="Название Знак"/>
+    <w:name w:val="Заголовок Знак"/>
     <w:basedOn w:val="a0"/>
     <w:link w:val="a4"/>
     <w:uiPriority w:val="10"/>
@@ -7224,7 +7715,6 @@
       <w:szCs w:val="22"/>
     </w:rPr>
     <w:tblPr>
-      <w:tblInd w:w="0" w:type="dxa"/>
       <w:tblBorders>
         <w:top w:val="single" w:sz="4" w:space="0" w:color="auto"/>
         <w:left w:val="single" w:sz="4" w:space="0" w:color="auto"/>
@@ -7233,1135 +7723,6 @@
         <w:insideH w:val="single" w:sz="4" w:space="0" w:color="auto"/>
         <w:insideV w:val="single" w:sz="4" w:space="0" w:color="auto"/>
       </w:tblBorders>
-      <w:tblCellMar>
-        <w:top w:w="0" w:type="dxa"/>
-        <w:left w:w="108" w:type="dxa"/>
-        <w:bottom w:w="0" w:type="dxa"/>
-        <w:right w:w="108" w:type="dxa"/>
-      </w:tblCellMar>
-    </w:tblPr>
-  </w:style>
-</w:styles>
-</file>
-
-<file path=word/stylesWithEffects.xml><?xml version="1.0" encoding="utf-8"?>
-<w:styles xmlns:wpc="http://schemas.microsoft.com/office/word/2010/wordprocessingCanvas" xmlns:mc="http://schemas.openxmlformats.org/markup-compatibility/2006" xmlns:o="urn:schemas-microsoft-com:office:office" xmlns:r="http://schemas.openxmlformats.org/officeDocument/2006/relationships" xmlns:m="http://schemas.openxmlformats.org/officeDocument/2006/math" xmlns:v="urn:schemas-microsoft-com:vml" xmlns:wp14="http://schemas.microsoft.com/office/word/2010/wordprocessingDrawing" xmlns:wp="http://schemas.openxmlformats.org/drawingml/2006/wordprocessingDrawing" xmlns:w10="urn:schemas-microsoft-com:office:word" xmlns:w="http://schemas.openxmlformats.org/wordprocessingml/2006/main" xmlns:w14="http://schemas.microsoft.com/office/word/2010/wordml" xmlns:wpg="http://schemas.microsoft.com/office/word/2010/wordprocessingGroup" xmlns:wpi="http://schemas.microsoft.com/office/word/2010/wordprocessingInk" xmlns:wne="http://schemas.microsoft.com/office/word/2006/wordml" xmlns:wps="http://schemas.microsoft.com/office/word/2010/wordprocessingShape" mc:Ignorable="w14 wp14">
-  <w:docDefaults>
-    <w:rPrDefault>
-      <w:rPr>
-        <w:rFonts w:asciiTheme="minorHAnsi" w:eastAsiaTheme="minorEastAsia" w:hAnsiTheme="minorHAnsi" w:cstheme="minorBidi"/>
-        <w:lang w:val="ru-RU" w:eastAsia="en-US" w:bidi="ar-SA"/>
-      </w:rPr>
-    </w:rPrDefault>
-    <w:pPrDefault>
-      <w:pPr>
-        <w:spacing w:after="120" w:line="264" w:lineRule="auto"/>
-      </w:pPr>
-    </w:pPrDefault>
-  </w:docDefaults>
-  <w:latentStyles w:defLockedState="0" w:defUIPriority="99" w:defSemiHidden="1" w:defUnhideWhenUsed="1" w:defQFormat="0" w:count="267">
-    <w:lsdException w:name="Normal" w:semiHidden="0" w:uiPriority="0" w:unhideWhenUsed="0" w:qFormat="1"/>
-    <w:lsdException w:name="heading 1" w:semiHidden="0" w:uiPriority="9" w:unhideWhenUsed="0" w:qFormat="1"/>
-    <w:lsdException w:name="heading 2" w:uiPriority="9" w:qFormat="1"/>
-    <w:lsdException w:name="heading 3" w:uiPriority="9" w:qFormat="1"/>
-    <w:lsdException w:name="heading 4" w:uiPriority="9" w:qFormat="1"/>
-    <w:lsdException w:name="heading 5" w:uiPriority="9" w:qFormat="1"/>
-    <w:lsdException w:name="heading 6" w:uiPriority="9" w:qFormat="1"/>
-    <w:lsdException w:name="heading 7" w:uiPriority="9" w:qFormat="1"/>
-    <w:lsdException w:name="heading 8" w:uiPriority="9" w:qFormat="1"/>
-    <w:lsdException w:name="heading 9" w:uiPriority="9" w:qFormat="1"/>
-    <w:lsdException w:name="toc 1" w:uiPriority="39"/>
-    <w:lsdException w:name="toc 2" w:uiPriority="39"/>
-    <w:lsdException w:name="toc 3" w:uiPriority="39"/>
-    <w:lsdException w:name="toc 4" w:uiPriority="39"/>
-    <w:lsdException w:name="toc 5" w:uiPriority="39"/>
-    <w:lsdException w:name="toc 6" w:uiPriority="39"/>
-    <w:lsdException w:name="toc 7" w:uiPriority="39"/>
-    <w:lsdException w:name="toc 8" w:uiPriority="39"/>
-    <w:lsdException w:name="toc 9" w:uiPriority="39"/>
-    <w:lsdException w:name="caption" w:uiPriority="35" w:qFormat="1"/>
-    <w:lsdException w:name="Title" w:semiHidden="0" w:uiPriority="10" w:unhideWhenUsed="0" w:qFormat="1"/>
-    <w:lsdException w:name="Default Paragraph Font" w:uiPriority="1"/>
-    <w:lsdException w:name="Subtitle" w:semiHidden="0" w:uiPriority="11" w:unhideWhenUsed="0" w:qFormat="1"/>
-    <w:lsdException w:name="Strong" w:semiHidden="0" w:uiPriority="22" w:unhideWhenUsed="0" w:qFormat="1"/>
-    <w:lsdException w:name="Emphasis" w:semiHidden="0" w:uiPriority="20" w:unhideWhenUsed="0" w:qFormat="1"/>
-    <w:lsdException w:name="Table Grid" w:semiHidden="0" w:uiPriority="39" w:unhideWhenUsed="0" w:qFormat="1"/>
-    <w:lsdException w:name="Placeholder Text" w:unhideWhenUsed="0"/>
-    <w:lsdException w:name="No Spacing" w:semiHidden="0" w:uiPriority="1" w:unhideWhenUsed="0" w:qFormat="1"/>
-    <w:lsdException w:name="Light Shading" w:semiHidden="0" w:uiPriority="60" w:unhideWhenUsed="0"/>
-    <w:lsdException w:name="Light List" w:semiHidden="0" w:uiPriority="61" w:unhideWhenUsed="0"/>
-    <w:lsdException w:name="Light Grid" w:semiHidden="0" w:uiPriority="62" w:unhideWhenUsed="0"/>
-    <w:lsdException w:name="Medium Shading 1" w:semiHidden="0" w:uiPriority="63" w:unhideWhenUsed="0"/>
-    <w:lsdException w:name="Medium Shading 2" w:semiHidden="0" w:uiPriority="64" w:unhideWhenUsed="0"/>
-    <w:lsdException w:name="Medium List 1" w:semiHidden="0" w:uiPriority="65" w:unhideWhenUsed="0"/>
-    <w:lsdException w:name="Medium List 2" w:semiHidden="0" w:uiPriority="66" w:unhideWhenUsed="0"/>
-    <w:lsdException w:name="Medium Grid 1" w:semiHidden="0" w:uiPriority="67" w:unhideWhenUsed="0"/>
-    <w:lsdException w:name="Medium Grid 2" w:semiHidden="0" w:uiPriority="68" w:unhideWhenUsed="0"/>
-    <w:lsdException w:name="Medium Grid 3" w:semiHidden="0" w:uiPriority="69" w:unhideWhenUsed="0"/>
-    <w:lsdException w:name="Dark List" w:semiHidden="0" w:uiPriority="70" w:unhideWhenUsed="0"/>
-    <w:lsdException w:name="Colorful Shading" w:semiHidden="0" w:uiPriority="71" w:unhideWhenUsed="0"/>
-    <w:lsdException w:name="Colorful List" w:semiHidden="0" w:uiPriority="72" w:unhideWhenUsed="0"/>
-    <w:lsdException w:name="Colorful Grid" w:semiHidden="0" w:uiPriority="73" w:unhideWhenUsed="0"/>
-    <w:lsdException w:name="Light Shading Accent 1" w:semiHidden="0" w:uiPriority="60" w:unhideWhenUsed="0"/>
-    <w:lsdException w:name="Light List Accent 1" w:semiHidden="0" w:uiPriority="61" w:unhideWhenUsed="0"/>
-    <w:lsdException w:name="Light Grid Accent 1" w:semiHidden="0" w:uiPriority="62" w:unhideWhenUsed="0"/>
-    <w:lsdException w:name="Medium Shading 1 Accent 1" w:semiHidden="0" w:uiPriority="63" w:unhideWhenUsed="0"/>
-    <w:lsdException w:name="Medium Shading 2 Accent 1" w:semiHidden="0" w:uiPriority="64" w:unhideWhenUsed="0"/>
-    <w:lsdException w:name="Medium List 1 Accent 1" w:semiHidden="0" w:uiPriority="65" w:unhideWhenUsed="0"/>
-    <w:lsdException w:name="Revision" w:unhideWhenUsed="0"/>
-    <w:lsdException w:name="List Paragraph" w:semiHidden="0" w:uiPriority="34" w:unhideWhenUsed="0" w:qFormat="1"/>
-    <w:lsdException w:name="Quote" w:semiHidden="0" w:uiPriority="29" w:unhideWhenUsed="0" w:qFormat="1"/>
-    <w:lsdException w:name="Intense Quote" w:semiHidden="0" w:uiPriority="30" w:unhideWhenUsed="0" w:qFormat="1"/>
-    <w:lsdException w:name="Medium List 2 Accent 1" w:semiHidden="0" w:uiPriority="66" w:unhideWhenUsed="0"/>
-    <w:lsdException w:name="Medium Grid 1 Accent 1" w:semiHidden="0" w:uiPriority="67" w:unhideWhenUsed="0"/>
-    <w:lsdException w:name="Medium Grid 2 Accent 1" w:semiHidden="0" w:uiPriority="68" w:unhideWhenUsed="0"/>
-    <w:lsdException w:name="Medium Grid 3 Accent 1" w:semiHidden="0" w:uiPriority="69" w:unhideWhenUsed="0"/>
-    <w:lsdException w:name="Dark List Accent 1" w:semiHidden="0" w:uiPriority="70" w:unhideWhenUsed="0"/>
-    <w:lsdException w:name="Colorful Shading Accent 1" w:semiHidden="0" w:uiPriority="71" w:unhideWhenUsed="0"/>
-    <w:lsdException w:name="Colorful List Accent 1" w:semiHidden="0" w:uiPriority="72" w:unhideWhenUsed="0"/>
-    <w:lsdException w:name="Colorful Grid Accent 1" w:semiHidden="0" w:uiPriority="73" w:unhideWhenUsed="0"/>
-    <w:lsdException w:name="Light Shading Accent 2" w:semiHidden="0" w:uiPriority="60" w:unhideWhenUsed="0"/>
-    <w:lsdException w:name="Light List Accent 2" w:semiHidden="0" w:uiPriority="61" w:unhideWhenUsed="0"/>
-    <w:lsdException w:name="Light Grid Accent 2" w:semiHidden="0" w:uiPriority="62" w:unhideWhenUsed="0"/>
-    <w:lsdException w:name="Medium Shading 1 Accent 2" w:semiHidden="0" w:uiPriority="63" w:unhideWhenUsed="0"/>
-    <w:lsdException w:name="Medium Shading 2 Accent 2" w:semiHidden="0" w:uiPriority="64" w:unhideWhenUsed="0"/>
-    <w:lsdException w:name="Medium List 1 Accent 2" w:semiHidden="0" w:uiPriority="65" w:unhideWhenUsed="0"/>
-    <w:lsdException w:name="Medium List 2 Accent 2" w:semiHidden="0" w:uiPriority="66" w:unhideWhenUsed="0"/>
-    <w:lsdException w:name="Medium Grid 1 Accent 2" w:semiHidden="0" w:uiPriority="67" w:unhideWhenUsed="0"/>
-    <w:lsdException w:name="Medium Grid 2 Accent 2" w:semiHidden="0" w:uiPriority="68" w:unhideWhenUsed="0"/>
-    <w:lsdException w:name="Medium Grid 3 Accent 2" w:semiHidden="0" w:uiPriority="69" w:unhideWhenUsed="0"/>
-    <w:lsdException w:name="Dark List Accent 2" w:semiHidden="0" w:uiPriority="70" w:unhideWhenUsed="0"/>
-    <w:lsdException w:name="Colorful Shading Accent 2" w:semiHidden="0" w:uiPriority="71" w:unhideWhenUsed="0"/>
-    <w:lsdException w:name="Colorful List Accent 2" w:semiHidden="0" w:uiPriority="72" w:unhideWhenUsed="0"/>
-    <w:lsdException w:name="Colorful Grid Accent 2" w:semiHidden="0" w:uiPriority="73" w:unhideWhenUsed="0"/>
-    <w:lsdException w:name="Light Shading Accent 3" w:semiHidden="0" w:uiPriority="60" w:unhideWhenUsed="0"/>
-    <w:lsdException w:name="Light List Accent 3" w:semiHidden="0" w:uiPriority="61" w:unhideWhenUsed="0"/>
-    <w:lsdException w:name="Light Grid Accent 3" w:semiHidden="0" w:uiPriority="62" w:unhideWhenUsed="0"/>
-    <w:lsdException w:name="Medium Shading 1 Accent 3" w:semiHidden="0" w:uiPriority="63" w:unhideWhenUsed="0"/>
-    <w:lsdException w:name="Medium Shading 2 Accent 3" w:semiHidden="0" w:uiPriority="64" w:unhideWhenUsed="0"/>
-    <w:lsdException w:name="Medium List 1 Accent 3" w:semiHidden="0" w:uiPriority="65" w:unhideWhenUsed="0"/>
-    <w:lsdException w:name="Medium List 2 Accent 3" w:semiHidden="0" w:uiPriority="66" w:unhideWhenUsed="0"/>
-    <w:lsdException w:name="Medium Grid 1 Accent 3" w:semiHidden="0" w:uiPriority="67" w:unhideWhenUsed="0"/>
-    <w:lsdException w:name="Medium Grid 2 Accent 3" w:semiHidden="0" w:uiPriority="68" w:unhideWhenUsed="0"/>
-    <w:lsdException w:name="Medium Grid 3 Accent 3" w:semiHidden="0" w:uiPriority="69" w:unhideWhenUsed="0"/>
-    <w:lsdException w:name="Dark List Accent 3" w:semiHidden="0" w:uiPriority="70" w:unhideWhenUsed="0"/>
-    <w:lsdException w:name="Colorful Shading Accent 3" w:semiHidden="0" w:uiPriority="71" w:unhideWhenUsed="0"/>
-    <w:lsdException w:name="Colorful List Accent 3" w:semiHidden="0" w:uiPriority="72" w:unhideWhenUsed="0"/>
-    <w:lsdException w:name="Colorful Grid Accent 3" w:semiHidden="0" w:uiPriority="73" w:unhideWhenUsed="0"/>
-    <w:lsdException w:name="Light Shading Accent 4" w:semiHidden="0" w:uiPriority="60" w:unhideWhenUsed="0"/>
-    <w:lsdException w:name="Light List Accent 4" w:semiHidden="0" w:uiPriority="61" w:unhideWhenUsed="0"/>
-    <w:lsdException w:name="Light Grid Accent 4" w:semiHidden="0" w:uiPriority="62" w:unhideWhenUsed="0"/>
-    <w:lsdException w:name="Medium Shading 1 Accent 4" w:semiHidden="0" w:uiPriority="63" w:unhideWhenUsed="0"/>
-    <w:lsdException w:name="Medium Shading 2 Accent 4" w:semiHidden="0" w:uiPriority="64" w:unhideWhenUsed="0"/>
-    <w:lsdException w:name="Medium List 1 Accent 4" w:semiHidden="0" w:uiPriority="65" w:unhideWhenUsed="0"/>
-    <w:lsdException w:name="Medium List 2 Accent 4" w:semiHidden="0" w:uiPriority="66" w:unhideWhenUsed="0"/>
-    <w:lsdException w:name="Medium Grid 1 Accent 4" w:semiHidden="0" w:uiPriority="67" w:unhideWhenUsed="0"/>
-    <w:lsdException w:name="Medium Grid 2 Accent 4" w:semiHidden="0" w:uiPriority="68" w:unhideWhenUsed="0"/>
-    <w:lsdException w:name="Medium Grid 3 Accent 4" w:semiHidden="0" w:uiPriority="69" w:unhideWhenUsed="0"/>
-    <w:lsdException w:name="Dark List Accent 4" w:semiHidden="0" w:uiPriority="70" w:unhideWhenUsed="0"/>
-    <w:lsdException w:name="Colorful Shading Accent 4" w:semiHidden="0" w:uiPriority="71" w:unhideWhenUsed="0"/>
-    <w:lsdException w:name="Colorful List Accent 4" w:semiHidden="0" w:uiPriority="72" w:unhideWhenUsed="0"/>
-    <w:lsdException w:name="Colorful Grid Accent 4" w:semiHidden="0" w:uiPriority="73" w:unhideWhenUsed="0"/>
-    <w:lsdException w:name="Light Shading Accent 5" w:semiHidden="0" w:uiPriority="60" w:unhideWhenUsed="0"/>
-    <w:lsdException w:name="Light List Accent 5" w:semiHidden="0" w:uiPriority="61" w:unhideWhenUsed="0"/>
-    <w:lsdException w:name="Light Grid Accent 5" w:semiHidden="0" w:uiPriority="62" w:unhideWhenUsed="0"/>
-    <w:lsdException w:name="Medium Shading 1 Accent 5" w:semiHidden="0" w:uiPriority="63" w:unhideWhenUsed="0"/>
-    <w:lsdException w:name="Medium Shading 2 Accent 5" w:semiHidden="0" w:uiPriority="64" w:unhideWhenUsed="0"/>
-    <w:lsdException w:name="Medium List 1 Accent 5" w:semiHidden="0" w:uiPriority="65" w:unhideWhenUsed="0"/>
-    <w:lsdException w:name="Medium List 2 Accent 5" w:semiHidden="0" w:uiPriority="66" w:unhideWhenUsed="0"/>
-    <w:lsdException w:name="Medium Grid 1 Accent 5" w:semiHidden="0" w:uiPriority="67" w:unhideWhenUsed="0"/>
-    <w:lsdException w:name="Medium Grid 2 Accent 5" w:semiHidden="0" w:uiPriority="68" w:unhideWhenUsed="0"/>
-    <w:lsdException w:name="Medium Grid 3 Accent 5" w:semiHidden="0" w:uiPriority="69" w:unhideWhenUsed="0"/>
-    <w:lsdException w:name="Dark List Accent 5" w:semiHidden="0" w:uiPriority="70" w:unhideWhenUsed="0"/>
-    <w:lsdException w:name="Colorful Shading Accent 5" w:semiHidden="0" w:uiPriority="71" w:unhideWhenUsed="0"/>
-    <w:lsdException w:name="Colorful List Accent 5" w:semiHidden="0" w:uiPriority="72" w:unhideWhenUsed="0"/>
-    <w:lsdException w:name="Colorful Grid Accent 5" w:semiHidden="0" w:uiPriority="73" w:unhideWhenUsed="0"/>
-    <w:lsdException w:name="Light Shading Accent 6" w:semiHidden="0" w:uiPriority="60" w:unhideWhenUsed="0"/>
-    <w:lsdException w:name="Light List Accent 6" w:semiHidden="0" w:uiPriority="61" w:unhideWhenUsed="0"/>
-    <w:lsdException w:name="Light Grid Accent 6" w:semiHidden="0" w:uiPriority="62" w:unhideWhenUsed="0"/>
-    <w:lsdException w:name="Medium Shading 1 Accent 6" w:semiHidden="0" w:uiPriority="63" w:unhideWhenUsed="0"/>
-    <w:lsdException w:name="Medium Shading 2 Accent 6" w:semiHidden="0" w:uiPriority="64" w:unhideWhenUsed="0"/>
-    <w:lsdException w:name="Medium List 1 Accent 6" w:semiHidden="0" w:uiPriority="65" w:unhideWhenUsed="0"/>
-    <w:lsdException w:name="Medium List 2 Accent 6" w:semiHidden="0" w:uiPriority="66" w:unhideWhenUsed="0"/>
-    <w:lsdException w:name="Medium Grid 1 Accent 6" w:semiHidden="0" w:uiPriority="67" w:unhideWhenUsed="0"/>
-    <w:lsdException w:name="Medium Grid 2 Accent 6" w:semiHidden="0" w:uiPriority="68" w:unhideWhenUsed="0"/>
-    <w:lsdException w:name="Medium Grid 3 Accent 6" w:semiHidden="0" w:uiPriority="69" w:unhideWhenUsed="0"/>
-    <w:lsdException w:name="Dark List Accent 6" w:semiHidden="0" w:uiPriority="70" w:unhideWhenUsed="0"/>
-    <w:lsdException w:name="Colorful Shading Accent 6" w:semiHidden="0" w:uiPriority="71" w:unhideWhenUsed="0"/>
-    <w:lsdException w:name="Colorful List Accent 6" w:semiHidden="0" w:uiPriority="72" w:unhideWhenUsed="0"/>
-    <w:lsdException w:name="Colorful Grid Accent 6" w:semiHidden="0" w:uiPriority="73" w:unhideWhenUsed="0"/>
-    <w:lsdException w:name="Subtle Emphasis" w:semiHidden="0" w:uiPriority="19" w:unhideWhenUsed="0" w:qFormat="1"/>
-    <w:lsdException w:name="Intense Emphasis" w:semiHidden="0" w:uiPriority="21" w:unhideWhenUsed="0" w:qFormat="1"/>
-    <w:lsdException w:name="Subtle Reference" w:semiHidden="0" w:uiPriority="31" w:unhideWhenUsed="0" w:qFormat="1"/>
-    <w:lsdException w:name="Intense Reference" w:semiHidden="0" w:uiPriority="32" w:unhideWhenUsed="0" w:qFormat="1"/>
-    <w:lsdException w:name="Book Title" w:semiHidden="0" w:uiPriority="33" w:unhideWhenUsed="0" w:qFormat="1"/>
-    <w:lsdException w:name="Bibliography" w:uiPriority="37"/>
-    <w:lsdException w:name="TOC Heading" w:uiPriority="39" w:qFormat="1"/>
-  </w:latentStyles>
-  <w:style w:type="paragraph" w:default="1" w:styleId="a">
-    <w:name w:val="Normal"/>
-    <w:qFormat/>
-    <w:rsid w:val="008C1607"/>
-    <w:pPr>
-      <w:spacing w:after="0" w:line="360" w:lineRule="auto"/>
-      <w:ind w:firstLine="709"/>
-      <w:jc w:val="both"/>
-    </w:pPr>
-    <w:rPr>
-      <w:rFonts w:ascii="Times New Roman" w:hAnsi="Times New Roman" w:cs="Times New Roman"/>
-      <w:sz w:val="28"/>
-      <w:szCs w:val="28"/>
-    </w:rPr>
-  </w:style>
-  <w:style w:type="paragraph" w:styleId="1">
-    <w:name w:val="heading 1"/>
-    <w:basedOn w:val="a"/>
-    <w:next w:val="a"/>
-    <w:link w:val="10"/>
-    <w:uiPriority w:val="9"/>
-    <w:qFormat/>
-    <w:rsid w:val="00AF7CEB"/>
-    <w:pPr>
-      <w:keepNext/>
-      <w:keepLines/>
-      <w:spacing w:before="320" w:line="240" w:lineRule="auto"/>
-      <w:outlineLvl w:val="0"/>
-    </w:pPr>
-    <w:rPr>
-      <w:rFonts w:asciiTheme="majorHAnsi" w:eastAsiaTheme="majorEastAsia" w:hAnsiTheme="majorHAnsi" w:cstheme="majorBidi"/>
-      <w:color w:val="2F5496" w:themeColor="accent1" w:themeShade="BF"/>
-      <w:sz w:val="32"/>
-      <w:szCs w:val="32"/>
-    </w:rPr>
-  </w:style>
-  <w:style w:type="paragraph" w:styleId="2">
-    <w:name w:val="heading 2"/>
-    <w:basedOn w:val="a"/>
-    <w:next w:val="a"/>
-    <w:link w:val="20"/>
-    <w:uiPriority w:val="9"/>
-    <w:semiHidden/>
-    <w:unhideWhenUsed/>
-    <w:qFormat/>
-    <w:rsid w:val="00AF7CEB"/>
-    <w:pPr>
-      <w:keepNext/>
-      <w:keepLines/>
-      <w:spacing w:before="80" w:line="240" w:lineRule="auto"/>
-      <w:outlineLvl w:val="1"/>
-    </w:pPr>
-    <w:rPr>
-      <w:rFonts w:asciiTheme="majorHAnsi" w:eastAsiaTheme="majorEastAsia" w:hAnsiTheme="majorHAnsi" w:cstheme="majorBidi"/>
-      <w:color w:val="404040" w:themeColor="text1" w:themeTint="BF"/>
-    </w:rPr>
-  </w:style>
-  <w:style w:type="paragraph" w:styleId="3">
-    <w:name w:val="heading 3"/>
-    <w:basedOn w:val="a"/>
-    <w:next w:val="a"/>
-    <w:link w:val="30"/>
-    <w:uiPriority w:val="9"/>
-    <w:semiHidden/>
-    <w:unhideWhenUsed/>
-    <w:qFormat/>
-    <w:rsid w:val="00AF7CEB"/>
-    <w:pPr>
-      <w:keepNext/>
-      <w:keepLines/>
-      <w:spacing w:before="40" w:line="240" w:lineRule="auto"/>
-      <w:outlineLvl w:val="2"/>
-    </w:pPr>
-    <w:rPr>
-      <w:rFonts w:asciiTheme="majorHAnsi" w:eastAsiaTheme="majorEastAsia" w:hAnsiTheme="majorHAnsi" w:cstheme="majorBidi"/>
-      <w:color w:val="44546A" w:themeColor="text2"/>
-      <w:sz w:val="24"/>
-      <w:szCs w:val="24"/>
-    </w:rPr>
-  </w:style>
-  <w:style w:type="paragraph" w:styleId="4">
-    <w:name w:val="heading 4"/>
-    <w:basedOn w:val="a"/>
-    <w:next w:val="a"/>
-    <w:link w:val="40"/>
-    <w:uiPriority w:val="9"/>
-    <w:semiHidden/>
-    <w:unhideWhenUsed/>
-    <w:qFormat/>
-    <w:rsid w:val="00AF7CEB"/>
-    <w:pPr>
-      <w:keepNext/>
-      <w:keepLines/>
-      <w:spacing w:before="40"/>
-      <w:outlineLvl w:val="3"/>
-    </w:pPr>
-    <w:rPr>
-      <w:rFonts w:asciiTheme="majorHAnsi" w:eastAsiaTheme="majorEastAsia" w:hAnsiTheme="majorHAnsi" w:cstheme="majorBidi"/>
-      <w:sz w:val="22"/>
-      <w:szCs w:val="22"/>
-    </w:rPr>
-  </w:style>
-  <w:style w:type="paragraph" w:styleId="5">
-    <w:name w:val="heading 5"/>
-    <w:basedOn w:val="a"/>
-    <w:next w:val="a"/>
-    <w:link w:val="50"/>
-    <w:uiPriority w:val="9"/>
-    <w:semiHidden/>
-    <w:unhideWhenUsed/>
-    <w:qFormat/>
-    <w:rsid w:val="00AF7CEB"/>
-    <w:pPr>
-      <w:keepNext/>
-      <w:keepLines/>
-      <w:spacing w:before="40"/>
-      <w:outlineLvl w:val="4"/>
-    </w:pPr>
-    <w:rPr>
-      <w:rFonts w:asciiTheme="majorHAnsi" w:eastAsiaTheme="majorEastAsia" w:hAnsiTheme="majorHAnsi" w:cstheme="majorBidi"/>
-      <w:color w:val="44546A" w:themeColor="text2"/>
-      <w:sz w:val="22"/>
-      <w:szCs w:val="22"/>
-    </w:rPr>
-  </w:style>
-  <w:style w:type="paragraph" w:styleId="6">
-    <w:name w:val="heading 6"/>
-    <w:basedOn w:val="a"/>
-    <w:next w:val="a"/>
-    <w:link w:val="60"/>
-    <w:uiPriority w:val="9"/>
-    <w:semiHidden/>
-    <w:unhideWhenUsed/>
-    <w:qFormat/>
-    <w:rsid w:val="00AF7CEB"/>
-    <w:pPr>
-      <w:keepNext/>
-      <w:keepLines/>
-      <w:spacing w:before="40"/>
-      <w:outlineLvl w:val="5"/>
-    </w:pPr>
-    <w:rPr>
-      <w:rFonts w:asciiTheme="majorHAnsi" w:eastAsiaTheme="majorEastAsia" w:hAnsiTheme="majorHAnsi" w:cstheme="majorBidi"/>
-      <w:i/>
-      <w:iCs/>
-      <w:color w:val="44546A" w:themeColor="text2"/>
-      <w:sz w:val="21"/>
-      <w:szCs w:val="21"/>
-    </w:rPr>
-  </w:style>
-  <w:style w:type="paragraph" w:styleId="7">
-    <w:name w:val="heading 7"/>
-    <w:basedOn w:val="a"/>
-    <w:next w:val="a"/>
-    <w:link w:val="70"/>
-    <w:uiPriority w:val="9"/>
-    <w:semiHidden/>
-    <w:unhideWhenUsed/>
-    <w:qFormat/>
-    <w:rsid w:val="00AF7CEB"/>
-    <w:pPr>
-      <w:keepNext/>
-      <w:keepLines/>
-      <w:spacing w:before="40"/>
-      <w:outlineLvl w:val="6"/>
-    </w:pPr>
-    <w:rPr>
-      <w:rFonts w:asciiTheme="majorHAnsi" w:eastAsiaTheme="majorEastAsia" w:hAnsiTheme="majorHAnsi" w:cstheme="majorBidi"/>
-      <w:i/>
-      <w:iCs/>
-      <w:color w:val="1F3864" w:themeColor="accent1" w:themeShade="80"/>
-      <w:sz w:val="21"/>
-      <w:szCs w:val="21"/>
-    </w:rPr>
-  </w:style>
-  <w:style w:type="paragraph" w:styleId="8">
-    <w:name w:val="heading 8"/>
-    <w:basedOn w:val="a"/>
-    <w:next w:val="a"/>
-    <w:link w:val="80"/>
-    <w:uiPriority w:val="9"/>
-    <w:semiHidden/>
-    <w:unhideWhenUsed/>
-    <w:qFormat/>
-    <w:rsid w:val="00AF7CEB"/>
-    <w:pPr>
-      <w:keepNext/>
-      <w:keepLines/>
-      <w:spacing w:before="40"/>
-      <w:outlineLvl w:val="7"/>
-    </w:pPr>
-    <w:rPr>
-      <w:rFonts w:asciiTheme="majorHAnsi" w:eastAsiaTheme="majorEastAsia" w:hAnsiTheme="majorHAnsi" w:cstheme="majorBidi"/>
-      <w:b/>
-      <w:bCs/>
-      <w:color w:val="44546A" w:themeColor="text2"/>
-    </w:rPr>
-  </w:style>
-  <w:style w:type="paragraph" w:styleId="9">
-    <w:name w:val="heading 9"/>
-    <w:basedOn w:val="a"/>
-    <w:next w:val="a"/>
-    <w:link w:val="90"/>
-    <w:uiPriority w:val="9"/>
-    <w:semiHidden/>
-    <w:unhideWhenUsed/>
-    <w:qFormat/>
-    <w:rsid w:val="00AF7CEB"/>
-    <w:pPr>
-      <w:keepNext/>
-      <w:keepLines/>
-      <w:spacing w:before="40"/>
-      <w:outlineLvl w:val="8"/>
-    </w:pPr>
-    <w:rPr>
-      <w:rFonts w:asciiTheme="majorHAnsi" w:eastAsiaTheme="majorEastAsia" w:hAnsiTheme="majorHAnsi" w:cstheme="majorBidi"/>
-      <w:b/>
-      <w:bCs/>
-      <w:i/>
-      <w:iCs/>
-      <w:color w:val="44546A" w:themeColor="text2"/>
-    </w:rPr>
-  </w:style>
-  <w:style w:type="character" w:default="1" w:styleId="a0">
-    <w:name w:val="Default Paragraph Font"/>
-    <w:uiPriority w:val="1"/>
-    <w:semiHidden/>
-    <w:unhideWhenUsed/>
-  </w:style>
-  <w:style w:type="table" w:default="1" w:styleId="a1">
-    <w:name w:val="Normal Table"/>
-    <w:uiPriority w:val="99"/>
-    <w:semiHidden/>
-    <w:unhideWhenUsed/>
-    <w:tblPr>
-      <w:tblInd w:w="0" w:type="dxa"/>
-      <w:tblCellMar>
-        <w:top w:w="0" w:type="dxa"/>
-        <w:left w:w="108" w:type="dxa"/>
-        <w:bottom w:w="0" w:type="dxa"/>
-        <w:right w:w="108" w:type="dxa"/>
-      </w:tblCellMar>
-    </w:tblPr>
-  </w:style>
-  <w:style w:type="numbering" w:default="1" w:styleId="a2">
-    <w:name w:val="No List"/>
-    <w:uiPriority w:val="99"/>
-    <w:semiHidden/>
-    <w:unhideWhenUsed/>
-  </w:style>
-  <w:style w:type="character" w:customStyle="1" w:styleId="10">
-    <w:name w:val="Заголовок 1 Знак"/>
-    <w:basedOn w:val="a0"/>
-    <w:link w:val="1"/>
-    <w:uiPriority w:val="9"/>
-    <w:rsid w:val="00AF7CEB"/>
-    <w:rPr>
-      <w:rFonts w:asciiTheme="majorHAnsi" w:eastAsiaTheme="majorEastAsia" w:hAnsiTheme="majorHAnsi" w:cstheme="majorBidi"/>
-      <w:color w:val="2F5496" w:themeColor="accent1" w:themeShade="BF"/>
-      <w:sz w:val="32"/>
-      <w:szCs w:val="32"/>
-    </w:rPr>
-  </w:style>
-  <w:style w:type="character" w:customStyle="1" w:styleId="20">
-    <w:name w:val="Заголовок 2 Знак"/>
-    <w:basedOn w:val="a0"/>
-    <w:link w:val="2"/>
-    <w:uiPriority w:val="9"/>
-    <w:semiHidden/>
-    <w:rsid w:val="00AF7CEB"/>
-    <w:rPr>
-      <w:rFonts w:asciiTheme="majorHAnsi" w:eastAsiaTheme="majorEastAsia" w:hAnsiTheme="majorHAnsi" w:cstheme="majorBidi"/>
-      <w:color w:val="404040" w:themeColor="text1" w:themeTint="BF"/>
-      <w:sz w:val="28"/>
-      <w:szCs w:val="28"/>
-    </w:rPr>
-  </w:style>
-  <w:style w:type="character" w:customStyle="1" w:styleId="30">
-    <w:name w:val="Заголовок 3 Знак"/>
-    <w:basedOn w:val="a0"/>
-    <w:link w:val="3"/>
-    <w:uiPriority w:val="9"/>
-    <w:semiHidden/>
-    <w:rsid w:val="00AF7CEB"/>
-    <w:rPr>
-      <w:rFonts w:asciiTheme="majorHAnsi" w:eastAsiaTheme="majorEastAsia" w:hAnsiTheme="majorHAnsi" w:cstheme="majorBidi"/>
-      <w:color w:val="44546A" w:themeColor="text2"/>
-      <w:sz w:val="24"/>
-      <w:szCs w:val="24"/>
-    </w:rPr>
-  </w:style>
-  <w:style w:type="character" w:customStyle="1" w:styleId="40">
-    <w:name w:val="Заголовок 4 Знак"/>
-    <w:basedOn w:val="a0"/>
-    <w:link w:val="4"/>
-    <w:uiPriority w:val="9"/>
-    <w:semiHidden/>
-    <w:rsid w:val="00AF7CEB"/>
-    <w:rPr>
-      <w:rFonts w:asciiTheme="majorHAnsi" w:eastAsiaTheme="majorEastAsia" w:hAnsiTheme="majorHAnsi" w:cstheme="majorBidi"/>
-      <w:sz w:val="22"/>
-      <w:szCs w:val="22"/>
-    </w:rPr>
-  </w:style>
-  <w:style w:type="character" w:customStyle="1" w:styleId="50">
-    <w:name w:val="Заголовок 5 Знак"/>
-    <w:basedOn w:val="a0"/>
-    <w:link w:val="5"/>
-    <w:uiPriority w:val="9"/>
-    <w:semiHidden/>
-    <w:rsid w:val="00AF7CEB"/>
-    <w:rPr>
-      <w:rFonts w:asciiTheme="majorHAnsi" w:eastAsiaTheme="majorEastAsia" w:hAnsiTheme="majorHAnsi" w:cstheme="majorBidi"/>
-      <w:color w:val="44546A" w:themeColor="text2"/>
-      <w:sz w:val="22"/>
-      <w:szCs w:val="22"/>
-    </w:rPr>
-  </w:style>
-  <w:style w:type="character" w:customStyle="1" w:styleId="60">
-    <w:name w:val="Заголовок 6 Знак"/>
-    <w:basedOn w:val="a0"/>
-    <w:link w:val="6"/>
-    <w:uiPriority w:val="9"/>
-    <w:semiHidden/>
-    <w:rsid w:val="00AF7CEB"/>
-    <w:rPr>
-      <w:rFonts w:asciiTheme="majorHAnsi" w:eastAsiaTheme="majorEastAsia" w:hAnsiTheme="majorHAnsi" w:cstheme="majorBidi"/>
-      <w:i/>
-      <w:iCs/>
-      <w:color w:val="44546A" w:themeColor="text2"/>
-      <w:sz w:val="21"/>
-      <w:szCs w:val="21"/>
-    </w:rPr>
-  </w:style>
-  <w:style w:type="character" w:customStyle="1" w:styleId="70">
-    <w:name w:val="Заголовок 7 Знак"/>
-    <w:basedOn w:val="a0"/>
-    <w:link w:val="7"/>
-    <w:uiPriority w:val="9"/>
-    <w:semiHidden/>
-    <w:rsid w:val="00AF7CEB"/>
-    <w:rPr>
-      <w:rFonts w:asciiTheme="majorHAnsi" w:eastAsiaTheme="majorEastAsia" w:hAnsiTheme="majorHAnsi" w:cstheme="majorBidi"/>
-      <w:i/>
-      <w:iCs/>
-      <w:color w:val="1F3864" w:themeColor="accent1" w:themeShade="80"/>
-      <w:sz w:val="21"/>
-      <w:szCs w:val="21"/>
-    </w:rPr>
-  </w:style>
-  <w:style w:type="character" w:customStyle="1" w:styleId="80">
-    <w:name w:val="Заголовок 8 Знак"/>
-    <w:basedOn w:val="a0"/>
-    <w:link w:val="8"/>
-    <w:uiPriority w:val="9"/>
-    <w:semiHidden/>
-    <w:rsid w:val="00AF7CEB"/>
-    <w:rPr>
-      <w:rFonts w:asciiTheme="majorHAnsi" w:eastAsiaTheme="majorEastAsia" w:hAnsiTheme="majorHAnsi" w:cstheme="majorBidi"/>
-      <w:b/>
-      <w:bCs/>
-      <w:color w:val="44546A" w:themeColor="text2"/>
-    </w:rPr>
-  </w:style>
-  <w:style w:type="character" w:customStyle="1" w:styleId="90">
-    <w:name w:val="Заголовок 9 Знак"/>
-    <w:basedOn w:val="a0"/>
-    <w:link w:val="9"/>
-    <w:uiPriority w:val="9"/>
-    <w:semiHidden/>
-    <w:rsid w:val="00AF7CEB"/>
-    <w:rPr>
-      <w:rFonts w:asciiTheme="majorHAnsi" w:eastAsiaTheme="majorEastAsia" w:hAnsiTheme="majorHAnsi" w:cstheme="majorBidi"/>
-      <w:b/>
-      <w:bCs/>
-      <w:i/>
-      <w:iCs/>
-      <w:color w:val="44546A" w:themeColor="text2"/>
-    </w:rPr>
-  </w:style>
-  <w:style w:type="paragraph" w:styleId="a3">
-    <w:name w:val="caption"/>
-    <w:basedOn w:val="a"/>
-    <w:next w:val="a"/>
-    <w:uiPriority w:val="35"/>
-    <w:semiHidden/>
-    <w:unhideWhenUsed/>
-    <w:qFormat/>
-    <w:rsid w:val="00AF7CEB"/>
-    <w:pPr>
-      <w:spacing w:line="240" w:lineRule="auto"/>
-    </w:pPr>
-    <w:rPr>
-      <w:b/>
-      <w:bCs/>
-      <w:smallCaps/>
-      <w:color w:val="595959" w:themeColor="text1" w:themeTint="A6"/>
-      <w:spacing w:val="6"/>
-    </w:rPr>
-  </w:style>
-  <w:style w:type="paragraph" w:styleId="a4">
-    <w:name w:val="Title"/>
-    <w:basedOn w:val="a"/>
-    <w:next w:val="a"/>
-    <w:link w:val="a5"/>
-    <w:uiPriority w:val="10"/>
-    <w:qFormat/>
-    <w:rsid w:val="00AF7CEB"/>
-    <w:pPr>
-      <w:spacing w:line="240" w:lineRule="auto"/>
-      <w:contextualSpacing/>
-    </w:pPr>
-    <w:rPr>
-      <w:rFonts w:asciiTheme="majorHAnsi" w:eastAsiaTheme="majorEastAsia" w:hAnsiTheme="majorHAnsi" w:cstheme="majorBidi"/>
-      <w:color w:val="4472C4" w:themeColor="accent1"/>
-      <w:spacing w:val="-10"/>
-      <w:sz w:val="56"/>
-      <w:szCs w:val="56"/>
-    </w:rPr>
-  </w:style>
-  <w:style w:type="character" w:customStyle="1" w:styleId="a5">
-    <w:name w:val="Название Знак"/>
-    <w:basedOn w:val="a0"/>
-    <w:link w:val="a4"/>
-    <w:uiPriority w:val="10"/>
-    <w:rsid w:val="00AF7CEB"/>
-    <w:rPr>
-      <w:rFonts w:asciiTheme="majorHAnsi" w:eastAsiaTheme="majorEastAsia" w:hAnsiTheme="majorHAnsi" w:cstheme="majorBidi"/>
-      <w:color w:val="4472C4" w:themeColor="accent1"/>
-      <w:spacing w:val="-10"/>
-      <w:sz w:val="56"/>
-      <w:szCs w:val="56"/>
-    </w:rPr>
-  </w:style>
-  <w:style w:type="paragraph" w:styleId="a6">
-    <w:name w:val="Subtitle"/>
-    <w:basedOn w:val="a"/>
-    <w:next w:val="a"/>
-    <w:link w:val="a7"/>
-    <w:uiPriority w:val="11"/>
-    <w:qFormat/>
-    <w:rsid w:val="00AF7CEB"/>
-    <w:pPr>
-      <w:numPr>
-        <w:ilvl w:val="1"/>
-      </w:numPr>
-      <w:spacing w:line="240" w:lineRule="auto"/>
-      <w:ind w:firstLine="709"/>
-    </w:pPr>
-    <w:rPr>
-      <w:rFonts w:asciiTheme="majorHAnsi" w:eastAsiaTheme="majorEastAsia" w:hAnsiTheme="majorHAnsi" w:cstheme="majorBidi"/>
-      <w:sz w:val="24"/>
-      <w:szCs w:val="24"/>
-    </w:rPr>
-  </w:style>
-  <w:style w:type="character" w:customStyle="1" w:styleId="a7">
-    <w:name w:val="Подзаголовок Знак"/>
-    <w:basedOn w:val="a0"/>
-    <w:link w:val="a6"/>
-    <w:uiPriority w:val="11"/>
-    <w:rsid w:val="00AF7CEB"/>
-    <w:rPr>
-      <w:rFonts w:asciiTheme="majorHAnsi" w:eastAsiaTheme="majorEastAsia" w:hAnsiTheme="majorHAnsi" w:cstheme="majorBidi"/>
-      <w:sz w:val="24"/>
-      <w:szCs w:val="24"/>
-    </w:rPr>
-  </w:style>
-  <w:style w:type="character" w:styleId="a8">
-    <w:name w:val="Strong"/>
-    <w:basedOn w:val="a0"/>
-    <w:uiPriority w:val="22"/>
-    <w:qFormat/>
-    <w:rsid w:val="00AF7CEB"/>
-    <w:rPr>
-      <w:b/>
-      <w:bCs/>
-    </w:rPr>
-  </w:style>
-  <w:style w:type="character" w:styleId="a9">
-    <w:name w:val="Emphasis"/>
-    <w:basedOn w:val="a0"/>
-    <w:uiPriority w:val="20"/>
-    <w:qFormat/>
-    <w:rsid w:val="00AF7CEB"/>
-    <w:rPr>
-      <w:i/>
-      <w:iCs/>
-    </w:rPr>
-  </w:style>
-  <w:style w:type="paragraph" w:styleId="aa">
-    <w:name w:val="No Spacing"/>
-    <w:uiPriority w:val="1"/>
-    <w:qFormat/>
-    <w:rsid w:val="00AF7CEB"/>
-    <w:pPr>
-      <w:spacing w:after="0" w:line="240" w:lineRule="auto"/>
-    </w:pPr>
-  </w:style>
-  <w:style w:type="paragraph" w:styleId="21">
-    <w:name w:val="Quote"/>
-    <w:basedOn w:val="a"/>
-    <w:next w:val="a"/>
-    <w:link w:val="22"/>
-    <w:uiPriority w:val="29"/>
-    <w:qFormat/>
-    <w:rsid w:val="00AF7CEB"/>
-    <w:pPr>
-      <w:spacing w:before="160"/>
-      <w:ind w:left="720" w:right="720"/>
-    </w:pPr>
-    <w:rPr>
-      <w:i/>
-      <w:iCs/>
-      <w:color w:val="404040" w:themeColor="text1" w:themeTint="BF"/>
-    </w:rPr>
-  </w:style>
-  <w:style w:type="character" w:customStyle="1" w:styleId="22">
-    <w:name w:val="Цитата 2 Знак"/>
-    <w:basedOn w:val="a0"/>
-    <w:link w:val="21"/>
-    <w:uiPriority w:val="29"/>
-    <w:rsid w:val="00AF7CEB"/>
-    <w:rPr>
-      <w:i/>
-      <w:iCs/>
-      <w:color w:val="404040" w:themeColor="text1" w:themeTint="BF"/>
-    </w:rPr>
-  </w:style>
-  <w:style w:type="paragraph" w:styleId="ab">
-    <w:name w:val="Intense Quote"/>
-    <w:basedOn w:val="a"/>
-    <w:next w:val="a"/>
-    <w:link w:val="ac"/>
-    <w:uiPriority w:val="30"/>
-    <w:qFormat/>
-    <w:rsid w:val="00AF7CEB"/>
-    <w:pPr>
-      <w:pBdr>
-        <w:left w:val="single" w:sz="18" w:space="12" w:color="4472C4" w:themeColor="accent1"/>
-      </w:pBdr>
-      <w:spacing w:before="100" w:beforeAutospacing="1" w:line="300" w:lineRule="auto"/>
-      <w:ind w:left="1224" w:right="1224"/>
-    </w:pPr>
-    <w:rPr>
-      <w:rFonts w:asciiTheme="majorHAnsi" w:eastAsiaTheme="majorEastAsia" w:hAnsiTheme="majorHAnsi" w:cstheme="majorBidi"/>
-      <w:color w:val="4472C4" w:themeColor="accent1"/>
-    </w:rPr>
-  </w:style>
-  <w:style w:type="character" w:customStyle="1" w:styleId="ac">
-    <w:name w:val="Выделенная цитата Знак"/>
-    <w:basedOn w:val="a0"/>
-    <w:link w:val="ab"/>
-    <w:uiPriority w:val="30"/>
-    <w:rsid w:val="00AF7CEB"/>
-    <w:rPr>
-      <w:rFonts w:asciiTheme="majorHAnsi" w:eastAsiaTheme="majorEastAsia" w:hAnsiTheme="majorHAnsi" w:cstheme="majorBidi"/>
-      <w:color w:val="4472C4" w:themeColor="accent1"/>
-      <w:sz w:val="28"/>
-      <w:szCs w:val="28"/>
-    </w:rPr>
-  </w:style>
-  <w:style w:type="character" w:styleId="ad">
-    <w:name w:val="Subtle Emphasis"/>
-    <w:basedOn w:val="a0"/>
-    <w:uiPriority w:val="19"/>
-    <w:qFormat/>
-    <w:rsid w:val="00AF7CEB"/>
-    <w:rPr>
-      <w:i/>
-      <w:iCs/>
-      <w:color w:val="404040" w:themeColor="text1" w:themeTint="BF"/>
-    </w:rPr>
-  </w:style>
-  <w:style w:type="character" w:styleId="ae">
-    <w:name w:val="Intense Emphasis"/>
-    <w:basedOn w:val="a0"/>
-    <w:uiPriority w:val="21"/>
-    <w:qFormat/>
-    <w:rsid w:val="00AF7CEB"/>
-    <w:rPr>
-      <w:b/>
-      <w:bCs/>
-      <w:i/>
-      <w:iCs/>
-    </w:rPr>
-  </w:style>
-  <w:style w:type="character" w:styleId="af">
-    <w:name w:val="Subtle Reference"/>
-    <w:basedOn w:val="a0"/>
-    <w:uiPriority w:val="31"/>
-    <w:qFormat/>
-    <w:rsid w:val="00AF7CEB"/>
-    <w:rPr>
-      <w:smallCaps/>
-      <w:color w:val="404040" w:themeColor="text1" w:themeTint="BF"/>
-      <w:u w:val="single" w:color="7F7F7F" w:themeColor="text1" w:themeTint="80"/>
-    </w:rPr>
-  </w:style>
-  <w:style w:type="character" w:styleId="af0">
-    <w:name w:val="Intense Reference"/>
-    <w:basedOn w:val="a0"/>
-    <w:uiPriority w:val="32"/>
-    <w:qFormat/>
-    <w:rsid w:val="00AF7CEB"/>
-    <w:rPr>
-      <w:b/>
-      <w:bCs/>
-      <w:smallCaps/>
-      <w:spacing w:val="5"/>
-      <w:u w:val="single"/>
-    </w:rPr>
-  </w:style>
-  <w:style w:type="character" w:styleId="af1">
-    <w:name w:val="Book Title"/>
-    <w:basedOn w:val="a0"/>
-    <w:uiPriority w:val="33"/>
-    <w:qFormat/>
-    <w:rsid w:val="00AF7CEB"/>
-    <w:rPr>
-      <w:b/>
-      <w:bCs/>
-      <w:smallCaps/>
-    </w:rPr>
-  </w:style>
-  <w:style w:type="paragraph" w:styleId="af2">
-    <w:name w:val="TOC Heading"/>
-    <w:basedOn w:val="1"/>
-    <w:next w:val="a"/>
-    <w:uiPriority w:val="39"/>
-    <w:unhideWhenUsed/>
-    <w:qFormat/>
-    <w:rsid w:val="00AF7CEB"/>
-    <w:pPr>
-      <w:outlineLvl w:val="9"/>
-    </w:pPr>
-  </w:style>
-  <w:style w:type="paragraph" w:styleId="af3">
-    <w:name w:val="Balloon Text"/>
-    <w:basedOn w:val="a"/>
-    <w:link w:val="af4"/>
-    <w:uiPriority w:val="99"/>
-    <w:semiHidden/>
-    <w:unhideWhenUsed/>
-    <w:rsid w:val="004733DC"/>
-    <w:pPr>
-      <w:spacing w:line="240" w:lineRule="auto"/>
-    </w:pPr>
-    <w:rPr>
-      <w:rFonts w:ascii="Segoe UI" w:hAnsi="Segoe UI" w:cs="Segoe UI"/>
-      <w:sz w:val="18"/>
-      <w:szCs w:val="18"/>
-    </w:rPr>
-  </w:style>
-  <w:style w:type="character" w:customStyle="1" w:styleId="af4">
-    <w:name w:val="Текст выноски Знак"/>
-    <w:basedOn w:val="a0"/>
-    <w:link w:val="af3"/>
-    <w:uiPriority w:val="99"/>
-    <w:semiHidden/>
-    <w:rsid w:val="004733DC"/>
-    <w:rPr>
-      <w:rFonts w:ascii="Segoe UI" w:hAnsi="Segoe UI" w:cs="Segoe UI"/>
-      <w:sz w:val="18"/>
-      <w:szCs w:val="18"/>
-    </w:rPr>
-  </w:style>
-  <w:style w:type="paragraph" w:customStyle="1" w:styleId="11">
-    <w:name w:val="Заг1"/>
-    <w:basedOn w:val="1"/>
-    <w:next w:val="a"/>
-    <w:link w:val="12"/>
-    <w:qFormat/>
-    <w:rsid w:val="00130FDF"/>
-    <w:pPr>
-      <w:pageBreakBefore/>
-      <w:spacing w:before="0" w:line="360" w:lineRule="auto"/>
-      <w:ind w:firstLine="0"/>
-      <w:jc w:val="center"/>
-    </w:pPr>
-    <w:rPr>
-      <w:rFonts w:ascii="Times New Roman" w:hAnsi="Times New Roman"/>
-      <w:b/>
-      <w:color w:val="000000" w:themeColor="text1"/>
-      <w:sz w:val="28"/>
-    </w:rPr>
-  </w:style>
-  <w:style w:type="paragraph" w:customStyle="1" w:styleId="13">
-    <w:name w:val="Подзаг1"/>
-    <w:basedOn w:val="a"/>
-    <w:next w:val="a"/>
-    <w:link w:val="14"/>
-    <w:qFormat/>
-    <w:rsid w:val="004733DC"/>
-    <w:pPr>
-      <w:outlineLvl w:val="1"/>
-    </w:pPr>
-    <w:rPr>
-      <w:b/>
-    </w:rPr>
-  </w:style>
-  <w:style w:type="character" w:customStyle="1" w:styleId="12">
-    <w:name w:val="Заг1 Знак"/>
-    <w:basedOn w:val="a0"/>
-    <w:link w:val="11"/>
-    <w:rsid w:val="00130FDF"/>
-    <w:rPr>
-      <w:rFonts w:ascii="Times New Roman" w:eastAsiaTheme="majorEastAsia" w:hAnsi="Times New Roman" w:cstheme="majorBidi"/>
-      <w:b/>
-      <w:color w:val="000000" w:themeColor="text1"/>
-      <w:sz w:val="28"/>
-      <w:szCs w:val="32"/>
-    </w:rPr>
-  </w:style>
-  <w:style w:type="paragraph" w:styleId="15">
-    <w:name w:val="toc 1"/>
-    <w:basedOn w:val="a"/>
-    <w:next w:val="a"/>
-    <w:autoRedefine/>
-    <w:uiPriority w:val="39"/>
-    <w:unhideWhenUsed/>
-    <w:rsid w:val="00585846"/>
-    <w:pPr>
-      <w:tabs>
-        <w:tab w:val="right" w:leader="dot" w:pos="9628"/>
-      </w:tabs>
-      <w:spacing w:after="100"/>
-      <w:ind w:firstLine="0"/>
-      <w:jc w:val="left"/>
-    </w:pPr>
-  </w:style>
-  <w:style w:type="character" w:customStyle="1" w:styleId="14">
-    <w:name w:val="Подзаг1 Знак"/>
-    <w:basedOn w:val="a0"/>
-    <w:link w:val="13"/>
-    <w:rsid w:val="004733DC"/>
-    <w:rPr>
-      <w:rFonts w:ascii="Times New Roman" w:hAnsi="Times New Roman" w:cs="Times New Roman"/>
-      <w:b/>
-      <w:sz w:val="28"/>
-      <w:szCs w:val="28"/>
-    </w:rPr>
-  </w:style>
-  <w:style w:type="paragraph" w:styleId="23">
-    <w:name w:val="toc 2"/>
-    <w:basedOn w:val="a"/>
-    <w:next w:val="a"/>
-    <w:autoRedefine/>
-    <w:uiPriority w:val="39"/>
-    <w:unhideWhenUsed/>
-    <w:rsid w:val="00585846"/>
-    <w:pPr>
-      <w:tabs>
-        <w:tab w:val="right" w:leader="dot" w:pos="9628"/>
-      </w:tabs>
-      <w:spacing w:after="100"/>
-      <w:jc w:val="left"/>
-    </w:pPr>
-  </w:style>
-  <w:style w:type="character" w:styleId="af5">
-    <w:name w:val="Hyperlink"/>
-    <w:basedOn w:val="a0"/>
-    <w:uiPriority w:val="99"/>
-    <w:unhideWhenUsed/>
-    <w:rsid w:val="00DC171B"/>
-    <w:rPr>
-      <w:color w:val="0563C1" w:themeColor="hyperlink"/>
-      <w:u w:val="single"/>
-    </w:rPr>
-  </w:style>
-  <w:style w:type="paragraph" w:styleId="af6">
-    <w:name w:val="header"/>
-    <w:basedOn w:val="a"/>
-    <w:link w:val="af7"/>
-    <w:uiPriority w:val="99"/>
-    <w:unhideWhenUsed/>
-    <w:rsid w:val="00140328"/>
-    <w:pPr>
-      <w:tabs>
-        <w:tab w:val="center" w:pos="4677"/>
-        <w:tab w:val="right" w:pos="9355"/>
-      </w:tabs>
-      <w:spacing w:line="240" w:lineRule="auto"/>
-    </w:pPr>
-  </w:style>
-  <w:style w:type="character" w:customStyle="1" w:styleId="af7">
-    <w:name w:val="Верхний колонтитул Знак"/>
-    <w:basedOn w:val="a0"/>
-    <w:link w:val="af6"/>
-    <w:uiPriority w:val="99"/>
-    <w:rsid w:val="00140328"/>
-    <w:rPr>
-      <w:rFonts w:ascii="Times New Roman" w:hAnsi="Times New Roman" w:cs="Times New Roman"/>
-      <w:sz w:val="28"/>
-      <w:szCs w:val="28"/>
-    </w:rPr>
-  </w:style>
-  <w:style w:type="paragraph" w:styleId="af8">
-    <w:name w:val="footer"/>
-    <w:basedOn w:val="a"/>
-    <w:link w:val="af9"/>
-    <w:uiPriority w:val="99"/>
-    <w:unhideWhenUsed/>
-    <w:rsid w:val="00140328"/>
-    <w:pPr>
-      <w:tabs>
-        <w:tab w:val="center" w:pos="4677"/>
-        <w:tab w:val="right" w:pos="9355"/>
-      </w:tabs>
-      <w:spacing w:line="240" w:lineRule="auto"/>
-    </w:pPr>
-  </w:style>
-  <w:style w:type="character" w:customStyle="1" w:styleId="af9">
-    <w:name w:val="Нижний колонтитул Знак"/>
-    <w:basedOn w:val="a0"/>
-    <w:link w:val="af8"/>
-    <w:uiPriority w:val="99"/>
-    <w:rsid w:val="00140328"/>
-    <w:rPr>
-      <w:rFonts w:ascii="Times New Roman" w:hAnsi="Times New Roman" w:cs="Times New Roman"/>
-      <w:sz w:val="28"/>
-      <w:szCs w:val="28"/>
-    </w:rPr>
-  </w:style>
-  <w:style w:type="paragraph" w:customStyle="1" w:styleId="afa">
-    <w:name w:val="Рисунок"/>
-    <w:basedOn w:val="a"/>
-    <w:link w:val="afb"/>
-    <w:qFormat/>
-    <w:rsid w:val="00BC7457"/>
-    <w:pPr>
-      <w:keepNext/>
-      <w:keepLines/>
-      <w:ind w:firstLine="0"/>
-      <w:jc w:val="center"/>
-    </w:pPr>
-    <w:rPr>
-      <w:noProof/>
-    </w:rPr>
-  </w:style>
-  <w:style w:type="character" w:customStyle="1" w:styleId="afb">
-    <w:name w:val="Рисунок Знак"/>
-    <w:basedOn w:val="a0"/>
-    <w:link w:val="afa"/>
-    <w:rsid w:val="00BC7457"/>
-    <w:rPr>
-      <w:rFonts w:ascii="Times New Roman" w:hAnsi="Times New Roman" w:cs="Times New Roman"/>
-      <w:noProof/>
-      <w:sz w:val="28"/>
-      <w:szCs w:val="28"/>
-    </w:rPr>
-  </w:style>
-  <w:style w:type="paragraph" w:styleId="afc">
-    <w:name w:val="List Paragraph"/>
-    <w:basedOn w:val="a"/>
-    <w:uiPriority w:val="34"/>
-    <w:qFormat/>
-    <w:rsid w:val="00633F66"/>
-    <w:pPr>
-      <w:ind w:left="720"/>
-      <w:contextualSpacing/>
-    </w:pPr>
-  </w:style>
-  <w:style w:type="character" w:customStyle="1" w:styleId="16">
-    <w:name w:val="Неразрешенное упоминание1"/>
-    <w:basedOn w:val="a0"/>
-    <w:uiPriority w:val="99"/>
-    <w:semiHidden/>
-    <w:unhideWhenUsed/>
-    <w:rsid w:val="0069596D"/>
-    <w:rPr>
-      <w:color w:val="605E5C"/>
-      <w:shd w:val="clear" w:color="auto" w:fill="E1DFDD"/>
-    </w:rPr>
-  </w:style>
-  <w:style w:type="paragraph" w:customStyle="1" w:styleId="24">
-    <w:name w:val="Подзаг 2"/>
-    <w:basedOn w:val="a"/>
-    <w:next w:val="a"/>
-    <w:link w:val="25"/>
-    <w:qFormat/>
-    <w:rsid w:val="00F92AF7"/>
-    <w:rPr>
-      <w:b/>
-    </w:rPr>
-  </w:style>
-  <w:style w:type="character" w:customStyle="1" w:styleId="25">
-    <w:name w:val="Подзаг 2 Знак"/>
-    <w:basedOn w:val="a0"/>
-    <w:link w:val="24"/>
-    <w:rsid w:val="00F92AF7"/>
-    <w:rPr>
-      <w:rFonts w:ascii="Times New Roman" w:hAnsi="Times New Roman" w:cs="Times New Roman"/>
-      <w:b/>
-      <w:sz w:val="28"/>
-      <w:szCs w:val="28"/>
-    </w:rPr>
-  </w:style>
-  <w:style w:type="paragraph" w:styleId="31">
-    <w:name w:val="toc 3"/>
-    <w:basedOn w:val="a"/>
-    <w:next w:val="a"/>
-    <w:autoRedefine/>
-    <w:uiPriority w:val="39"/>
-    <w:unhideWhenUsed/>
-    <w:rsid w:val="00585846"/>
-    <w:pPr>
-      <w:spacing w:after="100"/>
-      <w:ind w:left="560"/>
-    </w:pPr>
-  </w:style>
-  <w:style w:type="character" w:customStyle="1" w:styleId="26">
-    <w:name w:val="Неразрешенное упоминание2"/>
-    <w:basedOn w:val="a0"/>
-    <w:uiPriority w:val="99"/>
-    <w:semiHidden/>
-    <w:unhideWhenUsed/>
-    <w:rsid w:val="00420677"/>
-    <w:rPr>
-      <w:color w:val="605E5C"/>
-      <w:shd w:val="clear" w:color="auto" w:fill="E1DFDD"/>
-    </w:rPr>
-  </w:style>
-  <w:style w:type="character" w:styleId="afd">
-    <w:name w:val="FollowedHyperlink"/>
-    <w:basedOn w:val="a0"/>
-    <w:uiPriority w:val="99"/>
-    <w:semiHidden/>
-    <w:unhideWhenUsed/>
-    <w:rsid w:val="00007D4F"/>
-    <w:rPr>
-      <w:color w:val="954F72" w:themeColor="followedHyperlink"/>
-      <w:u w:val="single"/>
-    </w:rPr>
-  </w:style>
-  <w:style w:type="table" w:styleId="afe">
-    <w:name w:val="Table Grid"/>
-    <w:basedOn w:val="a1"/>
-    <w:uiPriority w:val="39"/>
-    <w:qFormat/>
-    <w:rsid w:val="001310D1"/>
-    <w:pPr>
-      <w:spacing w:after="0" w:line="240" w:lineRule="auto"/>
-    </w:pPr>
-    <w:rPr>
-      <w:rFonts w:eastAsiaTheme="minorHAnsi"/>
-      <w:sz w:val="22"/>
-      <w:szCs w:val="22"/>
-    </w:rPr>
-    <w:tblPr>
-      <w:tblInd w:w="0" w:type="dxa"/>
-      <w:tblBorders>
-        <w:top w:val="single" w:sz="4" w:space="0" w:color="auto"/>
-        <w:left w:val="single" w:sz="4" w:space="0" w:color="auto"/>
-        <w:bottom w:val="single" w:sz="4" w:space="0" w:color="auto"/>
-        <w:right w:val="single" w:sz="4" w:space="0" w:color="auto"/>
-        <w:insideH w:val="single" w:sz="4" w:space="0" w:color="auto"/>
-        <w:insideV w:val="single" w:sz="4" w:space="0" w:color="auto"/>
-      </w:tblBorders>
-      <w:tblCellMar>
-        <w:top w:w="0" w:type="dxa"/>
-        <w:left w:w="108" w:type="dxa"/>
-        <w:bottom w:w="0" w:type="dxa"/>
-        <w:right w:w="108" w:type="dxa"/>
-      </w:tblCellMar>
     </w:tblPr>
   </w:style>
 </w:styles>
@@ -8656,7 +8017,7 @@
   <a:extraClrSchemeLst/>
   <a:extLst>
     <a:ext uri="{05A4C25C-085E-4340-85A3-A5531E510DB2}">
-      <thm15:themeFamily xmlns:thm15="http://schemas.microsoft.com/office/thememl/2012/main" xmlns="" name="Office Theme" id="{62F939B6-93AF-4DB8-9C6B-D6C7DFDC589F}" vid="{4A3C46E8-61CC-4603-A589-7422A47A8E4A}"/>
+      <thm15:themeFamily xmlns:thm15="http://schemas.microsoft.com/office/thememl/2012/main" name="Office Theme" id="{62F939B6-93AF-4DB8-9C6B-D6C7DFDC589F}" vid="{4A3C46E8-61CC-4603-A589-7422A47A8E4A}"/>
     </a:ext>
   </a:extLst>
 </a:theme>
@@ -8667,7 +8028,7 @@
 </file>
 
 <file path=customXml/itemProps1.xml><?xml version="1.0" encoding="utf-8"?>
-<ds:datastoreItem xmlns:ds="http://schemas.openxmlformats.org/officeDocument/2006/customXml" ds:itemID="{10D8ED7F-DD17-4633-9492-16057891831D}">
+<ds:datastoreItem xmlns:ds="http://schemas.openxmlformats.org/officeDocument/2006/customXml" ds:itemID="{B72133BE-50E7-4068-8AF0-35892AFE91AC}">
   <ds:schemaRefs>
     <ds:schemaRef ds:uri="http://schemas.openxmlformats.org/officeDocument/2006/bibliography"/>
   </ds:schemaRefs>

--- a/000upd.exe.docx
+++ b/000upd.exe.docx
@@ -2132,7 +2132,13 @@
         <w:t>й</w:t>
       </w:r>
       <w:r>
-        <w:t xml:space="preserve"> своих действий. Пиратское программное обеспечение является вектором для распространения троянов, программ-вымогателей, скрытых </w:t>
+        <w:t xml:space="preserve"> своих действий. Пиратское программное обеспечение является</w:t>
+      </w:r>
+      <w:r>
+        <w:t xml:space="preserve"> основным</w:t>
+      </w:r>
+      <w:r>
+        <w:t xml:space="preserve"> вектором для распространения троянов, программ-вымогателей, скрытых </w:t>
       </w:r>
       <w:proofErr w:type="spellStart"/>
       <w:r>
@@ -2140,7 +2146,19 @@
       </w:r>
       <w:proofErr w:type="spellEnd"/>
       <w:r>
-        <w:t xml:space="preserve"> и других инструментов для кражи личных данных. Актуальность исследования обусловлена ростом числа случаев использования нелицензионных программ, а также повышением уровня сложности защиты программных продуктов. </w:t>
+        <w:t xml:space="preserve"> и других инструментов </w:t>
+      </w:r>
+      <w:r>
+        <w:t>с целью</w:t>
+      </w:r>
+      <w:r>
+        <w:t xml:space="preserve"> кражи личных данных</w:t>
+      </w:r>
+      <w:r>
+        <w:t xml:space="preserve"> или с целью снижения производительности, работоспособности системы</w:t>
+      </w:r>
+      <w:r>
+        <w:t xml:space="preserve">. Актуальность исследования обусловлена ростом числа случаев использования нелицензионных программ, а также повышением уровня сложности защиты программных продуктов. </w:t>
       </w:r>
     </w:p>
     <w:p>
@@ -2246,6 +2264,7 @@
     </w:p>
     <w:p>
       <w:r>
+        <w:lastRenderedPageBreak/>
         <w:t>4</w:t>
       </w:r>
       <w:r>
@@ -2260,11 +2279,27 @@
     </w:p>
     <w:p>
       <w:r>
-        <w:lastRenderedPageBreak/>
-        <w:t xml:space="preserve">Методы исследования – исследование научной литературы, нормативно-правовых документов, технических материалов по системам защиты программного обеспечения и способам их обхода, динамический анализ </w:t>
-      </w:r>
-      <w:r>
-        <w:t xml:space="preserve">в изолированной программной среде, анализ различных видов защиты и методов обходов. </w:t>
+        <w:t>Методы исследования – исследование научной литературы, технических материалов по системам защиты программного обеспечения и способам их обхода</w:t>
+      </w:r>
+      <w:r>
+        <w:t>, использование современных инструментов онлайн сканирования для статического анализа файла</w:t>
+      </w:r>
+      <w:r>
+        <w:t>,</w:t>
+      </w:r>
+      <w:r>
+        <w:t xml:space="preserve"> сравнение результатов работы различных защитных механизмов,</w:t>
+      </w:r>
+      <w:bookmarkStart w:id="1" w:name="_GoBack"/>
+      <w:bookmarkEnd w:id="1"/>
+      <w:r>
+        <w:t xml:space="preserve"> динамический анализ </w:t>
+      </w:r>
+      <w:r>
+        <w:t>в изолированной программной среде, анализ различных видов защиты и методов обходов</w:t>
+      </w:r>
+      <w:r>
+        <w:t>, классификация и систематизация видов вредоносного программного обеспечения.</w:t>
       </w:r>
     </w:p>
     <w:p/>
@@ -2272,7 +2307,7 @@
       <w:pPr>
         <w:pStyle w:val="11"/>
       </w:pPr>
-      <w:bookmarkStart w:id="1" w:name="_Toc232425715"/>
+      <w:bookmarkStart w:id="2" w:name="_Toc232425715"/>
       <w:r>
         <w:lastRenderedPageBreak/>
         <w:t xml:space="preserve">Глава </w:t>
@@ -2281,12 +2316,12 @@
         <w:t>1</w:t>
       </w:r>
       <w:r>
-        <w:t xml:space="preserve">. </w:t>
+        <w:t xml:space="preserve"> </w:t>
       </w:r>
       <w:r>
         <w:t>ТЕОРЕТИЧЕСКИЕ ОСНОВЫ БЕЗОПАСНОСТИ ПРОГРАММНОГО ОБЕСПЕЧЕНИЯ</w:t>
       </w:r>
-      <w:bookmarkEnd w:id="1"/>
+      <w:bookmarkEnd w:id="2"/>
       <w:r>
         <w:t xml:space="preserve"> </w:t>
       </w:r>
@@ -2295,7 +2330,7 @@
       <w:pPr>
         <w:pStyle w:val="13"/>
       </w:pPr>
-      <w:bookmarkStart w:id="2" w:name="_Toc232425716"/>
+      <w:bookmarkStart w:id="3" w:name="_Toc232425716"/>
       <w:r>
         <w:t xml:space="preserve">1.1 </w:t>
       </w:r>
@@ -2311,7 +2346,7 @@
       <w:r>
         <w:t xml:space="preserve"> пиратского программного обеспечения.</w:t>
       </w:r>
-      <w:bookmarkEnd w:id="2"/>
+      <w:bookmarkEnd w:id="3"/>
       <w:r>
         <w:t xml:space="preserve"> </w:t>
       </w:r>
@@ -2465,7 +2500,7 @@
       <w:pPr>
         <w:pStyle w:val="13"/>
       </w:pPr>
-      <w:bookmarkStart w:id="3" w:name="_Toc232425717"/>
+      <w:bookmarkStart w:id="4" w:name="_Toc232425717"/>
       <w:r>
         <w:t xml:space="preserve">1.2 Защита </w:t>
       </w:r>
@@ -2507,7 +2542,7 @@
       <w:r>
         <w:t>anagement</w:t>
       </w:r>
-      <w:bookmarkEnd w:id="3"/>
+      <w:bookmarkEnd w:id="4"/>
       <w:proofErr w:type="spellEnd"/>
     </w:p>
     <w:p>
@@ -3200,11 +3235,11 @@
       <w:r>
         <w:t xml:space="preserve"> </w:t>
       </w:r>
-      <w:bookmarkStart w:id="4" w:name="_Toc232425718"/>
+      <w:bookmarkStart w:id="5" w:name="_Toc232425718"/>
       <w:r>
         <w:t>Классификация угроз в нелицензионных дистрибутивах</w:t>
       </w:r>
-      <w:bookmarkEnd w:id="4"/>
+      <w:bookmarkEnd w:id="5"/>
     </w:p>
     <w:p>
       <w:r>
@@ -3540,11 +3575,11 @@
       <w:r>
         <w:t xml:space="preserve"> </w:t>
       </w:r>
-      <w:bookmarkStart w:id="5" w:name="_Toc232425719"/>
+      <w:bookmarkStart w:id="6" w:name="_Toc232425719"/>
       <w:r>
         <w:t>Методы скрытого внедрения и маскировки угроз</w:t>
       </w:r>
-      <w:bookmarkEnd w:id="5"/>
+      <w:bookmarkEnd w:id="6"/>
     </w:p>
     <w:p>
       <w:r>
@@ -3571,7 +3606,7 @@
         </w:numPr>
         <w:ind w:left="0" w:firstLine="709"/>
       </w:pPr>
-      <w:bookmarkStart w:id="6" w:name="_Toc232425720"/>
+      <w:bookmarkStart w:id="7" w:name="_Toc232425720"/>
       <w:r>
         <w:t xml:space="preserve">Склеивание через </w:t>
       </w:r>
@@ -3723,19 +3758,28 @@
       </w:pPr>
       <w:r>
         <w:lastRenderedPageBreak/>
-        <w:t>Глава 2. ПРАКТИЧЕСКАЯ ЧАСТЬ</w:t>
-      </w:r>
-      <w:bookmarkEnd w:id="6"/>
+        <w:t>Глава 2</w:t>
+      </w:r>
+      <w:r>
+        <w:rPr>
+          <w:lang w:val="en-US"/>
+        </w:rPr>
+        <w:t xml:space="preserve"> </w:t>
+      </w:r>
+      <w:r>
+        <w:t>ПРАКТИЧЕСКАЯ ЧАСТЬ</w:t>
+      </w:r>
+      <w:bookmarkEnd w:id="7"/>
     </w:p>
     <w:p>
       <w:pPr>
         <w:pStyle w:val="13"/>
       </w:pPr>
-      <w:bookmarkStart w:id="7" w:name="_Toc232425721"/>
+      <w:bookmarkStart w:id="8" w:name="_Toc232425721"/>
       <w:r>
         <w:t>2.1 Инструменты и условия проведения исследования</w:t>
       </w:r>
-      <w:bookmarkEnd w:id="7"/>
+      <w:bookmarkEnd w:id="8"/>
     </w:p>
     <w:p>
       <w:r>
@@ -3805,12 +3849,7 @@
       </w:r>
       <w:proofErr w:type="gramEnd"/>
       <w:r>
-        <w:t xml:space="preserve"> бесплатная служба, осуществляющая анализ подозрительных файлов и ссыло</w:t>
-      </w:r>
-      <w:bookmarkStart w:id="8" w:name="_GoBack"/>
-      <w:bookmarkEnd w:id="8"/>
-      <w:r>
-        <w:t>к (URL) на предмет выявления вирусов, червей, троянов и всевозможных вредоносных программ</w:t>
+        <w:t xml:space="preserve"> бесплатная служба, осуществляющая анализ подозрительных файлов и ссылок (URL) на предмет выявления вирусов, червей, троянов и всевозможных вредоносных программ</w:t>
       </w:r>
       <w:r>
         <w:t xml:space="preserve"> </w:t>
@@ -3948,7 +3987,7 @@
     </w:p>
     <w:p>
       <w:pPr>
-        <w:ind w:left="707"/>
+        <w:ind w:firstLine="0"/>
         <w:jc w:val="center"/>
       </w:pPr>
       <w:r>
@@ -8028,7 +8067,7 @@
 </file>
 
 <file path=customXml/itemProps1.xml><?xml version="1.0" encoding="utf-8"?>
-<ds:datastoreItem xmlns:ds="http://schemas.openxmlformats.org/officeDocument/2006/customXml" ds:itemID="{B72133BE-50E7-4068-8AF0-35892AFE91AC}">
+<ds:datastoreItem xmlns:ds="http://schemas.openxmlformats.org/officeDocument/2006/customXml" ds:itemID="{46A89DFA-7E05-4EAC-98DA-1972ED31CAE2}">
   <ds:schemaRefs>
     <ds:schemaRef ds:uri="http://schemas.openxmlformats.org/officeDocument/2006/bibliography"/>
   </ds:schemaRefs>

--- a/000upd.exe.docx
+++ b/000upd.exe.docx
@@ -1,6 +1,6 @@
 
 <file path=word/document.xml><?xml version="1.0" encoding="utf-8"?>
-<w:document xmlns:wpc="http://schemas.microsoft.com/office/word/2010/wordprocessingCanvas" xmlns:cx="http://schemas.microsoft.com/office/drawing/2014/chartex" xmlns:cx1="http://schemas.microsoft.com/office/drawing/2015/9/8/chartex" xmlns:cx2="http://schemas.microsoft.com/office/drawing/2015/10/21/chartex" xmlns:cx3="http://schemas.microsoft.com/office/drawing/2016/5/9/chartex" xmlns:cx4="http://schemas.microsoft.com/office/drawing/2016/5/10/chartex" xmlns:cx5="http://schemas.microsoft.com/office/drawing/2016/5/11/chartex" xmlns:cx6="http://schemas.microsoft.com/office/drawing/2016/5/12/chartex" xmlns:cx7="http://schemas.microsoft.com/office/drawing/2016/5/13/chartex" xmlns:cx8="http://schemas.microsoft.com/office/drawing/2016/5/14/chartex" xmlns:mc="http://schemas.openxmlformats.org/markup-compatibility/2006" xmlns:aink="http://schemas.microsoft.com/office/drawing/2016/ink" xmlns:am3d="http://schemas.microsoft.com/office/drawing/2017/model3d" xmlns:o="urn:schemas-microsoft-com:office:office" xmlns:r="http://schemas.openxmlformats.org/officeDocument/2006/relationships" xmlns:m="http://schemas.openxmlformats.org/officeDocument/2006/math" xmlns:v="urn:schemas-microsoft-com:vml" xmlns:wp14="http://schemas.microsoft.com/office/word/2010/wordprocessingDrawing" xmlns:wp="http://schemas.openxmlformats.org/drawingml/2006/wordprocessingDrawing" xmlns:w10="urn:schemas-microsoft-com:office:word" xmlns:w="http://schemas.openxmlformats.org/wordprocessingml/2006/main" xmlns:w14="http://schemas.microsoft.com/office/word/2010/wordml" xmlns:w15="http://schemas.microsoft.com/office/word/2012/wordml" xmlns:w16cid="http://schemas.microsoft.com/office/word/2016/wordml/cid" xmlns:w16se="http://schemas.microsoft.com/office/word/2015/wordml/symex" xmlns:wpg="http://schemas.microsoft.com/office/word/2010/wordprocessingGroup" xmlns:wpi="http://schemas.microsoft.com/office/word/2010/wordprocessingInk" xmlns:wne="http://schemas.microsoft.com/office/word/2006/wordml" xmlns:wps="http://schemas.microsoft.com/office/word/2010/wordprocessingShape" mc:Ignorable="w14 w15 w16se w16cid wp14">
+<w:document xmlns:wpc="http://schemas.microsoft.com/office/word/2010/wordprocessingCanvas" xmlns:mc="http://schemas.openxmlformats.org/markup-compatibility/2006" xmlns:o="urn:schemas-microsoft-com:office:office" xmlns:r="http://schemas.openxmlformats.org/officeDocument/2006/relationships" xmlns:m="http://schemas.openxmlformats.org/officeDocument/2006/math" xmlns:v="urn:schemas-microsoft-com:vml" xmlns:wp14="http://schemas.microsoft.com/office/word/2010/wordprocessingDrawing" xmlns:wp="http://schemas.openxmlformats.org/drawingml/2006/wordprocessingDrawing" xmlns:w10="urn:schemas-microsoft-com:office:word" xmlns:w="http://schemas.openxmlformats.org/wordprocessingml/2006/main" xmlns:w14="http://schemas.microsoft.com/office/word/2010/wordml" xmlns:wpg="http://schemas.microsoft.com/office/word/2010/wordprocessingGroup" xmlns:wpi="http://schemas.microsoft.com/office/word/2010/wordprocessingInk" xmlns:wne="http://schemas.microsoft.com/office/word/2006/wordml" xmlns:wps="http://schemas.microsoft.com/office/word/2010/wordprocessingShape" mc:Ignorable="w14 wp14">
   <w:body>
     <w:p>
       <w:pPr>
@@ -39,7 +39,7 @@
                     </pic:cNvPicPr>
                   </pic:nvPicPr>
                   <pic:blipFill>
-                    <a:blip r:embed="rId8">
+                    <a:blip r:embed="rId9">
                       <a:extLst>
                         <a:ext uri="{28A0092B-C50C-407E-A947-70E740481C1C}">
                           <a14:useLocalDpi xmlns:a14="http://schemas.microsoft.com/office/drawing/2010/main" val="0"/>
@@ -1090,8 +1090,8 @@
       <w:pPr>
         <w:ind w:firstLine="0"/>
         <w:sectPr>
-          <w:footerReference w:type="default" r:id="rId9"/>
-          <w:footerReference w:type="first" r:id="rId10"/>
+          <w:footerReference w:type="default" r:id="rId10"/>
+          <w:footerReference w:type="first" r:id="rId11"/>
           <w:pgSz w:w="11906" w:h="16838"/>
           <w:pgMar w:top="1134" w:right="567" w:bottom="1134" w:left="1701" w:header="709" w:footer="709" w:gutter="0"/>
           <w:pgNumType w:start="0"/>
@@ -2089,7 +2089,6 @@
       </w:pPr>
       <w:bookmarkStart w:id="0" w:name="_Toc232425714"/>
       <w:r>
-        <w:lastRenderedPageBreak/>
         <w:t>В</w:t>
       </w:r>
       <w:r>
@@ -2264,7 +2263,6 @@
     </w:p>
     <w:p>
       <w:r>
-        <w:lastRenderedPageBreak/>
         <w:t>4</w:t>
       </w:r>
       <w:r>
@@ -2290,63 +2288,60 @@
       <w:r>
         <w:t xml:space="preserve"> сравнение результатов работы различных защитных механизмов,</w:t>
       </w:r>
-      <w:bookmarkStart w:id="1" w:name="_GoBack"/>
+      <w:r>
+        <w:t xml:space="preserve"> динамический анализ </w:t>
+      </w:r>
+      <w:r>
+        <w:t>в изолированной программной среде, анализ различных видов защиты и методов обходов</w:t>
+      </w:r>
+      <w:r>
+        <w:t>, классификация и систематизация видов вредоносного программного обеспечения.</w:t>
+      </w:r>
+    </w:p>
+    <w:p/>
+    <w:p>
+      <w:pPr>
+        <w:pStyle w:val="11"/>
+      </w:pPr>
+      <w:bookmarkStart w:id="1" w:name="_Toc232425715"/>
+      <w:r>
+        <w:t xml:space="preserve">Глава </w:t>
+      </w:r>
+      <w:r>
+        <w:t>1</w:t>
+      </w:r>
+      <w:r>
+        <w:t xml:space="preserve"> </w:t>
+      </w:r>
+      <w:r>
+        <w:t>ТЕОРЕТИЧЕСКИЕ ОСНОВЫ БЕЗОПАСНОСТИ ПРОГРАММНОГО ОБЕСПЕЧЕНИЯ</w:t>
+      </w:r>
       <w:bookmarkEnd w:id="1"/>
       <w:r>
-        <w:t xml:space="preserve"> динамический анализ </w:t>
-      </w:r>
-      <w:r>
-        <w:t>в изолированной программной среде, анализ различных видов защиты и методов обходов</w:t>
-      </w:r>
-      <w:r>
-        <w:t>, классификация и систематизация видов вредоносного программного обеспечения.</w:t>
-      </w:r>
-    </w:p>
-    <w:p/>
-    <w:p>
-      <w:pPr>
-        <w:pStyle w:val="11"/>
-      </w:pPr>
-      <w:bookmarkStart w:id="2" w:name="_Toc232425715"/>
-      <w:r>
-        <w:lastRenderedPageBreak/>
-        <w:t xml:space="preserve">Глава </w:t>
-      </w:r>
-      <w:r>
-        <w:t>1</w:t>
-      </w:r>
-      <w:r>
         <w:t xml:space="preserve"> </w:t>
       </w:r>
-      <w:r>
-        <w:t>ТЕОРЕТИЧЕСКИЕ ОСНОВЫ БЕЗОПАСНОСТИ ПРОГРАММНОГО ОБЕСПЕЧЕНИЯ</w:t>
+    </w:p>
+    <w:p>
+      <w:pPr>
+        <w:pStyle w:val="13"/>
+      </w:pPr>
+      <w:bookmarkStart w:id="2" w:name="_Toc232425716"/>
+      <w:r>
+        <w:t xml:space="preserve">1.1 </w:t>
+      </w:r>
+      <w:r>
+        <w:t xml:space="preserve">Понятие </w:t>
+      </w:r>
+      <w:r>
+        <w:t xml:space="preserve">и </w:t>
+      </w:r>
+      <w:r>
+        <w:t>классификация</w:t>
+      </w:r>
+      <w:r>
+        <w:t xml:space="preserve"> пиратского программного обеспечения.</w:t>
       </w:r>
       <w:bookmarkEnd w:id="2"/>
-      <w:r>
-        <w:t xml:space="preserve"> </w:t>
-      </w:r>
-    </w:p>
-    <w:p>
-      <w:pPr>
-        <w:pStyle w:val="13"/>
-      </w:pPr>
-      <w:bookmarkStart w:id="3" w:name="_Toc232425716"/>
-      <w:r>
-        <w:t xml:space="preserve">1.1 </w:t>
-      </w:r>
-      <w:r>
-        <w:t xml:space="preserve">Понятие </w:t>
-      </w:r>
-      <w:r>
-        <w:t xml:space="preserve">и </w:t>
-      </w:r>
-      <w:r>
-        <w:t>классификация</w:t>
-      </w:r>
-      <w:r>
-        <w:t xml:space="preserve"> пиратского программного обеспечения.</w:t>
-      </w:r>
-      <w:bookmarkEnd w:id="3"/>
       <w:r>
         <w:t xml:space="preserve"> </w:t>
       </w:r>
@@ -2500,7 +2495,7 @@
       <w:pPr>
         <w:pStyle w:val="13"/>
       </w:pPr>
-      <w:bookmarkStart w:id="4" w:name="_Toc232425717"/>
+      <w:bookmarkStart w:id="3" w:name="_Toc232425717"/>
       <w:r>
         <w:t xml:space="preserve">1.2 Защита </w:t>
       </w:r>
@@ -2542,7 +2537,7 @@
       <w:r>
         <w:t>anagement</w:t>
       </w:r>
-      <w:bookmarkEnd w:id="4"/>
+      <w:bookmarkEnd w:id="3"/>
       <w:proofErr w:type="spellEnd"/>
     </w:p>
     <w:p>
@@ -2616,7 +2611,6 @@
         <w:t xml:space="preserve"> </w:t>
       </w:r>
       <w:r>
-        <w:lastRenderedPageBreak/>
         <w:t>обеспечивает наиболее высокую эффективность для защиты цифрового контента</w:t>
       </w:r>
       <w:r>
@@ -2675,15 +2669,15 @@
         </w:rPr>
       </w:pPr>
       <w:r>
-        <w:t xml:space="preserve">Несмотря на всю сложность системы, желающие получить доступ </w:t>
+        <w:t xml:space="preserve">Несмотря на всю сложность </w:t>
       </w:r>
       <w:proofErr w:type="gramStart"/>
       <w:r>
-        <w:t>к программе</w:t>
+        <w:t>системы, желающие получить доступ к программе бесплатно используют</w:t>
       </w:r>
       <w:proofErr w:type="gramEnd"/>
       <w:r>
-        <w:t xml:space="preserve"> бесплатно используют различные техники, способы для обхода </w:t>
+        <w:t xml:space="preserve"> различные техники, способы для обхода </w:t>
       </w:r>
       <w:r>
         <w:rPr>
@@ -2793,11 +2787,7 @@
         <w:t xml:space="preserve"> </w:t>
       </w:r>
       <w:r>
-        <w:t xml:space="preserve">для создания особых уникальных лицензионных ключей. Система принимает их за подлинные и </w:t>
-      </w:r>
-      <w:r>
-        <w:lastRenderedPageBreak/>
-        <w:t xml:space="preserve">позволяют пользователю получить доступ к используемым функциям точно так же, как если бы лицензия была приобретена легально. </w:t>
+        <w:t xml:space="preserve">для создания особых уникальных лицензионных ключей. Система принимает их за подлинные и позволяют пользователю получить доступ к используемым функциям точно так же, как если бы лицензия была приобретена легально. </w:t>
       </w:r>
     </w:p>
     <w:p>
@@ -3005,11 +2995,7 @@
         <w:t>триггер проверяет, не была ли нарушена целостность кода в оперативной памяти. Если проверка провалена, то программа не сразу выдает ошибку о ненайденной подлинной лицензии.</w:t>
       </w:r>
       <w:r>
-        <w:t xml:space="preserve"> Связано это с тем, что современные системы защиты </w:t>
-      </w:r>
-      <w:r>
-        <w:lastRenderedPageBreak/>
-        <w:t xml:space="preserve">отходят от мгновенно блокировки приложения, дабы взломщику было труднее догадаться на каком именно этапе сработала защита. </w:t>
+        <w:t xml:space="preserve"> Связано это с тем, что современные системы защиты отходят от мгновенно блокировки приложения, дабы взломщику было труднее догадаться на каком именно этапе сработала защита. </w:t>
       </w:r>
       <w:r>
         <w:t xml:space="preserve"> Вместо этого она</w:t>
@@ -3090,7 +3076,6 @@
     </w:p>
     <w:p>
       <w:r>
-        <w:lastRenderedPageBreak/>
         <w:t xml:space="preserve">Для взлома программы, обладающей подобной защитой, взломщику нужно пройти программу целиком, найти каждый скрытый триггер, который вызывает проверку с последующей выдачей ошибки и </w:t>
       </w:r>
       <w:proofErr w:type="spellStart"/>
@@ -3154,6 +3139,7 @@
     </w:p>
     <w:p>
       <w:pPr>
+        <w:ind w:firstLine="0"/>
         <w:jc w:val="center"/>
         <w:rPr>
           <w:lang w:eastAsia="ru-RU"/>
@@ -3180,7 +3166,7 @@
                     <pic:cNvPicPr/>
                   </pic:nvPicPr>
                   <pic:blipFill>
-                    <a:blip r:embed="rId11"/>
+                    <a:blip r:embed="rId12"/>
                     <a:stretch>
                       <a:fillRect/>
                     </a:stretch>
@@ -3235,11 +3221,11 @@
       <w:r>
         <w:t xml:space="preserve"> </w:t>
       </w:r>
-      <w:bookmarkStart w:id="5" w:name="_Toc232425718"/>
+      <w:bookmarkStart w:id="4" w:name="_Toc232425718"/>
       <w:r>
         <w:t>Классификация угроз в нелицензионных дистрибутивах</w:t>
       </w:r>
-      <w:bookmarkEnd w:id="5"/>
+      <w:bookmarkEnd w:id="4"/>
     </w:p>
     <w:p>
       <w:r>
@@ -3285,11 +3271,7 @@
         <w:t>конфиденциальных</w:t>
       </w:r>
       <w:r>
-        <w:t xml:space="preserve"> данных с </w:t>
-      </w:r>
-      <w:r>
-        <w:lastRenderedPageBreak/>
-        <w:t xml:space="preserve">зараженного устройства. </w:t>
+        <w:t xml:space="preserve"> данных с зараженного устройства. </w:t>
       </w:r>
       <w:proofErr w:type="spellStart"/>
       <w:r>
@@ -3409,8 +3391,13 @@
         </w:numPr>
         <w:ind w:left="0" w:firstLine="709"/>
       </w:pPr>
-      <w:r>
-        <w:t>Бэкдоры (</w:t>
+      <w:proofErr w:type="spellStart"/>
+      <w:r>
+        <w:t>Бэкдоры</w:t>
+      </w:r>
+      <w:proofErr w:type="spellEnd"/>
+      <w:r>
+        <w:t xml:space="preserve"> (</w:t>
       </w:r>
       <w:proofErr w:type="spellStart"/>
       <w:r>
@@ -3515,11 +3502,7 @@
         <w:t xml:space="preserve">). </w:t>
       </w:r>
       <w:r>
-        <w:t xml:space="preserve">Троян удаленного доступа, который скрыто устанавливается на компьютер или телефон и дает злоумышленнику </w:t>
-      </w:r>
-      <w:r>
-        <w:lastRenderedPageBreak/>
-        <w:t xml:space="preserve">абсолютно полный контроль над устройством. </w:t>
+        <w:t xml:space="preserve">Троян удаленного доступа, который скрыто устанавливается на компьютер или телефон и дает злоумышленнику абсолютно полный контроль над устройством. </w:t>
       </w:r>
       <w:r>
         <w:t xml:space="preserve">После загрузки RAT в компьютер он подключается к открытому TCP-порту, чтобы создать онлайн-соединение с машиной хакера. </w:t>
@@ -3575,11 +3558,11 @@
       <w:r>
         <w:t xml:space="preserve"> </w:t>
       </w:r>
-      <w:bookmarkStart w:id="6" w:name="_Toc232425719"/>
+      <w:bookmarkStart w:id="5" w:name="_Toc232425719"/>
       <w:r>
         <w:t>Методы скрытого внедрения и маскировки угроз</w:t>
       </w:r>
-      <w:bookmarkEnd w:id="6"/>
+      <w:bookmarkEnd w:id="5"/>
     </w:p>
     <w:p>
       <w:r>
@@ -3606,7 +3589,7 @@
         </w:numPr>
         <w:ind w:left="0" w:firstLine="709"/>
       </w:pPr>
-      <w:bookmarkStart w:id="7" w:name="_Toc232425720"/>
+      <w:bookmarkStart w:id="6" w:name="_Toc232425720"/>
       <w:r>
         <w:t xml:space="preserve">Склеивание через </w:t>
       </w:r>
@@ -3705,11 +3688,7 @@
       </w:r>
       <w:proofErr w:type="spellEnd"/>
       <w:r>
-        <w:t xml:space="preserve"> представляет специализированную программу-загрузчик, которая не является вредоносной сама по себе. Она является некоторым транспортом для доставки вируса в </w:t>
-      </w:r>
-      <w:r>
-        <w:lastRenderedPageBreak/>
-        <w:t xml:space="preserve">систему пользователя.  Главной механикой подобного метода заключается в том, что в программе отсутствует само тело вируса. После запуска </w:t>
+        <w:t xml:space="preserve"> представляет специализированную программу-загрузчик, которая не является вредоносной сама по себе. Она является некоторым транспортом для доставки вируса в систему пользователя.  Главной механикой подобного метода заключается в том, что в программе отсутствует само тело вируса. После запуска </w:t>
       </w:r>
       <w:proofErr w:type="spellStart"/>
       <w:r>
@@ -3730,15 +3709,7 @@
         <w:ind w:left="0" w:firstLine="709"/>
       </w:pPr>
       <w:r>
-        <w:t xml:space="preserve">Социальная инженерия. Такой метод маскировки направлен не на обман пользователя, а на использование человеческого фактора. </w:t>
-      </w:r>
-      <w:proofErr w:type="gramStart"/>
-      <w:r>
-        <w:t>Современные  технологии</w:t>
-      </w:r>
-      <w:proofErr w:type="gramEnd"/>
-      <w:r>
-        <w:t xml:space="preserve"> способны выстроить сложную защиту, на взлом которой приходится тратить достаточное количество времени, поэтому злоумышленник</w:t>
+        <w:t>Социальная инженерия. Такой метод маскировки направлен не на обман пользователя, а на использование человеческого фактора. Современные  технологии способны выстроить сложную защиту, на взлом которой приходится тратить достаточное количество времени, поэтому злоумышленник</w:t>
       </w:r>
       <w:r>
         <w:t xml:space="preserve">и заставляют пользователя самостоятельно деактивировать методы защиты системы. Самый распространенный пример применения социальной инженерии является инструкция к пиратским программам. Злоумышленники настойчиво рекомендуют отключить антивирус перед установкой, добавить файл в исключение </w:t>
@@ -3757,29 +3728,25 @@
         <w:pStyle w:val="11"/>
       </w:pPr>
       <w:r>
-        <w:lastRenderedPageBreak/>
         <w:t>Глава 2</w:t>
       </w:r>
       <w:r>
-        <w:rPr>
-          <w:lang w:val="en-US"/>
-        </w:rPr>
         <w:t xml:space="preserve"> </w:t>
       </w:r>
       <w:r>
         <w:t>ПРАКТИЧЕСКАЯ ЧАСТЬ</w:t>
       </w:r>
+      <w:bookmarkEnd w:id="6"/>
+    </w:p>
+    <w:p>
+      <w:pPr>
+        <w:pStyle w:val="13"/>
+      </w:pPr>
+      <w:bookmarkStart w:id="7" w:name="_Toc232425721"/>
+      <w:r>
+        <w:t>2.1 Инструменты и условия проведения исследования</w:t>
+      </w:r>
       <w:bookmarkEnd w:id="7"/>
-    </w:p>
-    <w:p>
-      <w:pPr>
-        <w:pStyle w:val="13"/>
-      </w:pPr>
-      <w:bookmarkStart w:id="8" w:name="_Toc232425721"/>
-      <w:r>
-        <w:t>2.1 Инструменты и условия проведения исследования</w:t>
-      </w:r>
-      <w:bookmarkEnd w:id="8"/>
     </w:p>
     <w:p>
       <w:r>
@@ -3839,27 +3806,27 @@
         <w:t xml:space="preserve">(Веб-платформа мультисканирования). </w:t>
       </w:r>
       <w:proofErr w:type="spellStart"/>
+      <w:r>
+        <w:t>VirusTotal</w:t>
+      </w:r>
+      <w:proofErr w:type="spellEnd"/>
+      <w:r>
+        <w:t xml:space="preserve">  — бесплатная служба, осуществляющая анализ подозрительных файлов и ссылок (URL) на предмет выявления вирусов, червей, троянов и всевозможных вредоносных программ</w:t>
+      </w:r>
+      <w:r>
+        <w:t xml:space="preserve"> </w:t>
+      </w:r>
+      <w:r>
+        <w:t>[</w:t>
+      </w:r>
+      <w:r>
+        <w:t>7, С</w:t>
+      </w:r>
       <w:proofErr w:type="gramStart"/>
       <w:r>
-        <w:t>VirusTotal</w:t>
-      </w:r>
-      <w:proofErr w:type="spellEnd"/>
-      <w:r>
-        <w:t xml:space="preserve">  —</w:t>
+        <w:t>1</w:t>
       </w:r>
       <w:proofErr w:type="gramEnd"/>
-      <w:r>
-        <w:t xml:space="preserve"> бесплатная служба, осуществляющая анализ подозрительных файлов и ссылок (URL) на предмет выявления вирусов, червей, троянов и всевозможных вредоносных программ</w:t>
-      </w:r>
-      <w:r>
-        <w:t xml:space="preserve"> </w:t>
-      </w:r>
-      <w:r>
-        <w:t>[</w:t>
-      </w:r>
-      <w:r>
-        <w:t>7, С1</w:t>
-      </w:r>
       <w:r>
         <w:t>]</w:t>
       </w:r>
@@ -3929,7 +3896,7 @@
       <w:pPr>
         <w:pStyle w:val="13"/>
       </w:pPr>
-      <w:bookmarkStart w:id="9" w:name="_Toc232425722"/>
+      <w:bookmarkStart w:id="8" w:name="_Toc232425722"/>
       <w:r>
         <w:t xml:space="preserve">2.2 Анализ </w:t>
       </w:r>
@@ -3939,29 +3906,25 @@
       <w:r>
         <w:t>.</w:t>
       </w:r>
-      <w:bookmarkEnd w:id="9"/>
+      <w:bookmarkEnd w:id="8"/>
     </w:p>
     <w:p>
       <w:pPr>
         <w:spacing w:after="240"/>
       </w:pPr>
       <w:r>
-        <w:t>В качестве исследуемого объекта был использован дистрибутив нелицензионного программного обеспечения, загруженный с популярного торрент-</w:t>
+        <w:t xml:space="preserve">В качестве исследуемого объекта был использован дистрибутив нелицензионного программного обеспечения, загруженный с популярного </w:t>
       </w:r>
       <w:proofErr w:type="spellStart"/>
       <w:r>
-        <w:t>трекера</w:t>
+        <w:t>торрент-трекера</w:t>
       </w:r>
       <w:proofErr w:type="spellEnd"/>
       <w:r>
         <w:t xml:space="preserve">. После запуска загруженного исполняемого файла </w:t>
       </w:r>
       <w:r>
-        <w:t xml:space="preserve">был зафиксирован факт понижения производительности компьютера, выраженный в </w:t>
-      </w:r>
-      <w:r>
-        <w:lastRenderedPageBreak/>
-        <w:t>резком понижении частоты кадров (FPS</w:t>
+        <w:t>был зафиксирован факт понижения производительности компьютера, выраженный в резком понижении частоты кадров (FPS</w:t>
       </w:r>
       <w:r>
         <w:t xml:space="preserve">), а также в </w:t>
@@ -4011,7 +3974,7 @@
                     <pic:cNvPicPr/>
                   </pic:nvPicPr>
                   <pic:blipFill>
-                    <a:blip r:embed="rId12">
+                    <a:blip r:embed="rId13">
                       <a:extLst>
                         <a:ext uri="{28A0092B-C50C-407E-A947-70E740481C1C}">
                           <a14:useLocalDpi xmlns:a14="http://schemas.microsoft.com/office/drawing/2010/main" val="0"/>
@@ -4081,7 +4044,6 @@
         <w:jc w:val="both"/>
       </w:pPr>
       <w:r>
-        <w:lastRenderedPageBreak/>
         <w:t>В результате сканирования был выявлен высокий уровень детектирования</w:t>
       </w:r>
       <w:r>
@@ -4133,7 +4095,7 @@
                     <pic:cNvPicPr/>
                   </pic:nvPicPr>
                   <pic:blipFill>
-                    <a:blip r:embed="rId13" cstate="print">
+                    <a:blip r:embed="rId14" cstate="print">
                       <a:extLst>
                         <a:ext uri="{28A0092B-C50C-407E-A947-70E740481C1C}">
                           <a14:useLocalDpi xmlns:a14="http://schemas.microsoft.com/office/drawing/2010/main" val="0"/>
@@ -4258,16 +4220,21 @@
         </w:rPr>
         <w:t>]</w:t>
       </w:r>
-      <w:r>
-        <w:t xml:space="preserve">. </w:t>
-      </w:r>
       <w:proofErr w:type="gramStart"/>
       <w:r>
-        <w:t>( см.</w:t>
+        <w:t>.</w:t>
       </w:r>
       <w:proofErr w:type="gramEnd"/>
       <w:r>
-        <w:t xml:space="preserve"> Рисунок 4</w:t>
+        <w:t xml:space="preserve"> ( </w:t>
+      </w:r>
+      <w:proofErr w:type="gramStart"/>
+      <w:r>
+        <w:t>с</w:t>
+      </w:r>
+      <w:proofErr w:type="gramEnd"/>
+      <w:r>
+        <w:t>м. Рисунок 4</w:t>
       </w:r>
       <w:r>
         <w:t>).</w:t>
@@ -4281,170 +4248,11 @@
         <w:rPr>
           <w:lang w:eastAsia="ru-RU"/>
         </w:rPr>
-        <w:lastRenderedPageBreak/>
         <w:drawing>
           <wp:inline distT="0" distB="0" distL="0" distR="0" wp14:anchorId="2A726CB1" wp14:editId="602800F0">
             <wp:extent cx="6120130" cy="1840650"/>
             <wp:effectExtent l="0" t="0" r="0" b="7620"/>
             <wp:docPr id="1" name="Рисунок 1"/>
-            <wp:cNvGraphicFramePr>
-              <a:graphicFrameLocks xmlns:a="http://schemas.openxmlformats.org/drawingml/2006/main" noChangeAspect="1"/>
-            </wp:cNvGraphicFramePr>
-            <a:graphic xmlns:a="http://schemas.openxmlformats.org/drawingml/2006/main">
-              <a:graphicData uri="http://schemas.openxmlformats.org/drawingml/2006/picture">
-                <pic:pic xmlns:pic="http://schemas.openxmlformats.org/drawingml/2006/picture">
-                  <pic:nvPicPr>
-                    <pic:cNvPr id="0" name=""/>
-                    <pic:cNvPicPr/>
-                  </pic:nvPicPr>
-                  <pic:blipFill>
-                    <a:blip r:embed="rId14"/>
-                    <a:stretch>
-                      <a:fillRect/>
-                    </a:stretch>
-                  </pic:blipFill>
-                  <pic:spPr>
-                    <a:xfrm>
-                      <a:off x="0" y="0"/>
-                      <a:ext cx="6120130" cy="1840650"/>
-                    </a:xfrm>
-                    <a:prstGeom prst="rect">
-                      <a:avLst/>
-                    </a:prstGeom>
-                  </pic:spPr>
-                </pic:pic>
-              </a:graphicData>
-            </a:graphic>
-          </wp:inline>
-        </w:drawing>
-      </w:r>
-    </w:p>
-    <w:p>
-      <w:pPr>
-        <w:pStyle w:val="afa"/>
-      </w:pPr>
-      <w:r>
-        <w:t xml:space="preserve">Рисунок </w:t>
-      </w:r>
-      <w:r>
-        <w:t>4</w:t>
-      </w:r>
-      <w:r>
-        <w:t xml:space="preserve"> - </w:t>
-      </w:r>
-      <w:r>
-        <w:t>Восстановление доступа</w:t>
-      </w:r>
-    </w:p>
-    <w:p>
-      <w:r>
-        <w:t>Использовалась команда:</w:t>
-      </w:r>
-      <w:r>
-        <w:t xml:space="preserve"> </w:t>
-      </w:r>
-      <w:proofErr w:type="spellStart"/>
-      <w:r>
-        <w:t>takeown</w:t>
-      </w:r>
-      <w:proofErr w:type="spellEnd"/>
-      <w:r>
-        <w:t xml:space="preserve"> /f "C:\Users\User\Documents" /r /d y. </w:t>
-      </w:r>
-      <w:r>
-        <w:t xml:space="preserve">Однако одного лишь изменения владельца директории через </w:t>
-      </w:r>
-      <w:proofErr w:type="spellStart"/>
-      <w:r>
-        <w:rPr>
-          <w:lang w:val="en-US"/>
-        </w:rPr>
-        <w:t>takeown</w:t>
-      </w:r>
-      <w:proofErr w:type="spellEnd"/>
-      <w:r>
-        <w:t xml:space="preserve"> недостаточно для разрешения проблемы. Для полного сброса поврежденных разрешений была применена системная утилита </w:t>
-      </w:r>
-      <w:proofErr w:type="spellStart"/>
-      <w:r>
-        <w:rPr>
-          <w:lang w:val="en-US"/>
-        </w:rPr>
-        <w:t>icacls</w:t>
-      </w:r>
-      <w:proofErr w:type="spellEnd"/>
-      <w:r>
-        <w:t xml:space="preserve">. (см. Рисунок 4). </w:t>
-      </w:r>
-      <w:r>
-        <w:t xml:space="preserve">Команда </w:t>
-      </w:r>
-      <w:proofErr w:type="spellStart"/>
-      <w:r>
-        <w:rPr>
-          <w:lang w:val="en-US"/>
-        </w:rPr>
-        <w:t>icacls</w:t>
-      </w:r>
-      <w:proofErr w:type="spellEnd"/>
-      <w:r>
-        <w:t xml:space="preserve"> </w:t>
-      </w:r>
-      <w:r>
-        <w:t>о</w:t>
-      </w:r>
-      <w:r>
-        <w:t>тображает или изменяет списки управления доступом (</w:t>
-      </w:r>
-      <w:r>
-        <w:rPr>
-          <w:lang w:val="en-US"/>
-        </w:rPr>
-        <w:t>DACLs</w:t>
-      </w:r>
-      <w:r>
-        <w:t>) для указанных файлов и применяет хранимые списки управления доступом</w:t>
-      </w:r>
-      <w:r>
-        <w:t xml:space="preserve"> к файлам в указанных каталогах. </w:t>
-      </w:r>
-      <w:r>
-        <w:t>[</w:t>
-      </w:r>
-      <w:r>
-        <w:t>10</w:t>
-      </w:r>
-      <w:r>
-        <w:t>, С</w:t>
-      </w:r>
-      <w:proofErr w:type="gramStart"/>
-      <w:r>
-        <w:t>1</w:t>
-      </w:r>
-      <w:r>
-        <w:t>]</w:t>
-      </w:r>
-      <w:r>
-        <w:t>Это</w:t>
-      </w:r>
-      <w:proofErr w:type="gramEnd"/>
-      <w:r>
-        <w:t xml:space="preserve"> позволило окончательно вернуть пользователю корректную работу системы, его доступ к файлам. </w:t>
-      </w:r>
-    </w:p>
-    <w:p>
-      <w:pPr>
-        <w:pStyle w:val="afa"/>
-      </w:pPr>
-      <w:r>
-        <w:rPr>
-          <w:lang w:eastAsia="ru-RU"/>
-        </w:rPr>
-        <w:drawing>
-          <wp:inline distT="0" distB="0" distL="0" distR="0" wp14:anchorId="1274B6BA" wp14:editId="0A3F4C09">
-            <wp:extent cx="6120130" cy="2759080"/>
-            <wp:effectExtent l="0" t="0" r="0" b="3175"/>
-            <wp:docPr id="12" name="Рисунок 12"/>
             <wp:cNvGraphicFramePr>
               <a:graphicFrameLocks xmlns:a="http://schemas.openxmlformats.org/drawingml/2006/main" noChangeAspect="1"/>
             </wp:cNvGraphicFramePr>
@@ -4464,6 +4272,161 @@
                   <pic:spPr>
                     <a:xfrm>
                       <a:off x="0" y="0"/>
+                      <a:ext cx="6120130" cy="1840650"/>
+                    </a:xfrm>
+                    <a:prstGeom prst="rect">
+                      <a:avLst/>
+                    </a:prstGeom>
+                  </pic:spPr>
+                </pic:pic>
+              </a:graphicData>
+            </a:graphic>
+          </wp:inline>
+        </w:drawing>
+      </w:r>
+    </w:p>
+    <w:p>
+      <w:pPr>
+        <w:pStyle w:val="afa"/>
+      </w:pPr>
+      <w:r>
+        <w:t xml:space="preserve">Рисунок </w:t>
+      </w:r>
+      <w:r>
+        <w:t>4</w:t>
+      </w:r>
+      <w:r>
+        <w:t xml:space="preserve"> - </w:t>
+      </w:r>
+      <w:r>
+        <w:t>Восстановление доступа</w:t>
+      </w:r>
+    </w:p>
+    <w:p>
+      <w:r>
+        <w:t>Использовалась команда:</w:t>
+      </w:r>
+      <w:r>
+        <w:t xml:space="preserve"> </w:t>
+      </w:r>
+      <w:proofErr w:type="spellStart"/>
+      <w:r>
+        <w:t>takeown</w:t>
+      </w:r>
+      <w:proofErr w:type="spellEnd"/>
+      <w:r>
+        <w:t xml:space="preserve"> /f "C:\Users\User\Documents" /r /d y. </w:t>
+      </w:r>
+      <w:r>
+        <w:t xml:space="preserve">Однако одного лишь изменения владельца директории через </w:t>
+      </w:r>
+      <w:proofErr w:type="spellStart"/>
+      <w:r>
+        <w:rPr>
+          <w:lang w:val="en-US"/>
+        </w:rPr>
+        <w:t>takeown</w:t>
+      </w:r>
+      <w:proofErr w:type="spellEnd"/>
+      <w:r>
+        <w:t xml:space="preserve"> недостаточно для разрешения проблемы. Для полного сброса поврежденных разрешений была применена системная утилита </w:t>
+      </w:r>
+      <w:proofErr w:type="spellStart"/>
+      <w:r>
+        <w:rPr>
+          <w:lang w:val="en-US"/>
+        </w:rPr>
+        <w:t>icacls</w:t>
+      </w:r>
+      <w:proofErr w:type="spellEnd"/>
+      <w:r>
+        <w:t xml:space="preserve">. (см. Рисунок 4). </w:t>
+      </w:r>
+      <w:r>
+        <w:t xml:space="preserve">Команда </w:t>
+      </w:r>
+      <w:proofErr w:type="spellStart"/>
+      <w:r>
+        <w:rPr>
+          <w:lang w:val="en-US"/>
+        </w:rPr>
+        <w:t>icacls</w:t>
+      </w:r>
+      <w:proofErr w:type="spellEnd"/>
+      <w:r>
+        <w:t xml:space="preserve"> </w:t>
+      </w:r>
+      <w:r>
+        <w:t>о</w:t>
+      </w:r>
+      <w:r>
+        <w:t>тображает или изменяет списки управления доступом (</w:t>
+      </w:r>
+      <w:r>
+        <w:rPr>
+          <w:lang w:val="en-US"/>
+        </w:rPr>
+        <w:t>DACLs</w:t>
+      </w:r>
+      <w:r>
+        <w:t>) для указанных файлов и применяет хранимые списки управления доступом</w:t>
+      </w:r>
+      <w:r>
+        <w:t xml:space="preserve"> к файлам в указанных каталогах. </w:t>
+      </w:r>
+      <w:r>
+        <w:t>[</w:t>
+      </w:r>
+      <w:r>
+        <w:t>10</w:t>
+      </w:r>
+      <w:r>
+        <w:t>, С</w:t>
+      </w:r>
+      <w:proofErr w:type="gramStart"/>
+      <w:r>
+        <w:t>1</w:t>
+      </w:r>
+      <w:proofErr w:type="gramEnd"/>
+      <w:r>
+        <w:t>]</w:t>
+      </w:r>
+      <w:r>
+        <w:t xml:space="preserve">Это позволило окончательно вернуть пользователю корректную работу системы, его доступ к файлам. </w:t>
+      </w:r>
+    </w:p>
+    <w:p>
+      <w:pPr>
+        <w:pStyle w:val="afa"/>
+      </w:pPr>
+      <w:r>
+        <w:rPr>
+          <w:lang w:eastAsia="ru-RU"/>
+        </w:rPr>
+        <w:drawing>
+          <wp:inline distT="0" distB="0" distL="0" distR="0" wp14:anchorId="1274B6BA" wp14:editId="0A3F4C09">
+            <wp:extent cx="6120130" cy="2759080"/>
+            <wp:effectExtent l="0" t="0" r="0" b="3175"/>
+            <wp:docPr id="12" name="Рисунок 12"/>
+            <wp:cNvGraphicFramePr>
+              <a:graphicFrameLocks xmlns:a="http://schemas.openxmlformats.org/drawingml/2006/main" noChangeAspect="1"/>
+            </wp:cNvGraphicFramePr>
+            <a:graphic xmlns:a="http://schemas.openxmlformats.org/drawingml/2006/main">
+              <a:graphicData uri="http://schemas.openxmlformats.org/drawingml/2006/picture">
+                <pic:pic xmlns:pic="http://schemas.openxmlformats.org/drawingml/2006/picture">
+                  <pic:nvPicPr>
+                    <pic:cNvPr id="0" name=""/>
+                    <pic:cNvPicPr/>
+                  </pic:nvPicPr>
+                  <pic:blipFill>
+                    <a:blip r:embed="rId16"/>
+                    <a:stretch>
+                      <a:fillRect/>
+                    </a:stretch>
+                  </pic:blipFill>
+                  <pic:spPr>
+                    <a:xfrm>
+                      <a:off x="0" y="0"/>
                       <a:ext cx="6120130" cy="2759080"/>
                     </a:xfrm>
                     <a:prstGeom prst="rect">
@@ -4503,78 +4466,88 @@
       <w:pPr>
         <w:pStyle w:val="11"/>
       </w:pPr>
-      <w:bookmarkStart w:id="10" w:name="_Toc232425723"/>
-      <w:r>
-        <w:lastRenderedPageBreak/>
+      <w:bookmarkStart w:id="9" w:name="_Toc232425723"/>
+      <w:r>
         <w:t>ЗАКЛЮЧЕНИЕ</w:t>
       </w:r>
+      <w:bookmarkEnd w:id="9"/>
+    </w:p>
+    <w:p>
+      <w:r>
+        <w:t xml:space="preserve">В ходе выполнения индивидуального проекта был проведен комплексный анализ безопасности пиратского программного обеспечения, изучены современные методы защиты, риски, с которыми сталкивается пользователь при использовании </w:t>
+      </w:r>
+      <w:r>
+        <w:t>нелицензионного ПО. Были успешно выполнены все поставленные задачи</w:t>
+      </w:r>
+      <w:r>
+        <w:t xml:space="preserve">. Были изучены принципы работы систем защиты цифровых прав, в частности технологии </w:t>
+      </w:r>
+      <w:proofErr w:type="spellStart"/>
+      <w:r>
+        <w:rPr>
+          <w:lang w:val="en-US"/>
+        </w:rPr>
+        <w:t>Denuvo</w:t>
+      </w:r>
+      <w:proofErr w:type="spellEnd"/>
+      <w:r>
+        <w:t xml:space="preserve"> </w:t>
+      </w:r>
+      <w:r>
+        <w:rPr>
+          <w:lang w:val="en-US"/>
+        </w:rPr>
+        <w:t>Anti</w:t>
+      </w:r>
+      <w:r>
+        <w:t>-</w:t>
+      </w:r>
+      <w:r>
+        <w:rPr>
+          <w:lang w:val="en-US"/>
+        </w:rPr>
+        <w:t>Tamper</w:t>
+      </w:r>
+      <w:r>
+        <w:t>. Сложность обхода таких систем напрямую влияют на число скрытых угроз. Проведен анализ методов маскировки вредоносного кода, вследстви</w:t>
+      </w:r>
+      <w:bookmarkStart w:id="10" w:name="_GoBack"/>
       <w:bookmarkEnd w:id="10"/>
-    </w:p>
-    <w:p>
-      <w:r>
-        <w:t xml:space="preserve">В ходе выполнения индивидуального проекта был проведен комплексный анализ безопасности пиратского программного обеспечения, изучены современные методы защиты, риски, с которыми сталкивается пользователь при использовании </w:t>
-      </w:r>
-      <w:r>
-        <w:t>нелицензионного ПО. Были успешно выполнены все поставленные задачи</w:t>
-      </w:r>
-      <w:r>
-        <w:t xml:space="preserve">. Были изучены принципы работы систем защиты цифровых прав, в частности технологии </w:t>
+      <w:r>
+        <w:t>е чего было выявлено, что злоумышленники активно используют доверие пользователей для внедрения опасных файлов. Практическая часть исследования наглядно продемонстрировала воздействие пиратского ПО на систему. На примере было доказано, что исполь</w:t>
+      </w:r>
+      <w:r>
+        <w:t xml:space="preserve">зование подобного нелицензионного ПО может привести к блокировкам директорий с потерей доступа к ней. Также был успешно протестирован метод по восстановлению системы с применением инструментов командной строки, а именно утилиты </w:t>
       </w:r>
       <w:proofErr w:type="spellStart"/>
       <w:r>
         <w:rPr>
           <w:lang w:val="en-US"/>
         </w:rPr>
-        <w:t>Denuvo</w:t>
+        <w:t>ic</w:t>
+      </w:r>
+      <w:r>
+        <w:rPr>
+          <w:lang w:val="en-US"/>
+        </w:rPr>
+        <w:t>acls</w:t>
       </w:r>
       <w:proofErr w:type="spellEnd"/>
       <w:r>
         <w:t xml:space="preserve"> </w:t>
       </w:r>
       <w:r>
+        <w:t xml:space="preserve">и </w:t>
+      </w:r>
+      <w:proofErr w:type="spellStart"/>
+      <w:r>
         <w:rPr>
           <w:lang w:val="en-US"/>
         </w:rPr>
-        <w:t>Anti</w:t>
-      </w:r>
-      <w:r>
-        <w:t>-</w:t>
-      </w:r>
-      <w:r>
-        <w:rPr>
-          <w:lang w:val="en-US"/>
-        </w:rPr>
-        <w:t>Tamper</w:t>
-      </w:r>
-      <w:r>
-        <w:t>. Сложность обхода таких систем напрямую влияют на число скрытых угроз. Проведен анализ методов маскировки вредоносного кода, вследствие чего было выявлено, что злоумышленники активно используют доверие пользователей для внедрения опасных файлов. Практическая часть исследования наглядно продемонстрировала воздействие пиратского ПО на систему. На примере было доказано, что исполь</w:t>
-      </w:r>
-      <w:r>
-        <w:t xml:space="preserve">зование подобного нелицензионного ПО может привести к блокировкам директорий с потерей доступа к ней. Также был успешно протестирован метод по восстановлению системы с применением инструментов командной строки, а именно утилиты </w:t>
-      </w:r>
-      <w:proofErr w:type="spellStart"/>
-      <w:r>
-        <w:rPr>
-          <w:lang w:val="en-US"/>
-        </w:rPr>
-        <w:t>isacls</w:t>
+        <w:t>takeown</w:t>
       </w:r>
       <w:proofErr w:type="spellEnd"/>
       <w:r>
-        <w:t xml:space="preserve"> </w:t>
-      </w:r>
-      <w:r>
-        <w:t xml:space="preserve">и </w:t>
-      </w:r>
-      <w:proofErr w:type="spellStart"/>
-      <w:r>
-        <w:rPr>
-          <w:lang w:val="en-US"/>
-        </w:rPr>
-        <w:t>takeown</w:t>
-      </w:r>
-      <w:proofErr w:type="spellEnd"/>
-      <w:r>
         <w:t xml:space="preserve">. Итоговым выводом является подтверждение теории о том, что использование пиратского программного обеспечения несет в себе риски, которые сказываются на работоспособности системы. </w:t>
       </w:r>
     </w:p>
@@ -4584,7 +4557,6 @@
       </w:pPr>
       <w:bookmarkStart w:id="11" w:name="_Toc232425724"/>
       <w:r>
-        <w:lastRenderedPageBreak/>
         <w:t>СПИСОК ИСПОЛЬЗОВАННЫХ ИСТОЧНИКОВ</w:t>
       </w:r>
       <w:bookmarkEnd w:id="11"/>
@@ -4602,7 +4574,7 @@
           <w:u w:val="none"/>
         </w:rPr>
       </w:pPr>
-      <w:hyperlink r:id="rId16" w:history="1">
+      <w:hyperlink r:id="rId17" w:history="1">
         <w:r>
           <w:rPr>
             <w:rStyle w:val="af5"/>
@@ -4619,7 +4591,7 @@
           <w:numId w:val="3"/>
         </w:numPr>
       </w:pPr>
-      <w:hyperlink r:id="rId17" w:history="1">
+      <w:hyperlink r:id="rId18" w:history="1">
         <w:r>
           <w:rPr>
             <w:rStyle w:val="af5"/>
@@ -4649,7 +4621,7 @@
           <w:u w:val="none"/>
         </w:rPr>
       </w:pPr>
-      <w:hyperlink r:id="rId18" w:history="1">
+      <w:hyperlink r:id="rId19" w:history="1">
         <w:r>
           <w:rPr>
             <w:rStyle w:val="af5"/>
@@ -4724,7 +4696,7 @@
       <w:r>
         <w:t xml:space="preserve"> </w:t>
       </w:r>
-      <w:hyperlink r:id="rId19" w:history="1">
+      <w:hyperlink r:id="rId20" w:history="1">
         <w:r>
           <w:rPr>
             <w:rStyle w:val="af5"/>
@@ -4747,7 +4719,7 @@
           <w:u w:val="none"/>
         </w:rPr>
       </w:pPr>
-      <w:hyperlink r:id="rId20" w:history="1">
+      <w:hyperlink r:id="rId21" w:history="1">
         <w:r>
           <w:rPr>
             <w:rStyle w:val="af5"/>
@@ -4766,7 +4738,7 @@
         </w:numPr>
         <w:jc w:val="left"/>
       </w:pPr>
-      <w:hyperlink r:id="rId21" w:history="1">
+      <w:hyperlink r:id="rId22" w:history="1">
         <w:proofErr w:type="spellStart"/>
         <w:r>
           <w:rPr>
@@ -4803,7 +4775,7 @@
         </w:numPr>
         <w:jc w:val="left"/>
       </w:pPr>
-      <w:hyperlink r:id="rId22" w:history="1">
+      <w:hyperlink r:id="rId23" w:history="1">
         <w:r>
           <w:rPr>
             <w:rStyle w:val="af5"/>
@@ -4829,7 +4801,7 @@
         </w:numPr>
         <w:jc w:val="left"/>
       </w:pPr>
-      <w:hyperlink r:id="rId23" w:history="1">
+      <w:hyperlink r:id="rId24" w:history="1">
         <w:r>
           <w:rPr>
             <w:rStyle w:val="af5"/>
@@ -4889,7 +4861,7 @@
       <w:r>
         <w:t xml:space="preserve"> </w:t>
       </w:r>
-      <w:hyperlink r:id="rId24" w:history="1">
+      <w:hyperlink r:id="rId25" w:history="1">
         <w:proofErr w:type="spellStart"/>
         <w:r>
           <w:rPr>
@@ -4942,9 +4914,9 @@
       </w:pPr>
     </w:p>
     <w:sectPr>
-      <w:headerReference w:type="default" r:id="rId25"/>
-      <w:headerReference w:type="first" r:id="rId26"/>
-      <w:footerReference w:type="first" r:id="rId27"/>
+      <w:headerReference w:type="default" r:id="rId26"/>
+      <w:headerReference w:type="first" r:id="rId27"/>
+      <w:footerReference w:type="first" r:id="rId28"/>
       <w:type w:val="continuous"/>
       <w:pgSz w:w="11906" w:h="16838"/>
       <w:pgMar w:top="1134" w:right="567" w:bottom="1134" w:left="1701" w:header="709" w:footer="709" w:gutter="0"/>
@@ -4958,7 +4930,7 @@
 </file>
 
 <file path=word/endnotes.xml><?xml version="1.0" encoding="utf-8"?>
-<w:endnotes xmlns:wpc="http://schemas.microsoft.com/office/word/2010/wordprocessingCanvas" xmlns:cx="http://schemas.microsoft.com/office/drawing/2014/chartex" xmlns:cx1="http://schemas.microsoft.com/office/drawing/2015/9/8/chartex" xmlns:cx2="http://schemas.microsoft.com/office/drawing/2015/10/21/chartex" xmlns:cx3="http://schemas.microsoft.com/office/drawing/2016/5/9/chartex" xmlns:cx4="http://schemas.microsoft.com/office/drawing/2016/5/10/chartex" xmlns:cx5="http://schemas.microsoft.com/office/drawing/2016/5/11/chartex" xmlns:cx6="http://schemas.microsoft.com/office/drawing/2016/5/12/chartex" xmlns:cx7="http://schemas.microsoft.com/office/drawing/2016/5/13/chartex" xmlns:cx8="http://schemas.microsoft.com/office/drawing/2016/5/14/chartex" xmlns:mc="http://schemas.openxmlformats.org/markup-compatibility/2006" xmlns:aink="http://schemas.microsoft.com/office/drawing/2016/ink" xmlns:am3d="http://schemas.microsoft.com/office/drawing/2017/model3d" xmlns:o="urn:schemas-microsoft-com:office:office" xmlns:r="http://schemas.openxmlformats.org/officeDocument/2006/relationships" xmlns:m="http://schemas.openxmlformats.org/officeDocument/2006/math" xmlns:v="urn:schemas-microsoft-com:vml" xmlns:wp14="http://schemas.microsoft.com/office/word/2010/wordprocessingDrawing" xmlns:wp="http://schemas.openxmlformats.org/drawingml/2006/wordprocessingDrawing" xmlns:w10="urn:schemas-microsoft-com:office:word" xmlns:w="http://schemas.openxmlformats.org/wordprocessingml/2006/main" xmlns:w14="http://schemas.microsoft.com/office/word/2010/wordml" xmlns:w15="http://schemas.microsoft.com/office/word/2012/wordml" xmlns:w16cid="http://schemas.microsoft.com/office/word/2016/wordml/cid" xmlns:w16se="http://schemas.microsoft.com/office/word/2015/wordml/symex" xmlns:wpg="http://schemas.microsoft.com/office/word/2010/wordprocessingGroup" xmlns:wpi="http://schemas.microsoft.com/office/word/2010/wordprocessingInk" xmlns:wne="http://schemas.microsoft.com/office/word/2006/wordml" xmlns:wps="http://schemas.microsoft.com/office/word/2010/wordprocessingShape" mc:Ignorable="w14 w15 w16se w16cid wp14">
+<w:endnotes xmlns:wpc="http://schemas.microsoft.com/office/word/2010/wordprocessingCanvas" xmlns:mc="http://schemas.openxmlformats.org/markup-compatibility/2006" xmlns:o="urn:schemas-microsoft-com:office:office" xmlns:r="http://schemas.openxmlformats.org/officeDocument/2006/relationships" xmlns:m="http://schemas.openxmlformats.org/officeDocument/2006/math" xmlns:v="urn:schemas-microsoft-com:vml" xmlns:wp14="http://schemas.microsoft.com/office/word/2010/wordprocessingDrawing" xmlns:wp="http://schemas.openxmlformats.org/drawingml/2006/wordprocessingDrawing" xmlns:w10="urn:schemas-microsoft-com:office:word" xmlns:w="http://schemas.openxmlformats.org/wordprocessingml/2006/main" xmlns:w14="http://schemas.microsoft.com/office/word/2010/wordml" xmlns:wpg="http://schemas.microsoft.com/office/word/2010/wordprocessingGroup" xmlns:wpi="http://schemas.microsoft.com/office/word/2010/wordprocessingInk" xmlns:wne="http://schemas.microsoft.com/office/word/2006/wordml" xmlns:wps="http://schemas.microsoft.com/office/word/2010/wordprocessingShape" mc:Ignorable="w14 wp14">
   <w:endnote w:type="separator" w:id="-1">
     <w:p>
       <w:pPr>
@@ -4983,7 +4955,7 @@
 </file>
 
 <file path=word/footer1.xml><?xml version="1.0" encoding="utf-8"?>
-<w:ftr xmlns:wpc="http://schemas.microsoft.com/office/word/2010/wordprocessingCanvas" xmlns:cx="http://schemas.microsoft.com/office/drawing/2014/chartex" xmlns:cx1="http://schemas.microsoft.com/office/drawing/2015/9/8/chartex" xmlns:cx2="http://schemas.microsoft.com/office/drawing/2015/10/21/chartex" xmlns:cx3="http://schemas.microsoft.com/office/drawing/2016/5/9/chartex" xmlns:cx4="http://schemas.microsoft.com/office/drawing/2016/5/10/chartex" xmlns:cx5="http://schemas.microsoft.com/office/drawing/2016/5/11/chartex" xmlns:cx6="http://schemas.microsoft.com/office/drawing/2016/5/12/chartex" xmlns:cx7="http://schemas.microsoft.com/office/drawing/2016/5/13/chartex" xmlns:cx8="http://schemas.microsoft.com/office/drawing/2016/5/14/chartex" xmlns:mc="http://schemas.openxmlformats.org/markup-compatibility/2006" xmlns:aink="http://schemas.microsoft.com/office/drawing/2016/ink" xmlns:am3d="http://schemas.microsoft.com/office/drawing/2017/model3d" xmlns:o="urn:schemas-microsoft-com:office:office" xmlns:r="http://schemas.openxmlformats.org/officeDocument/2006/relationships" xmlns:m="http://schemas.openxmlformats.org/officeDocument/2006/math" xmlns:v="urn:schemas-microsoft-com:vml" xmlns:wp14="http://schemas.microsoft.com/office/word/2010/wordprocessingDrawing" xmlns:wp="http://schemas.openxmlformats.org/drawingml/2006/wordprocessingDrawing" xmlns:w10="urn:schemas-microsoft-com:office:word" xmlns:w="http://schemas.openxmlformats.org/wordprocessingml/2006/main" xmlns:w14="http://schemas.microsoft.com/office/word/2010/wordml" xmlns:w15="http://schemas.microsoft.com/office/word/2012/wordml" xmlns:w16cid="http://schemas.microsoft.com/office/word/2016/wordml/cid" xmlns:w16se="http://schemas.microsoft.com/office/word/2015/wordml/symex" xmlns:wpg="http://schemas.microsoft.com/office/word/2010/wordprocessingGroup" xmlns:wpi="http://schemas.microsoft.com/office/word/2010/wordprocessingInk" xmlns:wne="http://schemas.microsoft.com/office/word/2006/wordml" xmlns:wps="http://schemas.microsoft.com/office/word/2010/wordprocessingShape" mc:Ignorable="w14 w15 w16se w16cid wp14">
+<w:ftr xmlns:wpc="http://schemas.microsoft.com/office/word/2010/wordprocessingCanvas" xmlns:mc="http://schemas.openxmlformats.org/markup-compatibility/2006" xmlns:o="urn:schemas-microsoft-com:office:office" xmlns:r="http://schemas.openxmlformats.org/officeDocument/2006/relationships" xmlns:m="http://schemas.openxmlformats.org/officeDocument/2006/math" xmlns:v="urn:schemas-microsoft-com:vml" xmlns:wp14="http://schemas.microsoft.com/office/word/2010/wordprocessingDrawing" xmlns:wp="http://schemas.openxmlformats.org/drawingml/2006/wordprocessingDrawing" xmlns:w10="urn:schemas-microsoft-com:office:word" xmlns:w="http://schemas.openxmlformats.org/wordprocessingml/2006/main" xmlns:w14="http://schemas.microsoft.com/office/word/2010/wordml" xmlns:wpg="http://schemas.microsoft.com/office/word/2010/wordprocessingGroup" xmlns:wpi="http://schemas.microsoft.com/office/word/2010/wordprocessingInk" xmlns:wne="http://schemas.microsoft.com/office/word/2006/wordml" xmlns:wps="http://schemas.microsoft.com/office/word/2010/wordprocessingShape" mc:Ignorable="w14 wp14">
   <w:sdt>
     <w:sdtPr>
       <w:id w:val="997393002"/>
@@ -5012,7 +4984,7 @@
           <w:rPr>
             <w:noProof/>
           </w:rPr>
-          <w:t>13</w:t>
+          <w:t>18</w:t>
         </w:r>
         <w:r>
           <w:fldChar w:fldCharType="end"/>
@@ -5035,7 +5007,7 @@
 </file>
 
 <file path=word/footer2.xml><?xml version="1.0" encoding="utf-8"?>
-<w:ftr xmlns:wpc="http://schemas.microsoft.com/office/word/2010/wordprocessingCanvas" xmlns:cx="http://schemas.microsoft.com/office/drawing/2014/chartex" xmlns:cx1="http://schemas.microsoft.com/office/drawing/2015/9/8/chartex" xmlns:cx2="http://schemas.microsoft.com/office/drawing/2015/10/21/chartex" xmlns:cx3="http://schemas.microsoft.com/office/drawing/2016/5/9/chartex" xmlns:cx4="http://schemas.microsoft.com/office/drawing/2016/5/10/chartex" xmlns:cx5="http://schemas.microsoft.com/office/drawing/2016/5/11/chartex" xmlns:cx6="http://schemas.microsoft.com/office/drawing/2016/5/12/chartex" xmlns:cx7="http://schemas.microsoft.com/office/drawing/2016/5/13/chartex" xmlns:cx8="http://schemas.microsoft.com/office/drawing/2016/5/14/chartex" xmlns:mc="http://schemas.openxmlformats.org/markup-compatibility/2006" xmlns:aink="http://schemas.microsoft.com/office/drawing/2016/ink" xmlns:am3d="http://schemas.microsoft.com/office/drawing/2017/model3d" xmlns:o="urn:schemas-microsoft-com:office:office" xmlns:r="http://schemas.openxmlformats.org/officeDocument/2006/relationships" xmlns:m="http://schemas.openxmlformats.org/officeDocument/2006/math" xmlns:v="urn:schemas-microsoft-com:vml" xmlns:wp14="http://schemas.microsoft.com/office/word/2010/wordprocessingDrawing" xmlns:wp="http://schemas.openxmlformats.org/drawingml/2006/wordprocessingDrawing" xmlns:w10="urn:schemas-microsoft-com:office:word" xmlns:w="http://schemas.openxmlformats.org/wordprocessingml/2006/main" xmlns:w14="http://schemas.microsoft.com/office/word/2010/wordml" xmlns:w15="http://schemas.microsoft.com/office/word/2012/wordml" xmlns:w16cid="http://schemas.microsoft.com/office/word/2016/wordml/cid" xmlns:w16se="http://schemas.microsoft.com/office/word/2015/wordml/symex" xmlns:wpg="http://schemas.microsoft.com/office/word/2010/wordprocessingGroup" xmlns:wpi="http://schemas.microsoft.com/office/word/2010/wordprocessingInk" xmlns:wne="http://schemas.microsoft.com/office/word/2006/wordml" xmlns:wps="http://schemas.microsoft.com/office/word/2010/wordprocessingShape" mc:Ignorable="w14 w15 w16se w16cid wp14">
+<w:ftr xmlns:wpc="http://schemas.microsoft.com/office/word/2010/wordprocessingCanvas" xmlns:mc="http://schemas.openxmlformats.org/markup-compatibility/2006" xmlns:o="urn:schemas-microsoft-com:office:office" xmlns:r="http://schemas.openxmlformats.org/officeDocument/2006/relationships" xmlns:m="http://schemas.openxmlformats.org/officeDocument/2006/math" xmlns:v="urn:schemas-microsoft-com:vml" xmlns:wp14="http://schemas.microsoft.com/office/word/2010/wordprocessingDrawing" xmlns:wp="http://schemas.openxmlformats.org/drawingml/2006/wordprocessingDrawing" xmlns:w10="urn:schemas-microsoft-com:office:word" xmlns:w="http://schemas.openxmlformats.org/wordprocessingml/2006/main" xmlns:w14="http://schemas.microsoft.com/office/word/2010/wordml" xmlns:wpg="http://schemas.microsoft.com/office/word/2010/wordprocessingGroup" xmlns:wpi="http://schemas.microsoft.com/office/word/2010/wordprocessingInk" xmlns:wne="http://schemas.microsoft.com/office/word/2006/wordml" xmlns:wps="http://schemas.microsoft.com/office/word/2010/wordprocessingShape" mc:Ignorable="w14 wp14">
   <w:p>
     <w:pPr>
       <w:pStyle w:val="af8"/>
@@ -5051,7 +5023,7 @@
 </file>
 
 <file path=word/footer3.xml><?xml version="1.0" encoding="utf-8"?>
-<w:ftr xmlns:wpc="http://schemas.microsoft.com/office/word/2010/wordprocessingCanvas" xmlns:cx="http://schemas.microsoft.com/office/drawing/2014/chartex" xmlns:cx1="http://schemas.microsoft.com/office/drawing/2015/9/8/chartex" xmlns:cx2="http://schemas.microsoft.com/office/drawing/2015/10/21/chartex" xmlns:cx3="http://schemas.microsoft.com/office/drawing/2016/5/9/chartex" xmlns:cx4="http://schemas.microsoft.com/office/drawing/2016/5/10/chartex" xmlns:cx5="http://schemas.microsoft.com/office/drawing/2016/5/11/chartex" xmlns:cx6="http://schemas.microsoft.com/office/drawing/2016/5/12/chartex" xmlns:cx7="http://schemas.microsoft.com/office/drawing/2016/5/13/chartex" xmlns:cx8="http://schemas.microsoft.com/office/drawing/2016/5/14/chartex" xmlns:mc="http://schemas.openxmlformats.org/markup-compatibility/2006" xmlns:aink="http://schemas.microsoft.com/office/drawing/2016/ink" xmlns:am3d="http://schemas.microsoft.com/office/drawing/2017/model3d" xmlns:o="urn:schemas-microsoft-com:office:office" xmlns:r="http://schemas.openxmlformats.org/officeDocument/2006/relationships" xmlns:m="http://schemas.openxmlformats.org/officeDocument/2006/math" xmlns:v="urn:schemas-microsoft-com:vml" xmlns:wp14="http://schemas.microsoft.com/office/word/2010/wordprocessingDrawing" xmlns:wp="http://schemas.openxmlformats.org/drawingml/2006/wordprocessingDrawing" xmlns:w10="urn:schemas-microsoft-com:office:word" xmlns:w="http://schemas.openxmlformats.org/wordprocessingml/2006/main" xmlns:w14="http://schemas.microsoft.com/office/word/2010/wordml" xmlns:w15="http://schemas.microsoft.com/office/word/2012/wordml" xmlns:w16cid="http://schemas.microsoft.com/office/word/2016/wordml/cid" xmlns:w16se="http://schemas.microsoft.com/office/word/2015/wordml/symex" xmlns:wpg="http://schemas.microsoft.com/office/word/2010/wordprocessingGroup" xmlns:wpi="http://schemas.microsoft.com/office/word/2010/wordprocessingInk" xmlns:wne="http://schemas.microsoft.com/office/word/2006/wordml" xmlns:wps="http://schemas.microsoft.com/office/word/2010/wordprocessingShape" mc:Ignorable="w14 w15 w16se w16cid wp14">
+<w:ftr xmlns:wpc="http://schemas.microsoft.com/office/word/2010/wordprocessingCanvas" xmlns:mc="http://schemas.openxmlformats.org/markup-compatibility/2006" xmlns:o="urn:schemas-microsoft-com:office:office" xmlns:r="http://schemas.openxmlformats.org/officeDocument/2006/relationships" xmlns:m="http://schemas.openxmlformats.org/officeDocument/2006/math" xmlns:v="urn:schemas-microsoft-com:vml" xmlns:wp14="http://schemas.microsoft.com/office/word/2010/wordprocessingDrawing" xmlns:wp="http://schemas.openxmlformats.org/drawingml/2006/wordprocessingDrawing" xmlns:w10="urn:schemas-microsoft-com:office:word" xmlns:w="http://schemas.openxmlformats.org/wordprocessingml/2006/main" xmlns:w14="http://schemas.microsoft.com/office/word/2010/wordml" xmlns:wpg="http://schemas.microsoft.com/office/word/2010/wordprocessingGroup" xmlns:wpi="http://schemas.microsoft.com/office/word/2010/wordprocessingInk" xmlns:wne="http://schemas.microsoft.com/office/word/2006/wordml" xmlns:wps="http://schemas.microsoft.com/office/word/2010/wordprocessingShape" mc:Ignorable="w14 wp14">
   <w:p>
     <w:pPr>
       <w:pStyle w:val="af8"/>
@@ -5067,7 +5039,7 @@
 </file>
 
 <file path=word/footnotes.xml><?xml version="1.0" encoding="utf-8"?>
-<w:footnotes xmlns:wpc="http://schemas.microsoft.com/office/word/2010/wordprocessingCanvas" xmlns:cx="http://schemas.microsoft.com/office/drawing/2014/chartex" xmlns:cx1="http://schemas.microsoft.com/office/drawing/2015/9/8/chartex" xmlns:cx2="http://schemas.microsoft.com/office/drawing/2015/10/21/chartex" xmlns:cx3="http://schemas.microsoft.com/office/drawing/2016/5/9/chartex" xmlns:cx4="http://schemas.microsoft.com/office/drawing/2016/5/10/chartex" xmlns:cx5="http://schemas.microsoft.com/office/drawing/2016/5/11/chartex" xmlns:cx6="http://schemas.microsoft.com/office/drawing/2016/5/12/chartex" xmlns:cx7="http://schemas.microsoft.com/office/drawing/2016/5/13/chartex" xmlns:cx8="http://schemas.microsoft.com/office/drawing/2016/5/14/chartex" xmlns:mc="http://schemas.openxmlformats.org/markup-compatibility/2006" xmlns:aink="http://schemas.microsoft.com/office/drawing/2016/ink" xmlns:am3d="http://schemas.microsoft.com/office/drawing/2017/model3d" xmlns:o="urn:schemas-microsoft-com:office:office" xmlns:r="http://schemas.openxmlformats.org/officeDocument/2006/relationships" xmlns:m="http://schemas.openxmlformats.org/officeDocument/2006/math" xmlns:v="urn:schemas-microsoft-com:vml" xmlns:wp14="http://schemas.microsoft.com/office/word/2010/wordprocessingDrawing" xmlns:wp="http://schemas.openxmlformats.org/drawingml/2006/wordprocessingDrawing" xmlns:w10="urn:schemas-microsoft-com:office:word" xmlns:w="http://schemas.openxmlformats.org/wordprocessingml/2006/main" xmlns:w14="http://schemas.microsoft.com/office/word/2010/wordml" xmlns:w15="http://schemas.microsoft.com/office/word/2012/wordml" xmlns:w16cid="http://schemas.microsoft.com/office/word/2016/wordml/cid" xmlns:w16se="http://schemas.microsoft.com/office/word/2015/wordml/symex" xmlns:wpg="http://schemas.microsoft.com/office/word/2010/wordprocessingGroup" xmlns:wpi="http://schemas.microsoft.com/office/word/2010/wordprocessingInk" xmlns:wne="http://schemas.microsoft.com/office/word/2006/wordml" xmlns:wps="http://schemas.microsoft.com/office/word/2010/wordprocessingShape" mc:Ignorable="w14 w15 w16se w16cid wp14">
+<w:footnotes xmlns:wpc="http://schemas.microsoft.com/office/word/2010/wordprocessingCanvas" xmlns:mc="http://schemas.openxmlformats.org/markup-compatibility/2006" xmlns:o="urn:schemas-microsoft-com:office:office" xmlns:r="http://schemas.openxmlformats.org/officeDocument/2006/relationships" xmlns:m="http://schemas.openxmlformats.org/officeDocument/2006/math" xmlns:v="urn:schemas-microsoft-com:vml" xmlns:wp14="http://schemas.microsoft.com/office/word/2010/wordprocessingDrawing" xmlns:wp="http://schemas.openxmlformats.org/drawingml/2006/wordprocessingDrawing" xmlns:w10="urn:schemas-microsoft-com:office:word" xmlns:w="http://schemas.openxmlformats.org/wordprocessingml/2006/main" xmlns:w14="http://schemas.microsoft.com/office/word/2010/wordml" xmlns:wpg="http://schemas.microsoft.com/office/word/2010/wordprocessingGroup" xmlns:wpi="http://schemas.microsoft.com/office/word/2010/wordprocessingInk" xmlns:wne="http://schemas.microsoft.com/office/word/2006/wordml" xmlns:wps="http://schemas.microsoft.com/office/word/2010/wordprocessingShape" mc:Ignorable="w14 wp14">
   <w:footnote w:type="separator" w:id="-1">
     <w:p>
       <w:pPr>
@@ -5092,7 +5064,7 @@
 </file>
 
 <file path=word/header1.xml><?xml version="1.0" encoding="utf-8"?>
-<w:hdr xmlns:wpc="http://schemas.microsoft.com/office/word/2010/wordprocessingCanvas" xmlns:cx="http://schemas.microsoft.com/office/drawing/2014/chartex" xmlns:cx1="http://schemas.microsoft.com/office/drawing/2015/9/8/chartex" xmlns:cx2="http://schemas.microsoft.com/office/drawing/2015/10/21/chartex" xmlns:cx3="http://schemas.microsoft.com/office/drawing/2016/5/9/chartex" xmlns:cx4="http://schemas.microsoft.com/office/drawing/2016/5/10/chartex" xmlns:cx5="http://schemas.microsoft.com/office/drawing/2016/5/11/chartex" xmlns:cx6="http://schemas.microsoft.com/office/drawing/2016/5/12/chartex" xmlns:cx7="http://schemas.microsoft.com/office/drawing/2016/5/13/chartex" xmlns:cx8="http://schemas.microsoft.com/office/drawing/2016/5/14/chartex" xmlns:mc="http://schemas.openxmlformats.org/markup-compatibility/2006" xmlns:aink="http://schemas.microsoft.com/office/drawing/2016/ink" xmlns:am3d="http://schemas.microsoft.com/office/drawing/2017/model3d" xmlns:o="urn:schemas-microsoft-com:office:office" xmlns:r="http://schemas.openxmlformats.org/officeDocument/2006/relationships" xmlns:m="http://schemas.openxmlformats.org/officeDocument/2006/math" xmlns:v="urn:schemas-microsoft-com:vml" xmlns:wp14="http://schemas.microsoft.com/office/word/2010/wordprocessingDrawing" xmlns:wp="http://schemas.openxmlformats.org/drawingml/2006/wordprocessingDrawing" xmlns:w10="urn:schemas-microsoft-com:office:word" xmlns:w="http://schemas.openxmlformats.org/wordprocessingml/2006/main" xmlns:w14="http://schemas.microsoft.com/office/word/2010/wordml" xmlns:w15="http://schemas.microsoft.com/office/word/2012/wordml" xmlns:w16cid="http://schemas.microsoft.com/office/word/2016/wordml/cid" xmlns:w16se="http://schemas.microsoft.com/office/word/2015/wordml/symex" xmlns:wpg="http://schemas.microsoft.com/office/word/2010/wordprocessingGroup" xmlns:wpi="http://schemas.microsoft.com/office/word/2010/wordprocessingInk" xmlns:wne="http://schemas.microsoft.com/office/word/2006/wordml" xmlns:wps="http://schemas.microsoft.com/office/word/2010/wordprocessingShape" mc:Ignorable="w14 w15 w16se w16cid wp14">
+<w:hdr xmlns:wpc="http://schemas.microsoft.com/office/word/2010/wordprocessingCanvas" xmlns:mc="http://schemas.openxmlformats.org/markup-compatibility/2006" xmlns:o="urn:schemas-microsoft-com:office:office" xmlns:r="http://schemas.openxmlformats.org/officeDocument/2006/relationships" xmlns:m="http://schemas.openxmlformats.org/officeDocument/2006/math" xmlns:v="urn:schemas-microsoft-com:vml" xmlns:wp14="http://schemas.microsoft.com/office/word/2010/wordprocessingDrawing" xmlns:wp="http://schemas.openxmlformats.org/drawingml/2006/wordprocessingDrawing" xmlns:w10="urn:schemas-microsoft-com:office:word" xmlns:w="http://schemas.openxmlformats.org/wordprocessingml/2006/main" xmlns:w14="http://schemas.microsoft.com/office/word/2010/wordml" xmlns:wpg="http://schemas.microsoft.com/office/word/2010/wordprocessingGroup" xmlns:wpi="http://schemas.microsoft.com/office/word/2010/wordprocessingInk" xmlns:wne="http://schemas.microsoft.com/office/word/2006/wordml" xmlns:wps="http://schemas.microsoft.com/office/word/2010/wordprocessingShape" mc:Ignorable="w14 wp14">
   <w:p>
     <w:pPr>
       <w:pStyle w:val="af6"/>
@@ -5102,7 +5074,7 @@
 </file>
 
 <file path=word/header2.xml><?xml version="1.0" encoding="utf-8"?>
-<w:hdr xmlns:wpc="http://schemas.microsoft.com/office/word/2010/wordprocessingCanvas" xmlns:cx="http://schemas.microsoft.com/office/drawing/2014/chartex" xmlns:cx1="http://schemas.microsoft.com/office/drawing/2015/9/8/chartex" xmlns:cx2="http://schemas.microsoft.com/office/drawing/2015/10/21/chartex" xmlns:cx3="http://schemas.microsoft.com/office/drawing/2016/5/9/chartex" xmlns:cx4="http://schemas.microsoft.com/office/drawing/2016/5/10/chartex" xmlns:cx5="http://schemas.microsoft.com/office/drawing/2016/5/11/chartex" xmlns:cx6="http://schemas.microsoft.com/office/drawing/2016/5/12/chartex" xmlns:cx7="http://schemas.microsoft.com/office/drawing/2016/5/13/chartex" xmlns:cx8="http://schemas.microsoft.com/office/drawing/2016/5/14/chartex" xmlns:mc="http://schemas.openxmlformats.org/markup-compatibility/2006" xmlns:aink="http://schemas.microsoft.com/office/drawing/2016/ink" xmlns:am3d="http://schemas.microsoft.com/office/drawing/2017/model3d" xmlns:o="urn:schemas-microsoft-com:office:office" xmlns:r="http://schemas.openxmlformats.org/officeDocument/2006/relationships" xmlns:m="http://schemas.openxmlformats.org/officeDocument/2006/math" xmlns:v="urn:schemas-microsoft-com:vml" xmlns:wp14="http://schemas.microsoft.com/office/word/2010/wordprocessingDrawing" xmlns:wp="http://schemas.openxmlformats.org/drawingml/2006/wordprocessingDrawing" xmlns:w10="urn:schemas-microsoft-com:office:word" xmlns:w="http://schemas.openxmlformats.org/wordprocessingml/2006/main" xmlns:w14="http://schemas.microsoft.com/office/word/2010/wordml" xmlns:w15="http://schemas.microsoft.com/office/word/2012/wordml" xmlns:w16cid="http://schemas.microsoft.com/office/word/2016/wordml/cid" xmlns:w16se="http://schemas.microsoft.com/office/word/2015/wordml/symex" xmlns:wpg="http://schemas.microsoft.com/office/word/2010/wordprocessingGroup" xmlns:wpi="http://schemas.microsoft.com/office/word/2010/wordprocessingInk" xmlns:wne="http://schemas.microsoft.com/office/word/2006/wordml" xmlns:wps="http://schemas.microsoft.com/office/word/2010/wordprocessingShape" mc:Ignorable="w14 w15 w16se w16cid wp14">
+<w:hdr xmlns:wpc="http://schemas.microsoft.com/office/word/2010/wordprocessingCanvas" xmlns:mc="http://schemas.openxmlformats.org/markup-compatibility/2006" xmlns:o="urn:schemas-microsoft-com:office:office" xmlns:r="http://schemas.openxmlformats.org/officeDocument/2006/relationships" xmlns:m="http://schemas.openxmlformats.org/officeDocument/2006/math" xmlns:v="urn:schemas-microsoft-com:vml" xmlns:wp14="http://schemas.microsoft.com/office/word/2010/wordprocessingDrawing" xmlns:wp="http://schemas.openxmlformats.org/drawingml/2006/wordprocessingDrawing" xmlns:w10="urn:schemas-microsoft-com:office:word" xmlns:w="http://schemas.openxmlformats.org/wordprocessingml/2006/main" xmlns:w14="http://schemas.microsoft.com/office/word/2010/wordml" xmlns:wpg="http://schemas.microsoft.com/office/word/2010/wordprocessingGroup" xmlns:wpi="http://schemas.microsoft.com/office/word/2010/wordprocessingInk" xmlns:wne="http://schemas.microsoft.com/office/word/2006/wordml" xmlns:wps="http://schemas.microsoft.com/office/word/2010/wordprocessingShape" mc:Ignorable="w14 wp14">
   <w:p>
     <w:pPr>
       <w:pStyle w:val="af6"/>
@@ -5112,8 +5084,8 @@
 </file>
 
 <file path=word/numbering.xml><?xml version="1.0" encoding="utf-8"?>
-<w:numbering xmlns:wpc="http://schemas.microsoft.com/office/word/2010/wordprocessingCanvas" xmlns:cx="http://schemas.microsoft.com/office/drawing/2014/chartex" xmlns:cx1="http://schemas.microsoft.com/office/drawing/2015/9/8/chartex" xmlns:cx2="http://schemas.microsoft.com/office/drawing/2015/10/21/chartex" xmlns:cx3="http://schemas.microsoft.com/office/drawing/2016/5/9/chartex" xmlns:cx4="http://schemas.microsoft.com/office/drawing/2016/5/10/chartex" xmlns:cx5="http://schemas.microsoft.com/office/drawing/2016/5/11/chartex" xmlns:cx6="http://schemas.microsoft.com/office/drawing/2016/5/12/chartex" xmlns:cx7="http://schemas.microsoft.com/office/drawing/2016/5/13/chartex" xmlns:cx8="http://schemas.microsoft.com/office/drawing/2016/5/14/chartex" xmlns:mc="http://schemas.openxmlformats.org/markup-compatibility/2006" xmlns:aink="http://schemas.microsoft.com/office/drawing/2016/ink" xmlns:am3d="http://schemas.microsoft.com/office/drawing/2017/model3d" xmlns:o="urn:schemas-microsoft-com:office:office" xmlns:r="http://schemas.openxmlformats.org/officeDocument/2006/relationships" xmlns:m="http://schemas.openxmlformats.org/officeDocument/2006/math" xmlns:v="urn:schemas-microsoft-com:vml" xmlns:wp14="http://schemas.microsoft.com/office/word/2010/wordprocessingDrawing" xmlns:wp="http://schemas.openxmlformats.org/drawingml/2006/wordprocessingDrawing" xmlns:w10="urn:schemas-microsoft-com:office:word" xmlns:w="http://schemas.openxmlformats.org/wordprocessingml/2006/main" xmlns:w14="http://schemas.microsoft.com/office/word/2010/wordml" xmlns:w15="http://schemas.microsoft.com/office/word/2012/wordml" xmlns:w16cid="http://schemas.microsoft.com/office/word/2016/wordml/cid" xmlns:w16se="http://schemas.microsoft.com/office/word/2015/wordml/symex" xmlns:wpg="http://schemas.microsoft.com/office/word/2010/wordprocessingGroup" xmlns:wpi="http://schemas.microsoft.com/office/word/2010/wordprocessingInk" xmlns:wne="http://schemas.microsoft.com/office/word/2006/wordml" xmlns:wps="http://schemas.microsoft.com/office/word/2010/wordprocessingShape" mc:Ignorable="w14 w15 w16se w16cid wp14">
-  <w:abstractNum w:abstractNumId="0" w15:restartNumberingAfterBreak="0">
+<w:numbering xmlns:wpc="http://schemas.microsoft.com/office/word/2010/wordprocessingCanvas" xmlns:mc="http://schemas.openxmlformats.org/markup-compatibility/2006" xmlns:o="urn:schemas-microsoft-com:office:office" xmlns:r="http://schemas.openxmlformats.org/officeDocument/2006/relationships" xmlns:m="http://schemas.openxmlformats.org/officeDocument/2006/math" xmlns:v="urn:schemas-microsoft-com:vml" xmlns:wp14="http://schemas.microsoft.com/office/word/2010/wordprocessingDrawing" xmlns:wp="http://schemas.openxmlformats.org/drawingml/2006/wordprocessingDrawing" xmlns:w10="urn:schemas-microsoft-com:office:word" xmlns:w="http://schemas.openxmlformats.org/wordprocessingml/2006/main" xmlns:w14="http://schemas.microsoft.com/office/word/2010/wordml" xmlns:wpg="http://schemas.microsoft.com/office/word/2010/wordprocessingGroup" xmlns:wpi="http://schemas.microsoft.com/office/word/2010/wordprocessingInk" xmlns:wne="http://schemas.microsoft.com/office/word/2006/wordml" xmlns:wps="http://schemas.microsoft.com/office/word/2010/wordprocessingShape" mc:Ignorable="w14 wp14">
+  <w:abstractNum w:abstractNumId="0">
     <w:nsid w:val="065519F6"/>
     <w:multiLevelType w:val="multilevel"/>
     <w:tmpl w:val="2E48DE40"/>
@@ -5226,7 +5198,7 @@
       </w:rPr>
     </w:lvl>
   </w:abstractNum>
-  <w:abstractNum w:abstractNumId="1" w15:restartNumberingAfterBreak="0">
+  <w:abstractNum w:abstractNumId="1">
     <w:nsid w:val="1C082881"/>
     <w:multiLevelType w:val="hybridMultilevel"/>
     <w:tmpl w:val="7108E054"/>
@@ -5315,7 +5287,7 @@
       </w:pPr>
     </w:lvl>
   </w:abstractNum>
-  <w:abstractNum w:abstractNumId="2" w15:restartNumberingAfterBreak="0">
+  <w:abstractNum w:abstractNumId="2">
     <w:nsid w:val="25C70E73"/>
     <w:multiLevelType w:val="hybridMultilevel"/>
     <w:tmpl w:val="36C44796"/>
@@ -5404,7 +5376,7 @@
       </w:pPr>
     </w:lvl>
   </w:abstractNum>
-  <w:abstractNum w:abstractNumId="3" w15:restartNumberingAfterBreak="0">
+  <w:abstractNum w:abstractNumId="3">
     <w:nsid w:val="31275DD0"/>
     <w:multiLevelType w:val="hybridMultilevel"/>
     <w:tmpl w:val="84CE3412"/>
@@ -5490,7 +5462,7 @@
       </w:pPr>
     </w:lvl>
   </w:abstractNum>
-  <w:abstractNum w:abstractNumId="4" w15:restartNumberingAfterBreak="0">
+  <w:abstractNum w:abstractNumId="4">
     <w:nsid w:val="45F63DAC"/>
     <w:multiLevelType w:val="hybridMultilevel"/>
     <w:tmpl w:val="824E727E"/>
@@ -5579,7 +5551,7 @@
       </w:pPr>
     </w:lvl>
   </w:abstractNum>
-  <w:abstractNum w:abstractNumId="5" w15:restartNumberingAfterBreak="0">
+  <w:abstractNum w:abstractNumId="5">
     <w:nsid w:val="494F246C"/>
     <w:multiLevelType w:val="hybridMultilevel"/>
     <w:tmpl w:val="AFC6BC40"/>
@@ -5668,7 +5640,7 @@
       </w:pPr>
     </w:lvl>
   </w:abstractNum>
-  <w:abstractNum w:abstractNumId="6" w15:restartNumberingAfterBreak="0">
+  <w:abstractNum w:abstractNumId="6">
     <w:nsid w:val="50ED5D1A"/>
     <w:multiLevelType w:val="hybridMultilevel"/>
     <w:tmpl w:val="9E083F96"/>
@@ -5757,7 +5729,7 @@
       </w:pPr>
     </w:lvl>
   </w:abstractNum>
-  <w:abstractNum w:abstractNumId="7" w15:restartNumberingAfterBreak="0">
+  <w:abstractNum w:abstractNumId="7">
     <w:nsid w:val="53C87547"/>
     <w:multiLevelType w:val="hybridMultilevel"/>
     <w:tmpl w:val="A60461A8"/>
@@ -5846,7 +5818,7 @@
       </w:pPr>
     </w:lvl>
   </w:abstractNum>
-  <w:abstractNum w:abstractNumId="8" w15:restartNumberingAfterBreak="0">
+  <w:abstractNum w:abstractNumId="8">
     <w:nsid w:val="5BAE6DC1"/>
     <w:multiLevelType w:val="multilevel"/>
     <w:tmpl w:val="C2082E80"/>
@@ -5959,7 +5931,7 @@
       </w:rPr>
     </w:lvl>
   </w:abstractNum>
-  <w:abstractNum w:abstractNumId="9" w15:restartNumberingAfterBreak="0">
+  <w:abstractNum w:abstractNumId="9">
     <w:nsid w:val="644E476E"/>
     <w:multiLevelType w:val="hybridMultilevel"/>
     <w:tmpl w:val="1362F3DC"/>
@@ -6048,7 +6020,7 @@
       </w:pPr>
     </w:lvl>
   </w:abstractNum>
-  <w:abstractNum w:abstractNumId="10" w15:restartNumberingAfterBreak="0">
+  <w:abstractNum w:abstractNumId="10">
     <w:nsid w:val="694E2A1F"/>
     <w:multiLevelType w:val="multilevel"/>
     <w:tmpl w:val="50A65B7C"/>
@@ -6161,7 +6133,7 @@
       </w:rPr>
     </w:lvl>
   </w:abstractNum>
-  <w:abstractNum w:abstractNumId="11" w15:restartNumberingAfterBreak="0">
+  <w:abstractNum w:abstractNumId="11">
     <w:nsid w:val="6A9472AC"/>
     <w:multiLevelType w:val="hybridMultilevel"/>
     <w:tmpl w:val="3982A616"/>
@@ -6250,7 +6222,7 @@
       </w:pPr>
     </w:lvl>
   </w:abstractNum>
-  <w:abstractNum w:abstractNumId="12" w15:restartNumberingAfterBreak="0">
+  <w:abstractNum w:abstractNumId="12">
     <w:nsid w:val="7AA137DA"/>
     <w:multiLevelType w:val="multilevel"/>
     <w:tmpl w:val="B2AE4670"/>
@@ -6414,7 +6386,7 @@
 </file>
 
 <file path=word/styles.xml><?xml version="1.0" encoding="utf-8"?>
-<w:styles xmlns:mc="http://schemas.openxmlformats.org/markup-compatibility/2006" xmlns:r="http://schemas.openxmlformats.org/officeDocument/2006/relationships" xmlns:w="http://schemas.openxmlformats.org/wordprocessingml/2006/main" xmlns:w14="http://schemas.microsoft.com/office/word/2010/wordml" xmlns:w15="http://schemas.microsoft.com/office/word/2012/wordml" xmlns:w16cid="http://schemas.microsoft.com/office/word/2016/wordml/cid" xmlns:w16se="http://schemas.microsoft.com/office/word/2015/wordml/symex" mc:Ignorable="w14 w15 w16se w16cid">
+<w:styles xmlns:mc="http://schemas.openxmlformats.org/markup-compatibility/2006" xmlns:r="http://schemas.openxmlformats.org/officeDocument/2006/relationships" xmlns:w="http://schemas.openxmlformats.org/wordprocessingml/2006/main" xmlns:w14="http://schemas.microsoft.com/office/word/2010/wordml" mc:Ignorable="w14">
   <w:docDefaults>
     <w:rPrDefault>
       <w:rPr>
@@ -6428,382 +6400,144 @@
       </w:pPr>
     </w:pPrDefault>
   </w:docDefaults>
-  <w:latentStyles w:defLockedState="0" w:defUIPriority="99" w:defSemiHidden="0" w:defUnhideWhenUsed="0" w:defQFormat="0" w:count="375">
-    <w:lsdException w:name="Normal" w:uiPriority="0" w:qFormat="1"/>
-    <w:lsdException w:name="heading 1" w:uiPriority="9" w:qFormat="1"/>
-    <w:lsdException w:name="heading 2" w:semiHidden="1" w:uiPriority="9" w:unhideWhenUsed="1" w:qFormat="1"/>
-    <w:lsdException w:name="heading 3" w:semiHidden="1" w:uiPriority="9" w:unhideWhenUsed="1" w:qFormat="1"/>
-    <w:lsdException w:name="heading 4" w:semiHidden="1" w:uiPriority="9" w:unhideWhenUsed="1" w:qFormat="1"/>
-    <w:lsdException w:name="heading 5" w:semiHidden="1" w:uiPriority="9" w:unhideWhenUsed="1" w:qFormat="1"/>
-    <w:lsdException w:name="heading 6" w:semiHidden="1" w:uiPriority="9" w:unhideWhenUsed="1" w:qFormat="1"/>
-    <w:lsdException w:name="heading 7" w:semiHidden="1" w:uiPriority="9" w:unhideWhenUsed="1" w:qFormat="1"/>
-    <w:lsdException w:name="heading 8" w:semiHidden="1" w:uiPriority="9" w:unhideWhenUsed="1" w:qFormat="1"/>
-    <w:lsdException w:name="heading 9" w:semiHidden="1" w:uiPriority="9" w:unhideWhenUsed="1" w:qFormat="1"/>
-    <w:lsdException w:name="index 1" w:semiHidden="1" w:unhideWhenUsed="1"/>
-    <w:lsdException w:name="index 2" w:semiHidden="1" w:unhideWhenUsed="1"/>
-    <w:lsdException w:name="index 3" w:semiHidden="1" w:unhideWhenUsed="1"/>
-    <w:lsdException w:name="index 4" w:semiHidden="1" w:unhideWhenUsed="1"/>
-    <w:lsdException w:name="index 5" w:semiHidden="1" w:unhideWhenUsed="1"/>
-    <w:lsdException w:name="index 6" w:semiHidden="1" w:unhideWhenUsed="1"/>
-    <w:lsdException w:name="index 7" w:semiHidden="1" w:unhideWhenUsed="1"/>
-    <w:lsdException w:name="index 8" w:semiHidden="1" w:unhideWhenUsed="1"/>
-    <w:lsdException w:name="index 9" w:semiHidden="1" w:unhideWhenUsed="1"/>
-    <w:lsdException w:name="toc 1" w:semiHidden="1" w:uiPriority="39" w:unhideWhenUsed="1"/>
-    <w:lsdException w:name="toc 2" w:semiHidden="1" w:uiPriority="39" w:unhideWhenUsed="1"/>
-    <w:lsdException w:name="toc 3" w:semiHidden="1" w:uiPriority="39" w:unhideWhenUsed="1"/>
-    <w:lsdException w:name="toc 4" w:semiHidden="1" w:uiPriority="39" w:unhideWhenUsed="1"/>
-    <w:lsdException w:name="toc 5" w:semiHidden="1" w:uiPriority="39" w:unhideWhenUsed="1"/>
-    <w:lsdException w:name="toc 6" w:semiHidden="1" w:uiPriority="39" w:unhideWhenUsed="1"/>
-    <w:lsdException w:name="toc 7" w:semiHidden="1" w:uiPriority="39" w:unhideWhenUsed="1"/>
-    <w:lsdException w:name="toc 8" w:semiHidden="1" w:uiPriority="39" w:unhideWhenUsed="1"/>
-    <w:lsdException w:name="toc 9" w:semiHidden="1" w:uiPriority="39" w:unhideWhenUsed="1"/>
-    <w:lsdException w:name="Normal Indent" w:semiHidden="1" w:unhideWhenUsed="1"/>
-    <w:lsdException w:name="footnote text" w:semiHidden="1" w:unhideWhenUsed="1"/>
-    <w:lsdException w:name="annotation text" w:semiHidden="1" w:unhideWhenUsed="1"/>
-    <w:lsdException w:name="header" w:semiHidden="1" w:unhideWhenUsed="1"/>
-    <w:lsdException w:name="footer" w:semiHidden="1" w:unhideWhenUsed="1"/>
-    <w:lsdException w:name="index heading" w:semiHidden="1" w:unhideWhenUsed="1"/>
-    <w:lsdException w:name="caption" w:semiHidden="1" w:uiPriority="35" w:unhideWhenUsed="1" w:qFormat="1"/>
-    <w:lsdException w:name="table of figures" w:semiHidden="1" w:unhideWhenUsed="1"/>
-    <w:lsdException w:name="envelope address" w:semiHidden="1" w:unhideWhenUsed="1"/>
-    <w:lsdException w:name="envelope return" w:semiHidden="1" w:unhideWhenUsed="1"/>
-    <w:lsdException w:name="footnote reference" w:semiHidden="1" w:unhideWhenUsed="1"/>
-    <w:lsdException w:name="annotation reference" w:semiHidden="1" w:unhideWhenUsed="1"/>
-    <w:lsdException w:name="line number" w:semiHidden="1" w:unhideWhenUsed="1"/>
-    <w:lsdException w:name="page number" w:semiHidden="1" w:unhideWhenUsed="1"/>
-    <w:lsdException w:name="endnote reference" w:semiHidden="1" w:unhideWhenUsed="1"/>
-    <w:lsdException w:name="endnote text" w:semiHidden="1" w:unhideWhenUsed="1"/>
-    <w:lsdException w:name="table of authorities" w:semiHidden="1" w:unhideWhenUsed="1"/>
-    <w:lsdException w:name="macro" w:semiHidden="1" w:unhideWhenUsed="1"/>
-    <w:lsdException w:name="toa heading" w:semiHidden="1" w:unhideWhenUsed="1"/>
-    <w:lsdException w:name="List" w:semiHidden="1" w:unhideWhenUsed="1"/>
-    <w:lsdException w:name="List Bullet" w:semiHidden="1" w:unhideWhenUsed="1"/>
-    <w:lsdException w:name="List Number" w:semiHidden="1" w:unhideWhenUsed="1"/>
-    <w:lsdException w:name="List 2" w:semiHidden="1" w:unhideWhenUsed="1"/>
-    <w:lsdException w:name="List 3" w:semiHidden="1" w:unhideWhenUsed="1"/>
-    <w:lsdException w:name="List 4" w:semiHidden="1" w:unhideWhenUsed="1"/>
-    <w:lsdException w:name="List 5" w:semiHidden="1" w:unhideWhenUsed="1"/>
-    <w:lsdException w:name="List Bullet 2" w:semiHidden="1" w:unhideWhenUsed="1"/>
-    <w:lsdException w:name="List Bullet 3" w:semiHidden="1" w:unhideWhenUsed="1"/>
-    <w:lsdException w:name="List Bullet 4" w:semiHidden="1" w:unhideWhenUsed="1"/>
-    <w:lsdException w:name="List Bullet 5" w:semiHidden="1" w:unhideWhenUsed="1"/>
-    <w:lsdException w:name="List Number 2" w:semiHidden="1" w:unhideWhenUsed="1"/>
-    <w:lsdException w:name="List Number 3" w:semiHidden="1" w:unhideWhenUsed="1"/>
-    <w:lsdException w:name="List Number 4" w:semiHidden="1" w:unhideWhenUsed="1"/>
-    <w:lsdException w:name="List Number 5" w:semiHidden="1" w:unhideWhenUsed="1"/>
-    <w:lsdException w:name="Title" w:uiPriority="10" w:qFormat="1"/>
-    <w:lsdException w:name="Closing" w:semiHidden="1" w:unhideWhenUsed="1"/>
-    <w:lsdException w:name="Signature" w:semiHidden="1" w:unhideWhenUsed="1"/>
-    <w:lsdException w:name="Default Paragraph Font" w:semiHidden="1" w:uiPriority="1" w:unhideWhenUsed="1"/>
-    <w:lsdException w:name="Body Text" w:semiHidden="1" w:unhideWhenUsed="1"/>
-    <w:lsdException w:name="Body Text Indent" w:semiHidden="1" w:unhideWhenUsed="1"/>
-    <w:lsdException w:name="List Continue" w:semiHidden="1" w:unhideWhenUsed="1"/>
-    <w:lsdException w:name="List Continue 2" w:semiHidden="1" w:unhideWhenUsed="1"/>
-    <w:lsdException w:name="List Continue 3" w:semiHidden="1" w:unhideWhenUsed="1"/>
-    <w:lsdException w:name="List Continue 4" w:semiHidden="1" w:unhideWhenUsed="1"/>
-    <w:lsdException w:name="List Continue 5" w:semiHidden="1" w:unhideWhenUsed="1"/>
-    <w:lsdException w:name="Message Header" w:semiHidden="1" w:unhideWhenUsed="1"/>
-    <w:lsdException w:name="Subtitle" w:uiPriority="11" w:qFormat="1"/>
-    <w:lsdException w:name="Salutation" w:semiHidden="1" w:unhideWhenUsed="1"/>
-    <w:lsdException w:name="Date" w:semiHidden="1" w:unhideWhenUsed="1"/>
-    <w:lsdException w:name="Body Text First Indent" w:semiHidden="1" w:unhideWhenUsed="1"/>
-    <w:lsdException w:name="Body Text First Indent 2" w:semiHidden="1" w:unhideWhenUsed="1"/>
-    <w:lsdException w:name="Note Heading" w:semiHidden="1" w:unhideWhenUsed="1"/>
-    <w:lsdException w:name="Body Text 2" w:semiHidden="1" w:unhideWhenUsed="1"/>
-    <w:lsdException w:name="Body Text 3" w:semiHidden="1" w:unhideWhenUsed="1"/>
-    <w:lsdException w:name="Body Text Indent 2" w:semiHidden="1" w:unhideWhenUsed="1"/>
-    <w:lsdException w:name="Body Text Indent 3" w:semiHidden="1" w:unhideWhenUsed="1"/>
-    <w:lsdException w:name="Block Text" w:semiHidden="1" w:unhideWhenUsed="1"/>
-    <w:lsdException w:name="Hyperlink" w:semiHidden="1" w:unhideWhenUsed="1"/>
-    <w:lsdException w:name="FollowedHyperlink" w:semiHidden="1" w:unhideWhenUsed="1"/>
-    <w:lsdException w:name="Strong" w:uiPriority="22" w:qFormat="1"/>
-    <w:lsdException w:name="Emphasis" w:uiPriority="20" w:qFormat="1"/>
-    <w:lsdException w:name="Document Map" w:semiHidden="1" w:unhideWhenUsed="1"/>
-    <w:lsdException w:name="Plain Text" w:semiHidden="1" w:unhideWhenUsed="1"/>
-    <w:lsdException w:name="E-mail Signature" w:semiHidden="1" w:unhideWhenUsed="1"/>
-    <w:lsdException w:name="HTML Top of Form" w:semiHidden="1" w:unhideWhenUsed="1"/>
-    <w:lsdException w:name="HTML Bottom of Form" w:semiHidden="1" w:unhideWhenUsed="1"/>
-    <w:lsdException w:name="Normal (Web)" w:semiHidden="1" w:unhideWhenUsed="1"/>
-    <w:lsdException w:name="HTML Acronym" w:semiHidden="1" w:unhideWhenUsed="1"/>
-    <w:lsdException w:name="HTML Address" w:semiHidden="1" w:unhideWhenUsed="1"/>
-    <w:lsdException w:name="HTML Cite" w:semiHidden="1" w:unhideWhenUsed="1"/>
-    <w:lsdException w:name="HTML Code" w:semiHidden="1" w:unhideWhenUsed="1"/>
-    <w:lsdException w:name="HTML Definition" w:semiHidden="1" w:unhideWhenUsed="1"/>
-    <w:lsdException w:name="HTML Keyboard" w:semiHidden="1" w:unhideWhenUsed="1"/>
-    <w:lsdException w:name="HTML Preformatted" w:semiHidden="1" w:unhideWhenUsed="1"/>
-    <w:lsdException w:name="HTML Sample" w:semiHidden="1" w:unhideWhenUsed="1"/>
-    <w:lsdException w:name="HTML Typewriter" w:semiHidden="1" w:unhideWhenUsed="1"/>
-    <w:lsdException w:name="HTML Variable" w:semiHidden="1" w:unhideWhenUsed="1"/>
-    <w:lsdException w:name="Normal Table" w:semiHidden="1" w:unhideWhenUsed="1"/>
-    <w:lsdException w:name="annotation subject" w:semiHidden="1" w:unhideWhenUsed="1"/>
-    <w:lsdException w:name="No List" w:semiHidden="1" w:unhideWhenUsed="1"/>
-    <w:lsdException w:name="Outline List 1" w:semiHidden="1" w:unhideWhenUsed="1"/>
-    <w:lsdException w:name="Outline List 2" w:semiHidden="1" w:unhideWhenUsed="1"/>
-    <w:lsdException w:name="Outline List 3" w:semiHidden="1" w:unhideWhenUsed="1"/>
-    <w:lsdException w:name="Table Simple 1" w:semiHidden="1" w:unhideWhenUsed="1"/>
-    <w:lsdException w:name="Table Simple 2" w:semiHidden="1" w:unhideWhenUsed="1"/>
-    <w:lsdException w:name="Table Simple 3" w:semiHidden="1" w:unhideWhenUsed="1"/>
-    <w:lsdException w:name="Table Classic 1" w:semiHidden="1" w:unhideWhenUsed="1"/>
-    <w:lsdException w:name="Table Classic 2" w:semiHidden="1" w:unhideWhenUsed="1"/>
-    <w:lsdException w:name="Table Classic 3" w:semiHidden="1" w:unhideWhenUsed="1"/>
-    <w:lsdException w:name="Table Classic 4" w:semiHidden="1" w:unhideWhenUsed="1"/>
-    <w:lsdException w:name="Table Colorful 1" w:semiHidden="1" w:unhideWhenUsed="1"/>
-    <w:lsdException w:name="Table Colorful 2" w:semiHidden="1" w:unhideWhenUsed="1"/>
-    <w:lsdException w:name="Table Colorful 3" w:semiHidden="1" w:unhideWhenUsed="1"/>
-    <w:lsdException w:name="Table Columns 1" w:semiHidden="1" w:unhideWhenUsed="1"/>
-    <w:lsdException w:name="Table Columns 2" w:semiHidden="1" w:unhideWhenUsed="1"/>
-    <w:lsdException w:name="Table Columns 3" w:semiHidden="1" w:unhideWhenUsed="1"/>
-    <w:lsdException w:name="Table Columns 4" w:semiHidden="1" w:unhideWhenUsed="1"/>
-    <w:lsdException w:name="Table Columns 5" w:semiHidden="1" w:unhideWhenUsed="1"/>
-    <w:lsdException w:name="Table Grid 1" w:semiHidden="1" w:unhideWhenUsed="1"/>
-    <w:lsdException w:name="Table Grid 2" w:semiHidden="1" w:unhideWhenUsed="1"/>
-    <w:lsdException w:name="Table Grid 3" w:semiHidden="1" w:unhideWhenUsed="1"/>
-    <w:lsdException w:name="Table Grid 4" w:semiHidden="1" w:unhideWhenUsed="1"/>
-    <w:lsdException w:name="Table Grid 5" w:semiHidden="1" w:unhideWhenUsed="1"/>
-    <w:lsdException w:name="Table Grid 6" w:semiHidden="1" w:unhideWhenUsed="1"/>
-    <w:lsdException w:name="Table Grid 7" w:semiHidden="1" w:unhideWhenUsed="1"/>
-    <w:lsdException w:name="Table Grid 8" w:semiHidden="1" w:unhideWhenUsed="1"/>
-    <w:lsdException w:name="Table List 1" w:semiHidden="1" w:unhideWhenUsed="1"/>
-    <w:lsdException w:name="Table List 2" w:semiHidden="1" w:unhideWhenUsed="1"/>
-    <w:lsdException w:name="Table List 3" w:semiHidden="1" w:unhideWhenUsed="1"/>
-    <w:lsdException w:name="Table List 4" w:semiHidden="1" w:unhideWhenUsed="1"/>
-    <w:lsdException w:name="Table List 5" w:semiHidden="1" w:unhideWhenUsed="1"/>
-    <w:lsdException w:name="Table List 6" w:semiHidden="1" w:unhideWhenUsed="1"/>
-    <w:lsdException w:name="Table List 7" w:semiHidden="1" w:unhideWhenUsed="1"/>
-    <w:lsdException w:name="Table List 8" w:semiHidden="1" w:unhideWhenUsed="1"/>
-    <w:lsdException w:name="Table 3D effects 1" w:semiHidden="1" w:unhideWhenUsed="1"/>
-    <w:lsdException w:name="Table 3D effects 2" w:semiHidden="1" w:unhideWhenUsed="1"/>
-    <w:lsdException w:name="Table 3D effects 3" w:semiHidden="1" w:unhideWhenUsed="1"/>
-    <w:lsdException w:name="Table Contemporary" w:semiHidden="1" w:unhideWhenUsed="1"/>
-    <w:lsdException w:name="Table Elegant" w:semiHidden="1" w:unhideWhenUsed="1"/>
-    <w:lsdException w:name="Table Professional" w:semiHidden="1" w:unhideWhenUsed="1"/>
-    <w:lsdException w:name="Table Subtle 1" w:semiHidden="1" w:unhideWhenUsed="1"/>
-    <w:lsdException w:name="Table Subtle 2" w:semiHidden="1" w:unhideWhenUsed="1"/>
-    <w:lsdException w:name="Table Web 1" w:semiHidden="1" w:unhideWhenUsed="1"/>
-    <w:lsdException w:name="Table Web 2" w:semiHidden="1" w:unhideWhenUsed="1"/>
-    <w:lsdException w:name="Table Web 3" w:semiHidden="1" w:unhideWhenUsed="1"/>
-    <w:lsdException w:name="Balloon Text" w:semiHidden="1" w:unhideWhenUsed="1"/>
-    <w:lsdException w:name="Table Grid" w:uiPriority="39" w:qFormat="1"/>
-    <w:lsdException w:name="Table Theme" w:semiHidden="1" w:unhideWhenUsed="1"/>
-    <w:lsdException w:name="Placeholder Text" w:semiHidden="1"/>
-    <w:lsdException w:name="No Spacing" w:uiPriority="1" w:qFormat="1"/>
-    <w:lsdException w:name="Light Shading" w:uiPriority="60"/>
-    <w:lsdException w:name="Light List" w:uiPriority="61"/>
-    <w:lsdException w:name="Light Grid" w:uiPriority="62"/>
-    <w:lsdException w:name="Medium Shading 1" w:uiPriority="63"/>
-    <w:lsdException w:name="Medium Shading 2" w:uiPriority="64"/>
-    <w:lsdException w:name="Medium List 1" w:uiPriority="65"/>
-    <w:lsdException w:name="Medium List 2" w:uiPriority="66"/>
-    <w:lsdException w:name="Medium Grid 1" w:uiPriority="67"/>
-    <w:lsdException w:name="Medium Grid 2" w:uiPriority="68"/>
-    <w:lsdException w:name="Medium Grid 3" w:uiPriority="69"/>
-    <w:lsdException w:name="Dark List" w:uiPriority="70"/>
-    <w:lsdException w:name="Colorful Shading" w:uiPriority="71"/>
-    <w:lsdException w:name="Colorful List" w:uiPriority="72"/>
-    <w:lsdException w:name="Colorful Grid" w:uiPriority="73"/>
-    <w:lsdException w:name="Light Shading Accent 1" w:uiPriority="60"/>
-    <w:lsdException w:name="Light List Accent 1" w:uiPriority="61"/>
-    <w:lsdException w:name="Light Grid Accent 1" w:uiPriority="62"/>
-    <w:lsdException w:name="Medium Shading 1 Accent 1" w:uiPriority="63"/>
-    <w:lsdException w:name="Medium Shading 2 Accent 1" w:uiPriority="64"/>
-    <w:lsdException w:name="Medium List 1 Accent 1" w:uiPriority="65"/>
-    <w:lsdException w:name="Revision" w:semiHidden="1"/>
-    <w:lsdException w:name="List Paragraph" w:uiPriority="34" w:qFormat="1"/>
-    <w:lsdException w:name="Quote" w:uiPriority="29" w:qFormat="1"/>
-    <w:lsdException w:name="Intense Quote" w:uiPriority="30" w:qFormat="1"/>
-    <w:lsdException w:name="Medium List 2 Accent 1" w:uiPriority="66"/>
-    <w:lsdException w:name="Medium Grid 1 Accent 1" w:uiPriority="67"/>
-    <w:lsdException w:name="Medium Grid 2 Accent 1" w:uiPriority="68"/>
-    <w:lsdException w:name="Medium Grid 3 Accent 1" w:uiPriority="69"/>
-    <w:lsdException w:name="Dark List Accent 1" w:uiPriority="70"/>
-    <w:lsdException w:name="Colorful Shading Accent 1" w:uiPriority="71"/>
-    <w:lsdException w:name="Colorful List Accent 1" w:uiPriority="72"/>
-    <w:lsdException w:name="Colorful Grid Accent 1" w:uiPriority="73"/>
-    <w:lsdException w:name="Light Shading Accent 2" w:uiPriority="60"/>
-    <w:lsdException w:name="Light List Accent 2" w:uiPriority="61"/>
-    <w:lsdException w:name="Light Grid Accent 2" w:uiPriority="62"/>
-    <w:lsdException w:name="Medium Shading 1 Accent 2" w:uiPriority="63"/>
-    <w:lsdException w:name="Medium Shading 2 Accent 2" w:uiPriority="64"/>
-    <w:lsdException w:name="Medium List 1 Accent 2" w:uiPriority="65"/>
-    <w:lsdException w:name="Medium List 2 Accent 2" w:uiPriority="66"/>
-    <w:lsdException w:name="Medium Grid 1 Accent 2" w:uiPriority="67"/>
-    <w:lsdException w:name="Medium Grid 2 Accent 2" w:uiPriority="68"/>
-    <w:lsdException w:name="Medium Grid 3 Accent 2" w:uiPriority="69"/>
-    <w:lsdException w:name="Dark List Accent 2" w:uiPriority="70"/>
-    <w:lsdException w:name="Colorful Shading Accent 2" w:uiPriority="71"/>
-    <w:lsdException w:name="Colorful List Accent 2" w:uiPriority="72"/>
-    <w:lsdException w:name="Colorful Grid Accent 2" w:uiPriority="73"/>
-    <w:lsdException w:name="Light Shading Accent 3" w:uiPriority="60"/>
-    <w:lsdException w:name="Light List Accent 3" w:uiPriority="61"/>
-    <w:lsdException w:name="Light Grid Accent 3" w:uiPriority="62"/>
-    <w:lsdException w:name="Medium Shading 1 Accent 3" w:uiPriority="63"/>
-    <w:lsdException w:name="Medium Shading 2 Accent 3" w:uiPriority="64"/>
-    <w:lsdException w:name="Medium List 1 Accent 3" w:uiPriority="65"/>
-    <w:lsdException w:name="Medium List 2 Accent 3" w:uiPriority="66"/>
-    <w:lsdException w:name="Medium Grid 1 Accent 3" w:uiPriority="67"/>
-    <w:lsdException w:name="Medium Grid 2 Accent 3" w:uiPriority="68"/>
-    <w:lsdException w:name="Medium Grid 3 Accent 3" w:uiPriority="69"/>
-    <w:lsdException w:name="Dark List Accent 3" w:uiPriority="70"/>
-    <w:lsdException w:name="Colorful Shading Accent 3" w:uiPriority="71"/>
-    <w:lsdException w:name="Colorful List Accent 3" w:uiPriority="72"/>
-    <w:lsdException w:name="Colorful Grid Accent 3" w:uiPriority="73"/>
-    <w:lsdException w:name="Light Shading Accent 4" w:uiPriority="60"/>
-    <w:lsdException w:name="Light List Accent 4" w:uiPriority="61"/>
-    <w:lsdException w:name="Light Grid Accent 4" w:uiPriority="62"/>
-    <w:lsdException w:name="Medium Shading 1 Accent 4" w:uiPriority="63"/>
-    <w:lsdException w:name="Medium Shading 2 Accent 4" w:uiPriority="64"/>
-    <w:lsdException w:name="Medium List 1 Accent 4" w:uiPriority="65"/>
-    <w:lsdException w:name="Medium List 2 Accent 4" w:uiPriority="66"/>
-    <w:lsdException w:name="Medium Grid 1 Accent 4" w:uiPriority="67"/>
-    <w:lsdException w:name="Medium Grid 2 Accent 4" w:uiPriority="68"/>
-    <w:lsdException w:name="Medium Grid 3 Accent 4" w:uiPriority="69"/>
-    <w:lsdException w:name="Dark List Accent 4" w:uiPriority="70"/>
-    <w:lsdException w:name="Colorful Shading Accent 4" w:uiPriority="71"/>
-    <w:lsdException w:name="Colorful List Accent 4" w:uiPriority="72"/>
-    <w:lsdException w:name="Colorful Grid Accent 4" w:uiPriority="73"/>
-    <w:lsdException w:name="Light Shading Accent 5" w:uiPriority="60"/>
-    <w:lsdException w:name="Light List Accent 5" w:uiPriority="61"/>
-    <w:lsdException w:name="Light Grid Accent 5" w:uiPriority="62"/>
-    <w:lsdException w:name="Medium Shading 1 Accent 5" w:uiPriority="63"/>
-    <w:lsdException w:name="Medium Shading 2 Accent 5" w:uiPriority="64"/>
-    <w:lsdException w:name="Medium List 1 Accent 5" w:uiPriority="65"/>
-    <w:lsdException w:name="Medium List 2 Accent 5" w:uiPriority="66"/>
-    <w:lsdException w:name="Medium Grid 1 Accent 5" w:uiPriority="67"/>
-    <w:lsdException w:name="Medium Grid 2 Accent 5" w:uiPriority="68"/>
-    <w:lsdException w:name="Medium Grid 3 Accent 5" w:uiPriority="69"/>
-    <w:lsdException w:name="Dark List Accent 5" w:uiPriority="70"/>
-    <w:lsdException w:name="Colorful Shading Accent 5" w:uiPriority="71"/>
-    <w:lsdException w:name="Colorful List Accent 5" w:uiPriority="72"/>
-    <w:lsdException w:name="Colorful Grid Accent 5" w:uiPriority="73"/>
-    <w:lsdException w:name="Light Shading Accent 6" w:uiPriority="60"/>
-    <w:lsdException w:name="Light List Accent 6" w:uiPriority="61"/>
-    <w:lsdException w:name="Light Grid Accent 6" w:uiPriority="62"/>
-    <w:lsdException w:name="Medium Shading 1 Accent 6" w:uiPriority="63"/>
-    <w:lsdException w:name="Medium Shading 2 Accent 6" w:uiPriority="64"/>
-    <w:lsdException w:name="Medium List 1 Accent 6" w:uiPriority="65"/>
-    <w:lsdException w:name="Medium List 2 Accent 6" w:uiPriority="66"/>
-    <w:lsdException w:name="Medium Grid 1 Accent 6" w:uiPriority="67"/>
-    <w:lsdException w:name="Medium Grid 2 Accent 6" w:uiPriority="68"/>
-    <w:lsdException w:name="Medium Grid 3 Accent 6" w:uiPriority="69"/>
-    <w:lsdException w:name="Dark List Accent 6" w:uiPriority="70"/>
-    <w:lsdException w:name="Colorful Shading Accent 6" w:uiPriority="71"/>
-    <w:lsdException w:name="Colorful List Accent 6" w:uiPriority="72"/>
-    <w:lsdException w:name="Colorful Grid Accent 6" w:uiPriority="73"/>
-    <w:lsdException w:name="Subtle Emphasis" w:uiPriority="19" w:qFormat="1"/>
-    <w:lsdException w:name="Intense Emphasis" w:uiPriority="21" w:qFormat="1"/>
-    <w:lsdException w:name="Subtle Reference" w:uiPriority="31" w:qFormat="1"/>
-    <w:lsdException w:name="Intense Reference" w:uiPriority="32" w:qFormat="1"/>
-    <w:lsdException w:name="Book Title" w:uiPriority="33" w:qFormat="1"/>
-    <w:lsdException w:name="Bibliography" w:semiHidden="1" w:uiPriority="37" w:unhideWhenUsed="1"/>
-    <w:lsdException w:name="TOC Heading" w:semiHidden="1" w:uiPriority="39" w:unhideWhenUsed="1" w:qFormat="1"/>
-    <w:lsdException w:name="Plain Table 1" w:uiPriority="41"/>
-    <w:lsdException w:name="Plain Table 2" w:uiPriority="42"/>
-    <w:lsdException w:name="Plain Table 3" w:uiPriority="43"/>
-    <w:lsdException w:name="Plain Table 4" w:uiPriority="44"/>
-    <w:lsdException w:name="Plain Table 5" w:uiPriority="45"/>
-    <w:lsdException w:name="Grid Table Light" w:uiPriority="40"/>
-    <w:lsdException w:name="Grid Table 1 Light" w:uiPriority="46"/>
-    <w:lsdException w:name="Grid Table 2" w:uiPriority="47"/>
-    <w:lsdException w:name="Grid Table 3" w:uiPriority="48"/>
-    <w:lsdException w:name="Grid Table 4" w:uiPriority="49"/>
-    <w:lsdException w:name="Grid Table 5 Dark" w:uiPriority="50"/>
-    <w:lsdException w:name="Grid Table 6 Colorful" w:uiPriority="51"/>
-    <w:lsdException w:name="Grid Table 7 Colorful" w:uiPriority="52"/>
-    <w:lsdException w:name="Grid Table 1 Light Accent 1" w:uiPriority="46"/>
-    <w:lsdException w:name="Grid Table 2 Accent 1" w:uiPriority="47"/>
-    <w:lsdException w:name="Grid Table 3 Accent 1" w:uiPriority="48"/>
-    <w:lsdException w:name="Grid Table 4 Accent 1" w:uiPriority="49"/>
-    <w:lsdException w:name="Grid Table 5 Dark Accent 1" w:uiPriority="50"/>
-    <w:lsdException w:name="Grid Table 6 Colorful Accent 1" w:uiPriority="51"/>
-    <w:lsdException w:name="Grid Table 7 Colorful Accent 1" w:uiPriority="52"/>
-    <w:lsdException w:name="Grid Table 1 Light Accent 2" w:uiPriority="46"/>
-    <w:lsdException w:name="Grid Table 2 Accent 2" w:uiPriority="47"/>
-    <w:lsdException w:name="Grid Table 3 Accent 2" w:uiPriority="48"/>
-    <w:lsdException w:name="Grid Table 4 Accent 2" w:uiPriority="49"/>
-    <w:lsdException w:name="Grid Table 5 Dark Accent 2" w:uiPriority="50"/>
-    <w:lsdException w:name="Grid Table 6 Colorful Accent 2" w:uiPriority="51"/>
-    <w:lsdException w:name="Grid Table 7 Colorful Accent 2" w:uiPriority="52"/>
-    <w:lsdException w:name="Grid Table 1 Light Accent 3" w:uiPriority="46"/>
-    <w:lsdException w:name="Grid Table 2 Accent 3" w:uiPriority="47"/>
-    <w:lsdException w:name="Grid Table 3 Accent 3" w:uiPriority="48"/>
-    <w:lsdException w:name="Grid Table 4 Accent 3" w:uiPriority="49"/>
-    <w:lsdException w:name="Grid Table 5 Dark Accent 3" w:uiPriority="50"/>
-    <w:lsdException w:name="Grid Table 6 Colorful Accent 3" w:uiPriority="51"/>
-    <w:lsdException w:name="Grid Table 7 Colorful Accent 3" w:uiPriority="52"/>
-    <w:lsdException w:name="Grid Table 1 Light Accent 4" w:uiPriority="46"/>
-    <w:lsdException w:name="Grid Table 2 Accent 4" w:uiPriority="47"/>
-    <w:lsdException w:name="Grid Table 3 Accent 4" w:uiPriority="48"/>
-    <w:lsdException w:name="Grid Table 4 Accent 4" w:uiPriority="49"/>
-    <w:lsdException w:name="Grid Table 5 Dark Accent 4" w:uiPriority="50"/>
-    <w:lsdException w:name="Grid Table 6 Colorful Accent 4" w:uiPriority="51"/>
-    <w:lsdException w:name="Grid Table 7 Colorful Accent 4" w:uiPriority="52"/>
-    <w:lsdException w:name="Grid Table 1 Light Accent 5" w:uiPriority="46"/>
-    <w:lsdException w:name="Grid Table 2 Accent 5" w:uiPriority="47"/>
-    <w:lsdException w:name="Grid Table 3 Accent 5" w:uiPriority="48"/>
-    <w:lsdException w:name="Grid Table 4 Accent 5" w:uiPriority="49"/>
-    <w:lsdException w:name="Grid Table 5 Dark Accent 5" w:uiPriority="50"/>
-    <w:lsdException w:name="Grid Table 6 Colorful Accent 5" w:uiPriority="51"/>
-    <w:lsdException w:name="Grid Table 7 Colorful Accent 5" w:uiPriority="52"/>
-    <w:lsdException w:name="Grid Table 1 Light Accent 6" w:uiPriority="46"/>
-    <w:lsdException w:name="Grid Table 2 Accent 6" w:uiPriority="47"/>
-    <w:lsdException w:name="Grid Table 3 Accent 6" w:uiPriority="48"/>
-    <w:lsdException w:name="Grid Table 4 Accent 6" w:uiPriority="49"/>
-    <w:lsdException w:name="Grid Table 5 Dark Accent 6" w:uiPriority="50"/>
-    <w:lsdException w:name="Grid Table 6 Colorful Accent 6" w:uiPriority="51"/>
-    <w:lsdException w:name="Grid Table 7 Colorful Accent 6" w:uiPriority="52"/>
-    <w:lsdException w:name="List Table 1 Light" w:uiPriority="46"/>
-    <w:lsdException w:name="List Table 2" w:uiPriority="47"/>
-    <w:lsdException w:name="List Table 3" w:uiPriority="48"/>
-    <w:lsdException w:name="List Table 4" w:uiPriority="49"/>
-    <w:lsdException w:name="List Table 5 Dark" w:uiPriority="50"/>
-    <w:lsdException w:name="List Table 6 Colorful" w:uiPriority="51"/>
-    <w:lsdException w:name="List Table 7 Colorful" w:uiPriority="52"/>
-    <w:lsdException w:name="List Table 1 Light Accent 1" w:uiPriority="46"/>
-    <w:lsdException w:name="List Table 2 Accent 1" w:uiPriority="47"/>
-    <w:lsdException w:name="List Table 3 Accent 1" w:uiPriority="48"/>
-    <w:lsdException w:name="List Table 4 Accent 1" w:uiPriority="49"/>
-    <w:lsdException w:name="List Table 5 Dark Accent 1" w:uiPriority="50"/>
-    <w:lsdException w:name="List Table 6 Colorful Accent 1" w:uiPriority="51"/>
-    <w:lsdException w:name="List Table 7 Colorful Accent 1" w:uiPriority="52"/>
-    <w:lsdException w:name="List Table 1 Light Accent 2" w:uiPriority="46"/>
-    <w:lsdException w:name="List Table 2 Accent 2" w:uiPriority="47"/>
-    <w:lsdException w:name="List Table 3 Accent 2" w:uiPriority="48"/>
-    <w:lsdException w:name="List Table 4 Accent 2" w:uiPriority="49"/>
-    <w:lsdException w:name="List Table 5 Dark Accent 2" w:uiPriority="50"/>
-    <w:lsdException w:name="List Table 6 Colorful Accent 2" w:uiPriority="51"/>
-    <w:lsdException w:name="List Table 7 Colorful Accent 2" w:uiPriority="52"/>
-    <w:lsdException w:name="List Table 1 Light Accent 3" w:uiPriority="46"/>
-    <w:lsdException w:name="List Table 2 Accent 3" w:uiPriority="47"/>
-    <w:lsdException w:name="List Table 3 Accent 3" w:uiPriority="48"/>
-    <w:lsdException w:name="List Table 4 Accent 3" w:uiPriority="49"/>
-    <w:lsdException w:name="List Table 5 Dark Accent 3" w:uiPriority="50"/>
-    <w:lsdException w:name="List Table 6 Colorful Accent 3" w:uiPriority="51"/>
-    <w:lsdException w:name="List Table 7 Colorful Accent 3" w:uiPriority="52"/>
-    <w:lsdException w:name="List Table 1 Light Accent 4" w:uiPriority="46"/>
-    <w:lsdException w:name="List Table 2 Accent 4" w:uiPriority="47"/>
-    <w:lsdException w:name="List Table 3 Accent 4" w:uiPriority="48"/>
-    <w:lsdException w:name="List Table 4 Accent 4" w:uiPriority="49"/>
-    <w:lsdException w:name="List Table 5 Dark Accent 4" w:uiPriority="50"/>
-    <w:lsdException w:name="List Table 6 Colorful Accent 4" w:uiPriority="51"/>
-    <w:lsdException w:name="List Table 7 Colorful Accent 4" w:uiPriority="52"/>
-    <w:lsdException w:name="List Table 1 Light Accent 5" w:uiPriority="46"/>
-    <w:lsdException w:name="List Table 2 Accent 5" w:uiPriority="47"/>
-    <w:lsdException w:name="List Table 3 Accent 5" w:uiPriority="48"/>
-    <w:lsdException w:name="List Table 4 Accent 5" w:uiPriority="49"/>
-    <w:lsdException w:name="List Table 5 Dark Accent 5" w:uiPriority="50"/>
-    <w:lsdException w:name="List Table 6 Colorful Accent 5" w:uiPriority="51"/>
-    <w:lsdException w:name="List Table 7 Colorful Accent 5" w:uiPriority="52"/>
-    <w:lsdException w:name="List Table 1 Light Accent 6" w:uiPriority="46"/>
-    <w:lsdException w:name="List Table 2 Accent 6" w:uiPriority="47"/>
-    <w:lsdException w:name="List Table 3 Accent 6" w:uiPriority="48"/>
-    <w:lsdException w:name="List Table 4 Accent 6" w:uiPriority="49"/>
-    <w:lsdException w:name="List Table 5 Dark Accent 6" w:uiPriority="50"/>
-    <w:lsdException w:name="List Table 6 Colorful Accent 6" w:uiPriority="51"/>
-    <w:lsdException w:name="List Table 7 Colorful Accent 6" w:uiPriority="52"/>
-    <w:lsdException w:name="Mention" w:semiHidden="1" w:unhideWhenUsed="1"/>
-    <w:lsdException w:name="Smart Hyperlink" w:semiHidden="1" w:unhideWhenUsed="1"/>
-    <w:lsdException w:name="Hashtag" w:semiHidden="1" w:unhideWhenUsed="1"/>
-    <w:lsdException w:name="Unresolved Mention" w:semiHidden="1" w:unhideWhenUsed="1"/>
+  <w:latentStyles w:defLockedState="0" w:defUIPriority="99" w:defSemiHidden="1" w:defUnhideWhenUsed="1" w:defQFormat="0" w:count="267">
+    <w:lsdException w:name="Normal" w:semiHidden="0" w:uiPriority="0" w:unhideWhenUsed="0" w:qFormat="1"/>
+    <w:lsdException w:name="heading 1" w:semiHidden="0" w:uiPriority="9" w:unhideWhenUsed="0" w:qFormat="1"/>
+    <w:lsdException w:name="heading 2" w:uiPriority="9" w:qFormat="1"/>
+    <w:lsdException w:name="heading 3" w:uiPriority="9" w:qFormat="1"/>
+    <w:lsdException w:name="heading 4" w:uiPriority="9" w:qFormat="1"/>
+    <w:lsdException w:name="heading 5" w:uiPriority="9" w:qFormat="1"/>
+    <w:lsdException w:name="heading 6" w:uiPriority="9" w:qFormat="1"/>
+    <w:lsdException w:name="heading 7" w:uiPriority="9" w:qFormat="1"/>
+    <w:lsdException w:name="heading 8" w:uiPriority="9" w:qFormat="1"/>
+    <w:lsdException w:name="heading 9" w:uiPriority="9" w:qFormat="1"/>
+    <w:lsdException w:name="toc 1" w:uiPriority="39"/>
+    <w:lsdException w:name="toc 2" w:uiPriority="39"/>
+    <w:lsdException w:name="toc 3" w:uiPriority="39"/>
+    <w:lsdException w:name="toc 4" w:uiPriority="39"/>
+    <w:lsdException w:name="toc 5" w:uiPriority="39"/>
+    <w:lsdException w:name="toc 6" w:uiPriority="39"/>
+    <w:lsdException w:name="toc 7" w:uiPriority="39"/>
+    <w:lsdException w:name="toc 8" w:uiPriority="39"/>
+    <w:lsdException w:name="toc 9" w:uiPriority="39"/>
+    <w:lsdException w:name="caption" w:uiPriority="35" w:qFormat="1"/>
+    <w:lsdException w:name="Title" w:semiHidden="0" w:uiPriority="10" w:unhideWhenUsed="0" w:qFormat="1"/>
+    <w:lsdException w:name="Default Paragraph Font" w:uiPriority="1"/>
+    <w:lsdException w:name="Subtitle" w:semiHidden="0" w:uiPriority="11" w:unhideWhenUsed="0" w:qFormat="1"/>
+    <w:lsdException w:name="Strong" w:semiHidden="0" w:uiPriority="22" w:unhideWhenUsed="0" w:qFormat="1"/>
+    <w:lsdException w:name="Emphasis" w:semiHidden="0" w:uiPriority="20" w:unhideWhenUsed="0" w:qFormat="1"/>
+    <w:lsdException w:name="Table Grid" w:semiHidden="0" w:uiPriority="39" w:unhideWhenUsed="0" w:qFormat="1"/>
+    <w:lsdException w:name="Placeholder Text" w:unhideWhenUsed="0"/>
+    <w:lsdException w:name="No Spacing" w:semiHidden="0" w:uiPriority="1" w:unhideWhenUsed="0" w:qFormat="1"/>
+    <w:lsdException w:name="Light Shading" w:semiHidden="0" w:uiPriority="60" w:unhideWhenUsed="0"/>
+    <w:lsdException w:name="Light List" w:semiHidden="0" w:uiPriority="61" w:unhideWhenUsed="0"/>
+    <w:lsdException w:name="Light Grid" w:semiHidden="0" w:uiPriority="62" w:unhideWhenUsed="0"/>
+    <w:lsdException w:name="Medium Shading 1" w:semiHidden="0" w:uiPriority="63" w:unhideWhenUsed="0"/>
+    <w:lsdException w:name="Medium Shading 2" w:semiHidden="0" w:uiPriority="64" w:unhideWhenUsed="0"/>
+    <w:lsdException w:name="Medium List 1" w:semiHidden="0" w:uiPriority="65" w:unhideWhenUsed="0"/>
+    <w:lsdException w:name="Medium List 2" w:semiHidden="0" w:uiPriority="66" w:unhideWhenUsed="0"/>
+    <w:lsdException w:name="Medium Grid 1" w:semiHidden="0" w:uiPriority="67" w:unhideWhenUsed="0"/>
+    <w:lsdException w:name="Medium Grid 2" w:semiHidden="0" w:uiPriority="68" w:unhideWhenUsed="0"/>
+    <w:lsdException w:name="Medium Grid 3" w:semiHidden="0" w:uiPriority="69" w:unhideWhenUsed="0"/>
+    <w:lsdException w:name="Dark List" w:semiHidden="0" w:uiPriority="70" w:unhideWhenUsed="0"/>
+    <w:lsdException w:name="Colorful Shading" w:semiHidden="0" w:uiPriority="71" w:unhideWhenUsed="0"/>
+    <w:lsdException w:name="Colorful List" w:semiHidden="0" w:uiPriority="72" w:unhideWhenUsed="0"/>
+    <w:lsdException w:name="Colorful Grid" w:semiHidden="0" w:uiPriority="73" w:unhideWhenUsed="0"/>
+    <w:lsdException w:name="Light Shading Accent 1" w:semiHidden="0" w:uiPriority="60" w:unhideWhenUsed="0"/>
+    <w:lsdException w:name="Light List Accent 1" w:semiHidden="0" w:uiPriority="61" w:unhideWhenUsed="0"/>
+    <w:lsdException w:name="Light Grid Accent 1" w:semiHidden="0" w:uiPriority="62" w:unhideWhenUsed="0"/>
+    <w:lsdException w:name="Medium Shading 1 Accent 1" w:semiHidden="0" w:uiPriority="63" w:unhideWhenUsed="0"/>
+    <w:lsdException w:name="Medium Shading 2 Accent 1" w:semiHidden="0" w:uiPriority="64" w:unhideWhenUsed="0"/>
+    <w:lsdException w:name="Medium List 1 Accent 1" w:semiHidden="0" w:uiPriority="65" w:unhideWhenUsed="0"/>
+    <w:lsdException w:name="Revision" w:unhideWhenUsed="0"/>
+    <w:lsdException w:name="List Paragraph" w:semiHidden="0" w:uiPriority="34" w:unhideWhenUsed="0" w:qFormat="1"/>
+    <w:lsdException w:name="Quote" w:semiHidden="0" w:uiPriority="29" w:unhideWhenUsed="0" w:qFormat="1"/>
+    <w:lsdException w:name="Intense Quote" w:semiHidden="0" w:uiPriority="30" w:unhideWhenUsed="0" w:qFormat="1"/>
+    <w:lsdException w:name="Medium List 2 Accent 1" w:semiHidden="0" w:uiPriority="66" w:unhideWhenUsed="0"/>
+    <w:lsdException w:name="Medium Grid 1 Accent 1" w:semiHidden="0" w:uiPriority="67" w:unhideWhenUsed="0"/>
+    <w:lsdException w:name="Medium Grid 2 Accent 1" w:semiHidden="0" w:uiPriority="68" w:unhideWhenUsed="0"/>
+    <w:lsdException w:name="Medium Grid 3 Accent 1" w:semiHidden="0" w:uiPriority="69" w:unhideWhenUsed="0"/>
+    <w:lsdException w:name="Dark List Accent 1" w:semiHidden="0" w:uiPriority="70" w:unhideWhenUsed="0"/>
+    <w:lsdException w:name="Colorful Shading Accent 1" w:semiHidden="0" w:uiPriority="71" w:unhideWhenUsed="0"/>
+    <w:lsdException w:name="Colorful List Accent 1" w:semiHidden="0" w:uiPriority="72" w:unhideWhenUsed="0"/>
+    <w:lsdException w:name="Colorful Grid Accent 1" w:semiHidden="0" w:uiPriority="73" w:unhideWhenUsed="0"/>
+    <w:lsdException w:name="Light Shading Accent 2" w:semiHidden="0" w:uiPriority="60" w:unhideWhenUsed="0"/>
+    <w:lsdException w:name="Light List Accent 2" w:semiHidden="0" w:uiPriority="61" w:unhideWhenUsed="0"/>
+    <w:lsdException w:name="Light Grid Accent 2" w:semiHidden="0" w:uiPriority="62" w:unhideWhenUsed="0"/>
+    <w:lsdException w:name="Medium Shading 1 Accent 2" w:semiHidden="0" w:uiPriority="63" w:unhideWhenUsed="0"/>
+    <w:lsdException w:name="Medium Shading 2 Accent 2" w:semiHidden="0" w:uiPriority="64" w:unhideWhenUsed="0"/>
+    <w:lsdException w:name="Medium List 1 Accent 2" w:semiHidden="0" w:uiPriority="65" w:unhideWhenUsed="0"/>
+    <w:lsdException w:name="Medium List 2 Accent 2" w:semiHidden="0" w:uiPriority="66" w:unhideWhenUsed="0"/>
+    <w:lsdException w:name="Medium Grid 1 Accent 2" w:semiHidden="0" w:uiPriority="67" w:unhideWhenUsed="0"/>
+    <w:lsdException w:name="Medium Grid 2 Accent 2" w:semiHidden="0" w:uiPriority="68" w:unhideWhenUsed="0"/>
+    <w:lsdException w:name="Medium Grid 3 Accent 2" w:semiHidden="0" w:uiPriority="69" w:unhideWhenUsed="0"/>
+    <w:lsdException w:name="Dark List Accent 2" w:semiHidden="0" w:uiPriority="70" w:unhideWhenUsed="0"/>
+    <w:lsdException w:name="Colorful Shading Accent 2" w:semiHidden="0" w:uiPriority="71" w:unhideWhenUsed="0"/>
+    <w:lsdException w:name="Colorful List Accent 2" w:semiHidden="0" w:uiPriority="72" w:unhideWhenUsed="0"/>
+    <w:lsdException w:name="Colorful Grid Accent 2" w:semiHidden="0" w:uiPriority="73" w:unhideWhenUsed="0"/>
+    <w:lsdException w:name="Light Shading Accent 3" w:semiHidden="0" w:uiPriority="60" w:unhideWhenUsed="0"/>
+    <w:lsdException w:name="Light List Accent 3" w:semiHidden="0" w:uiPriority="61" w:unhideWhenUsed="0"/>
+    <w:lsdException w:name="Light Grid Accent 3" w:semiHidden="0" w:uiPriority="62" w:unhideWhenUsed="0"/>
+    <w:lsdException w:name="Medium Shading 1 Accent 3" w:semiHidden="0" w:uiPriority="63" w:unhideWhenUsed="0"/>
+    <w:lsdException w:name="Medium Shading 2 Accent 3" w:semiHidden="0" w:uiPriority="64" w:unhideWhenUsed="0"/>
+    <w:lsdException w:name="Medium List 1 Accent 3" w:semiHidden="0" w:uiPriority="65" w:unhideWhenUsed="0"/>
+    <w:lsdException w:name="Medium List 2 Accent 3" w:semiHidden="0" w:uiPriority="66" w:unhideWhenUsed="0"/>
+    <w:lsdException w:name="Medium Grid 1 Accent 3" w:semiHidden="0" w:uiPriority="67" w:unhideWhenUsed="0"/>
+    <w:lsdException w:name="Medium Grid 2 Accent 3" w:semiHidden="0" w:uiPriority="68" w:unhideWhenUsed="0"/>
+    <w:lsdException w:name="Medium Grid 3 Accent 3" w:semiHidden="0" w:uiPriority="69" w:unhideWhenUsed="0"/>
+    <w:lsdException w:name="Dark List Accent 3" w:semiHidden="0" w:uiPriority="70" w:unhideWhenUsed="0"/>
+    <w:lsdException w:name="Colorful Shading Accent 3" w:semiHidden="0" w:uiPriority="71" w:unhideWhenUsed="0"/>
+    <w:lsdException w:name="Colorful List Accent 3" w:semiHidden="0" w:uiPriority="72" w:unhideWhenUsed="0"/>
+    <w:lsdException w:name="Colorful Grid Accent 3" w:semiHidden="0" w:uiPriority="73" w:unhideWhenUsed="0"/>
+    <w:lsdException w:name="Light Shading Accent 4" w:semiHidden="0" w:uiPriority="60" w:unhideWhenUsed="0"/>
+    <w:lsdException w:name="Light List Accent 4" w:semiHidden="0" w:uiPriority="61" w:unhideWhenUsed="0"/>
+    <w:lsdException w:name="Light Grid Accent 4" w:semiHidden="0" w:uiPriority="62" w:unhideWhenUsed="0"/>
+    <w:lsdException w:name="Medium Shading 1 Accent 4" w:semiHidden="0" w:uiPriority="63" w:unhideWhenUsed="0"/>
+    <w:lsdException w:name="Medium Shading 2 Accent 4" w:semiHidden="0" w:uiPriority="64" w:unhideWhenUsed="0"/>
+    <w:lsdException w:name="Medium List 1 Accent 4" w:semiHidden="0" w:uiPriority="65" w:unhideWhenUsed="0"/>
+    <w:lsdException w:name="Medium List 2 Accent 4" w:semiHidden="0" w:uiPriority="66" w:unhideWhenUsed="0"/>
+    <w:lsdException w:name="Medium Grid 1 Accent 4" w:semiHidden="0" w:uiPriority="67" w:unhideWhenUsed="0"/>
+    <w:lsdException w:name="Medium Grid 2 Accent 4" w:semiHidden="0" w:uiPriority="68" w:unhideWhenUsed="0"/>
+    <w:lsdException w:name="Medium Grid 3 Accent 4" w:semiHidden="0" w:uiPriority="69" w:unhideWhenUsed="0"/>
+    <w:lsdException w:name="Dark List Accent 4" w:semiHidden="0" w:uiPriority="70" w:unhideWhenUsed="0"/>
+    <w:lsdException w:name="Colorful Shading Accent 4" w:semiHidden="0" w:uiPriority="71" w:unhideWhenUsed="0"/>
+    <w:lsdException w:name="Colorful List Accent 4" w:semiHidden="0" w:uiPriority="72" w:unhideWhenUsed="0"/>
+    <w:lsdException w:name="Colorful Grid Accent 4" w:semiHidden="0" w:uiPriority="73" w:unhideWhenUsed="0"/>
+    <w:lsdException w:name="Light Shading Accent 5" w:semiHidden="0" w:uiPriority="60" w:unhideWhenUsed="0"/>
+    <w:lsdException w:name="Light List Accent 5" w:semiHidden="0" w:uiPriority="61" w:unhideWhenUsed="0"/>
+    <w:lsdException w:name="Light Grid Accent 5" w:semiHidden="0" w:uiPriority="62" w:unhideWhenUsed="0"/>
+    <w:lsdException w:name="Medium Shading 1 Accent 5" w:semiHidden="0" w:uiPriority="63" w:unhideWhenUsed="0"/>
+    <w:lsdException w:name="Medium Shading 2 Accent 5" w:semiHidden="0" w:uiPriority="64" w:unhideWhenUsed="0"/>
+    <w:lsdException w:name="Medium List 1 Accent 5" w:semiHidden="0" w:uiPriority="65" w:unhideWhenUsed="0"/>
+    <w:lsdException w:name="Medium List 2 Accent 5" w:semiHidden="0" w:uiPriority="66" w:unhideWhenUsed="0"/>
+    <w:lsdException w:name="Medium Grid 1 Accent 5" w:semiHidden="0" w:uiPriority="67" w:unhideWhenUsed="0"/>
+    <w:lsdException w:name="Medium Grid 2 Accent 5" w:semiHidden="0" w:uiPriority="68" w:unhideWhenUsed="0"/>
+    <w:lsdException w:name="Medium Grid 3 Accent 5" w:semiHidden="0" w:uiPriority="69" w:unhideWhenUsed="0"/>
+    <w:lsdException w:name="Dark List Accent 5" w:semiHidden="0" w:uiPriority="70" w:unhideWhenUsed="0"/>
+    <w:lsdException w:name="Colorful Shading Accent 5" w:semiHidden="0" w:uiPriority="71" w:unhideWhenUsed="0"/>
+    <w:lsdException w:name="Colorful List Accent 5" w:semiHidden="0" w:uiPriority="72" w:unhideWhenUsed="0"/>
+    <w:lsdException w:name="Colorful Grid Accent 5" w:semiHidden="0" w:uiPriority="73" w:unhideWhenUsed="0"/>
+    <w:lsdException w:name="Light Shading Accent 6" w:semiHidden="0" w:uiPriority="60" w:unhideWhenUsed="0"/>
+    <w:lsdException w:name="Light List Accent 6" w:semiHidden="0" w:uiPriority="61" w:unhideWhenUsed="0"/>
+    <w:lsdException w:name="Light Grid Accent 6" w:semiHidden="0" w:uiPriority="62" w:unhideWhenUsed="0"/>
+    <w:lsdException w:name="Medium Shading 1 Accent 6" w:semiHidden="0" w:uiPriority="63" w:unhideWhenUsed="0"/>
+    <w:lsdException w:name="Medium Shading 2 Accent 6" w:semiHidden="0" w:uiPriority="64" w:unhideWhenUsed="0"/>
+    <w:lsdException w:name="Medium List 1 Accent 6" w:semiHidden="0" w:uiPriority="65" w:unhideWhenUsed="0"/>
+    <w:lsdException w:name="Medium List 2 Accent 6" w:semiHidden="0" w:uiPriority="66" w:unhideWhenUsed="0"/>
+    <w:lsdException w:name="Medium Grid 1 Accent 6" w:semiHidden="0" w:uiPriority="67" w:unhideWhenUsed="0"/>
+    <w:lsdException w:name="Medium Grid 2 Accent 6" w:semiHidden="0" w:uiPriority="68" w:unhideWhenUsed="0"/>
+    <w:lsdException w:name="Medium Grid 3 Accent 6" w:semiHidden="0" w:uiPriority="69" w:unhideWhenUsed="0"/>
+    <w:lsdException w:name="Dark List Accent 6" w:semiHidden="0" w:uiPriority="70" w:unhideWhenUsed="0"/>
+    <w:lsdException w:name="Colorful Shading Accent 6" w:semiHidden="0" w:uiPriority="71" w:unhideWhenUsed="0"/>
+    <w:lsdException w:name="Colorful List Accent 6" w:semiHidden="0" w:uiPriority="72" w:unhideWhenUsed="0"/>
+    <w:lsdException w:name="Colorful Grid Accent 6" w:semiHidden="0" w:uiPriority="73" w:unhideWhenUsed="0"/>
+    <w:lsdException w:name="Subtle Emphasis" w:semiHidden="0" w:uiPriority="19" w:unhideWhenUsed="0" w:qFormat="1"/>
+    <w:lsdException w:name="Intense Emphasis" w:semiHidden="0" w:uiPriority="21" w:unhideWhenUsed="0" w:qFormat="1"/>
+    <w:lsdException w:name="Subtle Reference" w:semiHidden="0" w:uiPriority="31" w:unhideWhenUsed="0" w:qFormat="1"/>
+    <w:lsdException w:name="Intense Reference" w:semiHidden="0" w:uiPriority="32" w:unhideWhenUsed="0" w:qFormat="1"/>
+    <w:lsdException w:name="Book Title" w:semiHidden="0" w:uiPriority="33" w:unhideWhenUsed="0" w:qFormat="1"/>
+    <w:lsdException w:name="Bibliography" w:uiPriority="37"/>
+    <w:lsdException w:name="TOC Heading" w:uiPriority="39" w:qFormat="1"/>
   </w:latentStyles>
   <w:style w:type="paragraph" w:default="1" w:styleId="a">
     <w:name w:val="Normal"/>
@@ -7226,7 +6960,7 @@
     </w:rPr>
   </w:style>
   <w:style w:type="character" w:customStyle="1" w:styleId="a5">
-    <w:name w:val="Заголовок Знак"/>
+    <w:name w:val="Название Знак"/>
     <w:basedOn w:val="a0"/>
     <w:link w:val="a4"/>
     <w:uiPriority w:val="10"/>
@@ -7754,6 +7488,7 @@
       <w:szCs w:val="22"/>
     </w:rPr>
     <w:tblPr>
+      <w:tblInd w:w="0" w:type="dxa"/>
       <w:tblBorders>
         <w:top w:val="single" w:sz="4" w:space="0" w:color="auto"/>
         <w:left w:val="single" w:sz="4" w:space="0" w:color="auto"/>
@@ -7762,6 +7497,1135 @@
         <w:insideH w:val="single" w:sz="4" w:space="0" w:color="auto"/>
         <w:insideV w:val="single" w:sz="4" w:space="0" w:color="auto"/>
       </w:tblBorders>
+      <w:tblCellMar>
+        <w:top w:w="0" w:type="dxa"/>
+        <w:left w:w="108" w:type="dxa"/>
+        <w:bottom w:w="0" w:type="dxa"/>
+        <w:right w:w="108" w:type="dxa"/>
+      </w:tblCellMar>
+    </w:tblPr>
+  </w:style>
+</w:styles>
+</file>
+
+<file path=word/stylesWithEffects.xml><?xml version="1.0" encoding="utf-8"?>
+<w:styles xmlns:wpc="http://schemas.microsoft.com/office/word/2010/wordprocessingCanvas" xmlns:mc="http://schemas.openxmlformats.org/markup-compatibility/2006" xmlns:o="urn:schemas-microsoft-com:office:office" xmlns:r="http://schemas.openxmlformats.org/officeDocument/2006/relationships" xmlns:m="http://schemas.openxmlformats.org/officeDocument/2006/math" xmlns:v="urn:schemas-microsoft-com:vml" xmlns:wp14="http://schemas.microsoft.com/office/word/2010/wordprocessingDrawing" xmlns:wp="http://schemas.openxmlformats.org/drawingml/2006/wordprocessingDrawing" xmlns:w10="urn:schemas-microsoft-com:office:word" xmlns:w="http://schemas.openxmlformats.org/wordprocessingml/2006/main" xmlns:w14="http://schemas.microsoft.com/office/word/2010/wordml" xmlns:wpg="http://schemas.microsoft.com/office/word/2010/wordprocessingGroup" xmlns:wpi="http://schemas.microsoft.com/office/word/2010/wordprocessingInk" xmlns:wne="http://schemas.microsoft.com/office/word/2006/wordml" xmlns:wps="http://schemas.microsoft.com/office/word/2010/wordprocessingShape" mc:Ignorable="w14 wp14">
+  <w:docDefaults>
+    <w:rPrDefault>
+      <w:rPr>
+        <w:rFonts w:asciiTheme="minorHAnsi" w:eastAsiaTheme="minorEastAsia" w:hAnsiTheme="minorHAnsi" w:cstheme="minorBidi"/>
+        <w:lang w:val="ru-RU" w:eastAsia="en-US" w:bidi="ar-SA"/>
+      </w:rPr>
+    </w:rPrDefault>
+    <w:pPrDefault>
+      <w:pPr>
+        <w:spacing w:after="120" w:line="264" w:lineRule="auto"/>
+      </w:pPr>
+    </w:pPrDefault>
+  </w:docDefaults>
+  <w:latentStyles w:defLockedState="0" w:defUIPriority="99" w:defSemiHidden="1" w:defUnhideWhenUsed="1" w:defQFormat="0" w:count="267">
+    <w:lsdException w:name="Normal" w:semiHidden="0" w:uiPriority="0" w:unhideWhenUsed="0" w:qFormat="1"/>
+    <w:lsdException w:name="heading 1" w:semiHidden="0" w:uiPriority="9" w:unhideWhenUsed="0" w:qFormat="1"/>
+    <w:lsdException w:name="heading 2" w:uiPriority="9" w:qFormat="1"/>
+    <w:lsdException w:name="heading 3" w:uiPriority="9" w:qFormat="1"/>
+    <w:lsdException w:name="heading 4" w:uiPriority="9" w:qFormat="1"/>
+    <w:lsdException w:name="heading 5" w:uiPriority="9" w:qFormat="1"/>
+    <w:lsdException w:name="heading 6" w:uiPriority="9" w:qFormat="1"/>
+    <w:lsdException w:name="heading 7" w:uiPriority="9" w:qFormat="1"/>
+    <w:lsdException w:name="heading 8" w:uiPriority="9" w:qFormat="1"/>
+    <w:lsdException w:name="heading 9" w:uiPriority="9" w:qFormat="1"/>
+    <w:lsdException w:name="toc 1" w:uiPriority="39"/>
+    <w:lsdException w:name="toc 2" w:uiPriority="39"/>
+    <w:lsdException w:name="toc 3" w:uiPriority="39"/>
+    <w:lsdException w:name="toc 4" w:uiPriority="39"/>
+    <w:lsdException w:name="toc 5" w:uiPriority="39"/>
+    <w:lsdException w:name="toc 6" w:uiPriority="39"/>
+    <w:lsdException w:name="toc 7" w:uiPriority="39"/>
+    <w:lsdException w:name="toc 8" w:uiPriority="39"/>
+    <w:lsdException w:name="toc 9" w:uiPriority="39"/>
+    <w:lsdException w:name="caption" w:uiPriority="35" w:qFormat="1"/>
+    <w:lsdException w:name="Title" w:semiHidden="0" w:uiPriority="10" w:unhideWhenUsed="0" w:qFormat="1"/>
+    <w:lsdException w:name="Default Paragraph Font" w:uiPriority="1"/>
+    <w:lsdException w:name="Subtitle" w:semiHidden="0" w:uiPriority="11" w:unhideWhenUsed="0" w:qFormat="1"/>
+    <w:lsdException w:name="Strong" w:semiHidden="0" w:uiPriority="22" w:unhideWhenUsed="0" w:qFormat="1"/>
+    <w:lsdException w:name="Emphasis" w:semiHidden="0" w:uiPriority="20" w:unhideWhenUsed="0" w:qFormat="1"/>
+    <w:lsdException w:name="Table Grid" w:semiHidden="0" w:uiPriority="39" w:unhideWhenUsed="0" w:qFormat="1"/>
+    <w:lsdException w:name="Placeholder Text" w:unhideWhenUsed="0"/>
+    <w:lsdException w:name="No Spacing" w:semiHidden="0" w:uiPriority="1" w:unhideWhenUsed="0" w:qFormat="1"/>
+    <w:lsdException w:name="Light Shading" w:semiHidden="0" w:uiPriority="60" w:unhideWhenUsed="0"/>
+    <w:lsdException w:name="Light List" w:semiHidden="0" w:uiPriority="61" w:unhideWhenUsed="0"/>
+    <w:lsdException w:name="Light Grid" w:semiHidden="0" w:uiPriority="62" w:unhideWhenUsed="0"/>
+    <w:lsdException w:name="Medium Shading 1" w:semiHidden="0" w:uiPriority="63" w:unhideWhenUsed="0"/>
+    <w:lsdException w:name="Medium Shading 2" w:semiHidden="0" w:uiPriority="64" w:unhideWhenUsed="0"/>
+    <w:lsdException w:name="Medium List 1" w:semiHidden="0" w:uiPriority="65" w:unhideWhenUsed="0"/>
+    <w:lsdException w:name="Medium List 2" w:semiHidden="0" w:uiPriority="66" w:unhideWhenUsed="0"/>
+    <w:lsdException w:name="Medium Grid 1" w:semiHidden="0" w:uiPriority="67" w:unhideWhenUsed="0"/>
+    <w:lsdException w:name="Medium Grid 2" w:semiHidden="0" w:uiPriority="68" w:unhideWhenUsed="0"/>
+    <w:lsdException w:name="Medium Grid 3" w:semiHidden="0" w:uiPriority="69" w:unhideWhenUsed="0"/>
+    <w:lsdException w:name="Dark List" w:semiHidden="0" w:uiPriority="70" w:unhideWhenUsed="0"/>
+    <w:lsdException w:name="Colorful Shading" w:semiHidden="0" w:uiPriority="71" w:unhideWhenUsed="0"/>
+    <w:lsdException w:name="Colorful List" w:semiHidden="0" w:uiPriority="72" w:unhideWhenUsed="0"/>
+    <w:lsdException w:name="Colorful Grid" w:semiHidden="0" w:uiPriority="73" w:unhideWhenUsed="0"/>
+    <w:lsdException w:name="Light Shading Accent 1" w:semiHidden="0" w:uiPriority="60" w:unhideWhenUsed="0"/>
+    <w:lsdException w:name="Light List Accent 1" w:semiHidden="0" w:uiPriority="61" w:unhideWhenUsed="0"/>
+    <w:lsdException w:name="Light Grid Accent 1" w:semiHidden="0" w:uiPriority="62" w:unhideWhenUsed="0"/>
+    <w:lsdException w:name="Medium Shading 1 Accent 1" w:semiHidden="0" w:uiPriority="63" w:unhideWhenUsed="0"/>
+    <w:lsdException w:name="Medium Shading 2 Accent 1" w:semiHidden="0" w:uiPriority="64" w:unhideWhenUsed="0"/>
+    <w:lsdException w:name="Medium List 1 Accent 1" w:semiHidden="0" w:uiPriority="65" w:unhideWhenUsed="0"/>
+    <w:lsdException w:name="Revision" w:unhideWhenUsed="0"/>
+    <w:lsdException w:name="List Paragraph" w:semiHidden="0" w:uiPriority="34" w:unhideWhenUsed="0" w:qFormat="1"/>
+    <w:lsdException w:name="Quote" w:semiHidden="0" w:uiPriority="29" w:unhideWhenUsed="0" w:qFormat="1"/>
+    <w:lsdException w:name="Intense Quote" w:semiHidden="0" w:uiPriority="30" w:unhideWhenUsed="0" w:qFormat="1"/>
+    <w:lsdException w:name="Medium List 2 Accent 1" w:semiHidden="0" w:uiPriority="66" w:unhideWhenUsed="0"/>
+    <w:lsdException w:name="Medium Grid 1 Accent 1" w:semiHidden="0" w:uiPriority="67" w:unhideWhenUsed="0"/>
+    <w:lsdException w:name="Medium Grid 2 Accent 1" w:semiHidden="0" w:uiPriority="68" w:unhideWhenUsed="0"/>
+    <w:lsdException w:name="Medium Grid 3 Accent 1" w:semiHidden="0" w:uiPriority="69" w:unhideWhenUsed="0"/>
+    <w:lsdException w:name="Dark List Accent 1" w:semiHidden="0" w:uiPriority="70" w:unhideWhenUsed="0"/>
+    <w:lsdException w:name="Colorful Shading Accent 1" w:semiHidden="0" w:uiPriority="71" w:unhideWhenUsed="0"/>
+    <w:lsdException w:name="Colorful List Accent 1" w:semiHidden="0" w:uiPriority="72" w:unhideWhenUsed="0"/>
+    <w:lsdException w:name="Colorful Grid Accent 1" w:semiHidden="0" w:uiPriority="73" w:unhideWhenUsed="0"/>
+    <w:lsdException w:name="Light Shading Accent 2" w:semiHidden="0" w:uiPriority="60" w:unhideWhenUsed="0"/>
+    <w:lsdException w:name="Light List Accent 2" w:semiHidden="0" w:uiPriority="61" w:unhideWhenUsed="0"/>
+    <w:lsdException w:name="Light Grid Accent 2" w:semiHidden="0" w:uiPriority="62" w:unhideWhenUsed="0"/>
+    <w:lsdException w:name="Medium Shading 1 Accent 2" w:semiHidden="0" w:uiPriority="63" w:unhideWhenUsed="0"/>
+    <w:lsdException w:name="Medium Shading 2 Accent 2" w:semiHidden="0" w:uiPriority="64" w:unhideWhenUsed="0"/>
+    <w:lsdException w:name="Medium List 1 Accent 2" w:semiHidden="0" w:uiPriority="65" w:unhideWhenUsed="0"/>
+    <w:lsdException w:name="Medium List 2 Accent 2" w:semiHidden="0" w:uiPriority="66" w:unhideWhenUsed="0"/>
+    <w:lsdException w:name="Medium Grid 1 Accent 2" w:semiHidden="0" w:uiPriority="67" w:unhideWhenUsed="0"/>
+    <w:lsdException w:name="Medium Grid 2 Accent 2" w:semiHidden="0" w:uiPriority="68" w:unhideWhenUsed="0"/>
+    <w:lsdException w:name="Medium Grid 3 Accent 2" w:semiHidden="0" w:uiPriority="69" w:unhideWhenUsed="0"/>
+    <w:lsdException w:name="Dark List Accent 2" w:semiHidden="0" w:uiPriority="70" w:unhideWhenUsed="0"/>
+    <w:lsdException w:name="Colorful Shading Accent 2" w:semiHidden="0" w:uiPriority="71" w:unhideWhenUsed="0"/>
+    <w:lsdException w:name="Colorful List Accent 2" w:semiHidden="0" w:uiPriority="72" w:unhideWhenUsed="0"/>
+    <w:lsdException w:name="Colorful Grid Accent 2" w:semiHidden="0" w:uiPriority="73" w:unhideWhenUsed="0"/>
+    <w:lsdException w:name="Light Shading Accent 3" w:semiHidden="0" w:uiPriority="60" w:unhideWhenUsed="0"/>
+    <w:lsdException w:name="Light List Accent 3" w:semiHidden="0" w:uiPriority="61" w:unhideWhenUsed="0"/>
+    <w:lsdException w:name="Light Grid Accent 3" w:semiHidden="0" w:uiPriority="62" w:unhideWhenUsed="0"/>
+    <w:lsdException w:name="Medium Shading 1 Accent 3" w:semiHidden="0" w:uiPriority="63" w:unhideWhenUsed="0"/>
+    <w:lsdException w:name="Medium Shading 2 Accent 3" w:semiHidden="0" w:uiPriority="64" w:unhideWhenUsed="0"/>
+    <w:lsdException w:name="Medium List 1 Accent 3" w:semiHidden="0" w:uiPriority="65" w:unhideWhenUsed="0"/>
+    <w:lsdException w:name="Medium List 2 Accent 3" w:semiHidden="0" w:uiPriority="66" w:unhideWhenUsed="0"/>
+    <w:lsdException w:name="Medium Grid 1 Accent 3" w:semiHidden="0" w:uiPriority="67" w:unhideWhenUsed="0"/>
+    <w:lsdException w:name="Medium Grid 2 Accent 3" w:semiHidden="0" w:uiPriority="68" w:unhideWhenUsed="0"/>
+    <w:lsdException w:name="Medium Grid 3 Accent 3" w:semiHidden="0" w:uiPriority="69" w:unhideWhenUsed="0"/>
+    <w:lsdException w:name="Dark List Accent 3" w:semiHidden="0" w:uiPriority="70" w:unhideWhenUsed="0"/>
+    <w:lsdException w:name="Colorful Shading Accent 3" w:semiHidden="0" w:uiPriority="71" w:unhideWhenUsed="0"/>
+    <w:lsdException w:name="Colorful List Accent 3" w:semiHidden="0" w:uiPriority="72" w:unhideWhenUsed="0"/>
+    <w:lsdException w:name="Colorful Grid Accent 3" w:semiHidden="0" w:uiPriority="73" w:unhideWhenUsed="0"/>
+    <w:lsdException w:name="Light Shading Accent 4" w:semiHidden="0" w:uiPriority="60" w:unhideWhenUsed="0"/>
+    <w:lsdException w:name="Light List Accent 4" w:semiHidden="0" w:uiPriority="61" w:unhideWhenUsed="0"/>
+    <w:lsdException w:name="Light Grid Accent 4" w:semiHidden="0" w:uiPriority="62" w:unhideWhenUsed="0"/>
+    <w:lsdException w:name="Medium Shading 1 Accent 4" w:semiHidden="0" w:uiPriority="63" w:unhideWhenUsed="0"/>
+    <w:lsdException w:name="Medium Shading 2 Accent 4" w:semiHidden="0" w:uiPriority="64" w:unhideWhenUsed="0"/>
+    <w:lsdException w:name="Medium List 1 Accent 4" w:semiHidden="0" w:uiPriority="65" w:unhideWhenUsed="0"/>
+    <w:lsdException w:name="Medium List 2 Accent 4" w:semiHidden="0" w:uiPriority="66" w:unhideWhenUsed="0"/>
+    <w:lsdException w:name="Medium Grid 1 Accent 4" w:semiHidden="0" w:uiPriority="67" w:unhideWhenUsed="0"/>
+    <w:lsdException w:name="Medium Grid 2 Accent 4" w:semiHidden="0" w:uiPriority="68" w:unhideWhenUsed="0"/>
+    <w:lsdException w:name="Medium Grid 3 Accent 4" w:semiHidden="0" w:uiPriority="69" w:unhideWhenUsed="0"/>
+    <w:lsdException w:name="Dark List Accent 4" w:semiHidden="0" w:uiPriority="70" w:unhideWhenUsed="0"/>
+    <w:lsdException w:name="Colorful Shading Accent 4" w:semiHidden="0" w:uiPriority="71" w:unhideWhenUsed="0"/>
+    <w:lsdException w:name="Colorful List Accent 4" w:semiHidden="0" w:uiPriority="72" w:unhideWhenUsed="0"/>
+    <w:lsdException w:name="Colorful Grid Accent 4" w:semiHidden="0" w:uiPriority="73" w:unhideWhenUsed="0"/>
+    <w:lsdException w:name="Light Shading Accent 5" w:semiHidden="0" w:uiPriority="60" w:unhideWhenUsed="0"/>
+    <w:lsdException w:name="Light List Accent 5" w:semiHidden="0" w:uiPriority="61" w:unhideWhenUsed="0"/>
+    <w:lsdException w:name="Light Grid Accent 5" w:semiHidden="0" w:uiPriority="62" w:unhideWhenUsed="0"/>
+    <w:lsdException w:name="Medium Shading 1 Accent 5" w:semiHidden="0" w:uiPriority="63" w:unhideWhenUsed="0"/>
+    <w:lsdException w:name="Medium Shading 2 Accent 5" w:semiHidden="0" w:uiPriority="64" w:unhideWhenUsed="0"/>
+    <w:lsdException w:name="Medium List 1 Accent 5" w:semiHidden="0" w:uiPriority="65" w:unhideWhenUsed="0"/>
+    <w:lsdException w:name="Medium List 2 Accent 5" w:semiHidden="0" w:uiPriority="66" w:unhideWhenUsed="0"/>
+    <w:lsdException w:name="Medium Grid 1 Accent 5" w:semiHidden="0" w:uiPriority="67" w:unhideWhenUsed="0"/>
+    <w:lsdException w:name="Medium Grid 2 Accent 5" w:semiHidden="0" w:uiPriority="68" w:unhideWhenUsed="0"/>
+    <w:lsdException w:name="Medium Grid 3 Accent 5" w:semiHidden="0" w:uiPriority="69" w:unhideWhenUsed="0"/>
+    <w:lsdException w:name="Dark List Accent 5" w:semiHidden="0" w:uiPriority="70" w:unhideWhenUsed="0"/>
+    <w:lsdException w:name="Colorful Shading Accent 5" w:semiHidden="0" w:uiPriority="71" w:unhideWhenUsed="0"/>
+    <w:lsdException w:name="Colorful List Accent 5" w:semiHidden="0" w:uiPriority="72" w:unhideWhenUsed="0"/>
+    <w:lsdException w:name="Colorful Grid Accent 5" w:semiHidden="0" w:uiPriority="73" w:unhideWhenUsed="0"/>
+    <w:lsdException w:name="Light Shading Accent 6" w:semiHidden="0" w:uiPriority="60" w:unhideWhenUsed="0"/>
+    <w:lsdException w:name="Light List Accent 6" w:semiHidden="0" w:uiPriority="61" w:unhideWhenUsed="0"/>
+    <w:lsdException w:name="Light Grid Accent 6" w:semiHidden="0" w:uiPriority="62" w:unhideWhenUsed="0"/>
+    <w:lsdException w:name="Medium Shading 1 Accent 6" w:semiHidden="0" w:uiPriority="63" w:unhideWhenUsed="0"/>
+    <w:lsdException w:name="Medium Shading 2 Accent 6" w:semiHidden="0" w:uiPriority="64" w:unhideWhenUsed="0"/>
+    <w:lsdException w:name="Medium List 1 Accent 6" w:semiHidden="0" w:uiPriority="65" w:unhideWhenUsed="0"/>
+    <w:lsdException w:name="Medium List 2 Accent 6" w:semiHidden="0" w:uiPriority="66" w:unhideWhenUsed="0"/>
+    <w:lsdException w:name="Medium Grid 1 Accent 6" w:semiHidden="0" w:uiPriority="67" w:unhideWhenUsed="0"/>
+    <w:lsdException w:name="Medium Grid 2 Accent 6" w:semiHidden="0" w:uiPriority="68" w:unhideWhenUsed="0"/>
+    <w:lsdException w:name="Medium Grid 3 Accent 6" w:semiHidden="0" w:uiPriority="69" w:unhideWhenUsed="0"/>
+    <w:lsdException w:name="Dark List Accent 6" w:semiHidden="0" w:uiPriority="70" w:unhideWhenUsed="0"/>
+    <w:lsdException w:name="Colorful Shading Accent 6" w:semiHidden="0" w:uiPriority="71" w:unhideWhenUsed="0"/>
+    <w:lsdException w:name="Colorful List Accent 6" w:semiHidden="0" w:uiPriority="72" w:unhideWhenUsed="0"/>
+    <w:lsdException w:name="Colorful Grid Accent 6" w:semiHidden="0" w:uiPriority="73" w:unhideWhenUsed="0"/>
+    <w:lsdException w:name="Subtle Emphasis" w:semiHidden="0" w:uiPriority="19" w:unhideWhenUsed="0" w:qFormat="1"/>
+    <w:lsdException w:name="Intense Emphasis" w:semiHidden="0" w:uiPriority="21" w:unhideWhenUsed="0" w:qFormat="1"/>
+    <w:lsdException w:name="Subtle Reference" w:semiHidden="0" w:uiPriority="31" w:unhideWhenUsed="0" w:qFormat="1"/>
+    <w:lsdException w:name="Intense Reference" w:semiHidden="0" w:uiPriority="32" w:unhideWhenUsed="0" w:qFormat="1"/>
+    <w:lsdException w:name="Book Title" w:semiHidden="0" w:uiPriority="33" w:unhideWhenUsed="0" w:qFormat="1"/>
+    <w:lsdException w:name="Bibliography" w:uiPriority="37"/>
+    <w:lsdException w:name="TOC Heading" w:uiPriority="39" w:qFormat="1"/>
+  </w:latentStyles>
+  <w:style w:type="paragraph" w:default="1" w:styleId="a">
+    <w:name w:val="Normal"/>
+    <w:qFormat/>
+    <w:rsid w:val="008C1607"/>
+    <w:pPr>
+      <w:spacing w:after="0" w:line="360" w:lineRule="auto"/>
+      <w:ind w:firstLine="709"/>
+      <w:jc w:val="both"/>
+    </w:pPr>
+    <w:rPr>
+      <w:rFonts w:ascii="Times New Roman" w:hAnsi="Times New Roman" w:cs="Times New Roman"/>
+      <w:sz w:val="28"/>
+      <w:szCs w:val="28"/>
+    </w:rPr>
+  </w:style>
+  <w:style w:type="paragraph" w:styleId="1">
+    <w:name w:val="heading 1"/>
+    <w:basedOn w:val="a"/>
+    <w:next w:val="a"/>
+    <w:link w:val="10"/>
+    <w:uiPriority w:val="9"/>
+    <w:qFormat/>
+    <w:rsid w:val="00AF7CEB"/>
+    <w:pPr>
+      <w:keepNext/>
+      <w:keepLines/>
+      <w:spacing w:before="320" w:line="240" w:lineRule="auto"/>
+      <w:outlineLvl w:val="0"/>
+    </w:pPr>
+    <w:rPr>
+      <w:rFonts w:asciiTheme="majorHAnsi" w:eastAsiaTheme="majorEastAsia" w:hAnsiTheme="majorHAnsi" w:cstheme="majorBidi"/>
+      <w:color w:val="2F5496" w:themeColor="accent1" w:themeShade="BF"/>
+      <w:sz w:val="32"/>
+      <w:szCs w:val="32"/>
+    </w:rPr>
+  </w:style>
+  <w:style w:type="paragraph" w:styleId="2">
+    <w:name w:val="heading 2"/>
+    <w:basedOn w:val="a"/>
+    <w:next w:val="a"/>
+    <w:link w:val="20"/>
+    <w:uiPriority w:val="9"/>
+    <w:semiHidden/>
+    <w:unhideWhenUsed/>
+    <w:qFormat/>
+    <w:rsid w:val="00AF7CEB"/>
+    <w:pPr>
+      <w:keepNext/>
+      <w:keepLines/>
+      <w:spacing w:before="80" w:line="240" w:lineRule="auto"/>
+      <w:outlineLvl w:val="1"/>
+    </w:pPr>
+    <w:rPr>
+      <w:rFonts w:asciiTheme="majorHAnsi" w:eastAsiaTheme="majorEastAsia" w:hAnsiTheme="majorHAnsi" w:cstheme="majorBidi"/>
+      <w:color w:val="404040" w:themeColor="text1" w:themeTint="BF"/>
+    </w:rPr>
+  </w:style>
+  <w:style w:type="paragraph" w:styleId="3">
+    <w:name w:val="heading 3"/>
+    <w:basedOn w:val="a"/>
+    <w:next w:val="a"/>
+    <w:link w:val="30"/>
+    <w:uiPriority w:val="9"/>
+    <w:semiHidden/>
+    <w:unhideWhenUsed/>
+    <w:qFormat/>
+    <w:rsid w:val="00AF7CEB"/>
+    <w:pPr>
+      <w:keepNext/>
+      <w:keepLines/>
+      <w:spacing w:before="40" w:line="240" w:lineRule="auto"/>
+      <w:outlineLvl w:val="2"/>
+    </w:pPr>
+    <w:rPr>
+      <w:rFonts w:asciiTheme="majorHAnsi" w:eastAsiaTheme="majorEastAsia" w:hAnsiTheme="majorHAnsi" w:cstheme="majorBidi"/>
+      <w:color w:val="44546A" w:themeColor="text2"/>
+      <w:sz w:val="24"/>
+      <w:szCs w:val="24"/>
+    </w:rPr>
+  </w:style>
+  <w:style w:type="paragraph" w:styleId="4">
+    <w:name w:val="heading 4"/>
+    <w:basedOn w:val="a"/>
+    <w:next w:val="a"/>
+    <w:link w:val="40"/>
+    <w:uiPriority w:val="9"/>
+    <w:semiHidden/>
+    <w:unhideWhenUsed/>
+    <w:qFormat/>
+    <w:rsid w:val="00AF7CEB"/>
+    <w:pPr>
+      <w:keepNext/>
+      <w:keepLines/>
+      <w:spacing w:before="40"/>
+      <w:outlineLvl w:val="3"/>
+    </w:pPr>
+    <w:rPr>
+      <w:rFonts w:asciiTheme="majorHAnsi" w:eastAsiaTheme="majorEastAsia" w:hAnsiTheme="majorHAnsi" w:cstheme="majorBidi"/>
+      <w:sz w:val="22"/>
+      <w:szCs w:val="22"/>
+    </w:rPr>
+  </w:style>
+  <w:style w:type="paragraph" w:styleId="5">
+    <w:name w:val="heading 5"/>
+    <w:basedOn w:val="a"/>
+    <w:next w:val="a"/>
+    <w:link w:val="50"/>
+    <w:uiPriority w:val="9"/>
+    <w:semiHidden/>
+    <w:unhideWhenUsed/>
+    <w:qFormat/>
+    <w:rsid w:val="00AF7CEB"/>
+    <w:pPr>
+      <w:keepNext/>
+      <w:keepLines/>
+      <w:spacing w:before="40"/>
+      <w:outlineLvl w:val="4"/>
+    </w:pPr>
+    <w:rPr>
+      <w:rFonts w:asciiTheme="majorHAnsi" w:eastAsiaTheme="majorEastAsia" w:hAnsiTheme="majorHAnsi" w:cstheme="majorBidi"/>
+      <w:color w:val="44546A" w:themeColor="text2"/>
+      <w:sz w:val="22"/>
+      <w:szCs w:val="22"/>
+    </w:rPr>
+  </w:style>
+  <w:style w:type="paragraph" w:styleId="6">
+    <w:name w:val="heading 6"/>
+    <w:basedOn w:val="a"/>
+    <w:next w:val="a"/>
+    <w:link w:val="60"/>
+    <w:uiPriority w:val="9"/>
+    <w:semiHidden/>
+    <w:unhideWhenUsed/>
+    <w:qFormat/>
+    <w:rsid w:val="00AF7CEB"/>
+    <w:pPr>
+      <w:keepNext/>
+      <w:keepLines/>
+      <w:spacing w:before="40"/>
+      <w:outlineLvl w:val="5"/>
+    </w:pPr>
+    <w:rPr>
+      <w:rFonts w:asciiTheme="majorHAnsi" w:eastAsiaTheme="majorEastAsia" w:hAnsiTheme="majorHAnsi" w:cstheme="majorBidi"/>
+      <w:i/>
+      <w:iCs/>
+      <w:color w:val="44546A" w:themeColor="text2"/>
+      <w:sz w:val="21"/>
+      <w:szCs w:val="21"/>
+    </w:rPr>
+  </w:style>
+  <w:style w:type="paragraph" w:styleId="7">
+    <w:name w:val="heading 7"/>
+    <w:basedOn w:val="a"/>
+    <w:next w:val="a"/>
+    <w:link w:val="70"/>
+    <w:uiPriority w:val="9"/>
+    <w:semiHidden/>
+    <w:unhideWhenUsed/>
+    <w:qFormat/>
+    <w:rsid w:val="00AF7CEB"/>
+    <w:pPr>
+      <w:keepNext/>
+      <w:keepLines/>
+      <w:spacing w:before="40"/>
+      <w:outlineLvl w:val="6"/>
+    </w:pPr>
+    <w:rPr>
+      <w:rFonts w:asciiTheme="majorHAnsi" w:eastAsiaTheme="majorEastAsia" w:hAnsiTheme="majorHAnsi" w:cstheme="majorBidi"/>
+      <w:i/>
+      <w:iCs/>
+      <w:color w:val="1F3864" w:themeColor="accent1" w:themeShade="80"/>
+      <w:sz w:val="21"/>
+      <w:szCs w:val="21"/>
+    </w:rPr>
+  </w:style>
+  <w:style w:type="paragraph" w:styleId="8">
+    <w:name w:val="heading 8"/>
+    <w:basedOn w:val="a"/>
+    <w:next w:val="a"/>
+    <w:link w:val="80"/>
+    <w:uiPriority w:val="9"/>
+    <w:semiHidden/>
+    <w:unhideWhenUsed/>
+    <w:qFormat/>
+    <w:rsid w:val="00AF7CEB"/>
+    <w:pPr>
+      <w:keepNext/>
+      <w:keepLines/>
+      <w:spacing w:before="40"/>
+      <w:outlineLvl w:val="7"/>
+    </w:pPr>
+    <w:rPr>
+      <w:rFonts w:asciiTheme="majorHAnsi" w:eastAsiaTheme="majorEastAsia" w:hAnsiTheme="majorHAnsi" w:cstheme="majorBidi"/>
+      <w:b/>
+      <w:bCs/>
+      <w:color w:val="44546A" w:themeColor="text2"/>
+    </w:rPr>
+  </w:style>
+  <w:style w:type="paragraph" w:styleId="9">
+    <w:name w:val="heading 9"/>
+    <w:basedOn w:val="a"/>
+    <w:next w:val="a"/>
+    <w:link w:val="90"/>
+    <w:uiPriority w:val="9"/>
+    <w:semiHidden/>
+    <w:unhideWhenUsed/>
+    <w:qFormat/>
+    <w:rsid w:val="00AF7CEB"/>
+    <w:pPr>
+      <w:keepNext/>
+      <w:keepLines/>
+      <w:spacing w:before="40"/>
+      <w:outlineLvl w:val="8"/>
+    </w:pPr>
+    <w:rPr>
+      <w:rFonts w:asciiTheme="majorHAnsi" w:eastAsiaTheme="majorEastAsia" w:hAnsiTheme="majorHAnsi" w:cstheme="majorBidi"/>
+      <w:b/>
+      <w:bCs/>
+      <w:i/>
+      <w:iCs/>
+      <w:color w:val="44546A" w:themeColor="text2"/>
+    </w:rPr>
+  </w:style>
+  <w:style w:type="character" w:default="1" w:styleId="a0">
+    <w:name w:val="Default Paragraph Font"/>
+    <w:uiPriority w:val="1"/>
+    <w:semiHidden/>
+    <w:unhideWhenUsed/>
+  </w:style>
+  <w:style w:type="table" w:default="1" w:styleId="a1">
+    <w:name w:val="Normal Table"/>
+    <w:uiPriority w:val="99"/>
+    <w:semiHidden/>
+    <w:unhideWhenUsed/>
+    <w:tblPr>
+      <w:tblInd w:w="0" w:type="dxa"/>
+      <w:tblCellMar>
+        <w:top w:w="0" w:type="dxa"/>
+        <w:left w:w="108" w:type="dxa"/>
+        <w:bottom w:w="0" w:type="dxa"/>
+        <w:right w:w="108" w:type="dxa"/>
+      </w:tblCellMar>
+    </w:tblPr>
+  </w:style>
+  <w:style w:type="numbering" w:default="1" w:styleId="a2">
+    <w:name w:val="No List"/>
+    <w:uiPriority w:val="99"/>
+    <w:semiHidden/>
+    <w:unhideWhenUsed/>
+  </w:style>
+  <w:style w:type="character" w:customStyle="1" w:styleId="10">
+    <w:name w:val="Заголовок 1 Знак"/>
+    <w:basedOn w:val="a0"/>
+    <w:link w:val="1"/>
+    <w:uiPriority w:val="9"/>
+    <w:rsid w:val="00AF7CEB"/>
+    <w:rPr>
+      <w:rFonts w:asciiTheme="majorHAnsi" w:eastAsiaTheme="majorEastAsia" w:hAnsiTheme="majorHAnsi" w:cstheme="majorBidi"/>
+      <w:color w:val="2F5496" w:themeColor="accent1" w:themeShade="BF"/>
+      <w:sz w:val="32"/>
+      <w:szCs w:val="32"/>
+    </w:rPr>
+  </w:style>
+  <w:style w:type="character" w:customStyle="1" w:styleId="20">
+    <w:name w:val="Заголовок 2 Знак"/>
+    <w:basedOn w:val="a0"/>
+    <w:link w:val="2"/>
+    <w:uiPriority w:val="9"/>
+    <w:semiHidden/>
+    <w:rsid w:val="00AF7CEB"/>
+    <w:rPr>
+      <w:rFonts w:asciiTheme="majorHAnsi" w:eastAsiaTheme="majorEastAsia" w:hAnsiTheme="majorHAnsi" w:cstheme="majorBidi"/>
+      <w:color w:val="404040" w:themeColor="text1" w:themeTint="BF"/>
+      <w:sz w:val="28"/>
+      <w:szCs w:val="28"/>
+    </w:rPr>
+  </w:style>
+  <w:style w:type="character" w:customStyle="1" w:styleId="30">
+    <w:name w:val="Заголовок 3 Знак"/>
+    <w:basedOn w:val="a0"/>
+    <w:link w:val="3"/>
+    <w:uiPriority w:val="9"/>
+    <w:semiHidden/>
+    <w:rsid w:val="00AF7CEB"/>
+    <w:rPr>
+      <w:rFonts w:asciiTheme="majorHAnsi" w:eastAsiaTheme="majorEastAsia" w:hAnsiTheme="majorHAnsi" w:cstheme="majorBidi"/>
+      <w:color w:val="44546A" w:themeColor="text2"/>
+      <w:sz w:val="24"/>
+      <w:szCs w:val="24"/>
+    </w:rPr>
+  </w:style>
+  <w:style w:type="character" w:customStyle="1" w:styleId="40">
+    <w:name w:val="Заголовок 4 Знак"/>
+    <w:basedOn w:val="a0"/>
+    <w:link w:val="4"/>
+    <w:uiPriority w:val="9"/>
+    <w:semiHidden/>
+    <w:rsid w:val="00AF7CEB"/>
+    <w:rPr>
+      <w:rFonts w:asciiTheme="majorHAnsi" w:eastAsiaTheme="majorEastAsia" w:hAnsiTheme="majorHAnsi" w:cstheme="majorBidi"/>
+      <w:sz w:val="22"/>
+      <w:szCs w:val="22"/>
+    </w:rPr>
+  </w:style>
+  <w:style w:type="character" w:customStyle="1" w:styleId="50">
+    <w:name w:val="Заголовок 5 Знак"/>
+    <w:basedOn w:val="a0"/>
+    <w:link w:val="5"/>
+    <w:uiPriority w:val="9"/>
+    <w:semiHidden/>
+    <w:rsid w:val="00AF7CEB"/>
+    <w:rPr>
+      <w:rFonts w:asciiTheme="majorHAnsi" w:eastAsiaTheme="majorEastAsia" w:hAnsiTheme="majorHAnsi" w:cstheme="majorBidi"/>
+      <w:color w:val="44546A" w:themeColor="text2"/>
+      <w:sz w:val="22"/>
+      <w:szCs w:val="22"/>
+    </w:rPr>
+  </w:style>
+  <w:style w:type="character" w:customStyle="1" w:styleId="60">
+    <w:name w:val="Заголовок 6 Знак"/>
+    <w:basedOn w:val="a0"/>
+    <w:link w:val="6"/>
+    <w:uiPriority w:val="9"/>
+    <w:semiHidden/>
+    <w:rsid w:val="00AF7CEB"/>
+    <w:rPr>
+      <w:rFonts w:asciiTheme="majorHAnsi" w:eastAsiaTheme="majorEastAsia" w:hAnsiTheme="majorHAnsi" w:cstheme="majorBidi"/>
+      <w:i/>
+      <w:iCs/>
+      <w:color w:val="44546A" w:themeColor="text2"/>
+      <w:sz w:val="21"/>
+      <w:szCs w:val="21"/>
+    </w:rPr>
+  </w:style>
+  <w:style w:type="character" w:customStyle="1" w:styleId="70">
+    <w:name w:val="Заголовок 7 Знак"/>
+    <w:basedOn w:val="a0"/>
+    <w:link w:val="7"/>
+    <w:uiPriority w:val="9"/>
+    <w:semiHidden/>
+    <w:rsid w:val="00AF7CEB"/>
+    <w:rPr>
+      <w:rFonts w:asciiTheme="majorHAnsi" w:eastAsiaTheme="majorEastAsia" w:hAnsiTheme="majorHAnsi" w:cstheme="majorBidi"/>
+      <w:i/>
+      <w:iCs/>
+      <w:color w:val="1F3864" w:themeColor="accent1" w:themeShade="80"/>
+      <w:sz w:val="21"/>
+      <w:szCs w:val="21"/>
+    </w:rPr>
+  </w:style>
+  <w:style w:type="character" w:customStyle="1" w:styleId="80">
+    <w:name w:val="Заголовок 8 Знак"/>
+    <w:basedOn w:val="a0"/>
+    <w:link w:val="8"/>
+    <w:uiPriority w:val="9"/>
+    <w:semiHidden/>
+    <w:rsid w:val="00AF7CEB"/>
+    <w:rPr>
+      <w:rFonts w:asciiTheme="majorHAnsi" w:eastAsiaTheme="majorEastAsia" w:hAnsiTheme="majorHAnsi" w:cstheme="majorBidi"/>
+      <w:b/>
+      <w:bCs/>
+      <w:color w:val="44546A" w:themeColor="text2"/>
+    </w:rPr>
+  </w:style>
+  <w:style w:type="character" w:customStyle="1" w:styleId="90">
+    <w:name w:val="Заголовок 9 Знак"/>
+    <w:basedOn w:val="a0"/>
+    <w:link w:val="9"/>
+    <w:uiPriority w:val="9"/>
+    <w:semiHidden/>
+    <w:rsid w:val="00AF7CEB"/>
+    <w:rPr>
+      <w:rFonts w:asciiTheme="majorHAnsi" w:eastAsiaTheme="majorEastAsia" w:hAnsiTheme="majorHAnsi" w:cstheme="majorBidi"/>
+      <w:b/>
+      <w:bCs/>
+      <w:i/>
+      <w:iCs/>
+      <w:color w:val="44546A" w:themeColor="text2"/>
+    </w:rPr>
+  </w:style>
+  <w:style w:type="paragraph" w:styleId="a3">
+    <w:name w:val="caption"/>
+    <w:basedOn w:val="a"/>
+    <w:next w:val="a"/>
+    <w:uiPriority w:val="35"/>
+    <w:semiHidden/>
+    <w:unhideWhenUsed/>
+    <w:qFormat/>
+    <w:rsid w:val="00AF7CEB"/>
+    <w:pPr>
+      <w:spacing w:line="240" w:lineRule="auto"/>
+    </w:pPr>
+    <w:rPr>
+      <w:b/>
+      <w:bCs/>
+      <w:smallCaps/>
+      <w:color w:val="595959" w:themeColor="text1" w:themeTint="A6"/>
+      <w:spacing w:val="6"/>
+    </w:rPr>
+  </w:style>
+  <w:style w:type="paragraph" w:styleId="a4">
+    <w:name w:val="Title"/>
+    <w:basedOn w:val="a"/>
+    <w:next w:val="a"/>
+    <w:link w:val="a5"/>
+    <w:uiPriority w:val="10"/>
+    <w:qFormat/>
+    <w:rsid w:val="00AF7CEB"/>
+    <w:pPr>
+      <w:spacing w:line="240" w:lineRule="auto"/>
+      <w:contextualSpacing/>
+    </w:pPr>
+    <w:rPr>
+      <w:rFonts w:asciiTheme="majorHAnsi" w:eastAsiaTheme="majorEastAsia" w:hAnsiTheme="majorHAnsi" w:cstheme="majorBidi"/>
+      <w:color w:val="4472C4" w:themeColor="accent1"/>
+      <w:spacing w:val="-10"/>
+      <w:sz w:val="56"/>
+      <w:szCs w:val="56"/>
+    </w:rPr>
+  </w:style>
+  <w:style w:type="character" w:customStyle="1" w:styleId="a5">
+    <w:name w:val="Название Знак"/>
+    <w:basedOn w:val="a0"/>
+    <w:link w:val="a4"/>
+    <w:uiPriority w:val="10"/>
+    <w:rsid w:val="00AF7CEB"/>
+    <w:rPr>
+      <w:rFonts w:asciiTheme="majorHAnsi" w:eastAsiaTheme="majorEastAsia" w:hAnsiTheme="majorHAnsi" w:cstheme="majorBidi"/>
+      <w:color w:val="4472C4" w:themeColor="accent1"/>
+      <w:spacing w:val="-10"/>
+      <w:sz w:val="56"/>
+      <w:szCs w:val="56"/>
+    </w:rPr>
+  </w:style>
+  <w:style w:type="paragraph" w:styleId="a6">
+    <w:name w:val="Subtitle"/>
+    <w:basedOn w:val="a"/>
+    <w:next w:val="a"/>
+    <w:link w:val="a7"/>
+    <w:uiPriority w:val="11"/>
+    <w:qFormat/>
+    <w:rsid w:val="00AF7CEB"/>
+    <w:pPr>
+      <w:numPr>
+        <w:ilvl w:val="1"/>
+      </w:numPr>
+      <w:spacing w:line="240" w:lineRule="auto"/>
+      <w:ind w:firstLine="709"/>
+    </w:pPr>
+    <w:rPr>
+      <w:rFonts w:asciiTheme="majorHAnsi" w:eastAsiaTheme="majorEastAsia" w:hAnsiTheme="majorHAnsi" w:cstheme="majorBidi"/>
+      <w:sz w:val="24"/>
+      <w:szCs w:val="24"/>
+    </w:rPr>
+  </w:style>
+  <w:style w:type="character" w:customStyle="1" w:styleId="a7">
+    <w:name w:val="Подзаголовок Знак"/>
+    <w:basedOn w:val="a0"/>
+    <w:link w:val="a6"/>
+    <w:uiPriority w:val="11"/>
+    <w:rsid w:val="00AF7CEB"/>
+    <w:rPr>
+      <w:rFonts w:asciiTheme="majorHAnsi" w:eastAsiaTheme="majorEastAsia" w:hAnsiTheme="majorHAnsi" w:cstheme="majorBidi"/>
+      <w:sz w:val="24"/>
+      <w:szCs w:val="24"/>
+    </w:rPr>
+  </w:style>
+  <w:style w:type="character" w:styleId="a8">
+    <w:name w:val="Strong"/>
+    <w:basedOn w:val="a0"/>
+    <w:uiPriority w:val="22"/>
+    <w:qFormat/>
+    <w:rsid w:val="00AF7CEB"/>
+    <w:rPr>
+      <w:b/>
+      <w:bCs/>
+    </w:rPr>
+  </w:style>
+  <w:style w:type="character" w:styleId="a9">
+    <w:name w:val="Emphasis"/>
+    <w:basedOn w:val="a0"/>
+    <w:uiPriority w:val="20"/>
+    <w:qFormat/>
+    <w:rsid w:val="00AF7CEB"/>
+    <w:rPr>
+      <w:i/>
+      <w:iCs/>
+    </w:rPr>
+  </w:style>
+  <w:style w:type="paragraph" w:styleId="aa">
+    <w:name w:val="No Spacing"/>
+    <w:uiPriority w:val="1"/>
+    <w:qFormat/>
+    <w:rsid w:val="00AF7CEB"/>
+    <w:pPr>
+      <w:spacing w:after="0" w:line="240" w:lineRule="auto"/>
+    </w:pPr>
+  </w:style>
+  <w:style w:type="paragraph" w:styleId="21">
+    <w:name w:val="Quote"/>
+    <w:basedOn w:val="a"/>
+    <w:next w:val="a"/>
+    <w:link w:val="22"/>
+    <w:uiPriority w:val="29"/>
+    <w:qFormat/>
+    <w:rsid w:val="00AF7CEB"/>
+    <w:pPr>
+      <w:spacing w:before="160"/>
+      <w:ind w:left="720" w:right="720"/>
+    </w:pPr>
+    <w:rPr>
+      <w:i/>
+      <w:iCs/>
+      <w:color w:val="404040" w:themeColor="text1" w:themeTint="BF"/>
+    </w:rPr>
+  </w:style>
+  <w:style w:type="character" w:customStyle="1" w:styleId="22">
+    <w:name w:val="Цитата 2 Знак"/>
+    <w:basedOn w:val="a0"/>
+    <w:link w:val="21"/>
+    <w:uiPriority w:val="29"/>
+    <w:rsid w:val="00AF7CEB"/>
+    <w:rPr>
+      <w:i/>
+      <w:iCs/>
+      <w:color w:val="404040" w:themeColor="text1" w:themeTint="BF"/>
+    </w:rPr>
+  </w:style>
+  <w:style w:type="paragraph" w:styleId="ab">
+    <w:name w:val="Intense Quote"/>
+    <w:basedOn w:val="a"/>
+    <w:next w:val="a"/>
+    <w:link w:val="ac"/>
+    <w:uiPriority w:val="30"/>
+    <w:qFormat/>
+    <w:rsid w:val="00AF7CEB"/>
+    <w:pPr>
+      <w:pBdr>
+        <w:left w:val="single" w:sz="18" w:space="12" w:color="4472C4" w:themeColor="accent1"/>
+      </w:pBdr>
+      <w:spacing w:before="100" w:beforeAutospacing="1" w:line="300" w:lineRule="auto"/>
+      <w:ind w:left="1224" w:right="1224"/>
+    </w:pPr>
+    <w:rPr>
+      <w:rFonts w:asciiTheme="majorHAnsi" w:eastAsiaTheme="majorEastAsia" w:hAnsiTheme="majorHAnsi" w:cstheme="majorBidi"/>
+      <w:color w:val="4472C4" w:themeColor="accent1"/>
+    </w:rPr>
+  </w:style>
+  <w:style w:type="character" w:customStyle="1" w:styleId="ac">
+    <w:name w:val="Выделенная цитата Знак"/>
+    <w:basedOn w:val="a0"/>
+    <w:link w:val="ab"/>
+    <w:uiPriority w:val="30"/>
+    <w:rsid w:val="00AF7CEB"/>
+    <w:rPr>
+      <w:rFonts w:asciiTheme="majorHAnsi" w:eastAsiaTheme="majorEastAsia" w:hAnsiTheme="majorHAnsi" w:cstheme="majorBidi"/>
+      <w:color w:val="4472C4" w:themeColor="accent1"/>
+      <w:sz w:val="28"/>
+      <w:szCs w:val="28"/>
+    </w:rPr>
+  </w:style>
+  <w:style w:type="character" w:styleId="ad">
+    <w:name w:val="Subtle Emphasis"/>
+    <w:basedOn w:val="a0"/>
+    <w:uiPriority w:val="19"/>
+    <w:qFormat/>
+    <w:rsid w:val="00AF7CEB"/>
+    <w:rPr>
+      <w:i/>
+      <w:iCs/>
+      <w:color w:val="404040" w:themeColor="text1" w:themeTint="BF"/>
+    </w:rPr>
+  </w:style>
+  <w:style w:type="character" w:styleId="ae">
+    <w:name w:val="Intense Emphasis"/>
+    <w:basedOn w:val="a0"/>
+    <w:uiPriority w:val="21"/>
+    <w:qFormat/>
+    <w:rsid w:val="00AF7CEB"/>
+    <w:rPr>
+      <w:b/>
+      <w:bCs/>
+      <w:i/>
+      <w:iCs/>
+    </w:rPr>
+  </w:style>
+  <w:style w:type="character" w:styleId="af">
+    <w:name w:val="Subtle Reference"/>
+    <w:basedOn w:val="a0"/>
+    <w:uiPriority w:val="31"/>
+    <w:qFormat/>
+    <w:rsid w:val="00AF7CEB"/>
+    <w:rPr>
+      <w:smallCaps/>
+      <w:color w:val="404040" w:themeColor="text1" w:themeTint="BF"/>
+      <w:u w:val="single" w:color="7F7F7F" w:themeColor="text1" w:themeTint="80"/>
+    </w:rPr>
+  </w:style>
+  <w:style w:type="character" w:styleId="af0">
+    <w:name w:val="Intense Reference"/>
+    <w:basedOn w:val="a0"/>
+    <w:uiPriority w:val="32"/>
+    <w:qFormat/>
+    <w:rsid w:val="00AF7CEB"/>
+    <w:rPr>
+      <w:b/>
+      <w:bCs/>
+      <w:smallCaps/>
+      <w:spacing w:val="5"/>
+      <w:u w:val="single"/>
+    </w:rPr>
+  </w:style>
+  <w:style w:type="character" w:styleId="af1">
+    <w:name w:val="Book Title"/>
+    <w:basedOn w:val="a0"/>
+    <w:uiPriority w:val="33"/>
+    <w:qFormat/>
+    <w:rsid w:val="00AF7CEB"/>
+    <w:rPr>
+      <w:b/>
+      <w:bCs/>
+      <w:smallCaps/>
+    </w:rPr>
+  </w:style>
+  <w:style w:type="paragraph" w:styleId="af2">
+    <w:name w:val="TOC Heading"/>
+    <w:basedOn w:val="1"/>
+    <w:next w:val="a"/>
+    <w:uiPriority w:val="39"/>
+    <w:unhideWhenUsed/>
+    <w:qFormat/>
+    <w:rsid w:val="00AF7CEB"/>
+    <w:pPr>
+      <w:outlineLvl w:val="9"/>
+    </w:pPr>
+  </w:style>
+  <w:style w:type="paragraph" w:styleId="af3">
+    <w:name w:val="Balloon Text"/>
+    <w:basedOn w:val="a"/>
+    <w:link w:val="af4"/>
+    <w:uiPriority w:val="99"/>
+    <w:semiHidden/>
+    <w:unhideWhenUsed/>
+    <w:rsid w:val="004733DC"/>
+    <w:pPr>
+      <w:spacing w:line="240" w:lineRule="auto"/>
+    </w:pPr>
+    <w:rPr>
+      <w:rFonts w:ascii="Segoe UI" w:hAnsi="Segoe UI" w:cs="Segoe UI"/>
+      <w:sz w:val="18"/>
+      <w:szCs w:val="18"/>
+    </w:rPr>
+  </w:style>
+  <w:style w:type="character" w:customStyle="1" w:styleId="af4">
+    <w:name w:val="Текст выноски Знак"/>
+    <w:basedOn w:val="a0"/>
+    <w:link w:val="af3"/>
+    <w:uiPriority w:val="99"/>
+    <w:semiHidden/>
+    <w:rsid w:val="004733DC"/>
+    <w:rPr>
+      <w:rFonts w:ascii="Segoe UI" w:hAnsi="Segoe UI" w:cs="Segoe UI"/>
+      <w:sz w:val="18"/>
+      <w:szCs w:val="18"/>
+    </w:rPr>
+  </w:style>
+  <w:style w:type="paragraph" w:customStyle="1" w:styleId="11">
+    <w:name w:val="Заг1"/>
+    <w:basedOn w:val="1"/>
+    <w:next w:val="a"/>
+    <w:link w:val="12"/>
+    <w:qFormat/>
+    <w:rsid w:val="00130FDF"/>
+    <w:pPr>
+      <w:pageBreakBefore/>
+      <w:spacing w:before="0" w:line="360" w:lineRule="auto"/>
+      <w:ind w:firstLine="0"/>
+      <w:jc w:val="center"/>
+    </w:pPr>
+    <w:rPr>
+      <w:rFonts w:ascii="Times New Roman" w:hAnsi="Times New Roman"/>
+      <w:b/>
+      <w:color w:val="000000" w:themeColor="text1"/>
+      <w:sz w:val="28"/>
+    </w:rPr>
+  </w:style>
+  <w:style w:type="paragraph" w:customStyle="1" w:styleId="13">
+    <w:name w:val="Подзаг1"/>
+    <w:basedOn w:val="a"/>
+    <w:next w:val="a"/>
+    <w:link w:val="14"/>
+    <w:qFormat/>
+    <w:rsid w:val="004733DC"/>
+    <w:pPr>
+      <w:outlineLvl w:val="1"/>
+    </w:pPr>
+    <w:rPr>
+      <w:b/>
+    </w:rPr>
+  </w:style>
+  <w:style w:type="character" w:customStyle="1" w:styleId="12">
+    <w:name w:val="Заг1 Знак"/>
+    <w:basedOn w:val="a0"/>
+    <w:link w:val="11"/>
+    <w:rsid w:val="00130FDF"/>
+    <w:rPr>
+      <w:rFonts w:ascii="Times New Roman" w:eastAsiaTheme="majorEastAsia" w:hAnsi="Times New Roman" w:cstheme="majorBidi"/>
+      <w:b/>
+      <w:color w:val="000000" w:themeColor="text1"/>
+      <w:sz w:val="28"/>
+      <w:szCs w:val="32"/>
+    </w:rPr>
+  </w:style>
+  <w:style w:type="paragraph" w:styleId="15">
+    <w:name w:val="toc 1"/>
+    <w:basedOn w:val="a"/>
+    <w:next w:val="a"/>
+    <w:autoRedefine/>
+    <w:uiPriority w:val="39"/>
+    <w:unhideWhenUsed/>
+    <w:rsid w:val="00585846"/>
+    <w:pPr>
+      <w:tabs>
+        <w:tab w:val="right" w:leader="dot" w:pos="9628"/>
+      </w:tabs>
+      <w:spacing w:after="100"/>
+      <w:ind w:firstLine="0"/>
+      <w:jc w:val="left"/>
+    </w:pPr>
+  </w:style>
+  <w:style w:type="character" w:customStyle="1" w:styleId="14">
+    <w:name w:val="Подзаг1 Знак"/>
+    <w:basedOn w:val="a0"/>
+    <w:link w:val="13"/>
+    <w:rsid w:val="004733DC"/>
+    <w:rPr>
+      <w:rFonts w:ascii="Times New Roman" w:hAnsi="Times New Roman" w:cs="Times New Roman"/>
+      <w:b/>
+      <w:sz w:val="28"/>
+      <w:szCs w:val="28"/>
+    </w:rPr>
+  </w:style>
+  <w:style w:type="paragraph" w:styleId="23">
+    <w:name w:val="toc 2"/>
+    <w:basedOn w:val="a"/>
+    <w:next w:val="a"/>
+    <w:autoRedefine/>
+    <w:uiPriority w:val="39"/>
+    <w:unhideWhenUsed/>
+    <w:rsid w:val="00585846"/>
+    <w:pPr>
+      <w:tabs>
+        <w:tab w:val="right" w:leader="dot" w:pos="9628"/>
+      </w:tabs>
+      <w:spacing w:after="100"/>
+      <w:jc w:val="left"/>
+    </w:pPr>
+  </w:style>
+  <w:style w:type="character" w:styleId="af5">
+    <w:name w:val="Hyperlink"/>
+    <w:basedOn w:val="a0"/>
+    <w:uiPriority w:val="99"/>
+    <w:unhideWhenUsed/>
+    <w:rsid w:val="00DC171B"/>
+    <w:rPr>
+      <w:color w:val="0563C1" w:themeColor="hyperlink"/>
+      <w:u w:val="single"/>
+    </w:rPr>
+  </w:style>
+  <w:style w:type="paragraph" w:styleId="af6">
+    <w:name w:val="header"/>
+    <w:basedOn w:val="a"/>
+    <w:link w:val="af7"/>
+    <w:uiPriority w:val="99"/>
+    <w:unhideWhenUsed/>
+    <w:rsid w:val="00140328"/>
+    <w:pPr>
+      <w:tabs>
+        <w:tab w:val="center" w:pos="4677"/>
+        <w:tab w:val="right" w:pos="9355"/>
+      </w:tabs>
+      <w:spacing w:line="240" w:lineRule="auto"/>
+    </w:pPr>
+  </w:style>
+  <w:style w:type="character" w:customStyle="1" w:styleId="af7">
+    <w:name w:val="Верхний колонтитул Знак"/>
+    <w:basedOn w:val="a0"/>
+    <w:link w:val="af6"/>
+    <w:uiPriority w:val="99"/>
+    <w:rsid w:val="00140328"/>
+    <w:rPr>
+      <w:rFonts w:ascii="Times New Roman" w:hAnsi="Times New Roman" w:cs="Times New Roman"/>
+      <w:sz w:val="28"/>
+      <w:szCs w:val="28"/>
+    </w:rPr>
+  </w:style>
+  <w:style w:type="paragraph" w:styleId="af8">
+    <w:name w:val="footer"/>
+    <w:basedOn w:val="a"/>
+    <w:link w:val="af9"/>
+    <w:uiPriority w:val="99"/>
+    <w:unhideWhenUsed/>
+    <w:rsid w:val="00140328"/>
+    <w:pPr>
+      <w:tabs>
+        <w:tab w:val="center" w:pos="4677"/>
+        <w:tab w:val="right" w:pos="9355"/>
+      </w:tabs>
+      <w:spacing w:line="240" w:lineRule="auto"/>
+    </w:pPr>
+  </w:style>
+  <w:style w:type="character" w:customStyle="1" w:styleId="af9">
+    <w:name w:val="Нижний колонтитул Знак"/>
+    <w:basedOn w:val="a0"/>
+    <w:link w:val="af8"/>
+    <w:uiPriority w:val="99"/>
+    <w:rsid w:val="00140328"/>
+    <w:rPr>
+      <w:rFonts w:ascii="Times New Roman" w:hAnsi="Times New Roman" w:cs="Times New Roman"/>
+      <w:sz w:val="28"/>
+      <w:szCs w:val="28"/>
+    </w:rPr>
+  </w:style>
+  <w:style w:type="paragraph" w:customStyle="1" w:styleId="afa">
+    <w:name w:val="Рисунок"/>
+    <w:basedOn w:val="a"/>
+    <w:link w:val="afb"/>
+    <w:qFormat/>
+    <w:rsid w:val="00BC7457"/>
+    <w:pPr>
+      <w:keepNext/>
+      <w:keepLines/>
+      <w:ind w:firstLine="0"/>
+      <w:jc w:val="center"/>
+    </w:pPr>
+    <w:rPr>
+      <w:noProof/>
+    </w:rPr>
+  </w:style>
+  <w:style w:type="character" w:customStyle="1" w:styleId="afb">
+    <w:name w:val="Рисунок Знак"/>
+    <w:basedOn w:val="a0"/>
+    <w:link w:val="afa"/>
+    <w:rsid w:val="00BC7457"/>
+    <w:rPr>
+      <w:rFonts w:ascii="Times New Roman" w:hAnsi="Times New Roman" w:cs="Times New Roman"/>
+      <w:noProof/>
+      <w:sz w:val="28"/>
+      <w:szCs w:val="28"/>
+    </w:rPr>
+  </w:style>
+  <w:style w:type="paragraph" w:styleId="afc">
+    <w:name w:val="List Paragraph"/>
+    <w:basedOn w:val="a"/>
+    <w:uiPriority w:val="34"/>
+    <w:qFormat/>
+    <w:rsid w:val="00633F66"/>
+    <w:pPr>
+      <w:ind w:left="720"/>
+      <w:contextualSpacing/>
+    </w:pPr>
+  </w:style>
+  <w:style w:type="character" w:customStyle="1" w:styleId="16">
+    <w:name w:val="Неразрешенное упоминание1"/>
+    <w:basedOn w:val="a0"/>
+    <w:uiPriority w:val="99"/>
+    <w:semiHidden/>
+    <w:unhideWhenUsed/>
+    <w:rsid w:val="0069596D"/>
+    <w:rPr>
+      <w:color w:val="605E5C"/>
+      <w:shd w:val="clear" w:color="auto" w:fill="E1DFDD"/>
+    </w:rPr>
+  </w:style>
+  <w:style w:type="paragraph" w:customStyle="1" w:styleId="24">
+    <w:name w:val="Подзаг 2"/>
+    <w:basedOn w:val="a"/>
+    <w:next w:val="a"/>
+    <w:link w:val="25"/>
+    <w:qFormat/>
+    <w:rsid w:val="00F92AF7"/>
+    <w:rPr>
+      <w:b/>
+    </w:rPr>
+  </w:style>
+  <w:style w:type="character" w:customStyle="1" w:styleId="25">
+    <w:name w:val="Подзаг 2 Знак"/>
+    <w:basedOn w:val="a0"/>
+    <w:link w:val="24"/>
+    <w:rsid w:val="00F92AF7"/>
+    <w:rPr>
+      <w:rFonts w:ascii="Times New Roman" w:hAnsi="Times New Roman" w:cs="Times New Roman"/>
+      <w:b/>
+      <w:sz w:val="28"/>
+      <w:szCs w:val="28"/>
+    </w:rPr>
+  </w:style>
+  <w:style w:type="paragraph" w:styleId="31">
+    <w:name w:val="toc 3"/>
+    <w:basedOn w:val="a"/>
+    <w:next w:val="a"/>
+    <w:autoRedefine/>
+    <w:uiPriority w:val="39"/>
+    <w:unhideWhenUsed/>
+    <w:rsid w:val="00585846"/>
+    <w:pPr>
+      <w:spacing w:after="100"/>
+      <w:ind w:left="560"/>
+    </w:pPr>
+  </w:style>
+  <w:style w:type="character" w:customStyle="1" w:styleId="26">
+    <w:name w:val="Неразрешенное упоминание2"/>
+    <w:basedOn w:val="a0"/>
+    <w:uiPriority w:val="99"/>
+    <w:semiHidden/>
+    <w:unhideWhenUsed/>
+    <w:rsid w:val="00420677"/>
+    <w:rPr>
+      <w:color w:val="605E5C"/>
+      <w:shd w:val="clear" w:color="auto" w:fill="E1DFDD"/>
+    </w:rPr>
+  </w:style>
+  <w:style w:type="character" w:styleId="afd">
+    <w:name w:val="FollowedHyperlink"/>
+    <w:basedOn w:val="a0"/>
+    <w:uiPriority w:val="99"/>
+    <w:semiHidden/>
+    <w:unhideWhenUsed/>
+    <w:rsid w:val="00007D4F"/>
+    <w:rPr>
+      <w:color w:val="954F72" w:themeColor="followedHyperlink"/>
+      <w:u w:val="single"/>
+    </w:rPr>
+  </w:style>
+  <w:style w:type="table" w:styleId="afe">
+    <w:name w:val="Table Grid"/>
+    <w:basedOn w:val="a1"/>
+    <w:uiPriority w:val="39"/>
+    <w:qFormat/>
+    <w:rsid w:val="001310D1"/>
+    <w:pPr>
+      <w:spacing w:after="0" w:line="240" w:lineRule="auto"/>
+    </w:pPr>
+    <w:rPr>
+      <w:rFonts w:eastAsiaTheme="minorHAnsi"/>
+      <w:sz w:val="22"/>
+      <w:szCs w:val="22"/>
+    </w:rPr>
+    <w:tblPr>
+      <w:tblInd w:w="0" w:type="dxa"/>
+      <w:tblBorders>
+        <w:top w:val="single" w:sz="4" w:space="0" w:color="auto"/>
+        <w:left w:val="single" w:sz="4" w:space="0" w:color="auto"/>
+        <w:bottom w:val="single" w:sz="4" w:space="0" w:color="auto"/>
+        <w:right w:val="single" w:sz="4" w:space="0" w:color="auto"/>
+        <w:insideH w:val="single" w:sz="4" w:space="0" w:color="auto"/>
+        <w:insideV w:val="single" w:sz="4" w:space="0" w:color="auto"/>
+      </w:tblBorders>
+      <w:tblCellMar>
+        <w:top w:w="0" w:type="dxa"/>
+        <w:left w:w="108" w:type="dxa"/>
+        <w:bottom w:w="0" w:type="dxa"/>
+        <w:right w:w="108" w:type="dxa"/>
+      </w:tblCellMar>
     </w:tblPr>
   </w:style>
 </w:styles>
@@ -8056,7 +8920,7 @@
   <a:extraClrSchemeLst/>
   <a:extLst>
     <a:ext uri="{05A4C25C-085E-4340-85A3-A5531E510DB2}">
-      <thm15:themeFamily xmlns:thm15="http://schemas.microsoft.com/office/thememl/2012/main" name="Office Theme" id="{62F939B6-93AF-4DB8-9C6B-D6C7DFDC589F}" vid="{4A3C46E8-61CC-4603-A589-7422A47A8E4A}"/>
+      <thm15:themeFamily xmlns:thm15="http://schemas.microsoft.com/office/thememl/2012/main" xmlns="" name="Office Theme" id="{62F939B6-93AF-4DB8-9C6B-D6C7DFDC589F}" vid="{4A3C46E8-61CC-4603-A589-7422A47A8E4A}"/>
     </a:ext>
   </a:extLst>
 </a:theme>
@@ -8067,7 +8931,7 @@
 </file>
 
 <file path=customXml/itemProps1.xml><?xml version="1.0" encoding="utf-8"?>
-<ds:datastoreItem xmlns:ds="http://schemas.openxmlformats.org/officeDocument/2006/customXml" ds:itemID="{46A89DFA-7E05-4EAC-98DA-1972ED31CAE2}">
+<ds:datastoreItem xmlns:ds="http://schemas.openxmlformats.org/officeDocument/2006/customXml" ds:itemID="{58D2F052-1D30-44B0-A079-B02DA18A8284}">
   <ds:schemaRefs>
     <ds:schemaRef ds:uri="http://schemas.openxmlformats.org/officeDocument/2006/bibliography"/>
   </ds:schemaRefs>
